--- a/docs/ПС ОРСАПР.docx
+++ b/docs/ПС ОРСАПР.docx
@@ -790,6 +790,7 @@
         </w:rPr>
         <w:t xml:space="preserve"> </w:t>
       </w:r>
+      <w:proofErr w:type="spellStart"/>
       <w:r>
         <w:rPr>
           <w:rFonts w:eastAsia="Times New Roman" w:cs="Times New Roman"/>
@@ -797,7 +798,17 @@
           <w:szCs w:val="28"/>
           <w:lang w:eastAsia="ru-RU"/>
         </w:rPr>
-        <w:t>Калентьев А.А.</w:t>
+        <w:t>Калентьев</w:t>
+      </w:r>
+      <w:proofErr w:type="spellEnd"/>
+      <w:r>
+        <w:rPr>
+          <w:rFonts w:eastAsia="Times New Roman" w:cs="Times New Roman"/>
+          <w:color w:val="000000"/>
+          <w:szCs w:val="28"/>
+          <w:lang w:eastAsia="ru-RU"/>
+        </w:rPr>
+        <w:t xml:space="preserve"> А.А.</w:t>
       </w:r>
     </w:p>
     <w:p>
@@ -2513,7 +2524,27 @@
           <w:szCs w:val="28"/>
           <w:lang w:eastAsia="ru-RU"/>
         </w:rPr>
-        <w:t>встречаются Autodesk Inventor, SOLIDWORKS и другие.</w:t>
+        <w:t>встречаются Autodesk </w:t>
+      </w:r>
+      <w:proofErr w:type="spellStart"/>
+      <w:r>
+        <w:rPr>
+          <w:rFonts w:eastAsia="Times New Roman" w:cs="Times New Roman"/>
+          <w:color w:val="000000"/>
+          <w:szCs w:val="28"/>
+          <w:lang w:eastAsia="ru-RU"/>
+        </w:rPr>
+        <w:t>Inventor</w:t>
+      </w:r>
+      <w:proofErr w:type="spellEnd"/>
+      <w:r>
+        <w:rPr>
+          <w:rFonts w:eastAsia="Times New Roman" w:cs="Times New Roman"/>
+          <w:color w:val="000000"/>
+          <w:szCs w:val="28"/>
+          <w:lang w:eastAsia="ru-RU"/>
+        </w:rPr>
+        <w:t>, SOLIDWORKS и другие.</w:t>
       </w:r>
     </w:p>
     <w:p>
@@ -2542,7 +2573,27 @@
           <w:szCs w:val="28"/>
           <w:lang w:eastAsia="ru-RU"/>
         </w:rPr>
-        <w:t>В рамках дисциплины выбор данной САПР объясняется наличием описания API на русском языке и доступность учебной версии САПР без необходимости получать одобрения от компании.</w:t>
+        <w:t xml:space="preserve">В рамках дисциплины </w:t>
+      </w:r>
+      <w:proofErr w:type="gramStart"/>
+      <w:r>
+        <w:rPr>
+          <w:rFonts w:eastAsia="Times New Roman" w:cs="Times New Roman"/>
+          <w:color w:val="000000"/>
+          <w:szCs w:val="28"/>
+          <w:lang w:eastAsia="ru-RU"/>
+        </w:rPr>
+        <w:t>выбор</w:t>
+      </w:r>
+      <w:proofErr w:type="gramEnd"/>
+      <w:r>
+        <w:rPr>
+          <w:rFonts w:eastAsia="Times New Roman" w:cs="Times New Roman"/>
+          <w:color w:val="000000"/>
+          <w:szCs w:val="28"/>
+          <w:lang w:eastAsia="ru-RU"/>
+        </w:rPr>
+        <w:t xml:space="preserve"> данной САПР объясняется наличием описания API на русском языке и доступность учебной версии САПР без необходимости получать одобрения от компании.</w:t>
       </w:r>
     </w:p>
     <w:p>
@@ -2635,11 +2686,26 @@
       <w:r>
         <w:t>(</w:t>
       </w:r>
-      <w:hyperlink r:id="rId8" w:tooltip="Аббревиатура" w:history="1">
-        <w:r>
-          <w:t>аббр.</w:t>
-        </w:r>
-      </w:hyperlink>
+      <w:proofErr w:type="spellStart"/>
+      <w:r>
+        <w:fldChar w:fldCharType="begin"/>
+      </w:r>
+      <w:r>
+        <w:instrText>HYPERLINK "https://ru.wikipedia.org/wiki/%D0%90%D0%B1%D0%B1%D1%80%D0%B5%D0%B2%D0%B8%D0%B0%D1%82%D1%83%D1%80%D0%B0" \o "Аббревиатура"</w:instrText>
+      </w:r>
+      <w:r>
+        <w:fldChar w:fldCharType="separate"/>
+      </w:r>
+      <w:r>
+        <w:t>аббр</w:t>
+      </w:r>
+      <w:proofErr w:type="spellEnd"/>
+      <w:r>
+        <w:t>.</w:t>
+      </w:r>
+      <w:r>
+        <w:fldChar w:fldCharType="end"/>
+      </w:r>
       <w:r>
         <w:t xml:space="preserve"> о</w:t>
       </w:r>
@@ -2649,7 +2715,7 @@
       <w:r>
         <w:t xml:space="preserve"> </w:t>
       </w:r>
-      <w:hyperlink r:id="rId9" w:tooltip="Английский язык" w:history="1">
+      <w:hyperlink r:id="rId8" w:tooltip="Английский язык" w:history="1">
         <w:r>
           <w:t>англ.</w:t>
         </w:r>
@@ -2730,7 +2796,15 @@
         <w:t>омпас</w:t>
       </w:r>
       <w:r>
-        <w:t>-3D является KompasObject. Получить указатель на этот интерфейс (на интерфейс приложения API 5) можно при работе под управлением внешнего приложения (контроллера) – после вызова стандартной системной функции. Методы этого интерфейса реализуют наиболее общие функции работы с документами системы, системными настройками, файлами, а также дают возможность получить указатели на другие интерфейсы.</w:t>
+        <w:t xml:space="preserve">-3D является </w:t>
+      </w:r>
+      <w:proofErr w:type="spellStart"/>
+      <w:r>
+        <w:t>KompasObject</w:t>
+      </w:r>
+      <w:proofErr w:type="spellEnd"/>
+      <w:r>
+        <w:t>. Получить указатель на этот интерфейс (на интерфейс приложения API 5) можно при работе под управлением внешнего приложения (контроллера) – после вызова стандартной системной функции. Методы этого интерфейса реализуют наиболее общие функции работы с документами системы, системными настройками, файлами, а также дают возможность получить указатели на другие интерфейсы.</w:t>
       </w:r>
     </w:p>
     <w:p>
@@ -2764,7 +2838,15 @@
         <w:spacing w:after="0"/>
       </w:pPr>
       <w:r>
-        <w:t>– KompasObject – главный интерфейс API системы «Компас-3D», реализующий общие функции работы и доступ к структурам;</w:t>
+        <w:t xml:space="preserve">– </w:t>
+      </w:r>
+      <w:proofErr w:type="spellStart"/>
+      <w:r>
+        <w:t>KompasObject</w:t>
+      </w:r>
+      <w:proofErr w:type="spellEnd"/>
+      <w:r>
+        <w:t xml:space="preserve"> – главный интерфейс API системы «Компас-3D», реализующий общие функции работы и доступ к структурам;</w:t>
       </w:r>
     </w:p>
     <w:p>
@@ -2786,7 +2868,15 @@
         <w:spacing w:after="0"/>
       </w:pPr>
       <w:r>
-        <w:t>– ksPart – интерфейс для работы с компонентами детали, телами и добавлением технологических операций;</w:t>
+        <w:t xml:space="preserve">– </w:t>
+      </w:r>
+      <w:proofErr w:type="spellStart"/>
+      <w:r>
+        <w:t>ksPart</w:t>
+      </w:r>
+      <w:proofErr w:type="spellEnd"/>
+      <w:r>
+        <w:t xml:space="preserve"> – интерфейс для работы с компонентами детали, телами и добавлением технологических операций;</w:t>
       </w:r>
     </w:p>
     <w:p>
@@ -2803,8 +2893,13 @@
       <w:r>
         <w:t xml:space="preserve"> </w:t>
       </w:r>
-      <w:r>
-        <w:t>ksEntity – обобщенный интерфейс для создания любых элементов модели (эскизов, плоскостей, операций выдавливания и оболочек);</w:t>
+      <w:proofErr w:type="spellStart"/>
+      <w:r>
+        <w:t>ksEntity</w:t>
+      </w:r>
+      <w:proofErr w:type="spellEnd"/>
+      <w:r>
+        <w:t xml:space="preserve"> – обобщенный интерфейс для создания любых элементов модели (эскизов, плоскостей, операций выдавливания и оболочек);</w:t>
       </w:r>
     </w:p>
     <w:p>
@@ -2814,7 +2909,15 @@
         </w:tabs>
       </w:pPr>
       <w:r>
-        <w:t>– ksEskizDef – интерфейс редактирования и параметризации двумерных эскизов;</w:t>
+        <w:t xml:space="preserve">– </w:t>
+      </w:r>
+      <w:proofErr w:type="spellStart"/>
+      <w:r>
+        <w:t>ksEskizDef</w:t>
+      </w:r>
+      <w:proofErr w:type="spellEnd"/>
+      <w:r>
+        <w:t xml:space="preserve"> – интерфейс редактирования и параметризации двумерных эскизов;</w:t>
       </w:r>
     </w:p>
     <w:p>
@@ -2825,7 +2928,15 @@
         <w:spacing w:after="0"/>
       </w:pPr>
       <w:r>
-        <w:t xml:space="preserve">– ksExtrusionParam – интерфейс настройки параметров твердотельного выдавливания </w:t>
+        <w:t xml:space="preserve">– </w:t>
+      </w:r>
+      <w:proofErr w:type="spellStart"/>
+      <w:r>
+        <w:t>ksExtrusionParam</w:t>
+      </w:r>
+      <w:proofErr w:type="spellEnd"/>
+      <w:r>
+        <w:t xml:space="preserve"> – интерфейс настройки параметров твердотельного выдавливания </w:t>
       </w:r>
       <w:r>
         <w:t>д</w:t>
@@ -2860,7 +2971,15 @@
         <w:spacing w:after="0"/>
       </w:pPr>
       <w:r>
-        <w:t>– ksShellParam – интерфейс параметров технологической операции создания тонкостенной оболочки ко</w:t>
+        <w:t xml:space="preserve">– </w:t>
+      </w:r>
+      <w:proofErr w:type="spellStart"/>
+      <w:r>
+        <w:t>ksShellParam</w:t>
+      </w:r>
+      <w:proofErr w:type="spellEnd"/>
+      <w:r>
+        <w:t xml:space="preserve"> – интерфейс параметров технологической операции создания тонкостенной оболочки ко</w:t>
       </w:r>
       <w:r>
         <w:t>рпуса колонки</w:t>
@@ -2907,8 +3026,13 @@
         <w:spacing w:after="0"/>
       </w:pPr>
       <w:r>
-        <w:t>Таблица 1.1 – Используемые методы интерфейса KompasObject</w:t>
-      </w:r>
+        <w:t xml:space="preserve">Таблица 1.1 – Используемые методы интерфейса </w:t>
+      </w:r>
+      <w:proofErr w:type="spellStart"/>
+      <w:r>
+        <w:t>KompasObject</w:t>
+      </w:r>
+      <w:proofErr w:type="spellEnd"/>
     </w:p>
     <w:tbl>
       <w:tblPr>
@@ -3027,7 +3151,23 @@
                 <w:sz w:val="24"/>
                 <w:szCs w:val="24"/>
               </w:rPr>
-              <w:t>Document3D()</w:t>
+              <w:t>Document3</w:t>
+            </w:r>
+            <w:proofErr w:type="gramStart"/>
+            <w:r>
+              <w:rPr>
+                <w:sz w:val="24"/>
+                <w:szCs w:val="24"/>
+              </w:rPr>
+              <w:t>D(</w:t>
+            </w:r>
+            <w:proofErr w:type="gramEnd"/>
+            <w:r>
+              <w:rPr>
+                <w:sz w:val="24"/>
+                <w:szCs w:val="24"/>
+              </w:rPr>
+              <w:t>)</w:t>
             </w:r>
           </w:p>
         </w:tc>
@@ -3109,12 +3249,30 @@
                 <w:szCs w:val="24"/>
               </w:rPr>
             </w:pPr>
-            <w:r>
-              <w:rPr>
-                <w:sz w:val="24"/>
-                <w:szCs w:val="24"/>
-              </w:rPr>
-              <w:t>Quit()</w:t>
+            <w:proofErr w:type="spellStart"/>
+            <w:proofErr w:type="gramStart"/>
+            <w:r>
+              <w:rPr>
+                <w:sz w:val="24"/>
+                <w:szCs w:val="24"/>
+              </w:rPr>
+              <w:t>Quit</w:t>
+            </w:r>
+            <w:proofErr w:type="spellEnd"/>
+            <w:r>
+              <w:rPr>
+                <w:sz w:val="24"/>
+                <w:szCs w:val="24"/>
+              </w:rPr>
+              <w:t>(</w:t>
+            </w:r>
+            <w:proofErr w:type="gramEnd"/>
+            <w:r>
+              <w:rPr>
+                <w:sz w:val="24"/>
+                <w:szCs w:val="24"/>
+              </w:rPr>
+              <w:t>)</w:t>
             </w:r>
           </w:p>
         </w:tc>
@@ -3134,6 +3292,7 @@
                 <w:szCs w:val="24"/>
               </w:rPr>
             </w:pPr>
+            <w:proofErr w:type="spellStart"/>
             <w:r>
               <w:rPr>
                 <w:sz w:val="24"/>
@@ -3141,6 +3300,7 @@
               </w:rPr>
               <w:t>void</w:t>
             </w:r>
+            <w:proofErr w:type="spellEnd"/>
           </w:p>
         </w:tc>
         <w:tc>
@@ -3311,6 +3471,7 @@
                 <w:lang w:val="en-US"/>
               </w:rPr>
             </w:pPr>
+            <w:proofErr w:type="spellStart"/>
             <w:r>
               <w:rPr>
                 <w:sz w:val="24"/>
@@ -3318,6 +3479,7 @@
               </w:rPr>
               <w:t>invisibleMode</w:t>
             </w:r>
+            <w:proofErr w:type="spellEnd"/>
           </w:p>
         </w:tc>
         <w:tc>
@@ -3337,6 +3499,7 @@
                 <w:lang w:val="en-US"/>
               </w:rPr>
             </w:pPr>
+            <w:proofErr w:type="spellStart"/>
             <w:r>
               <w:rPr>
                 <w:sz w:val="24"/>
@@ -3344,6 +3507,7 @@
               </w:rPr>
               <w:t>WordBool</w:t>
             </w:r>
+            <w:proofErr w:type="spellEnd"/>
           </w:p>
         </w:tc>
         <w:tc>
@@ -3524,12 +3688,30 @@
                 <w:lang w:val="en-US"/>
               </w:rPr>
             </w:pPr>
-            <w:r>
-              <w:rPr>
-                <w:sz w:val="24"/>
-                <w:szCs w:val="24"/>
-              </w:rPr>
-              <w:t>Create()</w:t>
+            <w:proofErr w:type="spellStart"/>
+            <w:proofErr w:type="gramStart"/>
+            <w:r>
+              <w:rPr>
+                <w:sz w:val="24"/>
+                <w:szCs w:val="24"/>
+              </w:rPr>
+              <w:t>Create</w:t>
+            </w:r>
+            <w:proofErr w:type="spellEnd"/>
+            <w:r>
+              <w:rPr>
+                <w:sz w:val="24"/>
+                <w:szCs w:val="24"/>
+              </w:rPr>
+              <w:t>(</w:t>
+            </w:r>
+            <w:proofErr w:type="gramEnd"/>
+            <w:r>
+              <w:rPr>
+                <w:sz w:val="24"/>
+                <w:szCs w:val="24"/>
+              </w:rPr>
+              <w:t>)</w:t>
             </w:r>
           </w:p>
         </w:tc>
@@ -3549,12 +3731,37 @@
                 <w:szCs w:val="24"/>
               </w:rPr>
             </w:pPr>
-            <w:r>
-              <w:rPr>
-                <w:sz w:val="24"/>
-                <w:szCs w:val="24"/>
-              </w:rPr>
-              <w:t>invisible (bool)</w:t>
+            <w:proofErr w:type="spellStart"/>
+            <w:r>
+              <w:rPr>
+                <w:sz w:val="24"/>
+                <w:szCs w:val="24"/>
+              </w:rPr>
+              <w:t>invisible</w:t>
+            </w:r>
+            <w:proofErr w:type="spellEnd"/>
+            <w:r>
+              <w:rPr>
+                <w:sz w:val="24"/>
+                <w:szCs w:val="24"/>
+              </w:rPr>
+              <w:t xml:space="preserve"> (</w:t>
+            </w:r>
+            <w:proofErr w:type="spellStart"/>
+            <w:r>
+              <w:rPr>
+                <w:sz w:val="24"/>
+                <w:szCs w:val="24"/>
+              </w:rPr>
+              <w:t>bool</w:t>
+            </w:r>
+            <w:proofErr w:type="spellEnd"/>
+            <w:r>
+              <w:rPr>
+                <w:sz w:val="24"/>
+                <w:szCs w:val="24"/>
+              </w:rPr>
+              <w:t>)</w:t>
             </w:r>
           </w:p>
           <w:p>
@@ -3569,12 +3776,37 @@
                 <w:szCs w:val="24"/>
               </w:rPr>
             </w:pPr>
-            <w:r>
-              <w:rPr>
-                <w:sz w:val="24"/>
-                <w:szCs w:val="24"/>
-              </w:rPr>
-              <w:t>typeDoc (bool)</w:t>
+            <w:proofErr w:type="spellStart"/>
+            <w:r>
+              <w:rPr>
+                <w:sz w:val="24"/>
+                <w:szCs w:val="24"/>
+              </w:rPr>
+              <w:t>typeDoc</w:t>
+            </w:r>
+            <w:proofErr w:type="spellEnd"/>
+            <w:r>
+              <w:rPr>
+                <w:sz w:val="24"/>
+                <w:szCs w:val="24"/>
+              </w:rPr>
+              <w:t xml:space="preserve"> (</w:t>
+            </w:r>
+            <w:proofErr w:type="spellStart"/>
+            <w:r>
+              <w:rPr>
+                <w:sz w:val="24"/>
+                <w:szCs w:val="24"/>
+              </w:rPr>
+              <w:t>bool</w:t>
+            </w:r>
+            <w:proofErr w:type="spellEnd"/>
+            <w:r>
+              <w:rPr>
+                <w:sz w:val="24"/>
+                <w:szCs w:val="24"/>
+              </w:rPr>
+              <w:t>)</w:t>
             </w:r>
           </w:p>
         </w:tc>
@@ -3594,6 +3826,7 @@
                 <w:szCs w:val="24"/>
               </w:rPr>
             </w:pPr>
+            <w:proofErr w:type="spellStart"/>
             <w:r>
               <w:rPr>
                 <w:sz w:val="24"/>
@@ -3601,6 +3834,7 @@
               </w:rPr>
               <w:t>bool</w:t>
             </w:r>
+            <w:proofErr w:type="spellEnd"/>
           </w:p>
         </w:tc>
         <w:tc>
@@ -3655,13 +3889,31 @@
                 <w:lang w:val="en-US"/>
               </w:rPr>
             </w:pPr>
+            <w:proofErr w:type="spellStart"/>
+            <w:proofErr w:type="gramStart"/>
             <w:r>
               <w:rPr>
                 <w:sz w:val="24"/>
                 <w:szCs w:val="24"/>
               </w:rPr>
               <w:lastRenderedPageBreak/>
-              <w:t>GetPart()</w:t>
+              <w:t>GetPart</w:t>
+            </w:r>
+            <w:proofErr w:type="spellEnd"/>
+            <w:r>
+              <w:rPr>
+                <w:sz w:val="24"/>
+                <w:szCs w:val="24"/>
+              </w:rPr>
+              <w:t>(</w:t>
+            </w:r>
+            <w:proofErr w:type="gramEnd"/>
+            <w:r>
+              <w:rPr>
+                <w:sz w:val="24"/>
+                <w:szCs w:val="24"/>
+              </w:rPr>
+              <w:t>)</w:t>
             </w:r>
           </w:p>
         </w:tc>
@@ -3679,12 +3931,37 @@
                 <w:lang w:val="en-US"/>
               </w:rPr>
             </w:pPr>
-            <w:r>
-              <w:rPr>
-                <w:sz w:val="24"/>
-                <w:szCs w:val="24"/>
-              </w:rPr>
-              <w:t>type (int)</w:t>
+            <w:proofErr w:type="spellStart"/>
+            <w:r>
+              <w:rPr>
+                <w:sz w:val="24"/>
+                <w:szCs w:val="24"/>
+              </w:rPr>
+              <w:t>type</w:t>
+            </w:r>
+            <w:proofErr w:type="spellEnd"/>
+            <w:r>
+              <w:rPr>
+                <w:sz w:val="24"/>
+                <w:szCs w:val="24"/>
+              </w:rPr>
+              <w:t xml:space="preserve"> (</w:t>
+            </w:r>
+            <w:proofErr w:type="spellStart"/>
+            <w:r>
+              <w:rPr>
+                <w:sz w:val="24"/>
+                <w:szCs w:val="24"/>
+              </w:rPr>
+              <w:t>int</w:t>
+            </w:r>
+            <w:proofErr w:type="spellEnd"/>
+            <w:r>
+              <w:rPr>
+                <w:sz w:val="24"/>
+                <w:szCs w:val="24"/>
+              </w:rPr>
+              <w:t>)</w:t>
             </w:r>
           </w:p>
         </w:tc>
@@ -3709,8 +3986,17 @@
                 <w:sz w:val="24"/>
                 <w:szCs w:val="24"/>
               </w:rPr>
-              <w:t>Указатель на ksPart</w:t>
-            </w:r>
+              <w:t xml:space="preserve">Указатель на </w:t>
+            </w:r>
+            <w:proofErr w:type="spellStart"/>
+            <w:r>
+              <w:rPr>
+                <w:sz w:val="24"/>
+                <w:szCs w:val="24"/>
+              </w:rPr>
+              <w:t>ksPart</w:t>
+            </w:r>
+            <w:proofErr w:type="spellEnd"/>
           </w:p>
         </w:tc>
         <w:tc>
@@ -3759,8 +4045,30 @@
         <w:rPr>
           <w:szCs w:val="28"/>
         </w:rPr>
-        <w:t>Таблица 1.4 – Используемые методы интерфейсов ksPart и ksEntity</w:t>
-      </w:r>
+        <w:t xml:space="preserve">Таблица 1.4 – Используемые методы интерфейсов </w:t>
+      </w:r>
+      <w:proofErr w:type="spellStart"/>
+      <w:r>
+        <w:rPr>
+          <w:szCs w:val="28"/>
+        </w:rPr>
+        <w:t>ksPart</w:t>
+      </w:r>
+      <w:proofErr w:type="spellEnd"/>
+      <w:r>
+        <w:rPr>
+          <w:szCs w:val="28"/>
+        </w:rPr>
+        <w:t xml:space="preserve"> и </w:t>
+      </w:r>
+      <w:proofErr w:type="spellStart"/>
+      <w:r>
+        <w:rPr>
+          <w:szCs w:val="28"/>
+        </w:rPr>
+        <w:t>ksEntity</w:t>
+      </w:r>
+      <w:proofErr w:type="spellEnd"/>
     </w:p>
     <w:tbl>
       <w:tblPr>
@@ -3908,6 +4216,7 @@
                 <w:szCs w:val="24"/>
               </w:rPr>
             </w:pPr>
+            <w:proofErr w:type="spellStart"/>
             <w:r>
               <w:rPr>
                 <w:sz w:val="24"/>
@@ -3915,6 +4224,7 @@
               </w:rPr>
               <w:t>ksPart</w:t>
             </w:r>
+            <w:proofErr w:type="spellEnd"/>
           </w:p>
         </w:tc>
         <w:tc>
@@ -3930,12 +4240,30 @@
                 <w:szCs w:val="24"/>
               </w:rPr>
             </w:pPr>
-            <w:r>
-              <w:rPr>
-                <w:sz w:val="24"/>
-                <w:szCs w:val="24"/>
-              </w:rPr>
-              <w:t>NewEntity()</w:t>
+            <w:proofErr w:type="spellStart"/>
+            <w:proofErr w:type="gramStart"/>
+            <w:r>
+              <w:rPr>
+                <w:sz w:val="24"/>
+                <w:szCs w:val="24"/>
+              </w:rPr>
+              <w:t>NewEntity</w:t>
+            </w:r>
+            <w:proofErr w:type="spellEnd"/>
+            <w:r>
+              <w:rPr>
+                <w:sz w:val="24"/>
+                <w:szCs w:val="24"/>
+              </w:rPr>
+              <w:t>(</w:t>
+            </w:r>
+            <w:proofErr w:type="gramEnd"/>
+            <w:r>
+              <w:rPr>
+                <w:sz w:val="24"/>
+                <w:szCs w:val="24"/>
+              </w:rPr>
+              <w:t>)</w:t>
             </w:r>
           </w:p>
         </w:tc>
@@ -3952,12 +4280,37 @@
                 <w:szCs w:val="24"/>
               </w:rPr>
             </w:pPr>
-            <w:r>
-              <w:rPr>
-                <w:sz w:val="24"/>
-                <w:szCs w:val="24"/>
-              </w:rPr>
-              <w:t>type (int)</w:t>
+            <w:proofErr w:type="spellStart"/>
+            <w:r>
+              <w:rPr>
+                <w:sz w:val="24"/>
+                <w:szCs w:val="24"/>
+              </w:rPr>
+              <w:t>type</w:t>
+            </w:r>
+            <w:proofErr w:type="spellEnd"/>
+            <w:r>
+              <w:rPr>
+                <w:sz w:val="24"/>
+                <w:szCs w:val="24"/>
+              </w:rPr>
+              <w:t xml:space="preserve"> (</w:t>
+            </w:r>
+            <w:proofErr w:type="spellStart"/>
+            <w:r>
+              <w:rPr>
+                <w:sz w:val="24"/>
+                <w:szCs w:val="24"/>
+              </w:rPr>
+              <w:t>int</w:t>
+            </w:r>
+            <w:proofErr w:type="spellEnd"/>
+            <w:r>
+              <w:rPr>
+                <w:sz w:val="24"/>
+                <w:szCs w:val="24"/>
+              </w:rPr>
+              <w:t>)</w:t>
             </w:r>
           </w:p>
         </w:tc>
@@ -3974,6 +4327,7 @@
                 <w:szCs w:val="24"/>
               </w:rPr>
             </w:pPr>
+            <w:proofErr w:type="spellStart"/>
             <w:r>
               <w:rPr>
                 <w:sz w:val="24"/>
@@ -3981,6 +4335,7 @@
               </w:rPr>
               <w:t>ksEntity</w:t>
             </w:r>
+            <w:proofErr w:type="spellEnd"/>
           </w:p>
         </w:tc>
         <w:tc>
@@ -4037,6 +4392,7 @@
                 <w:szCs w:val="24"/>
               </w:rPr>
             </w:pPr>
+            <w:proofErr w:type="spellStart"/>
             <w:r>
               <w:rPr>
                 <w:sz w:val="24"/>
@@ -4044,6 +4400,7 @@
               </w:rPr>
               <w:t>ksEntity</w:t>
             </w:r>
+            <w:proofErr w:type="spellEnd"/>
           </w:p>
         </w:tc>
         <w:tc>
@@ -4059,12 +4416,30 @@
                 <w:szCs w:val="24"/>
               </w:rPr>
             </w:pPr>
-            <w:r>
-              <w:rPr>
-                <w:sz w:val="24"/>
-                <w:szCs w:val="24"/>
-              </w:rPr>
-              <w:t>GetDefinition()</w:t>
+            <w:proofErr w:type="spellStart"/>
+            <w:proofErr w:type="gramStart"/>
+            <w:r>
+              <w:rPr>
+                <w:sz w:val="24"/>
+                <w:szCs w:val="24"/>
+              </w:rPr>
+              <w:t>GetDefinition</w:t>
+            </w:r>
+            <w:proofErr w:type="spellEnd"/>
+            <w:r>
+              <w:rPr>
+                <w:sz w:val="24"/>
+                <w:szCs w:val="24"/>
+              </w:rPr>
+              <w:t>(</w:t>
+            </w:r>
+            <w:proofErr w:type="gramEnd"/>
+            <w:r>
+              <w:rPr>
+                <w:sz w:val="24"/>
+                <w:szCs w:val="24"/>
+              </w:rPr>
+              <w:t>)</w:t>
             </w:r>
           </w:p>
         </w:tc>
@@ -4131,6 +4506,7 @@
               </w:rPr>
               <w:t xml:space="preserve">Возвращает интерфейс конкретных параметров объекта (например, </w:t>
             </w:r>
+            <w:proofErr w:type="spellStart"/>
             <w:r>
               <w:rPr>
                 <w:sz w:val="24"/>
@@ -4138,12 +4514,29 @@
               </w:rPr>
               <w:t>ksShellParam</w:t>
             </w:r>
-            <w:r>
-              <w:rPr>
-                <w:sz w:val="24"/>
-                <w:szCs w:val="24"/>
-              </w:rPr>
-              <w:t xml:space="preserve"> или ksExtrusionParam).</w:t>
+            <w:proofErr w:type="spellEnd"/>
+            <w:r>
+              <w:rPr>
+                <w:sz w:val="24"/>
+                <w:szCs w:val="24"/>
+              </w:rPr>
+              <w:t xml:space="preserve"> или </w:t>
+            </w:r>
+            <w:proofErr w:type="spellStart"/>
+            <w:r>
+              <w:rPr>
+                <w:sz w:val="24"/>
+                <w:szCs w:val="24"/>
+              </w:rPr>
+              <w:t>ksExtrusionParam</w:t>
+            </w:r>
+            <w:proofErr w:type="spellEnd"/>
+            <w:r>
+              <w:rPr>
+                <w:sz w:val="24"/>
+                <w:szCs w:val="24"/>
+              </w:rPr>
+              <w:t>).</w:t>
             </w:r>
           </w:p>
         </w:tc>
@@ -4165,6 +4558,7 @@
                 <w:szCs w:val="24"/>
               </w:rPr>
             </w:pPr>
+            <w:proofErr w:type="spellStart"/>
             <w:r>
               <w:rPr>
                 <w:sz w:val="24"/>
@@ -4172,6 +4566,7 @@
               </w:rPr>
               <w:t>ksEntity</w:t>
             </w:r>
+            <w:proofErr w:type="spellEnd"/>
           </w:p>
         </w:tc>
         <w:tc>
@@ -4187,12 +4582,30 @@
                 <w:szCs w:val="24"/>
               </w:rPr>
             </w:pPr>
-            <w:r>
-              <w:rPr>
-                <w:sz w:val="24"/>
-                <w:szCs w:val="24"/>
-              </w:rPr>
-              <w:t>Create()</w:t>
+            <w:proofErr w:type="spellStart"/>
+            <w:proofErr w:type="gramStart"/>
+            <w:r>
+              <w:rPr>
+                <w:sz w:val="24"/>
+                <w:szCs w:val="24"/>
+              </w:rPr>
+              <w:t>Create</w:t>
+            </w:r>
+            <w:proofErr w:type="spellEnd"/>
+            <w:r>
+              <w:rPr>
+                <w:sz w:val="24"/>
+                <w:szCs w:val="24"/>
+              </w:rPr>
+              <w:t>(</w:t>
+            </w:r>
+            <w:proofErr w:type="gramEnd"/>
+            <w:r>
+              <w:rPr>
+                <w:sz w:val="24"/>
+                <w:szCs w:val="24"/>
+              </w:rPr>
+              <w:t>)</w:t>
             </w:r>
           </w:p>
         </w:tc>
@@ -4230,6 +4643,7 @@
                 <w:szCs w:val="24"/>
               </w:rPr>
             </w:pPr>
+            <w:proofErr w:type="spellStart"/>
             <w:r>
               <w:rPr>
                 <w:sz w:val="24"/>
@@ -4237,6 +4651,7 @@
               </w:rPr>
               <w:t>bool</w:t>
             </w:r>
+            <w:proofErr w:type="spellEnd"/>
           </w:p>
         </w:tc>
         <w:tc>
@@ -4280,8 +4695,16 @@
         <w:rPr>
           <w:szCs w:val="28"/>
         </w:rPr>
-        <w:t>Таблица 1.5 — Используемые свойства интерфейса ksExtrusionParam</w:t>
-      </w:r>
+        <w:t xml:space="preserve">Таблица 1.5 — Используемые свойства интерфейса </w:t>
+      </w:r>
+      <w:proofErr w:type="spellStart"/>
+      <w:r>
+        <w:rPr>
+          <w:szCs w:val="28"/>
+        </w:rPr>
+        <w:t>ksExtrusionParam</w:t>
+      </w:r>
+      <w:proofErr w:type="spellEnd"/>
     </w:p>
     <w:tbl>
       <w:tblPr>
@@ -4376,6 +4799,7 @@
                 <w:szCs w:val="24"/>
               </w:rPr>
             </w:pPr>
+            <w:proofErr w:type="spellStart"/>
             <w:r>
               <w:rPr>
                 <w:sz w:val="24"/>
@@ -4383,6 +4807,7 @@
               </w:rPr>
               <w:t>direction</w:t>
             </w:r>
+            <w:proofErr w:type="spellEnd"/>
           </w:p>
         </w:tc>
         <w:tc>
@@ -4398,6 +4823,7 @@
                 <w:szCs w:val="24"/>
               </w:rPr>
             </w:pPr>
+            <w:proofErr w:type="spellStart"/>
             <w:r>
               <w:rPr>
                 <w:sz w:val="24"/>
@@ -4405,6 +4831,7 @@
               </w:rPr>
               <w:t>short</w:t>
             </w:r>
+            <w:proofErr w:type="spellEnd"/>
           </w:p>
         </w:tc>
         <w:tc>
@@ -4445,6 +4872,7 @@
                 <w:lang w:val="en-US"/>
               </w:rPr>
             </w:pPr>
+            <w:proofErr w:type="spellStart"/>
             <w:r>
               <w:rPr>
                 <w:sz w:val="24"/>
@@ -4453,6 +4881,7 @@
               </w:rPr>
               <w:t>whatOut</w:t>
             </w:r>
+            <w:proofErr w:type="spellEnd"/>
           </w:p>
         </w:tc>
         <w:tc>
@@ -4529,8 +4958,16 @@
         <w:rPr>
           <w:szCs w:val="28"/>
         </w:rPr>
-        <w:t xml:space="preserve"> Используемые свойства интерфейса параметров оболочки ksShellParam</w:t>
-      </w:r>
+        <w:t xml:space="preserve"> Используемые свойства интерфейса параметров оболочки </w:t>
+      </w:r>
+      <w:proofErr w:type="spellStart"/>
+      <w:r>
+        <w:rPr>
+          <w:szCs w:val="28"/>
+        </w:rPr>
+        <w:t>ksShellParam</w:t>
+      </w:r>
+      <w:proofErr w:type="spellEnd"/>
     </w:p>
     <w:tbl>
       <w:tblPr>
@@ -4656,6 +5093,7 @@
                 <w:szCs w:val="24"/>
               </w:rPr>
             </w:pPr>
+            <w:proofErr w:type="spellStart"/>
             <w:r>
               <w:rPr>
                 <w:rFonts w:cs="Times New Roman"/>
@@ -4664,6 +5102,7 @@
               </w:rPr>
               <w:t>double</w:t>
             </w:r>
+            <w:proofErr w:type="spellEnd"/>
           </w:p>
         </w:tc>
         <w:tc>
@@ -4773,6 +5212,7 @@
                 <w:szCs w:val="24"/>
               </w:rPr>
             </w:pPr>
+            <w:proofErr w:type="spellStart"/>
             <w:r>
               <w:rPr>
                 <w:rFonts w:cs="Times New Roman"/>
@@ -4781,6 +5221,7 @@
               </w:rPr>
               <w:t>shellType</w:t>
             </w:r>
+            <w:proofErr w:type="spellEnd"/>
           </w:p>
         </w:tc>
         <w:tc>
@@ -4797,6 +5238,7 @@
                 <w:szCs w:val="24"/>
               </w:rPr>
             </w:pPr>
+            <w:proofErr w:type="spellStart"/>
             <w:r>
               <w:rPr>
                 <w:rFonts w:cs="Times New Roman"/>
@@ -4805,6 +5247,7 @@
               </w:rPr>
               <w:t>short</w:t>
             </w:r>
+            <w:proofErr w:type="spellEnd"/>
           </w:p>
         </w:tc>
         <w:tc>
@@ -4889,8 +5332,16 @@
         <w:rPr>
           <w:szCs w:val="28"/>
         </w:rPr>
-        <w:t>Используемые методы интерфейса ksEskizDef</w:t>
-      </w:r>
+        <w:t xml:space="preserve">Используемые методы интерфейса </w:t>
+      </w:r>
+      <w:proofErr w:type="spellStart"/>
+      <w:r>
+        <w:rPr>
+          <w:szCs w:val="28"/>
+        </w:rPr>
+        <w:t>ksEskizDef</w:t>
+      </w:r>
+      <w:proofErr w:type="spellEnd"/>
     </w:p>
     <w:tbl>
       <w:tblPr>
@@ -5024,13 +5475,33 @@
                 <w:szCs w:val="24"/>
               </w:rPr>
             </w:pPr>
+            <w:proofErr w:type="spellStart"/>
+            <w:proofErr w:type="gramStart"/>
             <w:r>
               <w:rPr>
                 <w:rFonts w:cs="Times New Roman"/>
                 <w:sz w:val="24"/>
                 <w:szCs w:val="24"/>
               </w:rPr>
-              <w:t>BeginEdit()</w:t>
+              <w:t>BeginEdit</w:t>
+            </w:r>
+            <w:proofErr w:type="spellEnd"/>
+            <w:r>
+              <w:rPr>
+                <w:rFonts w:cs="Times New Roman"/>
+                <w:sz w:val="24"/>
+                <w:szCs w:val="24"/>
+              </w:rPr>
+              <w:t>(</w:t>
+            </w:r>
+            <w:proofErr w:type="gramEnd"/>
+            <w:r>
+              <w:rPr>
+                <w:rFonts w:cs="Times New Roman"/>
+                <w:sz w:val="24"/>
+                <w:szCs w:val="24"/>
+              </w:rPr>
+              <w:t>)</w:t>
             </w:r>
           </w:p>
         </w:tc>
@@ -5126,13 +5597,33 @@
                 <w:szCs w:val="24"/>
               </w:rPr>
             </w:pPr>
+            <w:proofErr w:type="spellStart"/>
+            <w:proofErr w:type="gramStart"/>
             <w:r>
               <w:rPr>
                 <w:rFonts w:cs="Times New Roman"/>
                 <w:sz w:val="24"/>
                 <w:szCs w:val="24"/>
               </w:rPr>
-              <w:t>EndEdit()</w:t>
+              <w:t>EndEdit</w:t>
+            </w:r>
+            <w:proofErr w:type="spellEnd"/>
+            <w:r>
+              <w:rPr>
+                <w:rFonts w:cs="Times New Roman"/>
+                <w:sz w:val="24"/>
+                <w:szCs w:val="24"/>
+              </w:rPr>
+              <w:t>(</w:t>
+            </w:r>
+            <w:proofErr w:type="gramEnd"/>
+            <w:r>
+              <w:rPr>
+                <w:rFonts w:cs="Times New Roman"/>
+                <w:sz w:val="24"/>
+                <w:szCs w:val="24"/>
+              </w:rPr>
+              <w:t>)</w:t>
             </w:r>
           </w:p>
         </w:tc>
@@ -5327,6 +5818,7 @@
         </w:rPr>
         <w:t xml:space="preserve"> </w:t>
       </w:r>
+      <w:proofErr w:type="spellStart"/>
       <w:r>
         <w:rPr>
           <w:rFonts w:ascii="Times New Roman" w:hAnsi="Times New Roman" w:cs="Times New Roman"/>
@@ -5339,6 +5831,7 @@
         </w:rPr>
         <w:t>MultiCAD</w:t>
       </w:r>
+      <w:proofErr w:type="spellEnd"/>
       <w:r>
         <w:rPr>
           <w:rFonts w:ascii="Times New Roman" w:hAnsi="Times New Roman" w:cs="Times New Roman"/>
@@ -5400,7 +5893,15 @@
         <w:ind w:left="0" w:firstLine="709"/>
       </w:pPr>
       <w:r>
-        <w:t>Платформа nanoCAD изначально развивалась как отечественная высокопроизводительная альтернатива AutoCAD для двумерного проектирования и оформления чертежей, но в современных версиях обзавелась мощным ядром для прямого параметрического 3D-моделирования.</w:t>
+        <w:t xml:space="preserve">Платформа </w:t>
+      </w:r>
+      <w:proofErr w:type="spellStart"/>
+      <w:r>
+        <w:t>nanoCAD</w:t>
+      </w:r>
+      <w:proofErr w:type="spellEnd"/>
+      <w:r>
+        <w:t xml:space="preserve"> изначально развивалась как отечественная высокопроизводительная альтернатива AutoCAD для двумерного проектирования и оформления чертежей, но в современных версиях обзавелась мощным ядром для прямого параметрического 3D-моделирования.</w:t>
       </w:r>
       <w:r>
         <w:t xml:space="preserve"> </w:t>
@@ -5413,7 +5914,23 @@
         <w:ind w:left="0" w:firstLine="709"/>
       </w:pPr>
       <w:r>
-        <w:t>Внешний вид nanoCAD классический для CAD-систем: он предлагает на выбор стандартную современную ленту (Ribbon) или классические панели инструментов. В 3D-модуле пользователю доступны дерево построения (история операций), интерактивный видовой куб (Локатор) для быстрого вращения сцены и панели свойств объектов. Визуальный стиль интерфейса максимально привычен для инженеров.</w:t>
+        <w:t xml:space="preserve">Внешний вид </w:t>
+      </w:r>
+      <w:proofErr w:type="spellStart"/>
+      <w:r>
+        <w:t>nanoCAD</w:t>
+      </w:r>
+      <w:proofErr w:type="spellEnd"/>
+      <w:r>
+        <w:t xml:space="preserve"> классический для CAD-систем: он предлагает на выбор стандартную современную ленту (</w:t>
+      </w:r>
+      <w:proofErr w:type="spellStart"/>
+      <w:r>
+        <w:t>Ribbon</w:t>
+      </w:r>
+      <w:proofErr w:type="spellEnd"/>
+      <w:r>
+        <w:t>) или классические панели инструментов. В 3D-модуле пользователю доступны дерево построения (история операций), интерактивный видовой куб (Локатор) для быстрого вращения сцены и панели свойств объектов. Визуальный стиль интерфейса максимально привычен для инженеров.</w:t>
       </w:r>
     </w:p>
     <w:p>
@@ -5423,13 +5940,45 @@
         <w:ind w:left="0" w:firstLine="709"/>
       </w:pPr>
       <w:r>
-        <w:t>Для написания плагинов на C# используется интерфейс MultiCAD.NET API. Его ключевая фишка — кроссплатформенность на уровне исходного кода: код, написанный под MultiCAD, с минимальными правками может компилироваться и работать как внутри nanoCAD, так и внутри зарубежного AutoCAD.</w:t>
+        <w:t xml:space="preserve">Для написания плагинов на C# используется интерфейс MultiCAD.NET API. Его ключевая фишка — кроссплатформенность на уровне исходного кода: код, написанный под </w:t>
+      </w:r>
+      <w:proofErr w:type="spellStart"/>
+      <w:r>
+        <w:t>MultiCAD</w:t>
+      </w:r>
+      <w:proofErr w:type="spellEnd"/>
+      <w:r>
+        <w:t xml:space="preserve">, с минимальными правками может компилироваться и работать как внутри </w:t>
+      </w:r>
+      <w:proofErr w:type="spellStart"/>
+      <w:r>
+        <w:t>nanoCAD</w:t>
+      </w:r>
+      <w:proofErr w:type="spellEnd"/>
+      <w:r>
+        <w:t>, так и внутри зарубежного AutoCAD.</w:t>
       </w:r>
       <w:r>
         <w:t xml:space="preserve"> </w:t>
       </w:r>
       <w:r>
-        <w:t>На C# через MultiCAD.NET можно создавать так называемые «пользовательские параметрические объекты» (custom objects).</w:t>
+        <w:t>На C# через MultiCAD.NET можно создавать так называемые «пользовательские параметрические объекты» (</w:t>
+      </w:r>
+      <w:proofErr w:type="spellStart"/>
+      <w:r>
+        <w:t>custom</w:t>
+      </w:r>
+      <w:proofErr w:type="spellEnd"/>
+      <w:r>
+        <w:t xml:space="preserve"> </w:t>
+      </w:r>
+      <w:proofErr w:type="spellStart"/>
+      <w:r>
+        <w:t>objects</w:t>
+      </w:r>
+      <w:proofErr w:type="spellEnd"/>
+      <w:r>
+        <w:t>).</w:t>
       </w:r>
     </w:p>
     <w:p>
@@ -5445,7 +5994,15 @@
         <w:t xml:space="preserve">на рисунке 1.1 </w:t>
       </w:r>
       <w:r>
-        <w:t>представлен пример интерфейса nanoCAD:</w:t>
+        <w:t xml:space="preserve">представлен пример интерфейса </w:t>
+      </w:r>
+      <w:proofErr w:type="spellStart"/>
+      <w:r>
+        <w:t>nanoCAD</w:t>
+      </w:r>
+      <w:proofErr w:type="spellEnd"/>
+      <w:r>
+        <w:t>:</w:t>
       </w:r>
     </w:p>
     <w:p>
@@ -5477,7 +6034,7 @@
                     <pic:cNvPicPr/>
                   </pic:nvPicPr>
                   <pic:blipFill>
-                    <a:blip r:embed="rId10">
+                    <a:blip r:embed="rId9">
                       <a:extLst>
                         <a:ext uri="{28A0092B-C50C-407E-A947-70E740481C1C}">
                           <a14:useLocalDpi xmlns:a14="http://schemas.microsoft.com/office/drawing/2010/main" val="0"/>
@@ -5532,12 +6089,14 @@
         </w:rPr>
         <w:t xml:space="preserve"> </w:t>
       </w:r>
+      <w:proofErr w:type="spellStart"/>
       <w:r>
         <w:rPr>
           <w:lang w:val="en-US"/>
         </w:rPr>
         <w:t>nanoCAD</w:t>
       </w:r>
+      <w:proofErr w:type="spellEnd"/>
     </w:p>
     <w:p>
       <w:pPr>
@@ -5631,7 +6190,7 @@
         <w:spacing w:after="0"/>
         <w:ind w:left="0" w:firstLine="708"/>
       </w:pPr>
-      <w:hyperlink r:id="rId11" w:tgtFrame="_blank" w:history="1">
+      <w:hyperlink r:id="rId10" w:tgtFrame="_blank" w:history="1">
         <w:r>
           <w:rPr>
             <w:rStyle w:val="ac"/>
@@ -5642,7 +6201,15 @@
         </w:r>
       </w:hyperlink>
       <w:r>
-        <w:t xml:space="preserve"> от компании «Топ Системы» — это одна из самых совершенных и мощных российских систем автоматизированного проектирования тяжелого класса. Её фундаментальное отличие от Компаса и nanoCAD заключается в тотальной параметризации, которая заложена глубоко в архитектуру программы.</w:t>
+        <w:t xml:space="preserve"> от компании «Топ Системы» — это одна из самых совершенных и мощных российских систем автоматизированного проектирования тяжелого класса. Её фундаментальное отличие от Компаса и </w:t>
+      </w:r>
+      <w:proofErr w:type="spellStart"/>
+      <w:r>
+        <w:t>nanoCAD</w:t>
+      </w:r>
+      <w:proofErr w:type="spellEnd"/>
+      <w:r>
+        <w:t xml:space="preserve"> заключается в тотальной параметризации, которая заложена глубоко в архитектуру программы.</w:t>
       </w:r>
       <w:r>
         <w:t xml:space="preserve"> </w:t>
@@ -5725,7 +6292,7 @@
                     <pic:cNvPicPr/>
                   </pic:nvPicPr>
                   <pic:blipFill>
-                    <a:blip r:embed="rId12">
+                    <a:blip r:embed="rId11">
                       <a:extLst>
                         <a:ext uri="{28A0092B-C50C-407E-A947-70E740481C1C}">
                           <a14:useLocalDpi xmlns:a14="http://schemas.microsoft.com/office/drawing/2010/main" val="0"/>
@@ -6155,6 +6722,7 @@
         </w:rPr>
         <w:t xml:space="preserve">: </w:t>
       </w:r>
+      <w:proofErr w:type="spellStart"/>
       <w:r>
         <w:rPr>
           <w:rFonts w:cs="Times New Roman"/>
@@ -6170,6 +6738,7 @@
         </w:rPr>
         <w:t>min</w:t>
       </w:r>
+      <w:proofErr w:type="spellEnd"/>
       <w:r>
         <w:rPr>
           <w:rFonts w:cs="Times New Roman"/>
@@ -6183,6 +6752,7 @@
         </w:rPr>
         <w:t xml:space="preserve">= </w:t>
       </w:r>
+      <w:proofErr w:type="gramStart"/>
       <w:r>
         <w:rPr>
           <w:rFonts w:cs="Times New Roman"/>
@@ -6194,7 +6764,14 @@
         <w:rPr>
           <w:rFonts w:cs="Times New Roman"/>
         </w:rPr>
-        <w:t xml:space="preserve">(200; </w:t>
+        <w:t>(</w:t>
+      </w:r>
+      <w:proofErr w:type="gramEnd"/>
+      <w:r>
+        <w:rPr>
+          <w:rFonts w:cs="Times New Roman"/>
+        </w:rPr>
+        <w:t xml:space="preserve">200; </w:t>
       </w:r>
       <w:r>
         <w:rPr>
@@ -6420,6 +6997,7 @@
         </w:rPr>
         <w:t xml:space="preserve">: </w:t>
       </w:r>
+      <w:proofErr w:type="spellStart"/>
       <w:r>
         <w:rPr>
           <w:rFonts w:cs="Times New Roman"/>
@@ -6435,12 +7013,14 @@
         </w:rPr>
         <w:t>min</w:t>
       </w:r>
+      <w:proofErr w:type="spellEnd"/>
       <w:r>
         <w:rPr>
           <w:rFonts w:cs="Times New Roman"/>
         </w:rPr>
         <w:t xml:space="preserve"> = </w:t>
       </w:r>
+      <w:proofErr w:type="gramStart"/>
       <w:r>
         <w:rPr>
           <w:rFonts w:cs="Times New Roman"/>
@@ -6452,7 +7032,14 @@
         <w:rPr>
           <w:rFonts w:cs="Times New Roman"/>
         </w:rPr>
-        <w:t xml:space="preserve">(150; </w:t>
+        <w:t>(</w:t>
+      </w:r>
+      <w:proofErr w:type="gramEnd"/>
+      <w:r>
+        <w:rPr>
+          <w:rFonts w:cs="Times New Roman"/>
+        </w:rPr>
+        <w:t xml:space="preserve">150; </w:t>
       </w:r>
       <w:r>
         <w:rPr>
@@ -7599,10 +8186,6 @@
           <w:szCs w:val="28"/>
         </w:rPr>
       </w:pPr>
-      <w:commentRangeStart w:id="12"/>
-      <w:commentRangeStart w:id="13"/>
-      <w:commentRangeStart w:id="14"/>
-      <w:commentRangeStart w:id="15"/>
       <w:r>
         <w:rPr>
           <w:rFonts w:cs="Times New Roman"/>
@@ -7792,6 +8375,7 @@
         </w:rPr>
         <w:t xml:space="preserve"> = </w:t>
       </w:r>
+      <w:proofErr w:type="gramStart"/>
       <w:r>
         <w:rPr>
           <w:rFonts w:cs="Times New Roman"/>
@@ -7805,7 +8389,15 @@
           <w:rFonts w:cs="Times New Roman"/>
           <w:szCs w:val="28"/>
         </w:rPr>
-        <w:t>(250;</w:t>
+        <w:t>(</w:t>
+      </w:r>
+      <w:proofErr w:type="gramEnd"/>
+      <w:r>
+        <w:rPr>
+          <w:rFonts w:cs="Times New Roman"/>
+          <w:szCs w:val="28"/>
+        </w:rPr>
+        <w:t>250;</w:t>
       </w:r>
       <w:r>
         <w:rPr>
@@ -8005,46 +8597,6 @@
         </w:rPr>
         <w:t>)</w:t>
       </w:r>
-      <w:commentRangeEnd w:id="12"/>
-      <w:r>
-        <w:rPr>
-          <w:rStyle w:val="af2"/>
-          <w:rFonts w:cs="Times New Roman"/>
-          <w:sz w:val="28"/>
-          <w:szCs w:val="28"/>
-        </w:rPr>
-        <w:commentReference w:id="12"/>
-      </w:r>
-      <w:commentRangeEnd w:id="13"/>
-      <w:r>
-        <w:rPr>
-          <w:rStyle w:val="af2"/>
-          <w:rFonts w:cs="Times New Roman"/>
-          <w:sz w:val="28"/>
-          <w:szCs w:val="28"/>
-        </w:rPr>
-        <w:commentReference w:id="13"/>
-      </w:r>
-      <w:commentRangeEnd w:id="14"/>
-      <w:r>
-        <w:rPr>
-          <w:rStyle w:val="af2"/>
-          <w:rFonts w:cs="Times New Roman"/>
-          <w:sz w:val="28"/>
-          <w:szCs w:val="28"/>
-        </w:rPr>
-        <w:commentReference w:id="14"/>
-      </w:r>
-      <w:commentRangeEnd w:id="15"/>
-      <w:r>
-        <w:rPr>
-          <w:rStyle w:val="af2"/>
-          <w:rFonts w:cs="Times New Roman"/>
-          <w:sz w:val="28"/>
-          <w:szCs w:val="28"/>
-        </w:rPr>
-        <w:commentReference w:id="15"/>
-      </w:r>
       <w:r>
         <w:rPr>
           <w:rFonts w:cs="Times New Roman"/>
@@ -8062,10 +8614,6 @@
           <w:szCs w:val="28"/>
         </w:rPr>
       </w:pPr>
-      <w:commentRangeStart w:id="16"/>
-      <w:commentRangeStart w:id="17"/>
-      <w:commentRangeStart w:id="18"/>
-      <w:commentRangeStart w:id="19"/>
       <w:r>
         <w:rPr>
           <w:rFonts w:cs="Times New Roman"/>
@@ -8246,6 +8794,7 @@
         </w:rPr>
         <w:t xml:space="preserve"> = </w:t>
       </w:r>
+      <w:proofErr w:type="gramStart"/>
       <w:r>
         <w:rPr>
           <w:rFonts w:cs="Times New Roman"/>
@@ -8259,7 +8808,15 @@
           <w:rFonts w:cs="Times New Roman"/>
           <w:szCs w:val="28"/>
         </w:rPr>
-        <w:t xml:space="preserve">(190; </w:t>
+        <w:t>(</w:t>
+      </w:r>
+      <w:proofErr w:type="gramEnd"/>
+      <w:r>
+        <w:rPr>
+          <w:rFonts w:cs="Times New Roman"/>
+          <w:szCs w:val="28"/>
+        </w:rPr>
+        <w:t xml:space="preserve">190; </w:t>
       </w:r>
       <w:r>
         <w:rPr>
@@ -8458,46 +9015,6 @@
           <w:szCs w:val="28"/>
         </w:rPr>
         <w:t>.</w:t>
-      </w:r>
-      <w:commentRangeEnd w:id="16"/>
-      <w:r>
-        <w:rPr>
-          <w:rStyle w:val="af2"/>
-          <w:rFonts w:cs="Times New Roman"/>
-          <w:sz w:val="28"/>
-          <w:szCs w:val="28"/>
-        </w:rPr>
-        <w:commentReference w:id="16"/>
-      </w:r>
-      <w:commentRangeEnd w:id="17"/>
-      <w:r>
-        <w:rPr>
-          <w:rStyle w:val="af2"/>
-          <w:rFonts w:cs="Times New Roman"/>
-          <w:sz w:val="28"/>
-          <w:szCs w:val="28"/>
-        </w:rPr>
-        <w:commentReference w:id="17"/>
-      </w:r>
-      <w:commentRangeEnd w:id="18"/>
-      <w:r>
-        <w:rPr>
-          <w:rStyle w:val="af2"/>
-          <w:rFonts w:cs="Times New Roman"/>
-          <w:sz w:val="28"/>
-          <w:szCs w:val="28"/>
-        </w:rPr>
-        <w:commentReference w:id="18"/>
-      </w:r>
-      <w:commentRangeEnd w:id="19"/>
-      <w:r>
-        <w:rPr>
-          <w:rStyle w:val="af2"/>
-          <w:rFonts w:cs="Times New Roman"/>
-          <w:sz w:val="28"/>
-          <w:szCs w:val="28"/>
-        </w:rPr>
-        <w:commentReference w:id="19"/>
       </w:r>
     </w:p>
     <w:p>
@@ -8563,7 +9080,7 @@
                     <pic:cNvPicPr/>
                   </pic:nvPicPr>
                   <pic:blipFill>
-                    <a:blip r:embed="rId17"/>
+                    <a:blip r:embed="rId12"/>
                     <a:stretch>
                       <a:fillRect/>
                     </a:stretch>
@@ -8624,9 +9141,9 @@
           <w:szCs w:val="28"/>
         </w:rPr>
       </w:pPr>
-      <w:bookmarkStart w:id="20" w:name="_Toc240922649"/>
-      <w:bookmarkStart w:id="21" w:name="_Toc241000340"/>
-      <w:bookmarkStart w:id="22" w:name="_Toc243409835"/>
+      <w:bookmarkStart w:id="12" w:name="_Toc240922649"/>
+      <w:bookmarkStart w:id="13" w:name="_Toc241000340"/>
+      <w:bookmarkStart w:id="14" w:name="_Toc243409835"/>
       <w:r>
         <w:rPr>
           <w:rFonts w:ascii="Times New Roman" w:hAnsi="Times New Roman" w:cs="Times New Roman"/>
@@ -8639,9 +9156,9 @@
         <w:lastRenderedPageBreak/>
         <w:t>3 ПРОЕКТ СИСТЕМЫ</w:t>
       </w:r>
-      <w:bookmarkEnd w:id="20"/>
-      <w:bookmarkEnd w:id="21"/>
-      <w:bookmarkEnd w:id="22"/>
+      <w:bookmarkEnd w:id="12"/>
+      <w:bookmarkEnd w:id="13"/>
+      <w:bookmarkEnd w:id="14"/>
     </w:p>
     <w:p>
       <w:pPr>
@@ -8668,9 +9185,9 @@
           <w:szCs w:val="28"/>
         </w:rPr>
       </w:pPr>
-      <w:bookmarkStart w:id="23" w:name="_Toc240922650"/>
-      <w:bookmarkStart w:id="24" w:name="_Toc241000341"/>
-      <w:bookmarkStart w:id="25" w:name="_Toc243409836"/>
+      <w:bookmarkStart w:id="15" w:name="_Toc240922650"/>
+      <w:bookmarkStart w:id="16" w:name="_Toc241000341"/>
+      <w:bookmarkStart w:id="17" w:name="_Toc243409836"/>
       <w:r>
         <w:rPr>
           <w:rFonts w:ascii="Times New Roman" w:hAnsi="Times New Roman" w:cs="Times New Roman"/>
@@ -8682,9 +9199,9 @@
         </w:rPr>
         <w:t>3.1 Диаграмма классов</w:t>
       </w:r>
-      <w:bookmarkEnd w:id="23"/>
-      <w:bookmarkEnd w:id="24"/>
-      <w:bookmarkEnd w:id="25"/>
+      <w:bookmarkEnd w:id="15"/>
+      <w:bookmarkEnd w:id="16"/>
+      <w:bookmarkEnd w:id="17"/>
     </w:p>
     <w:p>
       <w:pPr>
@@ -8743,7 +9260,7 @@
                     <pic:cNvPicPr/>
                   </pic:nvPicPr>
                   <pic:blipFill rotWithShape="1">
-                    <a:blip r:embed="rId18"/>
+                    <a:blip r:embed="rId13"/>
                     <a:srcRect l="3135" t="3013" r="8109" b="1507"/>
                     <a:stretch>
                       <a:fillRect/>
@@ -8825,6 +9342,7 @@
         </w:rPr>
         <w:t xml:space="preserve">Таблица 3.1 – Свойства класса </w:t>
       </w:r>
+      <w:proofErr w:type="spellStart"/>
       <w:r>
         <w:rPr>
           <w:szCs w:val="28"/>
@@ -8832,6 +9350,7 @@
         </w:rPr>
         <w:t>MainForm</w:t>
       </w:r>
+      <w:proofErr w:type="spellEnd"/>
     </w:p>
     <w:tbl>
       <w:tblPr>
@@ -8971,6 +9490,7 @@
                 <w:lang w:val="en-US"/>
               </w:rPr>
             </w:pPr>
+            <w:proofErr w:type="spellStart"/>
             <w:r>
               <w:rPr>
                 <w:sz w:val="24"/>
@@ -8978,6 +9498,7 @@
               </w:rPr>
               <w:t>AudioSpeakerBuilder</w:t>
             </w:r>
+            <w:proofErr w:type="spellEnd"/>
           </w:p>
         </w:tc>
         <w:tc>
@@ -9030,8 +9551,17 @@
                 <w:sz w:val="24"/>
                 <w:szCs w:val="24"/>
               </w:rPr>
-              <w:t>_parameters</w:t>
-            </w:r>
+              <w:t>_</w:t>
+            </w:r>
+            <w:proofErr w:type="spellStart"/>
+            <w:r>
+              <w:rPr>
+                <w:sz w:val="24"/>
+                <w:szCs w:val="24"/>
+              </w:rPr>
+              <w:t>parameters</w:t>
+            </w:r>
+            <w:proofErr w:type="spellEnd"/>
           </w:p>
         </w:tc>
         <w:tc>
@@ -9052,6 +9582,7 @@
                 <w:lang w:val="en-US"/>
               </w:rPr>
             </w:pPr>
+            <w:proofErr w:type="spellStart"/>
             <w:r>
               <w:rPr>
                 <w:sz w:val="24"/>
@@ -9059,6 +9590,7 @@
               </w:rPr>
               <w:t>SpeakerParameters</w:t>
             </w:r>
+            <w:proofErr w:type="spellEnd"/>
           </w:p>
         </w:tc>
         <w:tc>
@@ -9111,12 +9643,14 @@
         </w:rPr>
         <w:t xml:space="preserve">класса </w:t>
       </w:r>
+      <w:proofErr w:type="spellStart"/>
       <w:r>
         <w:rPr>
           <w:lang w:val="en-US"/>
         </w:rPr>
         <w:t>MainForm</w:t>
       </w:r>
+      <w:proofErr w:type="spellEnd"/>
     </w:p>
     <w:tbl>
       <w:tblPr>
@@ -9234,6 +9768,8 @@
                 <w:lang w:val="en-US"/>
               </w:rPr>
             </w:pPr>
+            <w:proofErr w:type="spellStart"/>
+            <w:proofErr w:type="gramStart"/>
             <w:r>
               <w:rPr>
                 <w:sz w:val="24"/>
@@ -9241,12 +9777,21 @@
               </w:rPr>
               <w:t>BuildModel</w:t>
             </w:r>
-            <w:r>
-              <w:rPr>
-                <w:sz w:val="24"/>
-                <w:szCs w:val="24"/>
-              </w:rPr>
-              <w:t>()</w:t>
+            <w:proofErr w:type="spellEnd"/>
+            <w:r>
+              <w:rPr>
+                <w:sz w:val="24"/>
+                <w:szCs w:val="24"/>
+              </w:rPr>
+              <w:t>(</w:t>
+            </w:r>
+            <w:proofErr w:type="gramEnd"/>
+            <w:r>
+              <w:rPr>
+                <w:sz w:val="24"/>
+                <w:szCs w:val="24"/>
+              </w:rPr>
+              <w:t>)</w:t>
             </w:r>
           </w:p>
         </w:tc>
@@ -9267,6 +9812,7 @@
                 <w:lang w:val="en-US"/>
               </w:rPr>
             </w:pPr>
+            <w:proofErr w:type="spellStart"/>
             <w:r>
               <w:rPr>
                 <w:sz w:val="24"/>
@@ -9274,6 +9820,7 @@
               </w:rPr>
               <w:t>void</w:t>
             </w:r>
+            <w:proofErr w:type="spellEnd"/>
           </w:p>
         </w:tc>
         <w:tc>
@@ -9325,6 +9872,8 @@
                 <w:lang w:val="en-US"/>
               </w:rPr>
             </w:pPr>
+            <w:proofErr w:type="spellStart"/>
+            <w:proofErr w:type="gramStart"/>
             <w:r>
               <w:rPr>
                 <w:sz w:val="24"/>
@@ -9332,12 +9881,21 @@
               </w:rPr>
               <w:t>FirstValidate</w:t>
             </w:r>
-            <w:r>
-              <w:rPr>
-                <w:sz w:val="24"/>
-                <w:szCs w:val="24"/>
-              </w:rPr>
-              <w:t>()</w:t>
+            <w:proofErr w:type="spellEnd"/>
+            <w:r>
+              <w:rPr>
+                <w:sz w:val="24"/>
+                <w:szCs w:val="24"/>
+              </w:rPr>
+              <w:t>(</w:t>
+            </w:r>
+            <w:proofErr w:type="gramEnd"/>
+            <w:r>
+              <w:rPr>
+                <w:sz w:val="24"/>
+                <w:szCs w:val="24"/>
+              </w:rPr>
+              <w:t>)</w:t>
             </w:r>
           </w:p>
         </w:tc>
@@ -9358,6 +9916,7 @@
                 <w:lang w:val="en-US"/>
               </w:rPr>
             </w:pPr>
+            <w:proofErr w:type="spellStart"/>
             <w:r>
               <w:rPr>
                 <w:sz w:val="24"/>
@@ -9365,6 +9924,7 @@
               </w:rPr>
               <w:t>void</w:t>
             </w:r>
+            <w:proofErr w:type="spellEnd"/>
           </w:p>
         </w:tc>
         <w:tc>
@@ -9415,12 +9975,21 @@
                 <w:szCs w:val="24"/>
               </w:rPr>
             </w:pPr>
-            <w:r>
-              <w:rPr>
-                <w:sz w:val="24"/>
-                <w:szCs w:val="24"/>
-              </w:rPr>
-              <w:t>TextBox_</w:t>
+            <w:proofErr w:type="spellStart"/>
+            <w:r>
+              <w:rPr>
+                <w:sz w:val="24"/>
+                <w:szCs w:val="24"/>
+              </w:rPr>
+              <w:t>TextBox</w:t>
+            </w:r>
+            <w:proofErr w:type="spellEnd"/>
+            <w:r>
+              <w:rPr>
+                <w:sz w:val="24"/>
+                <w:szCs w:val="24"/>
+              </w:rPr>
+              <w:t>_</w:t>
             </w:r>
             <w:r>
               <w:rPr>
@@ -9435,15 +10004,34 @@
                 <w:sz w:val="24"/>
                 <w:szCs w:val="24"/>
               </w:rPr>
-              <w:t>_Leave</w:t>
-            </w:r>
+              <w:t>_</w:t>
+            </w:r>
+            <w:proofErr w:type="spellStart"/>
+            <w:proofErr w:type="gramStart"/>
+            <w:r>
+              <w:rPr>
+                <w:sz w:val="24"/>
+                <w:szCs w:val="24"/>
+              </w:rPr>
+              <w:t>Leave</w:t>
+            </w:r>
+            <w:proofErr w:type="spellEnd"/>
             <w:r>
               <w:rPr>
                 <w:sz w:val="24"/>
                 <w:szCs w:val="24"/>
                 <w:lang w:val="en-US"/>
               </w:rPr>
-              <w:t>()</w:t>
+              <w:t>(</w:t>
+            </w:r>
+            <w:proofErr w:type="gramEnd"/>
+            <w:r>
+              <w:rPr>
+                <w:sz w:val="24"/>
+                <w:szCs w:val="24"/>
+                <w:lang w:val="en-US"/>
+              </w:rPr>
+              <w:t>)</w:t>
             </w:r>
           </w:p>
         </w:tc>
@@ -9463,6 +10051,7 @@
                 <w:szCs w:val="24"/>
               </w:rPr>
             </w:pPr>
+            <w:proofErr w:type="spellStart"/>
             <w:r>
               <w:rPr>
                 <w:sz w:val="24"/>
@@ -9470,6 +10059,7 @@
               </w:rPr>
               <w:t>void</w:t>
             </w:r>
+            <w:proofErr w:type="spellEnd"/>
           </w:p>
         </w:tc>
         <w:tc>
@@ -9520,19 +10110,37 @@
                 <w:szCs w:val="24"/>
               </w:rPr>
             </w:pPr>
-            <w:r>
-              <w:rPr>
-                <w:sz w:val="24"/>
-                <w:szCs w:val="24"/>
-              </w:rPr>
-              <w:t>TextBox_D_Leave</w:t>
-            </w:r>
-            <w:r>
-              <w:rPr>
-                <w:sz w:val="24"/>
-                <w:szCs w:val="24"/>
-              </w:rPr>
-              <w:t>()</w:t>
+            <w:proofErr w:type="spellStart"/>
+            <w:r>
+              <w:rPr>
+                <w:sz w:val="24"/>
+                <w:szCs w:val="24"/>
+              </w:rPr>
+              <w:t>TextBox_D_</w:t>
+            </w:r>
+            <w:proofErr w:type="gramStart"/>
+            <w:r>
+              <w:rPr>
+                <w:sz w:val="24"/>
+                <w:szCs w:val="24"/>
+              </w:rPr>
+              <w:t>Leave</w:t>
+            </w:r>
+            <w:proofErr w:type="spellEnd"/>
+            <w:r>
+              <w:rPr>
+                <w:sz w:val="24"/>
+                <w:szCs w:val="24"/>
+              </w:rPr>
+              <w:t>(</w:t>
+            </w:r>
+            <w:proofErr w:type="gramEnd"/>
+            <w:r>
+              <w:rPr>
+                <w:sz w:val="24"/>
+                <w:szCs w:val="24"/>
+              </w:rPr>
+              <w:t>)</w:t>
             </w:r>
           </w:p>
         </w:tc>
@@ -9552,6 +10160,7 @@
                 <w:szCs w:val="24"/>
               </w:rPr>
             </w:pPr>
+            <w:proofErr w:type="spellStart"/>
             <w:r>
               <w:rPr>
                 <w:sz w:val="24"/>
@@ -9559,6 +10168,7 @@
               </w:rPr>
               <w:t>void</w:t>
             </w:r>
+            <w:proofErr w:type="spellEnd"/>
           </w:p>
         </w:tc>
         <w:tc>
@@ -9609,12 +10219,21 @@
                 <w:szCs w:val="24"/>
               </w:rPr>
             </w:pPr>
-            <w:r>
-              <w:rPr>
-                <w:sz w:val="24"/>
-                <w:szCs w:val="24"/>
-              </w:rPr>
-              <w:t>TextBox_</w:t>
+            <w:proofErr w:type="spellStart"/>
+            <w:r>
+              <w:rPr>
+                <w:sz w:val="24"/>
+                <w:szCs w:val="24"/>
+              </w:rPr>
+              <w:t>TextBox</w:t>
+            </w:r>
+            <w:proofErr w:type="spellEnd"/>
+            <w:r>
+              <w:rPr>
+                <w:sz w:val="24"/>
+                <w:szCs w:val="24"/>
+              </w:rPr>
+              <w:t>_</w:t>
             </w:r>
             <w:r>
               <w:rPr>
@@ -9629,15 +10248,34 @@
                 <w:sz w:val="24"/>
                 <w:szCs w:val="24"/>
               </w:rPr>
-              <w:t>_Leave</w:t>
-            </w:r>
+              <w:t>_</w:t>
+            </w:r>
+            <w:proofErr w:type="spellStart"/>
+            <w:proofErr w:type="gramStart"/>
+            <w:r>
+              <w:rPr>
+                <w:sz w:val="24"/>
+                <w:szCs w:val="24"/>
+              </w:rPr>
+              <w:t>Leave</w:t>
+            </w:r>
+            <w:proofErr w:type="spellEnd"/>
             <w:r>
               <w:rPr>
                 <w:sz w:val="24"/>
                 <w:szCs w:val="24"/>
                 <w:lang w:val="en-US"/>
               </w:rPr>
-              <w:t>()</w:t>
+              <w:t>(</w:t>
+            </w:r>
+            <w:proofErr w:type="gramEnd"/>
+            <w:r>
+              <w:rPr>
+                <w:sz w:val="24"/>
+                <w:szCs w:val="24"/>
+                <w:lang w:val="en-US"/>
+              </w:rPr>
+              <w:t>)</w:t>
             </w:r>
           </w:p>
         </w:tc>
@@ -9657,6 +10295,7 @@
                 <w:szCs w:val="24"/>
               </w:rPr>
             </w:pPr>
+            <w:proofErr w:type="spellStart"/>
             <w:r>
               <w:rPr>
                 <w:sz w:val="24"/>
@@ -9664,6 +10303,7 @@
               </w:rPr>
               <w:t>void</w:t>
             </w:r>
+            <w:proofErr w:type="spellEnd"/>
           </w:p>
         </w:tc>
         <w:tc>
@@ -9714,12 +10354,21 @@
                 <w:szCs w:val="24"/>
               </w:rPr>
             </w:pPr>
-            <w:r>
-              <w:rPr>
-                <w:sz w:val="24"/>
-                <w:szCs w:val="24"/>
-              </w:rPr>
-              <w:t>TextBox_</w:t>
+            <w:proofErr w:type="spellStart"/>
+            <w:r>
+              <w:rPr>
+                <w:sz w:val="24"/>
+                <w:szCs w:val="24"/>
+              </w:rPr>
+              <w:t>TextBox</w:t>
+            </w:r>
+            <w:proofErr w:type="spellEnd"/>
+            <w:r>
+              <w:rPr>
+                <w:sz w:val="24"/>
+                <w:szCs w:val="24"/>
+              </w:rPr>
+              <w:t>_</w:t>
             </w:r>
             <w:r>
               <w:rPr>
@@ -9734,7 +10383,32 @@
                 <w:sz w:val="24"/>
                 <w:szCs w:val="24"/>
               </w:rPr>
-              <w:t>_Leave()</w:t>
+              <w:t>_</w:t>
+            </w:r>
+            <w:proofErr w:type="spellStart"/>
+            <w:proofErr w:type="gramStart"/>
+            <w:r>
+              <w:rPr>
+                <w:sz w:val="24"/>
+                <w:szCs w:val="24"/>
+              </w:rPr>
+              <w:t>Leave</w:t>
+            </w:r>
+            <w:proofErr w:type="spellEnd"/>
+            <w:r>
+              <w:rPr>
+                <w:sz w:val="24"/>
+                <w:szCs w:val="24"/>
+              </w:rPr>
+              <w:t>(</w:t>
+            </w:r>
+            <w:proofErr w:type="gramEnd"/>
+            <w:r>
+              <w:rPr>
+                <w:sz w:val="24"/>
+                <w:szCs w:val="24"/>
+              </w:rPr>
+              <w:t>)</w:t>
             </w:r>
           </w:p>
         </w:tc>
@@ -9754,6 +10428,7 @@
                 <w:szCs w:val="24"/>
               </w:rPr>
             </w:pPr>
+            <w:proofErr w:type="spellStart"/>
             <w:r>
               <w:rPr>
                 <w:sz w:val="24"/>
@@ -9761,6 +10436,7 @@
               </w:rPr>
               <w:t>void</w:t>
             </w:r>
+            <w:proofErr w:type="spellEnd"/>
           </w:p>
         </w:tc>
         <w:tc>
@@ -9811,12 +10487,21 @@
                 <w:szCs w:val="24"/>
               </w:rPr>
             </w:pPr>
-            <w:r>
-              <w:rPr>
-                <w:sz w:val="24"/>
-                <w:szCs w:val="24"/>
-              </w:rPr>
-              <w:t>TextBox_</w:t>
+            <w:proofErr w:type="spellStart"/>
+            <w:r>
+              <w:rPr>
+                <w:sz w:val="24"/>
+                <w:szCs w:val="24"/>
+              </w:rPr>
+              <w:t>TextBox</w:t>
+            </w:r>
+            <w:proofErr w:type="spellEnd"/>
+            <w:r>
+              <w:rPr>
+                <w:sz w:val="24"/>
+                <w:szCs w:val="24"/>
+              </w:rPr>
+              <w:t>_</w:t>
             </w:r>
             <w:r>
               <w:rPr>
@@ -9831,7 +10516,32 @@
                 <w:sz w:val="24"/>
                 <w:szCs w:val="24"/>
               </w:rPr>
-              <w:t>_Leave()</w:t>
+              <w:t>_</w:t>
+            </w:r>
+            <w:proofErr w:type="spellStart"/>
+            <w:proofErr w:type="gramStart"/>
+            <w:r>
+              <w:rPr>
+                <w:sz w:val="24"/>
+                <w:szCs w:val="24"/>
+              </w:rPr>
+              <w:t>Leave</w:t>
+            </w:r>
+            <w:proofErr w:type="spellEnd"/>
+            <w:r>
+              <w:rPr>
+                <w:sz w:val="24"/>
+                <w:szCs w:val="24"/>
+              </w:rPr>
+              <w:t>(</w:t>
+            </w:r>
+            <w:proofErr w:type="gramEnd"/>
+            <w:r>
+              <w:rPr>
+                <w:sz w:val="24"/>
+                <w:szCs w:val="24"/>
+              </w:rPr>
+              <w:t>)</w:t>
             </w:r>
           </w:p>
         </w:tc>
@@ -9851,6 +10561,7 @@
                 <w:szCs w:val="24"/>
               </w:rPr>
             </w:pPr>
+            <w:proofErr w:type="spellStart"/>
             <w:r>
               <w:rPr>
                 <w:sz w:val="24"/>
@@ -9858,6 +10569,7 @@
               </w:rPr>
               <w:t>void</w:t>
             </w:r>
+            <w:proofErr w:type="spellEnd"/>
           </w:p>
         </w:tc>
         <w:tc>
@@ -9908,12 +10620,37 @@
                 <w:szCs w:val="24"/>
               </w:rPr>
             </w:pPr>
-            <w:r>
-              <w:rPr>
-                <w:sz w:val="24"/>
-                <w:szCs w:val="24"/>
-              </w:rPr>
-              <w:t>TextBox_T_Leave()</w:t>
+            <w:proofErr w:type="spellStart"/>
+            <w:r>
+              <w:rPr>
+                <w:sz w:val="24"/>
+                <w:szCs w:val="24"/>
+              </w:rPr>
+              <w:t>TextBox_T_</w:t>
+            </w:r>
+            <w:proofErr w:type="gramStart"/>
+            <w:r>
+              <w:rPr>
+                <w:sz w:val="24"/>
+                <w:szCs w:val="24"/>
+              </w:rPr>
+              <w:t>Leave</w:t>
+            </w:r>
+            <w:proofErr w:type="spellEnd"/>
+            <w:r>
+              <w:rPr>
+                <w:sz w:val="24"/>
+                <w:szCs w:val="24"/>
+              </w:rPr>
+              <w:t>(</w:t>
+            </w:r>
+            <w:proofErr w:type="gramEnd"/>
+            <w:r>
+              <w:rPr>
+                <w:sz w:val="24"/>
+                <w:szCs w:val="24"/>
+              </w:rPr>
+              <w:t>)</w:t>
             </w:r>
           </w:p>
         </w:tc>
@@ -9933,6 +10670,7 @@
                 <w:szCs w:val="24"/>
               </w:rPr>
             </w:pPr>
+            <w:proofErr w:type="spellStart"/>
             <w:r>
               <w:rPr>
                 <w:sz w:val="24"/>
@@ -9940,6 +10678,7 @@
               </w:rPr>
               <w:t>void</w:t>
             </w:r>
+            <w:proofErr w:type="spellEnd"/>
           </w:p>
         </w:tc>
         <w:tc>
@@ -9987,12 +10726,37 @@
                 <w:szCs w:val="24"/>
               </w:rPr>
             </w:pPr>
-            <w:r>
-              <w:rPr>
-                <w:sz w:val="24"/>
-                <w:szCs w:val="24"/>
-              </w:rPr>
-              <w:t>TextBox_OnlyDigitKeyPress()</w:t>
+            <w:proofErr w:type="spellStart"/>
+            <w:r>
+              <w:rPr>
+                <w:sz w:val="24"/>
+                <w:szCs w:val="24"/>
+              </w:rPr>
+              <w:t>TextBox_</w:t>
+            </w:r>
+            <w:proofErr w:type="gramStart"/>
+            <w:r>
+              <w:rPr>
+                <w:sz w:val="24"/>
+                <w:szCs w:val="24"/>
+              </w:rPr>
+              <w:t>OnlyDigitKeyPress</w:t>
+            </w:r>
+            <w:proofErr w:type="spellEnd"/>
+            <w:r>
+              <w:rPr>
+                <w:sz w:val="24"/>
+                <w:szCs w:val="24"/>
+              </w:rPr>
+              <w:t>(</w:t>
+            </w:r>
+            <w:proofErr w:type="gramEnd"/>
+            <w:r>
+              <w:rPr>
+                <w:sz w:val="24"/>
+                <w:szCs w:val="24"/>
+              </w:rPr>
+              <w:t>)</w:t>
             </w:r>
           </w:p>
         </w:tc>
@@ -10012,6 +10776,7 @@
                 <w:szCs w:val="24"/>
               </w:rPr>
             </w:pPr>
+            <w:proofErr w:type="spellStart"/>
             <w:r>
               <w:rPr>
                 <w:sz w:val="24"/>
@@ -10019,6 +10784,7 @@
               </w:rPr>
               <w:t>void</w:t>
             </w:r>
+            <w:proofErr w:type="spellEnd"/>
           </w:p>
         </w:tc>
         <w:tc>
@@ -10069,12 +10835,30 @@
                 <w:szCs w:val="24"/>
               </w:rPr>
             </w:pPr>
-            <w:r>
-              <w:rPr>
-                <w:sz w:val="24"/>
-                <w:szCs w:val="24"/>
-              </w:rPr>
-              <w:t>UpdateDynamicLimits()</w:t>
+            <w:proofErr w:type="spellStart"/>
+            <w:proofErr w:type="gramStart"/>
+            <w:r>
+              <w:rPr>
+                <w:sz w:val="24"/>
+                <w:szCs w:val="24"/>
+              </w:rPr>
+              <w:t>UpdateDynamicLimits</w:t>
+            </w:r>
+            <w:proofErr w:type="spellEnd"/>
+            <w:r>
+              <w:rPr>
+                <w:sz w:val="24"/>
+                <w:szCs w:val="24"/>
+              </w:rPr>
+              <w:t>(</w:t>
+            </w:r>
+            <w:proofErr w:type="gramEnd"/>
+            <w:r>
+              <w:rPr>
+                <w:sz w:val="24"/>
+                <w:szCs w:val="24"/>
+              </w:rPr>
+              <w:t>)</w:t>
             </w:r>
           </w:p>
         </w:tc>
@@ -10094,6 +10878,7 @@
                 <w:szCs w:val="24"/>
               </w:rPr>
             </w:pPr>
+            <w:proofErr w:type="spellStart"/>
             <w:r>
               <w:rPr>
                 <w:sz w:val="24"/>
@@ -10101,6 +10886,7 @@
               </w:rPr>
               <w:t>void</w:t>
             </w:r>
+            <w:proofErr w:type="spellEnd"/>
           </w:p>
         </w:tc>
         <w:tc>
@@ -10123,7 +10909,43 @@
                 <w:sz w:val="24"/>
                 <w:szCs w:val="24"/>
               </w:rPr>
-              <w:t>Динамически пересчитывает min/max границы зависимых параметров на лету согласно формулам из ТЗ</w:t>
+              <w:t xml:space="preserve">Динамически пересчитывает </w:t>
+            </w:r>
+            <w:proofErr w:type="spellStart"/>
+            <w:r>
+              <w:rPr>
+                <w:rFonts w:eastAsia="Times New Roman" w:cs="Times New Roman"/>
+                <w:sz w:val="24"/>
+                <w:szCs w:val="24"/>
+              </w:rPr>
+              <w:t>min</w:t>
+            </w:r>
+            <w:proofErr w:type="spellEnd"/>
+            <w:r>
+              <w:rPr>
+                <w:rFonts w:eastAsia="Times New Roman" w:cs="Times New Roman"/>
+                <w:sz w:val="24"/>
+                <w:szCs w:val="24"/>
+              </w:rPr>
+              <w:t>/</w:t>
+            </w:r>
+            <w:proofErr w:type="spellStart"/>
+            <w:r>
+              <w:rPr>
+                <w:rFonts w:eastAsia="Times New Roman" w:cs="Times New Roman"/>
+                <w:sz w:val="24"/>
+                <w:szCs w:val="24"/>
+              </w:rPr>
+              <w:t>max</w:t>
+            </w:r>
+            <w:proofErr w:type="spellEnd"/>
+            <w:r>
+              <w:rPr>
+                <w:rFonts w:eastAsia="Times New Roman" w:cs="Times New Roman"/>
+                <w:sz w:val="24"/>
+                <w:szCs w:val="24"/>
+              </w:rPr>
+              <w:t xml:space="preserve"> границы зависимых параметров на лету согласно формулам из ТЗ</w:t>
             </w:r>
           </w:p>
         </w:tc>
@@ -10148,12 +10970,30 @@
                 <w:szCs w:val="24"/>
               </w:rPr>
             </w:pPr>
-            <w:r>
-              <w:rPr>
-                <w:sz w:val="24"/>
-                <w:szCs w:val="24"/>
-              </w:rPr>
-              <w:t>SetColors()</w:t>
+            <w:proofErr w:type="spellStart"/>
+            <w:proofErr w:type="gramStart"/>
+            <w:r>
+              <w:rPr>
+                <w:sz w:val="24"/>
+                <w:szCs w:val="24"/>
+              </w:rPr>
+              <w:t>SetColors</w:t>
+            </w:r>
+            <w:proofErr w:type="spellEnd"/>
+            <w:r>
+              <w:rPr>
+                <w:sz w:val="24"/>
+                <w:szCs w:val="24"/>
+              </w:rPr>
+              <w:t>(</w:t>
+            </w:r>
+            <w:proofErr w:type="gramEnd"/>
+            <w:r>
+              <w:rPr>
+                <w:sz w:val="24"/>
+                <w:szCs w:val="24"/>
+              </w:rPr>
+              <w:t>)</w:t>
             </w:r>
           </w:p>
         </w:tc>
@@ -10173,6 +11013,7 @@
                 <w:szCs w:val="24"/>
               </w:rPr>
             </w:pPr>
+            <w:proofErr w:type="spellStart"/>
             <w:r>
               <w:rPr>
                 <w:sz w:val="24"/>
@@ -10180,6 +11021,7 @@
               </w:rPr>
               <w:t>void</w:t>
             </w:r>
+            <w:proofErr w:type="spellEnd"/>
           </w:p>
         </w:tc>
         <w:tc>
@@ -10219,7 +11061,7 @@
           <w:szCs w:val="28"/>
         </w:rPr>
       </w:pPr>
-      <w:bookmarkStart w:id="26" w:name="_Toc240922651"/>
+      <w:bookmarkStart w:id="18" w:name="_Toc240922651"/>
     </w:p>
     <w:p>
       <w:pPr>
@@ -10282,12 +11124,14 @@
         </w:rPr>
         <w:t>Speaker</w:t>
       </w:r>
+      <w:proofErr w:type="spellStart"/>
       <w:r>
         <w:rPr>
           <w:szCs w:val="28"/>
         </w:rPr>
         <w:t>Parameters</w:t>
       </w:r>
+      <w:proofErr w:type="spellEnd"/>
     </w:p>
     <w:tbl>
       <w:tblPr>
@@ -10396,8 +11240,17 @@
                 <w:sz w:val="24"/>
                 <w:szCs w:val="24"/>
               </w:rPr>
-              <w:t>_height</w:t>
-            </w:r>
+              <w:t>_</w:t>
+            </w:r>
+            <w:proofErr w:type="spellStart"/>
+            <w:r>
+              <w:rPr>
+                <w:sz w:val="24"/>
+                <w:szCs w:val="24"/>
+              </w:rPr>
+              <w:t>height</w:t>
+            </w:r>
+            <w:proofErr w:type="spellEnd"/>
           </w:p>
         </w:tc>
         <w:tc>
@@ -10413,6 +11266,7 @@
                 <w:szCs w:val="24"/>
               </w:rPr>
             </w:pPr>
+            <w:proofErr w:type="spellStart"/>
             <w:r>
               <w:rPr>
                 <w:sz w:val="24"/>
@@ -10420,6 +11274,7 @@
               </w:rPr>
               <w:t>double</w:t>
             </w:r>
+            <w:proofErr w:type="spellEnd"/>
           </w:p>
         </w:tc>
         <w:tc>
@@ -10469,8 +11324,17 @@
                 <w:sz w:val="24"/>
                 <w:szCs w:val="24"/>
               </w:rPr>
-              <w:t>_depth</w:t>
-            </w:r>
+              <w:t>_</w:t>
+            </w:r>
+            <w:proofErr w:type="spellStart"/>
+            <w:r>
+              <w:rPr>
+                <w:sz w:val="24"/>
+                <w:szCs w:val="24"/>
+              </w:rPr>
+              <w:t>depth</w:t>
+            </w:r>
+            <w:proofErr w:type="spellEnd"/>
           </w:p>
         </w:tc>
         <w:tc>
@@ -10486,6 +11350,7 @@
                 <w:szCs w:val="24"/>
               </w:rPr>
             </w:pPr>
+            <w:proofErr w:type="spellStart"/>
             <w:r>
               <w:rPr>
                 <w:sz w:val="24"/>
@@ -10493,6 +11358,7 @@
               </w:rPr>
               <w:t>double</w:t>
             </w:r>
+            <w:proofErr w:type="spellEnd"/>
           </w:p>
         </w:tc>
         <w:tc>
@@ -10542,8 +11408,17 @@
                 <w:sz w:val="24"/>
                 <w:szCs w:val="24"/>
               </w:rPr>
-              <w:t>_width</w:t>
-            </w:r>
+              <w:t>_</w:t>
+            </w:r>
+            <w:proofErr w:type="spellStart"/>
+            <w:r>
+              <w:rPr>
+                <w:sz w:val="24"/>
+                <w:szCs w:val="24"/>
+              </w:rPr>
+              <w:t>width</w:t>
+            </w:r>
+            <w:proofErr w:type="spellEnd"/>
           </w:p>
         </w:tc>
         <w:tc>
@@ -10559,6 +11434,7 @@
                 <w:szCs w:val="24"/>
               </w:rPr>
             </w:pPr>
+            <w:proofErr w:type="spellStart"/>
             <w:r>
               <w:rPr>
                 <w:sz w:val="24"/>
@@ -10566,6 +11442,7 @@
               </w:rPr>
               <w:t>double</w:t>
             </w:r>
+            <w:proofErr w:type="spellEnd"/>
           </w:p>
         </w:tc>
         <w:tc>
@@ -10615,8 +11492,17 @@
                 <w:sz w:val="24"/>
                 <w:szCs w:val="24"/>
               </w:rPr>
-              <w:t>_lowerDiameter</w:t>
-            </w:r>
+              <w:t>_</w:t>
+            </w:r>
+            <w:proofErr w:type="spellStart"/>
+            <w:r>
+              <w:rPr>
+                <w:sz w:val="24"/>
+                <w:szCs w:val="24"/>
+              </w:rPr>
+              <w:t>lowerDiameter</w:t>
+            </w:r>
+            <w:proofErr w:type="spellEnd"/>
           </w:p>
         </w:tc>
         <w:tc>
@@ -10632,6 +11518,7 @@
                 <w:szCs w:val="24"/>
               </w:rPr>
             </w:pPr>
+            <w:proofErr w:type="spellStart"/>
             <w:r>
               <w:rPr>
                 <w:sz w:val="24"/>
@@ -10639,6 +11526,7 @@
               </w:rPr>
               <w:t>double</w:t>
             </w:r>
+            <w:proofErr w:type="spellEnd"/>
           </w:p>
         </w:tc>
         <w:tc>
@@ -10688,8 +11576,17 @@
                 <w:sz w:val="24"/>
                 <w:szCs w:val="24"/>
               </w:rPr>
-              <w:t>_upperDiameter</w:t>
-            </w:r>
+              <w:t>_</w:t>
+            </w:r>
+            <w:proofErr w:type="spellStart"/>
+            <w:r>
+              <w:rPr>
+                <w:sz w:val="24"/>
+                <w:szCs w:val="24"/>
+              </w:rPr>
+              <w:t>upperDiameter</w:t>
+            </w:r>
+            <w:proofErr w:type="spellEnd"/>
           </w:p>
         </w:tc>
         <w:tc>
@@ -10705,6 +11602,7 @@
                 <w:szCs w:val="24"/>
               </w:rPr>
             </w:pPr>
+            <w:proofErr w:type="spellStart"/>
             <w:r>
               <w:rPr>
                 <w:sz w:val="24"/>
@@ -10712,6 +11610,7 @@
               </w:rPr>
               <w:t>double</w:t>
             </w:r>
+            <w:proofErr w:type="spellEnd"/>
           </w:p>
         </w:tc>
         <w:tc>
@@ -10764,8 +11663,17 @@
                 <w:sz w:val="24"/>
                 <w:szCs w:val="24"/>
               </w:rPr>
-              <w:t>_wallThickness</w:t>
-            </w:r>
+              <w:t>_</w:t>
+            </w:r>
+            <w:proofErr w:type="spellStart"/>
+            <w:r>
+              <w:rPr>
+                <w:sz w:val="24"/>
+                <w:szCs w:val="24"/>
+              </w:rPr>
+              <w:t>wallThickness</w:t>
+            </w:r>
+            <w:proofErr w:type="spellEnd"/>
           </w:p>
         </w:tc>
         <w:tc>
@@ -10781,6 +11689,7 @@
                 <w:szCs w:val="24"/>
               </w:rPr>
             </w:pPr>
+            <w:proofErr w:type="spellStart"/>
             <w:r>
               <w:rPr>
                 <w:sz w:val="24"/>
@@ -10788,6 +11697,7 @@
               </w:rPr>
               <w:t>double</w:t>
             </w:r>
+            <w:proofErr w:type="spellEnd"/>
           </w:p>
         </w:tc>
         <w:tc>
@@ -10837,8 +11747,17 @@
                 <w:sz w:val="24"/>
                 <w:szCs w:val="24"/>
               </w:rPr>
-              <w:t>_gap</w:t>
-            </w:r>
+              <w:t>_</w:t>
+            </w:r>
+            <w:proofErr w:type="spellStart"/>
+            <w:r>
+              <w:rPr>
+                <w:sz w:val="24"/>
+                <w:szCs w:val="24"/>
+              </w:rPr>
+              <w:t>gap</w:t>
+            </w:r>
+            <w:proofErr w:type="spellEnd"/>
           </w:p>
         </w:tc>
         <w:tc>
@@ -10997,8 +11916,30 @@
         <w:rPr>
           <w:szCs w:val="28"/>
         </w:rPr>
-        <w:t>Методы и свойства-аксессоры класса SpeakerParameters</w:t>
-      </w:r>
+        <w:t>Методы и свойства-</w:t>
+      </w:r>
+      <w:proofErr w:type="spellStart"/>
+      <w:r>
+        <w:rPr>
+          <w:szCs w:val="28"/>
+        </w:rPr>
+        <w:t>аксессоры</w:t>
+      </w:r>
+      <w:proofErr w:type="spellEnd"/>
+      <w:r>
+        <w:rPr>
+          <w:szCs w:val="28"/>
+        </w:rPr>
+        <w:t xml:space="preserve"> класса </w:t>
+      </w:r>
+      <w:proofErr w:type="spellStart"/>
+      <w:r>
+        <w:rPr>
+          <w:szCs w:val="28"/>
+        </w:rPr>
+        <w:t>SpeakerParameters</w:t>
+      </w:r>
+      <w:proofErr w:type="spellEnd"/>
     </w:p>
     <w:tbl>
       <w:tblPr>
@@ -11125,6 +12066,7 @@
                 <w:szCs w:val="24"/>
               </w:rPr>
             </w:pPr>
+            <w:proofErr w:type="gramStart"/>
             <w:r>
               <w:rPr>
                 <w:sz w:val="24"/>
@@ -11133,12 +12075,29 @@
               </w:rPr>
               <w:t>Speaker</w:t>
             </w:r>
-            <w:r>
-              <w:rPr>
-                <w:sz w:val="24"/>
-                <w:szCs w:val="24"/>
-              </w:rPr>
-              <w:t>Parameters()</w:t>
+            <w:proofErr w:type="spellStart"/>
+            <w:r>
+              <w:rPr>
+                <w:sz w:val="24"/>
+                <w:szCs w:val="24"/>
+              </w:rPr>
+              <w:t>Parameters</w:t>
+            </w:r>
+            <w:proofErr w:type="spellEnd"/>
+            <w:r>
+              <w:rPr>
+                <w:sz w:val="24"/>
+                <w:szCs w:val="24"/>
+              </w:rPr>
+              <w:t>(</w:t>
+            </w:r>
+            <w:proofErr w:type="gramEnd"/>
+            <w:r>
+              <w:rPr>
+                <w:sz w:val="24"/>
+                <w:szCs w:val="24"/>
+              </w:rPr>
+              <w:t>)</w:t>
             </w:r>
           </w:p>
         </w:tc>
@@ -11228,6 +12187,7 @@
                 <w:szCs w:val="24"/>
               </w:rPr>
             </w:pPr>
+            <w:proofErr w:type="spellStart"/>
             <w:r>
               <w:rPr>
                 <w:sz w:val="24"/>
@@ -11235,22 +12195,41 @@
               </w:rPr>
               <w:t>CheckDependent</w:t>
             </w:r>
-          </w:p>
-          <w:p>
-            <w:pPr>
-              <w:spacing w:line="240" w:lineRule="auto"/>
-              <w:jc w:val="center"/>
-              <w:rPr>
-                <w:sz w:val="24"/>
-                <w:szCs w:val="24"/>
-              </w:rPr>
-            </w:pPr>
-            <w:r>
-              <w:rPr>
-                <w:sz w:val="24"/>
-                <w:szCs w:val="24"/>
-              </w:rPr>
-              <w:t>ParametersValue()</w:t>
+            <w:proofErr w:type="spellEnd"/>
+          </w:p>
+          <w:p>
+            <w:pPr>
+              <w:spacing w:line="240" w:lineRule="auto"/>
+              <w:jc w:val="center"/>
+              <w:rPr>
+                <w:sz w:val="24"/>
+                <w:szCs w:val="24"/>
+              </w:rPr>
+            </w:pPr>
+            <w:proofErr w:type="spellStart"/>
+            <w:proofErr w:type="gramStart"/>
+            <w:r>
+              <w:rPr>
+                <w:sz w:val="24"/>
+                <w:szCs w:val="24"/>
+              </w:rPr>
+              <w:t>ParametersValue</w:t>
+            </w:r>
+            <w:proofErr w:type="spellEnd"/>
+            <w:r>
+              <w:rPr>
+                <w:sz w:val="24"/>
+                <w:szCs w:val="24"/>
+              </w:rPr>
+              <w:t>(</w:t>
+            </w:r>
+            <w:proofErr w:type="gramEnd"/>
+            <w:r>
+              <w:rPr>
+                <w:sz w:val="24"/>
+                <w:szCs w:val="24"/>
+              </w:rPr>
+              <w:t>)</w:t>
             </w:r>
           </w:p>
         </w:tc>
@@ -11289,6 +12268,7 @@
                 <w:szCs w:val="24"/>
               </w:rPr>
             </w:pPr>
+            <w:proofErr w:type="spellStart"/>
             <w:r>
               <w:rPr>
                 <w:sz w:val="24"/>
@@ -11296,6 +12276,7 @@
               </w:rPr>
               <w:t>bool</w:t>
             </w:r>
+            <w:proofErr w:type="spellEnd"/>
           </w:p>
         </w:tc>
         <w:tc>
@@ -11340,13 +12321,47 @@
                 <w:szCs w:val="24"/>
               </w:rPr>
             </w:pPr>
-            <w:r>
-              <w:rPr>
-                <w:sz w:val="24"/>
-                <w:szCs w:val="24"/>
-              </w:rPr>
-              <w:t>Height / Depth / Width</w:t>
-            </w:r>
+            <w:proofErr w:type="spellStart"/>
+            <w:r>
+              <w:rPr>
+                <w:sz w:val="24"/>
+                <w:szCs w:val="24"/>
+              </w:rPr>
+              <w:t>Height</w:t>
+            </w:r>
+            <w:proofErr w:type="spellEnd"/>
+            <w:r>
+              <w:rPr>
+                <w:sz w:val="24"/>
+                <w:szCs w:val="24"/>
+              </w:rPr>
+              <w:t xml:space="preserve"> / </w:t>
+            </w:r>
+            <w:proofErr w:type="spellStart"/>
+            <w:r>
+              <w:rPr>
+                <w:sz w:val="24"/>
+                <w:szCs w:val="24"/>
+              </w:rPr>
+              <w:t>Depth</w:t>
+            </w:r>
+            <w:proofErr w:type="spellEnd"/>
+            <w:r>
+              <w:rPr>
+                <w:sz w:val="24"/>
+                <w:szCs w:val="24"/>
+              </w:rPr>
+              <w:t xml:space="preserve"> / </w:t>
+            </w:r>
+            <w:proofErr w:type="spellStart"/>
+            <w:r>
+              <w:rPr>
+                <w:sz w:val="24"/>
+                <w:szCs w:val="24"/>
+              </w:rPr>
+              <w:t>Width</w:t>
+            </w:r>
+            <w:proofErr w:type="spellEnd"/>
           </w:p>
         </w:tc>
         <w:tc>
@@ -11384,6 +12399,7 @@
                 <w:szCs w:val="24"/>
               </w:rPr>
             </w:pPr>
+            <w:proofErr w:type="spellStart"/>
             <w:r>
               <w:rPr>
                 <w:sz w:val="24"/>
@@ -11391,6 +12407,7 @@
               </w:rPr>
               <w:t>double</w:t>
             </w:r>
+            <w:proofErr w:type="spellEnd"/>
           </w:p>
         </w:tc>
         <w:tc>
@@ -11435,13 +12452,31 @@
                 <w:szCs w:val="24"/>
               </w:rPr>
             </w:pPr>
-            <w:r>
-              <w:rPr>
-                <w:sz w:val="24"/>
-                <w:szCs w:val="24"/>
-              </w:rPr>
-              <w:t>LowerDiameter / UpperDiameter</w:t>
-            </w:r>
+            <w:proofErr w:type="spellStart"/>
+            <w:r>
+              <w:rPr>
+                <w:sz w:val="24"/>
+                <w:szCs w:val="24"/>
+              </w:rPr>
+              <w:t>LowerDiameter</w:t>
+            </w:r>
+            <w:proofErr w:type="spellEnd"/>
+            <w:r>
+              <w:rPr>
+                <w:sz w:val="24"/>
+                <w:szCs w:val="24"/>
+              </w:rPr>
+              <w:t xml:space="preserve"> / </w:t>
+            </w:r>
+            <w:proofErr w:type="spellStart"/>
+            <w:r>
+              <w:rPr>
+                <w:sz w:val="24"/>
+                <w:szCs w:val="24"/>
+              </w:rPr>
+              <w:t>UpperDiameter</w:t>
+            </w:r>
+            <w:proofErr w:type="spellEnd"/>
           </w:p>
         </w:tc>
         <w:tc>
@@ -11472,6 +12507,7 @@
                 <w:szCs w:val="24"/>
               </w:rPr>
             </w:pPr>
+            <w:proofErr w:type="spellStart"/>
             <w:r>
               <w:rPr>
                 <w:sz w:val="24"/>
@@ -11479,6 +12515,7 @@
               </w:rPr>
               <w:t>double</w:t>
             </w:r>
+            <w:proofErr w:type="spellEnd"/>
           </w:p>
         </w:tc>
         <w:tc>
@@ -11523,6 +12560,7 @@
                 <w:szCs w:val="24"/>
               </w:rPr>
             </w:pPr>
+            <w:proofErr w:type="spellStart"/>
             <w:r>
               <w:rPr>
                 <w:sz w:val="24"/>
@@ -11530,6 +12568,7 @@
               </w:rPr>
               <w:t>WallThickness</w:t>
             </w:r>
+            <w:proofErr w:type="spellEnd"/>
           </w:p>
         </w:tc>
         <w:tc>
@@ -11560,6 +12599,7 @@
                 <w:szCs w:val="24"/>
               </w:rPr>
             </w:pPr>
+            <w:proofErr w:type="spellStart"/>
             <w:r>
               <w:rPr>
                 <w:sz w:val="24"/>
@@ -11567,6 +12607,7 @@
               </w:rPr>
               <w:t>double</w:t>
             </w:r>
+            <w:proofErr w:type="spellEnd"/>
           </w:p>
         </w:tc>
         <w:tc>
@@ -11673,8 +12714,17 @@
           <w:szCs w:val="28"/>
           <w:lang w:eastAsia="ru-RU"/>
         </w:rPr>
-        <w:t>Методы класса AudioSpeakerBuilder</w:t>
-      </w:r>
+        <w:t xml:space="preserve">Методы класса </w:t>
+      </w:r>
+      <w:proofErr w:type="spellStart"/>
+      <w:r>
+        <w:rPr>
+          <w:szCs w:val="28"/>
+          <w:lang w:eastAsia="ru-RU"/>
+        </w:rPr>
+        <w:t>AudioSpeakerBuilder</w:t>
+      </w:r>
+      <w:proofErr w:type="spellEnd"/>
     </w:p>
     <w:tbl>
       <w:tblPr>
@@ -11797,8 +12847,17 @@
                 <w:sz w:val="24"/>
                 <w:szCs w:val="24"/>
               </w:rPr>
-              <w:t>_wrapper</w:t>
-            </w:r>
+              <w:t>_</w:t>
+            </w:r>
+            <w:proofErr w:type="spellStart"/>
+            <w:r>
+              <w:rPr>
+                <w:sz w:val="24"/>
+                <w:szCs w:val="24"/>
+              </w:rPr>
+              <w:t>wrapper</w:t>
+            </w:r>
+            <w:proofErr w:type="spellEnd"/>
           </w:p>
         </w:tc>
         <w:tc>
@@ -11815,13 +12874,41 @@
                 <w:szCs w:val="24"/>
               </w:rPr>
             </w:pPr>
+            <w:proofErr w:type="spellStart"/>
             <w:r>
               <w:rPr>
                 <w:rFonts w:eastAsia="Times New Roman" w:cs="Times New Roman"/>
                 <w:sz w:val="24"/>
                 <w:szCs w:val="24"/>
               </w:rPr>
-              <w:t>parameters (SpeakerParameters)</w:t>
+              <w:t>parameters</w:t>
+            </w:r>
+            <w:proofErr w:type="spellEnd"/>
+            <w:r>
+              <w:rPr>
+                <w:rFonts w:eastAsia="Times New Roman" w:cs="Times New Roman"/>
+                <w:sz w:val="24"/>
+                <w:szCs w:val="24"/>
+              </w:rPr>
+              <w:t xml:space="preserve"> (</w:t>
+            </w:r>
+            <w:proofErr w:type="spellStart"/>
+            <w:r>
+              <w:rPr>
+                <w:rFonts w:eastAsia="Times New Roman" w:cs="Times New Roman"/>
+                <w:sz w:val="24"/>
+                <w:szCs w:val="24"/>
+              </w:rPr>
+              <w:t>SpeakerParameters</w:t>
+            </w:r>
+            <w:proofErr w:type="spellEnd"/>
+            <w:r>
+              <w:rPr>
+                <w:rFonts w:eastAsia="Times New Roman" w:cs="Times New Roman"/>
+                <w:sz w:val="24"/>
+                <w:szCs w:val="24"/>
+              </w:rPr>
+              <w:t>)</w:t>
             </w:r>
           </w:p>
         </w:tc>
@@ -11942,12 +13029,30 @@
                 <w:szCs w:val="24"/>
               </w:rPr>
             </w:pPr>
-            <w:r>
-              <w:rPr>
-                <w:sz w:val="24"/>
-                <w:szCs w:val="24"/>
-              </w:rPr>
-              <w:t>BuildMainBox()</w:t>
+            <w:proofErr w:type="spellStart"/>
+            <w:proofErr w:type="gramStart"/>
+            <w:r>
+              <w:rPr>
+                <w:sz w:val="24"/>
+                <w:szCs w:val="24"/>
+              </w:rPr>
+              <w:t>BuildMainBox</w:t>
+            </w:r>
+            <w:proofErr w:type="spellEnd"/>
+            <w:r>
+              <w:rPr>
+                <w:sz w:val="24"/>
+                <w:szCs w:val="24"/>
+              </w:rPr>
+              <w:t>(</w:t>
+            </w:r>
+            <w:proofErr w:type="gramEnd"/>
+            <w:r>
+              <w:rPr>
+                <w:sz w:val="24"/>
+                <w:szCs w:val="24"/>
+              </w:rPr>
+              <w:t>)</w:t>
             </w:r>
           </w:p>
         </w:tc>
@@ -11973,7 +13078,27 @@
                 <w:szCs w:val="24"/>
                 <w:lang w:val="en-US"/>
               </w:rPr>
-              <w:t>part (ksPart), w (double),</w:t>
+              <w:t>part (</w:t>
+            </w:r>
+            <w:proofErr w:type="spellStart"/>
+            <w:r>
+              <w:rPr>
+                <w:rFonts w:eastAsia="Times New Roman" w:cs="Times New Roman"/>
+                <w:sz w:val="24"/>
+                <w:szCs w:val="24"/>
+                <w:lang w:val="en-US"/>
+              </w:rPr>
+              <w:t>ksPart</w:t>
+            </w:r>
+            <w:proofErr w:type="spellEnd"/>
+            <w:r>
+              <w:rPr>
+                <w:rFonts w:eastAsia="Times New Roman" w:cs="Times New Roman"/>
+                <w:sz w:val="24"/>
+                <w:szCs w:val="24"/>
+                <w:lang w:val="en-US"/>
+              </w:rPr>
+              <w:t>), w (double),</w:t>
             </w:r>
           </w:p>
           <w:p>
@@ -12133,12 +13258,30 @@
                 <w:szCs w:val="24"/>
               </w:rPr>
             </w:pPr>
-            <w:r>
-              <w:rPr>
-                <w:sz w:val="24"/>
-                <w:szCs w:val="24"/>
-              </w:rPr>
-              <w:t>ApplyShellOperation()</w:t>
+            <w:proofErr w:type="spellStart"/>
+            <w:proofErr w:type="gramStart"/>
+            <w:r>
+              <w:rPr>
+                <w:sz w:val="24"/>
+                <w:szCs w:val="24"/>
+              </w:rPr>
+              <w:t>ApplyShellOperation</w:t>
+            </w:r>
+            <w:proofErr w:type="spellEnd"/>
+            <w:r>
+              <w:rPr>
+                <w:sz w:val="24"/>
+                <w:szCs w:val="24"/>
+              </w:rPr>
+              <w:t>(</w:t>
+            </w:r>
+            <w:proofErr w:type="gramEnd"/>
+            <w:r>
+              <w:rPr>
+                <w:sz w:val="24"/>
+                <w:szCs w:val="24"/>
+              </w:rPr>
+              <w:t>)</w:t>
             </w:r>
           </w:p>
         </w:tc>
@@ -12156,13 +13299,59 @@
                 <w:lang w:val="en-US"/>
               </w:rPr>
             </w:pPr>
+            <w:proofErr w:type="spellStart"/>
             <w:r>
               <w:rPr>
                 <w:rFonts w:eastAsia="Times New Roman" w:cs="Times New Roman"/>
                 <w:sz w:val="24"/>
                 <w:szCs w:val="24"/>
               </w:rPr>
-              <w:t>part (ksPart), t (double)</w:t>
+              <w:t>part</w:t>
+            </w:r>
+            <w:proofErr w:type="spellEnd"/>
+            <w:r>
+              <w:rPr>
+                <w:rFonts w:eastAsia="Times New Roman" w:cs="Times New Roman"/>
+                <w:sz w:val="24"/>
+                <w:szCs w:val="24"/>
+              </w:rPr>
+              <w:t xml:space="preserve"> (</w:t>
+            </w:r>
+            <w:proofErr w:type="spellStart"/>
+            <w:r>
+              <w:rPr>
+                <w:rFonts w:eastAsia="Times New Roman" w:cs="Times New Roman"/>
+                <w:sz w:val="24"/>
+                <w:szCs w:val="24"/>
+              </w:rPr>
+              <w:t>ksPart</w:t>
+            </w:r>
+            <w:proofErr w:type="spellEnd"/>
+            <w:r>
+              <w:rPr>
+                <w:rFonts w:eastAsia="Times New Roman" w:cs="Times New Roman"/>
+                <w:sz w:val="24"/>
+                <w:szCs w:val="24"/>
+              </w:rPr>
+              <w:t>), t (</w:t>
+            </w:r>
+            <w:proofErr w:type="spellStart"/>
+            <w:r>
+              <w:rPr>
+                <w:rFonts w:eastAsia="Times New Roman" w:cs="Times New Roman"/>
+                <w:sz w:val="24"/>
+                <w:szCs w:val="24"/>
+              </w:rPr>
+              <w:t>double</w:t>
+            </w:r>
+            <w:proofErr w:type="spellEnd"/>
+            <w:r>
+              <w:rPr>
+                <w:rFonts w:eastAsia="Times New Roman" w:cs="Times New Roman"/>
+                <w:sz w:val="24"/>
+                <w:szCs w:val="24"/>
+              </w:rPr>
+              <w:t>)</w:t>
             </w:r>
           </w:p>
         </w:tc>
@@ -12226,12 +13415,30 @@
                 <w:szCs w:val="24"/>
               </w:rPr>
             </w:pPr>
-            <w:r>
-              <w:rPr>
-                <w:sz w:val="24"/>
-                <w:szCs w:val="24"/>
-              </w:rPr>
-              <w:t>CutSpeakerHoles()</w:t>
+            <w:proofErr w:type="spellStart"/>
+            <w:proofErr w:type="gramStart"/>
+            <w:r>
+              <w:rPr>
+                <w:sz w:val="24"/>
+                <w:szCs w:val="24"/>
+              </w:rPr>
+              <w:t>CutSpeakerHoles</w:t>
+            </w:r>
+            <w:proofErr w:type="spellEnd"/>
+            <w:r>
+              <w:rPr>
+                <w:sz w:val="24"/>
+                <w:szCs w:val="24"/>
+              </w:rPr>
+              <w:t>(</w:t>
+            </w:r>
+            <w:proofErr w:type="gramEnd"/>
+            <w:r>
+              <w:rPr>
+                <w:sz w:val="24"/>
+                <w:szCs w:val="24"/>
+              </w:rPr>
+              <w:t>)</w:t>
             </w:r>
           </w:p>
         </w:tc>
@@ -12250,26 +13457,55 @@
                 <w:lang w:val="en-US"/>
               </w:rPr>
             </w:pPr>
+            <w:proofErr w:type="spellStart"/>
             <w:r>
               <w:rPr>
                 <w:rFonts w:eastAsia="Times New Roman" w:cs="Times New Roman"/>
                 <w:sz w:val="24"/>
                 <w:szCs w:val="24"/>
               </w:rPr>
-              <w:t>part (ksPart),</w:t>
-            </w:r>
-          </w:p>
-          <w:p>
-            <w:pPr>
-              <w:spacing w:line="240" w:lineRule="auto"/>
-              <w:jc w:val="center"/>
+              <w:t>part</w:t>
+            </w:r>
+            <w:proofErr w:type="spellEnd"/>
+            <w:r>
               <w:rPr>
                 <w:rFonts w:eastAsia="Times New Roman" w:cs="Times New Roman"/>
                 <w:sz w:val="24"/>
                 <w:szCs w:val="24"/>
+              </w:rPr>
+              <w:t xml:space="preserve"> (</w:t>
+            </w:r>
+            <w:proofErr w:type="spellStart"/>
+            <w:r>
+              <w:rPr>
+                <w:rFonts w:eastAsia="Times New Roman" w:cs="Times New Roman"/>
+                <w:sz w:val="24"/>
+                <w:szCs w:val="24"/>
+              </w:rPr>
+              <w:t>ksPart</w:t>
+            </w:r>
+            <w:proofErr w:type="spellEnd"/>
+            <w:r>
+              <w:rPr>
+                <w:rFonts w:eastAsia="Times New Roman" w:cs="Times New Roman"/>
+                <w:sz w:val="24"/>
+                <w:szCs w:val="24"/>
+              </w:rPr>
+              <w:t>),</w:t>
+            </w:r>
+          </w:p>
+          <w:p>
+            <w:pPr>
+              <w:spacing w:line="240" w:lineRule="auto"/>
+              <w:jc w:val="center"/>
+              <w:rPr>
+                <w:rFonts w:eastAsia="Times New Roman" w:cs="Times New Roman"/>
+                <w:sz w:val="24"/>
+                <w:szCs w:val="24"/>
                 <w:lang w:val="en-US"/>
               </w:rPr>
             </w:pPr>
+            <w:proofErr w:type="spellStart"/>
             <w:r>
               <w:rPr>
                 <w:rFonts w:eastAsia="Times New Roman" w:cs="Times New Roman"/>
@@ -12278,6 +13514,7 @@
               </w:rPr>
               <w:t>parameters</w:t>
             </w:r>
+            <w:proofErr w:type="spellEnd"/>
           </w:p>
           <w:p>
             <w:pPr>
@@ -12295,7 +13532,25 @@
                 <w:sz w:val="24"/>
                 <w:szCs w:val="24"/>
               </w:rPr>
-              <w:t>(SpeakerParameters)</w:t>
+              <w:t>(</w:t>
+            </w:r>
+            <w:proofErr w:type="spellStart"/>
+            <w:r>
+              <w:rPr>
+                <w:rFonts w:eastAsia="Times New Roman" w:cs="Times New Roman"/>
+                <w:sz w:val="24"/>
+                <w:szCs w:val="24"/>
+              </w:rPr>
+              <w:t>SpeakerParameters</w:t>
+            </w:r>
+            <w:proofErr w:type="spellEnd"/>
+            <w:r>
+              <w:rPr>
+                <w:rFonts w:eastAsia="Times New Roman" w:cs="Times New Roman"/>
+                <w:sz w:val="24"/>
+                <w:szCs w:val="24"/>
+              </w:rPr>
+              <w:t>)</w:t>
             </w:r>
           </w:p>
         </w:tc>
@@ -12426,8 +13681,16 @@
         <w:rPr>
           <w:szCs w:val="28"/>
         </w:rPr>
-        <w:t>Таблица 3.6 – Методы класса KompasWrapper</w:t>
-      </w:r>
+        <w:t xml:space="preserve">Таблица 3.6 – Методы класса </w:t>
+      </w:r>
+      <w:proofErr w:type="spellStart"/>
+      <w:r>
+        <w:rPr>
+          <w:szCs w:val="28"/>
+        </w:rPr>
+        <w:t>KompasWrapper</w:t>
+      </w:r>
+      <w:proofErr w:type="spellEnd"/>
     </w:p>
     <w:tbl>
       <w:tblPr>
@@ -12552,12 +13815,30 @@
                 <w:szCs w:val="24"/>
               </w:rPr>
             </w:pPr>
-            <w:r>
-              <w:rPr>
-                <w:sz w:val="24"/>
-                <w:szCs w:val="24"/>
-              </w:rPr>
-              <w:t>OpenCAD()</w:t>
+            <w:proofErr w:type="spellStart"/>
+            <w:proofErr w:type="gramStart"/>
+            <w:r>
+              <w:rPr>
+                <w:sz w:val="24"/>
+                <w:szCs w:val="24"/>
+              </w:rPr>
+              <w:t>OpenCAD</w:t>
+            </w:r>
+            <w:proofErr w:type="spellEnd"/>
+            <w:r>
+              <w:rPr>
+                <w:sz w:val="24"/>
+                <w:szCs w:val="24"/>
+              </w:rPr>
+              <w:t>(</w:t>
+            </w:r>
+            <w:proofErr w:type="gramEnd"/>
+            <w:r>
+              <w:rPr>
+                <w:sz w:val="24"/>
+                <w:szCs w:val="24"/>
+              </w:rPr>
+              <w:t>)</w:t>
             </w:r>
           </w:p>
         </w:tc>
@@ -12596,6 +13877,7 @@
                 <w:szCs w:val="24"/>
               </w:rPr>
             </w:pPr>
+            <w:proofErr w:type="spellStart"/>
             <w:r>
               <w:rPr>
                 <w:sz w:val="24"/>
@@ -12603,6 +13885,7 @@
               </w:rPr>
               <w:t>void</w:t>
             </w:r>
+            <w:proofErr w:type="spellEnd"/>
           </w:p>
         </w:tc>
         <w:tc>
@@ -12657,7 +13940,23 @@
                 <w:sz w:val="24"/>
                 <w:szCs w:val="24"/>
               </w:rPr>
-              <w:t>CreateDocument3D()</w:t>
+              <w:t>CreateDocument3</w:t>
+            </w:r>
+            <w:proofErr w:type="gramStart"/>
+            <w:r>
+              <w:rPr>
+                <w:sz w:val="24"/>
+                <w:szCs w:val="24"/>
+              </w:rPr>
+              <w:t>D(</w:t>
+            </w:r>
+            <w:proofErr w:type="gramEnd"/>
+            <w:r>
+              <w:rPr>
+                <w:sz w:val="24"/>
+                <w:szCs w:val="24"/>
+              </w:rPr>
+              <w:t>)</w:t>
             </w:r>
           </w:p>
         </w:tc>
@@ -12745,12 +14044,30 @@
                 <w:szCs w:val="24"/>
               </w:rPr>
             </w:pPr>
-            <w:r>
-              <w:rPr>
-                <w:sz w:val="24"/>
-                <w:szCs w:val="24"/>
-              </w:rPr>
-              <w:t>CreateSketch()</w:t>
+            <w:proofErr w:type="spellStart"/>
+            <w:proofErr w:type="gramStart"/>
+            <w:r>
+              <w:rPr>
+                <w:sz w:val="24"/>
+                <w:szCs w:val="24"/>
+              </w:rPr>
+              <w:t>CreateSketch</w:t>
+            </w:r>
+            <w:proofErr w:type="spellEnd"/>
+            <w:r>
+              <w:rPr>
+                <w:sz w:val="24"/>
+                <w:szCs w:val="24"/>
+              </w:rPr>
+              <w:t>(</w:t>
+            </w:r>
+            <w:proofErr w:type="gramEnd"/>
+            <w:r>
+              <w:rPr>
+                <w:sz w:val="24"/>
+                <w:szCs w:val="24"/>
+              </w:rPr>
+              <w:t>)</w:t>
             </w:r>
           </w:p>
         </w:tc>
@@ -12767,12 +14084,69 @@
                 <w:szCs w:val="24"/>
               </w:rPr>
             </w:pPr>
-            <w:r>
-              <w:rPr>
-                <w:sz w:val="24"/>
-                <w:szCs w:val="24"/>
-              </w:rPr>
-              <w:t>part (ksPart), planeType (short)</w:t>
+            <w:proofErr w:type="spellStart"/>
+            <w:r>
+              <w:rPr>
+                <w:sz w:val="24"/>
+                <w:szCs w:val="24"/>
+              </w:rPr>
+              <w:t>part</w:t>
+            </w:r>
+            <w:proofErr w:type="spellEnd"/>
+            <w:r>
+              <w:rPr>
+                <w:sz w:val="24"/>
+                <w:szCs w:val="24"/>
+              </w:rPr>
+              <w:t xml:space="preserve"> (</w:t>
+            </w:r>
+            <w:proofErr w:type="spellStart"/>
+            <w:r>
+              <w:rPr>
+                <w:sz w:val="24"/>
+                <w:szCs w:val="24"/>
+              </w:rPr>
+              <w:t>ksPart</w:t>
+            </w:r>
+            <w:proofErr w:type="spellEnd"/>
+            <w:r>
+              <w:rPr>
+                <w:sz w:val="24"/>
+                <w:szCs w:val="24"/>
+              </w:rPr>
+              <w:t xml:space="preserve">), </w:t>
+            </w:r>
+            <w:proofErr w:type="spellStart"/>
+            <w:r>
+              <w:rPr>
+                <w:sz w:val="24"/>
+                <w:szCs w:val="24"/>
+              </w:rPr>
+              <w:t>planeType</w:t>
+            </w:r>
+            <w:proofErr w:type="spellEnd"/>
+            <w:r>
+              <w:rPr>
+                <w:sz w:val="24"/>
+                <w:szCs w:val="24"/>
+              </w:rPr>
+              <w:t xml:space="preserve"> (</w:t>
+            </w:r>
+            <w:proofErr w:type="spellStart"/>
+            <w:r>
+              <w:rPr>
+                <w:sz w:val="24"/>
+                <w:szCs w:val="24"/>
+              </w:rPr>
+              <w:t>short</w:t>
+            </w:r>
+            <w:proofErr w:type="spellEnd"/>
+            <w:r>
+              <w:rPr>
+                <w:sz w:val="24"/>
+                <w:szCs w:val="24"/>
+              </w:rPr>
+              <w:t>)</w:t>
             </w:r>
           </w:p>
         </w:tc>
@@ -12789,6 +14163,7 @@
                 <w:szCs w:val="24"/>
               </w:rPr>
             </w:pPr>
+            <w:proofErr w:type="spellStart"/>
             <w:r>
               <w:rPr>
                 <w:sz w:val="24"/>
@@ -12796,6 +14171,7 @@
               </w:rPr>
               <w:t>ksEntity</w:t>
             </w:r>
+            <w:proofErr w:type="spellEnd"/>
           </w:p>
         </w:tc>
         <w:tc>
@@ -12845,12 +14221,30 @@
                 <w:szCs w:val="24"/>
               </w:rPr>
             </w:pPr>
-            <w:r>
-              <w:rPr>
-                <w:sz w:val="24"/>
-                <w:szCs w:val="24"/>
-              </w:rPr>
-              <w:t>CreateCircle()</w:t>
+            <w:proofErr w:type="spellStart"/>
+            <w:proofErr w:type="gramStart"/>
+            <w:r>
+              <w:rPr>
+                <w:sz w:val="24"/>
+                <w:szCs w:val="24"/>
+              </w:rPr>
+              <w:t>CreateCircle</w:t>
+            </w:r>
+            <w:proofErr w:type="spellEnd"/>
+            <w:r>
+              <w:rPr>
+                <w:sz w:val="24"/>
+                <w:szCs w:val="24"/>
+              </w:rPr>
+              <w:t>(</w:t>
+            </w:r>
+            <w:proofErr w:type="gramEnd"/>
+            <w:r>
+              <w:rPr>
+                <w:sz w:val="24"/>
+                <w:szCs w:val="24"/>
+              </w:rPr>
+              <w:t>)</w:t>
             </w:r>
           </w:p>
         </w:tc>
@@ -12874,14 +14268,32 @@
                 <w:szCs w:val="24"/>
                 <w:lang w:val="en-US"/>
               </w:rPr>
-              <w:t>sketch (ksEskizDef), xc</w:t>
-            </w:r>
+              <w:t>sketch (</w:t>
+            </w:r>
+            <w:proofErr w:type="spellStart"/>
             <w:r>
               <w:rPr>
                 <w:sz w:val="24"/>
                 <w:szCs w:val="24"/>
                 <w:lang w:val="en-US"/>
               </w:rPr>
+              <w:t>ksEskizDef</w:t>
+            </w:r>
+            <w:proofErr w:type="spellEnd"/>
+            <w:r>
+              <w:rPr>
+                <w:sz w:val="24"/>
+                <w:szCs w:val="24"/>
+                <w:lang w:val="en-US"/>
+              </w:rPr>
+              <w:t>), xc</w:t>
+            </w:r>
+            <w:r>
+              <w:rPr>
+                <w:sz w:val="24"/>
+                <w:szCs w:val="24"/>
+                <w:lang w:val="en-US"/>
+              </w:rPr>
               <w:t xml:space="preserve"> </w:t>
             </w:r>
             <w:r>
@@ -12898,14 +14310,24 @@
                 <w:szCs w:val="24"/>
                 <w:lang w:val="en-US"/>
               </w:rPr>
-              <w:t>, yc</w:t>
-            </w:r>
+              <w:t xml:space="preserve">, </w:t>
+            </w:r>
+            <w:proofErr w:type="spellStart"/>
             <w:r>
               <w:rPr>
                 <w:sz w:val="24"/>
                 <w:szCs w:val="24"/>
                 <w:lang w:val="en-US"/>
               </w:rPr>
+              <w:t>yc</w:t>
+            </w:r>
+            <w:proofErr w:type="spellEnd"/>
+            <w:r>
+              <w:rPr>
+                <w:sz w:val="24"/>
+                <w:szCs w:val="24"/>
+                <w:lang w:val="en-US"/>
+              </w:rPr>
               <w:t xml:space="preserve"> </w:t>
             </w:r>
             <w:r>
@@ -12939,6 +14361,7 @@
                 <w:szCs w:val="24"/>
               </w:rPr>
             </w:pPr>
+            <w:proofErr w:type="spellStart"/>
             <w:r>
               <w:rPr>
                 <w:sz w:val="24"/>
@@ -12946,6 +14369,7 @@
               </w:rPr>
               <w:t>void</w:t>
             </w:r>
+            <w:proofErr w:type="spellEnd"/>
           </w:p>
         </w:tc>
         <w:tc>
@@ -12961,12 +14385,21 @@
                 <w:szCs w:val="24"/>
               </w:rPr>
             </w:pPr>
-            <w:r>
-              <w:rPr>
-                <w:sz w:val="24"/>
-                <w:szCs w:val="24"/>
-              </w:rPr>
-              <w:t xml:space="preserve">Отрисовывает окружность </w:t>
+            <w:proofErr w:type="spellStart"/>
+            <w:r>
+              <w:rPr>
+                <w:sz w:val="24"/>
+                <w:szCs w:val="24"/>
+              </w:rPr>
+              <w:t>Отрисовывает</w:t>
+            </w:r>
+            <w:proofErr w:type="spellEnd"/>
+            <w:r>
+              <w:rPr>
+                <w:sz w:val="24"/>
+                <w:szCs w:val="24"/>
+              </w:rPr>
+              <w:t xml:space="preserve"> окружность </w:t>
             </w:r>
             <w:r>
               <w:rPr>
@@ -13002,12 +14435,30 @@
                 <w:szCs w:val="24"/>
               </w:rPr>
             </w:pPr>
-            <w:r>
-              <w:rPr>
-                <w:sz w:val="24"/>
-                <w:szCs w:val="24"/>
-              </w:rPr>
-              <w:t>CreateRectangle()</w:t>
+            <w:proofErr w:type="spellStart"/>
+            <w:proofErr w:type="gramStart"/>
+            <w:r>
+              <w:rPr>
+                <w:sz w:val="24"/>
+                <w:szCs w:val="24"/>
+              </w:rPr>
+              <w:t>CreateRectangle</w:t>
+            </w:r>
+            <w:proofErr w:type="spellEnd"/>
+            <w:r>
+              <w:rPr>
+                <w:sz w:val="24"/>
+                <w:szCs w:val="24"/>
+              </w:rPr>
+              <w:t>(</w:t>
+            </w:r>
+            <w:proofErr w:type="gramEnd"/>
+            <w:r>
+              <w:rPr>
+                <w:sz w:val="24"/>
+                <w:szCs w:val="24"/>
+              </w:rPr>
+              <w:t>)</w:t>
             </w:r>
           </w:p>
         </w:tc>
@@ -13031,7 +14482,25 @@
                 <w:szCs w:val="24"/>
                 <w:lang w:val="en-US"/>
               </w:rPr>
-              <w:t>sketch (ksEskizDef), x1, y1, x2, y2 (double)</w:t>
+              <w:t>sketch (</w:t>
+            </w:r>
+            <w:proofErr w:type="spellStart"/>
+            <w:r>
+              <w:rPr>
+                <w:sz w:val="24"/>
+                <w:szCs w:val="24"/>
+                <w:lang w:val="en-US"/>
+              </w:rPr>
+              <w:t>ksEskizDef</w:t>
+            </w:r>
+            <w:proofErr w:type="spellEnd"/>
+            <w:r>
+              <w:rPr>
+                <w:sz w:val="24"/>
+                <w:szCs w:val="24"/>
+                <w:lang w:val="en-US"/>
+              </w:rPr>
+              <w:t>), x1, y1, x2, y2 (double)</w:t>
             </w:r>
           </w:p>
         </w:tc>
@@ -13048,6 +14517,7 @@
                 <w:szCs w:val="24"/>
               </w:rPr>
             </w:pPr>
+            <w:proofErr w:type="spellStart"/>
             <w:r>
               <w:rPr>
                 <w:sz w:val="24"/>
@@ -13055,6 +14525,7 @@
               </w:rPr>
               <w:t>void</w:t>
             </w:r>
+            <w:proofErr w:type="spellEnd"/>
           </w:p>
         </w:tc>
         <w:tc>
@@ -13070,12 +14541,21 @@
                 <w:szCs w:val="24"/>
               </w:rPr>
             </w:pPr>
-            <w:r>
-              <w:rPr>
-                <w:sz w:val="24"/>
-                <w:szCs w:val="24"/>
-              </w:rPr>
-              <w:t xml:space="preserve">Отрисовывает замкнутый </w:t>
+            <w:proofErr w:type="spellStart"/>
+            <w:r>
+              <w:rPr>
+                <w:sz w:val="24"/>
+                <w:szCs w:val="24"/>
+              </w:rPr>
+              <w:t>Отрисовывает</w:t>
+            </w:r>
+            <w:proofErr w:type="spellEnd"/>
+            <w:r>
+              <w:rPr>
+                <w:sz w:val="24"/>
+                <w:szCs w:val="24"/>
+              </w:rPr>
+              <w:t xml:space="preserve"> замкнутый </w:t>
             </w:r>
             <w:r>
               <w:rPr>
@@ -13119,13 +14599,31 @@
                 <w:szCs w:val="24"/>
               </w:rPr>
             </w:pPr>
+            <w:proofErr w:type="spellStart"/>
+            <w:proofErr w:type="gramStart"/>
             <w:r>
               <w:rPr>
                 <w:sz w:val="24"/>
                 <w:szCs w:val="24"/>
               </w:rPr>
               <w:lastRenderedPageBreak/>
-              <w:t>ExtrudeFace()</w:t>
+              <w:t>ExtrudeFace</w:t>
+            </w:r>
+            <w:proofErr w:type="spellEnd"/>
+            <w:r>
+              <w:rPr>
+                <w:sz w:val="24"/>
+                <w:szCs w:val="24"/>
+              </w:rPr>
+              <w:t>(</w:t>
+            </w:r>
+            <w:proofErr w:type="gramEnd"/>
+            <w:r>
+              <w:rPr>
+                <w:sz w:val="24"/>
+                <w:szCs w:val="24"/>
+              </w:rPr>
+              <w:t>)</w:t>
             </w:r>
           </w:p>
         </w:tc>
@@ -13143,13 +14641,41 @@
                 <w:lang w:val="en-US"/>
               </w:rPr>
             </w:pPr>
+            <w:proofErr w:type="spellStart"/>
             <w:r>
               <w:rPr>
                 <w:sz w:val="24"/>
                 <w:szCs w:val="24"/>
                 <w:lang w:val="en-US"/>
               </w:rPr>
-              <w:t>sketchEntity (ksEntity), length (double)</w:t>
+              <w:t>sketchEntity</w:t>
+            </w:r>
+            <w:proofErr w:type="spellEnd"/>
+            <w:r>
+              <w:rPr>
+                <w:sz w:val="24"/>
+                <w:szCs w:val="24"/>
+                <w:lang w:val="en-US"/>
+              </w:rPr>
+              <w:t xml:space="preserve"> (</w:t>
+            </w:r>
+            <w:proofErr w:type="spellStart"/>
+            <w:r>
+              <w:rPr>
+                <w:sz w:val="24"/>
+                <w:szCs w:val="24"/>
+                <w:lang w:val="en-US"/>
+              </w:rPr>
+              <w:t>ksEntity</w:t>
+            </w:r>
+            <w:proofErr w:type="spellEnd"/>
+            <w:r>
+              <w:rPr>
+                <w:sz w:val="24"/>
+                <w:szCs w:val="24"/>
+                <w:lang w:val="en-US"/>
+              </w:rPr>
+              <w:t>), length (double)</w:t>
             </w:r>
           </w:p>
         </w:tc>
@@ -13166,6 +14692,7 @@
                 <w:szCs w:val="24"/>
               </w:rPr>
             </w:pPr>
+            <w:proofErr w:type="spellStart"/>
             <w:r>
               <w:rPr>
                 <w:sz w:val="24"/>
@@ -13173,6 +14700,7 @@
               </w:rPr>
               <w:t>void</w:t>
             </w:r>
+            <w:proofErr w:type="spellEnd"/>
           </w:p>
         </w:tc>
         <w:tc>
@@ -13215,12 +14743,30 @@
                 <w:szCs w:val="24"/>
               </w:rPr>
             </w:pPr>
-            <w:r>
-              <w:rPr>
-                <w:sz w:val="24"/>
-                <w:szCs w:val="24"/>
-              </w:rPr>
-              <w:t>CutExtrudeFace()</w:t>
+            <w:proofErr w:type="spellStart"/>
+            <w:proofErr w:type="gramStart"/>
+            <w:r>
+              <w:rPr>
+                <w:sz w:val="24"/>
+                <w:szCs w:val="24"/>
+              </w:rPr>
+              <w:t>CutExtrudeFace</w:t>
+            </w:r>
+            <w:proofErr w:type="spellEnd"/>
+            <w:r>
+              <w:rPr>
+                <w:sz w:val="24"/>
+                <w:szCs w:val="24"/>
+              </w:rPr>
+              <w:t>(</w:t>
+            </w:r>
+            <w:proofErr w:type="gramEnd"/>
+            <w:r>
+              <w:rPr>
+                <w:sz w:val="24"/>
+                <w:szCs w:val="24"/>
+              </w:rPr>
+              <w:t>)</w:t>
             </w:r>
           </w:p>
         </w:tc>
@@ -13237,12 +14783,69 @@
                 <w:szCs w:val="24"/>
               </w:rPr>
             </w:pPr>
-            <w:r>
-              <w:rPr>
-                <w:sz w:val="24"/>
-                <w:szCs w:val="24"/>
-              </w:rPr>
-              <w:t>sketchEntity (ksEntity), length (double)</w:t>
+            <w:proofErr w:type="spellStart"/>
+            <w:r>
+              <w:rPr>
+                <w:sz w:val="24"/>
+                <w:szCs w:val="24"/>
+              </w:rPr>
+              <w:t>sketchEntity</w:t>
+            </w:r>
+            <w:proofErr w:type="spellEnd"/>
+            <w:r>
+              <w:rPr>
+                <w:sz w:val="24"/>
+                <w:szCs w:val="24"/>
+              </w:rPr>
+              <w:t xml:space="preserve"> (</w:t>
+            </w:r>
+            <w:proofErr w:type="spellStart"/>
+            <w:r>
+              <w:rPr>
+                <w:sz w:val="24"/>
+                <w:szCs w:val="24"/>
+              </w:rPr>
+              <w:t>ksEntity</w:t>
+            </w:r>
+            <w:proofErr w:type="spellEnd"/>
+            <w:r>
+              <w:rPr>
+                <w:sz w:val="24"/>
+                <w:szCs w:val="24"/>
+              </w:rPr>
+              <w:t xml:space="preserve">), </w:t>
+            </w:r>
+            <w:proofErr w:type="spellStart"/>
+            <w:r>
+              <w:rPr>
+                <w:sz w:val="24"/>
+                <w:szCs w:val="24"/>
+              </w:rPr>
+              <w:t>length</w:t>
+            </w:r>
+            <w:proofErr w:type="spellEnd"/>
+            <w:r>
+              <w:rPr>
+                <w:sz w:val="24"/>
+                <w:szCs w:val="24"/>
+              </w:rPr>
+              <w:t xml:space="preserve"> (</w:t>
+            </w:r>
+            <w:proofErr w:type="spellStart"/>
+            <w:r>
+              <w:rPr>
+                <w:sz w:val="24"/>
+                <w:szCs w:val="24"/>
+              </w:rPr>
+              <w:t>double</w:t>
+            </w:r>
+            <w:proofErr w:type="spellEnd"/>
+            <w:r>
+              <w:rPr>
+                <w:sz w:val="24"/>
+                <w:szCs w:val="24"/>
+              </w:rPr>
+              <w:t>)</w:t>
             </w:r>
           </w:p>
         </w:tc>
@@ -13259,6 +14862,7 @@
                 <w:szCs w:val="24"/>
               </w:rPr>
             </w:pPr>
+            <w:proofErr w:type="spellStart"/>
             <w:r>
               <w:rPr>
                 <w:sz w:val="24"/>
@@ -13266,6 +14870,7 @@
               </w:rPr>
               <w:t>void</w:t>
             </w:r>
+            <w:proofErr w:type="spellEnd"/>
           </w:p>
         </w:tc>
         <w:tc>
@@ -13322,12 +14927,30 @@
                 <w:szCs w:val="24"/>
               </w:rPr>
             </w:pPr>
-            <w:r>
-              <w:rPr>
-                <w:sz w:val="24"/>
-                <w:szCs w:val="24"/>
-              </w:rPr>
-              <w:t>ApplyShellOperation()</w:t>
+            <w:proofErr w:type="spellStart"/>
+            <w:proofErr w:type="gramStart"/>
+            <w:r>
+              <w:rPr>
+                <w:sz w:val="24"/>
+                <w:szCs w:val="24"/>
+              </w:rPr>
+              <w:t>ApplyShellOperation</w:t>
+            </w:r>
+            <w:proofErr w:type="spellEnd"/>
+            <w:r>
+              <w:rPr>
+                <w:sz w:val="24"/>
+                <w:szCs w:val="24"/>
+              </w:rPr>
+              <w:t>(</w:t>
+            </w:r>
+            <w:proofErr w:type="gramEnd"/>
+            <w:r>
+              <w:rPr>
+                <w:sz w:val="24"/>
+                <w:szCs w:val="24"/>
+              </w:rPr>
+              <w:t>)</w:t>
             </w:r>
           </w:p>
         </w:tc>
@@ -13344,12 +14967,69 @@
                 <w:szCs w:val="24"/>
               </w:rPr>
             </w:pPr>
-            <w:r>
-              <w:rPr>
-                <w:sz w:val="24"/>
-                <w:szCs w:val="24"/>
-              </w:rPr>
-              <w:t>part (ksPart), thickness (double)</w:t>
+            <w:proofErr w:type="spellStart"/>
+            <w:r>
+              <w:rPr>
+                <w:sz w:val="24"/>
+                <w:szCs w:val="24"/>
+              </w:rPr>
+              <w:t>part</w:t>
+            </w:r>
+            <w:proofErr w:type="spellEnd"/>
+            <w:r>
+              <w:rPr>
+                <w:sz w:val="24"/>
+                <w:szCs w:val="24"/>
+              </w:rPr>
+              <w:t xml:space="preserve"> (</w:t>
+            </w:r>
+            <w:proofErr w:type="spellStart"/>
+            <w:r>
+              <w:rPr>
+                <w:sz w:val="24"/>
+                <w:szCs w:val="24"/>
+              </w:rPr>
+              <w:t>ksPart</w:t>
+            </w:r>
+            <w:proofErr w:type="spellEnd"/>
+            <w:r>
+              <w:rPr>
+                <w:sz w:val="24"/>
+                <w:szCs w:val="24"/>
+              </w:rPr>
+              <w:t xml:space="preserve">), </w:t>
+            </w:r>
+            <w:proofErr w:type="spellStart"/>
+            <w:r>
+              <w:rPr>
+                <w:sz w:val="24"/>
+                <w:szCs w:val="24"/>
+              </w:rPr>
+              <w:t>thickness</w:t>
+            </w:r>
+            <w:proofErr w:type="spellEnd"/>
+            <w:r>
+              <w:rPr>
+                <w:sz w:val="24"/>
+                <w:szCs w:val="24"/>
+              </w:rPr>
+              <w:t xml:space="preserve"> (</w:t>
+            </w:r>
+            <w:proofErr w:type="spellStart"/>
+            <w:r>
+              <w:rPr>
+                <w:sz w:val="24"/>
+                <w:szCs w:val="24"/>
+              </w:rPr>
+              <w:t>double</w:t>
+            </w:r>
+            <w:proofErr w:type="spellEnd"/>
+            <w:r>
+              <w:rPr>
+                <w:sz w:val="24"/>
+                <w:szCs w:val="24"/>
+              </w:rPr>
+              <w:t>)</w:t>
             </w:r>
           </w:p>
         </w:tc>
@@ -13366,6 +15046,7 @@
                 <w:szCs w:val="24"/>
               </w:rPr>
             </w:pPr>
+            <w:proofErr w:type="spellStart"/>
             <w:r>
               <w:rPr>
                 <w:sz w:val="24"/>
@@ -13373,6 +15054,7 @@
               </w:rPr>
               <w:t>void</w:t>
             </w:r>
+            <w:proofErr w:type="spellEnd"/>
           </w:p>
         </w:tc>
         <w:tc>
@@ -13434,8 +15116,8 @@
           <w:szCs w:val="28"/>
         </w:rPr>
       </w:pPr>
-      <w:bookmarkStart w:id="27" w:name="_Toc243409837"/>
-      <w:bookmarkEnd w:id="26"/>
+      <w:bookmarkStart w:id="19" w:name="_Toc243409837"/>
+      <w:bookmarkEnd w:id="18"/>
       <w:r>
         <w:rPr>
           <w:rFonts w:ascii="Times New Roman" w:hAnsi="Times New Roman" w:cs="Times New Roman"/>
@@ -13448,7 +15130,7 @@
         <w:lastRenderedPageBreak/>
         <w:t>3.2 Макет пользовательского интерфейса</w:t>
       </w:r>
-      <w:bookmarkEnd w:id="27"/>
+      <w:bookmarkEnd w:id="19"/>
     </w:p>
     <w:p/>
     <w:p>
@@ -13482,8 +15164,8 @@
           <w:szCs w:val="28"/>
         </w:rPr>
       </w:pPr>
-      <w:bookmarkStart w:id="28" w:name="_Toc98348481"/>
-      <w:bookmarkStart w:id="29" w:name="_Toc243409838"/>
+      <w:bookmarkStart w:id="20" w:name="_Toc98348481"/>
+      <w:bookmarkStart w:id="21" w:name="_Toc243409838"/>
       <w:r>
         <w:rPr>
           <w:rFonts w:ascii="Times New Roman" w:hAnsi="Times New Roman" w:cs="Times New Roman"/>
@@ -13496,8 +15178,8 @@
         <w:lastRenderedPageBreak/>
         <w:t>Список использованных источников</w:t>
       </w:r>
-      <w:bookmarkEnd w:id="28"/>
-      <w:bookmarkEnd w:id="29"/>
+      <w:bookmarkEnd w:id="20"/>
+      <w:bookmarkEnd w:id="21"/>
     </w:p>
     <w:p>
       <w:pPr>
@@ -13519,12 +15201,37 @@
           <w:szCs w:val="28"/>
         </w:rPr>
       </w:pPr>
-      <w:r>
-        <w:rPr>
-          <w:rFonts w:cs="Times New Roman"/>
-          <w:szCs w:val="28"/>
-        </w:rPr>
-        <w:t>Кидрук Максим. КОМПАС-3D V10 на 100% / М. Кидрук. – СПб.: Питер, 2009 – 560 с</w:t>
+      <w:proofErr w:type="spellStart"/>
+      <w:r>
+        <w:rPr>
+          <w:rFonts w:cs="Times New Roman"/>
+          <w:szCs w:val="28"/>
+        </w:rPr>
+        <w:t>Кидрук</w:t>
+      </w:r>
+      <w:proofErr w:type="spellEnd"/>
+      <w:r>
+        <w:rPr>
+          <w:rFonts w:cs="Times New Roman"/>
+          <w:szCs w:val="28"/>
+        </w:rPr>
+        <w:t xml:space="preserve"> Максим. КОМПАС-3D V10 на 100% / М. </w:t>
+      </w:r>
+      <w:proofErr w:type="spellStart"/>
+      <w:r>
+        <w:rPr>
+          <w:rFonts w:cs="Times New Roman"/>
+          <w:szCs w:val="28"/>
+        </w:rPr>
+        <w:t>Кидрук</w:t>
+      </w:r>
+      <w:proofErr w:type="spellEnd"/>
+      <w:r>
+        <w:rPr>
+          <w:rFonts w:cs="Times New Roman"/>
+          <w:szCs w:val="28"/>
+        </w:rPr>
+        <w:t>. – СПб.: Питер, 2009 – 560 с</w:t>
       </w:r>
       <w:r>
         <w:rPr>
@@ -13565,7 +15272,21 @@
         <w:rPr>
           <w:szCs w:val="28"/>
         </w:rPr>
-        <w:t xml:space="preserve">Использование системы трёхмерного моделирования в программе КОМПАС-3D – Мультиурок. [Электронный ресурс]. – Режим доступа: </w:t>
+        <w:t xml:space="preserve">Использование системы трёхмерного моделирования в программе КОМПАС-3D – </w:t>
+      </w:r>
+      <w:proofErr w:type="spellStart"/>
+      <w:r>
+        <w:rPr>
+          <w:szCs w:val="28"/>
+        </w:rPr>
+        <w:t>Мультиурок</w:t>
+      </w:r>
+      <w:proofErr w:type="spellEnd"/>
+      <w:r>
+        <w:rPr>
+          <w:szCs w:val="28"/>
+        </w:rPr>
+        <w:t xml:space="preserve">. [Электронный ресурс]. – Режим доступа: </w:t>
       </w:r>
       <w:r>
         <w:rPr>
@@ -13580,6 +15301,7 @@
         </w:rPr>
         <w:t>://</w:t>
       </w:r>
+      <w:proofErr w:type="spellStart"/>
       <w:r>
         <w:rPr>
           <w:szCs w:val="28"/>
@@ -13587,12 +15309,14 @@
         </w:rPr>
         <w:t>multiurok</w:t>
       </w:r>
+      <w:proofErr w:type="spellEnd"/>
       <w:r>
         <w:rPr>
           <w:szCs w:val="28"/>
         </w:rPr>
         <w:t>.</w:t>
       </w:r>
+      <w:proofErr w:type="spellStart"/>
       <w:r>
         <w:rPr>
           <w:szCs w:val="28"/>
@@ -13600,6 +15324,7 @@
         </w:rPr>
         <w:t>ru</w:t>
       </w:r>
+      <w:proofErr w:type="spellEnd"/>
       <w:r>
         <w:rPr>
           <w:szCs w:val="28"/>
@@ -13619,6 +15344,7 @@
         </w:rPr>
         <w:t>/</w:t>
       </w:r>
+      <w:proofErr w:type="spellStart"/>
       <w:r>
         <w:rPr>
           <w:szCs w:val="28"/>
@@ -13626,12 +15352,14 @@
         </w:rPr>
         <w:t>ispolzovanie</w:t>
       </w:r>
+      <w:proofErr w:type="spellEnd"/>
       <w:r>
         <w:rPr>
           <w:szCs w:val="28"/>
         </w:rPr>
         <w:t>-</w:t>
       </w:r>
+      <w:proofErr w:type="spellStart"/>
       <w:r>
         <w:rPr>
           <w:szCs w:val="28"/>
@@ -13639,12 +15367,14 @@
         </w:rPr>
         <w:t>sistemy</w:t>
       </w:r>
+      <w:proofErr w:type="spellEnd"/>
       <w:r>
         <w:rPr>
           <w:szCs w:val="28"/>
         </w:rPr>
         <w:t>-</w:t>
       </w:r>
+      <w:proofErr w:type="spellStart"/>
       <w:r>
         <w:rPr>
           <w:szCs w:val="28"/>
@@ -13652,12 +15382,14 @@
         </w:rPr>
         <w:t>triokhmernogo</w:t>
       </w:r>
+      <w:proofErr w:type="spellEnd"/>
       <w:r>
         <w:rPr>
           <w:szCs w:val="28"/>
         </w:rPr>
         <w:t>-</w:t>
       </w:r>
+      <w:proofErr w:type="spellStart"/>
       <w:r>
         <w:rPr>
           <w:szCs w:val="28"/>
@@ -13665,6 +15397,7 @@
         </w:rPr>
         <w:t>modelirovaniia</w:t>
       </w:r>
+      <w:proofErr w:type="spellEnd"/>
       <w:r>
         <w:rPr>
           <w:szCs w:val="28"/>
@@ -13750,7 +15483,21 @@
         <w:rPr>
           <w:szCs w:val="28"/>
         </w:rPr>
-        <w:t xml:space="preserve">Норсеев, С. А. Работа с API КОМПАС-3D. Урок 7. Знакомство с API 7 [Электронный ресурс] / С. А. Норсеев // Хабр. — 2018. — Режим доступа: https://habr.com (дата обращения: </w:t>
+        <w:t xml:space="preserve">Норсеев, С. А. Работа с API КОМПАС-3D. Урок 7. Знакомство с API 7 [Электронный ресурс] / С. А. Норсеев // </w:t>
+      </w:r>
+      <w:proofErr w:type="spellStart"/>
+      <w:r>
+        <w:rPr>
+          <w:szCs w:val="28"/>
+        </w:rPr>
+        <w:t>Хабр</w:t>
+      </w:r>
+      <w:proofErr w:type="spellEnd"/>
+      <w:r>
+        <w:rPr>
+          <w:szCs w:val="28"/>
+        </w:rPr>
+        <w:t xml:space="preserve">. — 2018. — Режим доступа: https://habr.com (дата обращения: </w:t>
       </w:r>
       <w:r>
         <w:rPr>
@@ -13824,7 +15571,21 @@
         <w:rPr>
           <w:szCs w:val="28"/>
         </w:rPr>
-        <w:t xml:space="preserve">Руководство пользователя KOMPAS-Invisible (API КОМПАС-3D) [Электронный ресурс] // Официальный сайт АСКОН. — Режим доступа: https://kompas.ru (дата обращения: </w:t>
+        <w:t>Руководство пользователя KOMPAS-</w:t>
+      </w:r>
+      <w:proofErr w:type="spellStart"/>
+      <w:r>
+        <w:rPr>
+          <w:szCs w:val="28"/>
+        </w:rPr>
+        <w:t>Invisible</w:t>
+      </w:r>
+      <w:proofErr w:type="spellEnd"/>
+      <w:r>
+        <w:rPr>
+          <w:szCs w:val="28"/>
+        </w:rPr>
+        <w:t xml:space="preserve"> (API КОМПАС-3D) [Электронный ресурс] // Официальный сайт АСКОН. — Режим доступа: https://kompas.ru (дата обращения: </w:t>
       </w:r>
       <w:r>
         <w:rPr>
@@ -13990,7 +15751,7 @@
         </w:rPr>
         <w:t xml:space="preserve"> </w:t>
       </w:r>
-      <w:hyperlink r:id="rId19" w:history="1">
+      <w:hyperlink r:id="rId14" w:history="1">
         <w:r>
           <w:rPr>
             <w:rStyle w:val="ac"/>
@@ -14021,6 +15782,7 @@
           </w:rPr>
           <w:t>.</w:t>
         </w:r>
+        <w:proofErr w:type="spellStart"/>
         <w:r>
           <w:rPr>
             <w:rStyle w:val="ac"/>
@@ -14029,6 +15791,7 @@
           </w:rPr>
           <w:t>tflexcad</w:t>
         </w:r>
+        <w:proofErr w:type="spellEnd"/>
         <w:r>
           <w:rPr>
             <w:rStyle w:val="ac"/>
@@ -14036,6 +15799,7 @@
           </w:rPr>
           <w:t>.</w:t>
         </w:r>
+        <w:proofErr w:type="spellStart"/>
         <w:r>
           <w:rPr>
             <w:rStyle w:val="ac"/>
@@ -14044,6 +15808,7 @@
           </w:rPr>
           <w:t>ru</w:t>
         </w:r>
+        <w:proofErr w:type="spellEnd"/>
         <w:r>
           <w:rPr>
             <w:rStyle w:val="ac"/>
@@ -14141,6 +15906,7 @@
           </w:rPr>
           <w:t>.</w:t>
         </w:r>
+        <w:proofErr w:type="spellStart"/>
         <w:r>
           <w:rPr>
             <w:rStyle w:val="ac"/>
@@ -14149,6 +15915,7 @@
           </w:rPr>
           <w:t>htm</w:t>
         </w:r>
+        <w:proofErr w:type="spellEnd"/>
       </w:hyperlink>
       <w:r>
         <w:rPr>
@@ -14208,6 +15975,7 @@
         <w:lastRenderedPageBreak/>
         <w:t xml:space="preserve">Документация по средствам расширения </w:t>
       </w:r>
+      <w:proofErr w:type="spellStart"/>
       <w:r>
         <w:rPr>
           <w:szCs w:val="28"/>
@@ -14215,12 +15983,14 @@
         </w:rPr>
         <w:t>nanoCAD</w:t>
       </w:r>
+      <w:proofErr w:type="spellEnd"/>
       <w:r>
         <w:rPr>
           <w:szCs w:val="28"/>
         </w:rPr>
         <w:t xml:space="preserve"> (</w:t>
       </w:r>
+      <w:proofErr w:type="spellStart"/>
       <w:r>
         <w:rPr>
           <w:szCs w:val="28"/>
@@ -14228,6 +15998,7 @@
         </w:rPr>
         <w:t>MultiCAD</w:t>
       </w:r>
+      <w:proofErr w:type="spellEnd"/>
       <w:r>
         <w:rPr>
           <w:szCs w:val="28"/>
@@ -14278,7 +16049,7 @@
         </w:rPr>
         <w:t xml:space="preserve">доступа: </w:t>
       </w:r>
-      <w:hyperlink r:id="rId20" w:anchor="!nanocad_25_help/idh_api/a/%D0%9F%D1%80%D0%BE%D0%B3%D1%80%D0%B0%D0%BC%D0%BC%D0%BD%D1%8B%D0%B5_%D1%81%D1%80%D0%B5%D0%B4%D1%81%D1%82%D0%B2%D0%B0" w:history="1">
+      <w:hyperlink r:id="rId15" w:anchor="!nanocad_25_help/idh_api/a/%D0%9F%D1%80%D0%BE%D0%B3%D1%80%D0%B0%D0%BC%D0%BC%D0%BD%D1%8B%D0%B5_%D1%81%D1%80%D0%B5%D0%B4%D1%81%D1%82%D0%B2%D0%B0" w:history="1">
         <w:r>
           <w:rPr>
             <w:rStyle w:val="ac"/>
@@ -14302,7 +16073,7 @@
       </w:pPr>
     </w:p>
     <w:sectPr>
-      <w:footerReference w:type="default" r:id="rId21"/>
+      <w:footerReference w:type="default" r:id="rId16"/>
       <w:pgSz w:w="11906" w:h="16838"/>
       <w:pgMar w:top="1134" w:right="850" w:bottom="1134" w:left="1701" w:header="708" w:footer="708" w:gutter="0"/>
       <w:cols w:space="708"/>
@@ -14311,179 +16082,6 @@
     </w:sectPr>
   </w:body>
 </w:document>
-</file>
-
-<file path=word/comments.xml><?xml version="1.0" encoding="utf-8"?>
-<w:comments xmlns:wpc="http://schemas.microsoft.com/office/word/2010/wordprocessingCanvas" xmlns:cx="http://schemas.microsoft.com/office/drawing/2014/chartex" xmlns:cx1="http://schemas.microsoft.com/office/drawing/2015/9/8/chartex" xmlns:cx2="http://schemas.microsoft.com/office/drawing/2015/10/21/chartex" xmlns:cx3="http://schemas.microsoft.com/office/drawing/2016/5/9/chartex" xmlns:cx4="http://schemas.microsoft.com/office/drawing/2016/5/10/chartex" xmlns:cx5="http://schemas.microsoft.com/office/drawing/2016/5/11/chartex" xmlns:cx6="http://schemas.microsoft.com/office/drawing/2016/5/12/chartex" xmlns:cx7="http://schemas.microsoft.com/office/drawing/2016/5/13/chartex" xmlns:cx8="http://schemas.microsoft.com/office/drawing/2016/5/14/chartex" xmlns:mc="http://schemas.openxmlformats.org/markup-compatibility/2006" xmlns:aink="http://schemas.microsoft.com/office/drawing/2016/ink" xmlns:am3d="http://schemas.microsoft.com/office/drawing/2017/model3d" xmlns:o="urn:schemas-microsoft-com:office:office" xmlns:oel="http://schemas.microsoft.com/office/2019/extlst" xmlns:r="http://schemas.openxmlformats.org/officeDocument/2006/relationships" xmlns:m="http://schemas.openxmlformats.org/officeDocument/2006/math" xmlns:v="urn:schemas-microsoft-com:vml" xmlns:wp14="http://schemas.microsoft.com/office/word/2010/wordprocessingDrawing" xmlns:wp="http://schemas.openxmlformats.org/drawingml/2006/wordprocessingDrawing" xmlns:w10="urn:schemas-microsoft-com:office:word" xmlns:w="http://schemas.openxmlformats.org/wordprocessingml/2006/main" xmlns:w14="http://schemas.microsoft.com/office/word/2010/wordml" xmlns:w15="http://schemas.microsoft.com/office/word/2012/wordml" xmlns:w16cex="http://schemas.microsoft.com/office/word/2018/wordml/cex" xmlns:w16cid="http://schemas.microsoft.com/office/word/2016/wordml/cid" xmlns:w16="http://schemas.microsoft.com/office/word/2018/wordml" xmlns:w16du="http://schemas.microsoft.com/office/word/2023/wordml/word16du" xmlns:w16sdtdh="http://schemas.microsoft.com/office/word/2020/wordml/sdtdatahash" xmlns:w16sdtfl="http://schemas.microsoft.com/office/word/2024/wordml/sdtformatlock" xmlns:w16se="http://schemas.microsoft.com/office/word/2015/wordml/symex" xmlns:wpg="http://schemas.microsoft.com/office/word/2010/wordprocessingGroup" xmlns:wpi="http://schemas.microsoft.com/office/word/2010/wordprocessingInk" xmlns:wne="http://schemas.microsoft.com/office/word/2006/wordml" xmlns:wps="http://schemas.microsoft.com/office/word/2010/wordprocessingShape" mc:Ignorable="w14 w15 w16se w16cid w16 w16cex w16sdtdh w16sdtfl w16du wp14">
-  <w:comment w:id="12" w:author="Kalentyev Alexey" w:date="2026-09-23T02:53:00Z" w:initials="KA">
-    <w:p>
-      <w:pPr>
-        <w:pStyle w:val="af3"/>
-      </w:pPr>
-      <w:r>
-        <w:rPr>
-          <w:rStyle w:val="af2"/>
-        </w:rPr>
-        <w:annotationRef/>
-      </w:r>
-      <w:r>
-        <w:t>Используйте в формулах те же обозначения, что в списке и на чертеже: D1,D2,W,H. Если сохраняете Dwoofer,Dtweeter и g, явно определите их соответствие D1,D2 и зазору 15 мм. Опишите изменение допустимых диапазонов в обе стороны при вводе каждого из связанных параметров.</w:t>
-      </w:r>
-    </w:p>
-  </w:comment>
-  <w:comment w:id="13" w:author="Chuwi" w:date="2026-09-23T12:10:00Z" w:initials="C">
-    <w:p>
-      <w:pPr>
-        <w:pStyle w:val="af3"/>
-      </w:pPr>
-      <w:r>
-        <w:rPr>
-          <w:rStyle w:val="af2"/>
-        </w:rPr>
-        <w:annotationRef/>
-      </w:r>
-      <w:r>
-        <w:t>+</w:t>
-      </w:r>
-    </w:p>
-  </w:comment>
-  <w:comment w:id="14" w:author="Kalentyev Alexey" w:date="2026-10-07T10:19:00Z" w:initials="KA">
-    <w:p>
-      <w:pPr>
-        <w:pStyle w:val="af3"/>
-      </w:pPr>
-      <w:r>
-        <w:rPr>
-          <w:rStyle w:val="af2"/>
-        </w:rPr>
-        <w:annotationRef/>
-      </w:r>
-      <w:r>
-        <w:t>Обозначения приведены к D1, D2, W, H; g определён как 15 мм, добавлены обратные ограничения Wmin и Hmin. Однако D1max задан двумя отдельными формулами без одновременного учёта ширины и высоты, а D2max не учитывает W−110. При W=150, H=500, D1=100, D2=40 формулы по высоте дают пределы 250 и 190 мм вместо допустимых по ширине 100 и 40 мм. Требуются D1max=min(250; W−50; H−D2−45−g) и D2max=min(190; W−110; H−D1−45−g), пересчитываемые при изменении любого связанного параметра. Меняться должны диапазоны, без автоматической подмены введённых значений.</w:t>
-      </w:r>
-    </w:p>
-  </w:comment>
-  <w:comment w:id="15" w:author="Chuwi" w:date="2026-10-20T11:29:00Z" w:initials="C">
-    <w:p>
-      <w:pPr>
-        <w:pStyle w:val="af3"/>
-      </w:pPr>
-      <w:r>
-        <w:rPr>
-          <w:rStyle w:val="af2"/>
-        </w:rPr>
-        <w:annotationRef/>
-      </w:r>
-      <w:r>
-        <w:t>+</w:t>
-      </w:r>
-    </w:p>
-  </w:comment>
-  <w:comment w:id="16" w:author="Kalentyev Alexey" w:date="2026-09-23T02:53:00Z" w:initials="KA">
-    <w:p>
-      <w:pPr>
-        <w:pStyle w:val="af3"/>
-        <w:rPr>
-          <w:lang w:val="en-US"/>
-        </w:rPr>
-      </w:pPr>
-      <w:r>
-        <w:rPr>
-          <w:rStyle w:val="af2"/>
-        </w:rPr>
-        <w:annotationRef/>
-      </w:r>
-      <w:r>
-        <w:t>Учтите ширину верхнего динамика и оба края панели по высоте. Сейчас W=150 мм,D1=100 мм,D2=190 мм,H=500 мм проходит указанные проверки, хотя верхний динамик шире корпуса. Также при H=200 мм,D1=100 мм,D2=85 мм и зазоре 15 мм сумма равна 200 мм, но обязательный нижний отступ 15 мм уже не помещается. Задайте положения центров и полные ограничения с отступами.</w:t>
-      </w:r>
-    </w:p>
-  </w:comment>
-  <w:comment w:id="17" w:author="Chuwi" w:date="2026-09-23T12:10:00Z" w:initials="C">
-    <w:p>
-      <w:pPr>
-        <w:pStyle w:val="af3"/>
-      </w:pPr>
-      <w:r>
-        <w:rPr>
-          <w:rStyle w:val="af2"/>
-        </w:rPr>
-        <w:annotationRef/>
-      </w:r>
-      <w:r>
-        <w:t>+</w:t>
-      </w:r>
-    </w:p>
-  </w:comment>
-  <w:comment w:id="18" w:author="Kalentyev Alexey" w:date="2026-10-07T10:19:00Z" w:initials="KA">
-    <w:p>
-      <w:pPr>
-        <w:pStyle w:val="af3"/>
-      </w:pPr>
-      <w:r>
-        <w:rPr>
-          <w:rStyle w:val="af2"/>
-        </w:rPr>
-        <w:annotationRef/>
-      </w:r>
-      <w:r>
-        <w:t>Добавлены ограничение ширины через D2+110 и высоты через D1+D2+45+g; обе ранее приведённые невозможные комбинации теперь нарушают эти ограничения. Однако явно требовавшееся правило расположения центров не сформулировано. Не уточнено также, являются ли отступы 25, 55, 15 и 30 мм минимальными или точными: точное толкование боковых отступов требует W=D1+50=D2+110, чего заданные диапазоны не обеспечивают. На рисунке 2.1 размеры этих отступов не нанесены.</w:t>
-      </w:r>
-    </w:p>
-  </w:comment>
-  <w:comment w:id="19" w:author="Chuwi" w:date="2026-10-20T11:29:00Z" w:initials="C">
-    <w:p>
-      <w:pPr>
-        <w:pStyle w:val="af3"/>
-      </w:pPr>
-      <w:r>
-        <w:rPr>
-          <w:rStyle w:val="af2"/>
-        </w:rPr>
-        <w:annotationRef/>
-      </w:r>
-      <w:r>
-        <w:t>+</w:t>
-      </w:r>
-    </w:p>
-  </w:comment>
-</w:comments>
-</file>
-
-<file path=word/commentsExtended.xml><?xml version="1.0" encoding="utf-8"?>
-<w15:commentsEx xmlns:wpc="http://schemas.microsoft.com/office/word/2010/wordprocessingCanvas" xmlns:cx="http://schemas.microsoft.com/office/drawing/2014/chartex" xmlns:cx1="http://schemas.microsoft.com/office/drawing/2015/9/8/chartex" xmlns:cx2="http://schemas.microsoft.com/office/drawing/2015/10/21/chartex" xmlns:cx3="http://schemas.microsoft.com/office/drawing/2016/5/9/chartex" xmlns:cx4="http://schemas.microsoft.com/office/drawing/2016/5/10/chartex" xmlns:cx5="http://schemas.microsoft.com/office/drawing/2016/5/11/chartex" xmlns:cx6="http://schemas.microsoft.com/office/drawing/2016/5/12/chartex" xmlns:cx7="http://schemas.microsoft.com/office/drawing/2016/5/13/chartex" xmlns:cx8="http://schemas.microsoft.com/office/drawing/2016/5/14/chartex" xmlns:mc="http://schemas.openxmlformats.org/markup-compatibility/2006" xmlns:aink="http://schemas.microsoft.com/office/drawing/2016/ink" xmlns:am3d="http://schemas.microsoft.com/office/drawing/2017/model3d" xmlns:o="urn:schemas-microsoft-com:office:office" xmlns:oel="http://schemas.microsoft.com/office/2019/extlst" xmlns:r="http://schemas.openxmlformats.org/officeDocument/2006/relationships" xmlns:m="http://schemas.openxmlformats.org/officeDocument/2006/math" xmlns:v="urn:schemas-microsoft-com:vml" xmlns:wp14="http://schemas.microsoft.com/office/word/2010/wordprocessingDrawing" xmlns:wp="http://schemas.openxmlformats.org/drawingml/2006/wordprocessingDrawing" xmlns:w10="urn:schemas-microsoft-com:office:word" xmlns:w="http://schemas.openxmlformats.org/wordprocessingml/2006/main" xmlns:w14="http://schemas.microsoft.com/office/word/2010/wordml" xmlns:w15="http://schemas.microsoft.com/office/word/2012/wordml" xmlns:w16cex="http://schemas.microsoft.com/office/word/2018/wordml/cex" xmlns:w16cid="http://schemas.microsoft.com/office/word/2016/wordml/cid" xmlns:w16="http://schemas.microsoft.com/office/word/2018/wordml" xmlns:w16du="http://schemas.microsoft.com/office/word/2023/wordml/word16du" xmlns:w16sdtdh="http://schemas.microsoft.com/office/word/2020/wordml/sdtdatahash" xmlns:w16sdtfl="http://schemas.microsoft.com/office/word/2024/wordml/sdtformatlock" xmlns:w16se="http://schemas.microsoft.com/office/word/2015/wordml/symex" xmlns:wpg="http://schemas.microsoft.com/office/word/2010/wordprocessingGroup" xmlns:wpi="http://schemas.microsoft.com/office/word/2010/wordprocessingInk" xmlns:wne="http://schemas.microsoft.com/office/word/2006/wordml" xmlns:wps="http://schemas.microsoft.com/office/word/2010/wordprocessingShape" mc:Ignorable="w14 w15 w16se w16cid w16 w16cex w16sdtdh w16sdtfl w16du wp14">
-  <w15:commentEx w15:paraId="7424C8FF" w15:done="0"/>
-  <w15:commentEx w15:paraId="423FE163" w15:paraIdParent="7424C8FF" w15:done="0"/>
-  <w15:commentEx w15:paraId="27B66B75" w15:paraIdParent="7424C8FF" w15:done="0"/>
-  <w15:commentEx w15:paraId="1C452ED7" w15:paraIdParent="7424C8FF" w15:done="0"/>
-  <w15:commentEx w15:paraId="25229E96" w15:done="0"/>
-  <w15:commentEx w15:paraId="3C2AA7F9" w15:paraIdParent="25229E96" w15:done="0"/>
-  <w15:commentEx w15:paraId="4B7AE03C" w15:paraIdParent="25229E96" w15:done="0"/>
-  <w15:commentEx w15:paraId="43F94366" w15:paraIdParent="25229E96" w15:done="0"/>
-</w15:commentsEx>
-</file>
-
-<file path=word/commentsExtensible.xml><?xml version="1.0" encoding="utf-8"?>
-<w16cex:commentsExtensible xmlns:wpc="http://schemas.microsoft.com/office/word/2010/wordprocessingCanvas" xmlns:cx="http://schemas.microsoft.com/office/drawing/2014/chartex" xmlns:cx1="http://schemas.microsoft.com/office/drawing/2015/9/8/chartex" xmlns:cx2="http://schemas.microsoft.com/office/drawing/2015/10/21/chartex" xmlns:cx3="http://schemas.microsoft.com/office/drawing/2016/5/9/chartex" xmlns:cx4="http://schemas.microsoft.com/office/drawing/2016/5/10/chartex" xmlns:cx5="http://schemas.microsoft.com/office/drawing/2016/5/11/chartex" xmlns:cx6="http://schemas.microsoft.com/office/drawing/2016/5/12/chartex" xmlns:cx7="http://schemas.microsoft.com/office/drawing/2016/5/13/chartex" xmlns:cx8="http://schemas.microsoft.com/office/drawing/2016/5/14/chartex" xmlns:cr="http://schemas.microsoft.com/office/comments/2020/reactions" xmlns:mc="http://schemas.openxmlformats.org/markup-compatibility/2006" xmlns:aink="http://schemas.microsoft.com/office/drawing/2016/ink" xmlns:am3d="http://schemas.microsoft.com/office/drawing/2017/model3d" xmlns:o="urn:schemas-microsoft-com:office:office" xmlns:oel="http://schemas.microsoft.com/office/2019/extlst" xmlns:r="http://schemas.openxmlformats.org/officeDocument/2006/relationships" xmlns:m="http://schemas.openxmlformats.org/officeDocument/2006/math" xmlns:v="urn:schemas-microsoft-com:vml" xmlns:wp14="http://schemas.microsoft.com/office/word/2010/wordprocessingDrawing" xmlns:wp="http://schemas.openxmlformats.org/drawingml/2006/wordprocessingDrawing" xmlns:w10="urn:schemas-microsoft-com:office:word" xmlns:w="http://schemas.openxmlformats.org/wordprocessingml/2006/main" xmlns:w14="http://schemas.microsoft.com/office/word/2010/wordml" xmlns:w15="http://schemas.microsoft.com/office/word/2012/wordml" xmlns:w16cex="http://schemas.microsoft.com/office/word/2018/wordml/cex" xmlns:w16cid="http://schemas.microsoft.com/office/word/2016/wordml/cid" xmlns:w16="http://schemas.microsoft.com/office/word/2018/wordml" xmlns:w16du="http://schemas.microsoft.com/office/word/2023/wordml/word16du" xmlns:w16sdtdh="http://schemas.microsoft.com/office/word/2020/wordml/sdtdatahash" xmlns:w16sdtfl="http://schemas.microsoft.com/office/word/2024/wordml/sdtformatlock" xmlns:w16se="http://schemas.microsoft.com/office/word/2015/wordml/symex" xmlns:wpg="http://schemas.microsoft.com/office/word/2010/wordprocessingGroup" xmlns:wpi="http://schemas.microsoft.com/office/word/2010/wordprocessingInk" xmlns:wne="http://schemas.microsoft.com/office/word/2006/wordml" xmlns:wps="http://schemas.microsoft.com/office/word/2010/wordprocessingShape" mc:Ignorable="w14 w15 w16se w16cid w16 w16cex w16sdtdh w16sdtfl cr w16du wp14">
-  <w16cex:commentExtensible w16cex:durableId="51D519D5" w16cex:dateUtc="2026-09-23T05:10:00Z"/>
-  <w16cex:commentExtensible w16cex:durableId="0BBA36D2" w16cex:dateUtc="2026-10-07T03:19:00Z"/>
-  <w16cex:commentExtensible w16cex:durableId="3FF53A3A" w16cex:dateUtc="2026-10-20T04:29:00Z"/>
-  <w16cex:commentExtensible w16cex:durableId="7FB0590C" w16cex:dateUtc="2026-09-23T05:10:00Z"/>
-  <w16cex:commentExtensible w16cex:durableId="6A56A7E7" w16cex:dateUtc="2026-10-07T03:19:00Z"/>
-  <w16cex:commentExtensible w16cex:durableId="01C95621" w16cex:dateUtc="2026-10-20T04:29:00Z"/>
-</w16cex:commentsExtensible>
-</file>
-
-<file path=word/commentsIds.xml><?xml version="1.0" encoding="utf-8"?>
-<w16cid:commentsIds xmlns:wpc="http://schemas.microsoft.com/office/word/2010/wordprocessingCanvas" xmlns:cx="http://schemas.microsoft.com/office/drawing/2014/chartex" xmlns:cx1="http://schemas.microsoft.com/office/drawing/2015/9/8/chartex" xmlns:cx2="http://schemas.microsoft.com/office/drawing/2015/10/21/chartex" xmlns:cx3="http://schemas.microsoft.com/office/drawing/2016/5/9/chartex" xmlns:cx4="http://schemas.microsoft.com/office/drawing/2016/5/10/chartex" xmlns:cx5="http://schemas.microsoft.com/office/drawing/2016/5/11/chartex" xmlns:cx6="http://schemas.microsoft.com/office/drawing/2016/5/12/chartex" xmlns:cx7="http://schemas.microsoft.com/office/drawing/2016/5/13/chartex" xmlns:cx8="http://schemas.microsoft.com/office/drawing/2016/5/14/chartex" xmlns:mc="http://schemas.openxmlformats.org/markup-compatibility/2006" xmlns:aink="http://schemas.microsoft.com/office/drawing/2016/ink" xmlns:am3d="http://schemas.microsoft.com/office/drawing/2017/model3d" xmlns:o="urn:schemas-microsoft-com:office:office" xmlns:oel="http://schemas.microsoft.com/office/2019/extlst" xmlns:r="http://schemas.openxmlformats.org/officeDocument/2006/relationships" xmlns:m="http://schemas.openxmlformats.org/officeDocument/2006/math" xmlns:v="urn:schemas-microsoft-com:vml" xmlns:wp14="http://schemas.microsoft.com/office/word/2010/wordprocessingDrawing" xmlns:wp="http://schemas.openxmlformats.org/drawingml/2006/wordprocessingDrawing" xmlns:w10="urn:schemas-microsoft-com:office:word" xmlns:w="http://schemas.openxmlformats.org/wordprocessingml/2006/main" xmlns:w14="http://schemas.microsoft.com/office/word/2010/wordml" xmlns:w15="http://schemas.microsoft.com/office/word/2012/wordml" xmlns:w16cex="http://schemas.microsoft.com/office/word/2018/wordml/cex" xmlns:w16cid="http://schemas.microsoft.com/office/word/2016/wordml/cid" xmlns:w16="http://schemas.microsoft.com/office/word/2018/wordml" xmlns:w16du="http://schemas.microsoft.com/office/word/2023/wordml/word16du" xmlns:w16sdtdh="http://schemas.microsoft.com/office/word/2020/wordml/sdtdatahash" xmlns:w16sdtfl="http://schemas.microsoft.com/office/word/2024/wordml/sdtformatlock" xmlns:w16se="http://schemas.microsoft.com/office/word/2015/wordml/symex" xmlns:wpg="http://schemas.microsoft.com/office/word/2010/wordprocessingGroup" xmlns:wpi="http://schemas.microsoft.com/office/word/2010/wordprocessingInk" xmlns:wne="http://schemas.microsoft.com/office/word/2006/wordml" xmlns:wps="http://schemas.microsoft.com/office/word/2010/wordprocessingShape" mc:Ignorable="w14 w15 w16se w16cid w16 w16cex w16sdtdh w16sdtfl w16du wp14">
-  <w16cid:commentId w16cid:paraId="7424C8FF" w16cid:durableId="0CACCB6F"/>
-  <w16cid:commentId w16cid:paraId="423FE163" w16cid:durableId="51D519D5"/>
-  <w16cid:commentId w16cid:paraId="27B66B75" w16cid:durableId="0BBA36D2"/>
-  <w16cid:commentId w16cid:paraId="1C452ED7" w16cid:durableId="3FF53A3A"/>
-  <w16cid:commentId w16cid:paraId="25229E96" w16cid:durableId="20984571"/>
-  <w16cid:commentId w16cid:paraId="3C2AA7F9" w16cid:durableId="7FB0590C"/>
-  <w16cid:commentId w16cid:paraId="4B7AE03C" w16cid:durableId="6A56A7E7"/>
-  <w16cid:commentId w16cid:paraId="43F94366" w16cid:durableId="01C95621"/>
-</w16cid:commentsIds>
 </file>
 
 <file path=word/endnotes.xml><?xml version="1.0" encoding="utf-8"?>
@@ -14789,17 +16387,6 @@
     <w:abstractNumId w:val="0"/>
   </w:num>
 </w:numbering>
-</file>
-
-<file path=word/people.xml><?xml version="1.0" encoding="utf-8"?>
-<w15:people xmlns:wpc="http://schemas.microsoft.com/office/word/2010/wordprocessingCanvas" xmlns:cx="http://schemas.microsoft.com/office/drawing/2014/chartex" xmlns:cx1="http://schemas.microsoft.com/office/drawing/2015/9/8/chartex" xmlns:cx2="http://schemas.microsoft.com/office/drawing/2015/10/21/chartex" xmlns:cx3="http://schemas.microsoft.com/office/drawing/2016/5/9/chartex" xmlns:cx4="http://schemas.microsoft.com/office/drawing/2016/5/10/chartex" xmlns:cx5="http://schemas.microsoft.com/office/drawing/2016/5/11/chartex" xmlns:cx6="http://schemas.microsoft.com/office/drawing/2016/5/12/chartex" xmlns:cx7="http://schemas.microsoft.com/office/drawing/2016/5/13/chartex" xmlns:cx8="http://schemas.microsoft.com/office/drawing/2016/5/14/chartex" xmlns:mc="http://schemas.openxmlformats.org/markup-compatibility/2006" xmlns:aink="http://schemas.microsoft.com/office/drawing/2016/ink" xmlns:am3d="http://schemas.microsoft.com/office/drawing/2017/model3d" xmlns:o="urn:schemas-microsoft-com:office:office" xmlns:oel="http://schemas.microsoft.com/office/2019/extlst" xmlns:r="http://schemas.openxmlformats.org/officeDocument/2006/relationships" xmlns:m="http://schemas.openxmlformats.org/officeDocument/2006/math" xmlns:v="urn:schemas-microsoft-com:vml" xmlns:wp14="http://schemas.microsoft.com/office/word/2010/wordprocessingDrawing" xmlns:wp="http://schemas.openxmlformats.org/drawingml/2006/wordprocessingDrawing" xmlns:w10="urn:schemas-microsoft-com:office:word" xmlns:w="http://schemas.openxmlformats.org/wordprocessingml/2006/main" xmlns:w14="http://schemas.microsoft.com/office/word/2010/wordml" xmlns:w15="http://schemas.microsoft.com/office/word/2012/wordml" xmlns:w16cex="http://schemas.microsoft.com/office/word/2018/wordml/cex" xmlns:w16cid="http://schemas.microsoft.com/office/word/2016/wordml/cid" xmlns:w16="http://schemas.microsoft.com/office/word/2018/wordml" xmlns:w16du="http://schemas.microsoft.com/office/word/2023/wordml/word16du" xmlns:w16sdtdh="http://schemas.microsoft.com/office/word/2020/wordml/sdtdatahash" xmlns:w16sdtfl="http://schemas.microsoft.com/office/word/2024/wordml/sdtformatlock" xmlns:w16se="http://schemas.microsoft.com/office/word/2015/wordml/symex" xmlns:wpg="http://schemas.microsoft.com/office/word/2010/wordprocessingGroup" xmlns:wpi="http://schemas.microsoft.com/office/word/2010/wordprocessingInk" xmlns:wne="http://schemas.microsoft.com/office/word/2006/wordml" xmlns:wps="http://schemas.microsoft.com/office/word/2010/wordprocessingShape" mc:Ignorable="w14 w15 w16se w16cid w16 w16cex w16sdtdh w16sdtfl w16du wp14">
-  <w15:person w15:author="Kalentyev Alexey">
-    <w15:presenceInfo w15:providerId="Windows Live" w15:userId="da819b8650d7d997"/>
-  </w15:person>
-  <w15:person w15:author="Chuwi">
-    <w15:presenceInfo w15:providerId="None" w15:userId="Chuwi"/>
-  </w15:person>
-</w15:people>
 </file>
 
 <file path=word/styles.xml><?xml version="1.0" encoding="utf-8"?>

--- a/docs/ПС ОРСАПР.docx
+++ b/docs/ПС ОРСАПР.docx
@@ -1457,7 +1457,7 @@
                 <w:sz w:val="28"/>
                 <w:szCs w:val="28"/>
               </w:rPr>
-              <w:t>8</w:t>
+              <w:t>7</w:t>
             </w:r>
             <w:r>
               <w:rPr>
@@ -1607,7 +1607,7 @@
                 <w:sz w:val="28"/>
                 <w:szCs w:val="28"/>
               </w:rPr>
-              <w:t>8</w:t>
+              <w:t>7</w:t>
             </w:r>
             <w:r>
               <w:rPr>
@@ -1736,7 +1736,7 @@
                 <w:sz w:val="28"/>
                 <w:szCs w:val="28"/>
               </w:rPr>
-              <w:t>9</w:t>
+              <w:t>8</w:t>
             </w:r>
             <w:r>
               <w:rPr>
@@ -1833,7 +1833,7 @@
                 <w:sz w:val="28"/>
                 <w:szCs w:val="28"/>
               </w:rPr>
-              <w:t>11</w:t>
+              <w:t>10</w:t>
             </w:r>
             <w:r>
               <w:rPr>
@@ -1930,7 +1930,7 @@
                 <w:sz w:val="28"/>
                 <w:szCs w:val="28"/>
               </w:rPr>
-              <w:t>14</w:t>
+              <w:t>13</w:t>
             </w:r>
             <w:r>
               <w:rPr>
@@ -2027,7 +2027,7 @@
                 <w:sz w:val="28"/>
                 <w:szCs w:val="28"/>
               </w:rPr>
-              <w:t>14</w:t>
+              <w:t>13</w:t>
             </w:r>
             <w:r>
               <w:rPr>
@@ -2124,7 +2124,7 @@
                 <w:sz w:val="28"/>
                 <w:szCs w:val="28"/>
               </w:rPr>
-              <w:t>20</w:t>
+              <w:t>18</w:t>
             </w:r>
             <w:r>
               <w:rPr>
@@ -2221,7 +2221,7 @@
                 <w:sz w:val="28"/>
                 <w:szCs w:val="28"/>
               </w:rPr>
-              <w:t>21</w:t>
+              <w:t>19</w:t>
             </w:r>
             <w:r>
               <w:rPr>
@@ -3042,9 +3042,9 @@
         <w:tblLook w:val="04A0" w:firstRow="1" w:lastRow="0" w:firstColumn="1" w:lastColumn="0" w:noHBand="0" w:noVBand="1"/>
       </w:tblPr>
       <w:tblGrid>
-        <w:gridCol w:w="2952"/>
-        <w:gridCol w:w="3575"/>
-        <w:gridCol w:w="2818"/>
+        <w:gridCol w:w="1838"/>
+        <w:gridCol w:w="3686"/>
+        <w:gridCol w:w="3821"/>
       </w:tblGrid>
       <w:tr>
         <w:trPr>
@@ -3052,7 +3052,7 @@
         </w:trPr>
         <w:tc>
           <w:tcPr>
-            <w:tcW w:w="2952" w:type="dxa"/>
+            <w:tcW w:w="1838" w:type="dxa"/>
           </w:tcPr>
           <w:p>
             <w:pPr>
@@ -3077,7 +3077,7 @@
         </w:tc>
         <w:tc>
           <w:tcPr>
-            <w:tcW w:w="3575" w:type="dxa"/>
+            <w:tcW w:w="3686" w:type="dxa"/>
           </w:tcPr>
           <w:p>
             <w:pPr>
@@ -3102,7 +3102,7 @@
         </w:tc>
         <w:tc>
           <w:tcPr>
-            <w:tcW w:w="2818" w:type="dxa"/>
+            <w:tcW w:w="3821" w:type="dxa"/>
           </w:tcPr>
           <w:p>
             <w:pPr>
@@ -3132,7 +3132,7 @@
         </w:trPr>
         <w:tc>
           <w:tcPr>
-            <w:tcW w:w="2952" w:type="dxa"/>
+            <w:tcW w:w="1838" w:type="dxa"/>
           </w:tcPr>
           <w:p>
             <w:pPr>
@@ -3173,7 +3173,7 @@
         </w:tc>
         <w:tc>
           <w:tcPr>
-            <w:tcW w:w="3575" w:type="dxa"/>
+            <w:tcW w:w="3686" w:type="dxa"/>
           </w:tcPr>
           <w:p>
             <w:pPr>
@@ -3198,7 +3198,7 @@
         </w:tc>
         <w:tc>
           <w:tcPr>
-            <w:tcW w:w="2818" w:type="dxa"/>
+            <w:tcW w:w="3821" w:type="dxa"/>
           </w:tcPr>
           <w:p>
             <w:pPr>
@@ -3235,7 +3235,7 @@
         </w:trPr>
         <w:tc>
           <w:tcPr>
-            <w:tcW w:w="2952" w:type="dxa"/>
+            <w:tcW w:w="1838" w:type="dxa"/>
           </w:tcPr>
           <w:p>
             <w:pPr>
@@ -3278,7 +3278,7 @@
         </w:tc>
         <w:tc>
           <w:tcPr>
-            <w:tcW w:w="3575" w:type="dxa"/>
+            <w:tcW w:w="3686" w:type="dxa"/>
           </w:tcPr>
           <w:p>
             <w:pPr>
@@ -3305,7 +3305,7 @@
         </w:tc>
         <w:tc>
           <w:tcPr>
-            <w:tcW w:w="2818" w:type="dxa"/>
+            <w:tcW w:w="3821" w:type="dxa"/>
           </w:tcPr>
           <w:p>
             <w:pPr>
@@ -3563,15 +3563,15 @@
         <w:tblLook w:val="04A0" w:firstRow="1" w:lastRow="0" w:firstColumn="1" w:lastColumn="0" w:noHBand="0" w:noVBand="1"/>
       </w:tblPr>
       <w:tblGrid>
-        <w:gridCol w:w="2084"/>
-        <w:gridCol w:w="2581"/>
-        <w:gridCol w:w="2310"/>
-        <w:gridCol w:w="2370"/>
+        <w:gridCol w:w="1695"/>
+        <w:gridCol w:w="1987"/>
+        <w:gridCol w:w="2267"/>
+        <w:gridCol w:w="3396"/>
       </w:tblGrid>
       <w:tr>
         <w:tc>
           <w:tcPr>
-            <w:tcW w:w="1115" w:type="pct"/>
+            <w:tcW w:w="907" w:type="pct"/>
           </w:tcPr>
           <w:p>
             <w:pPr>
@@ -3596,7 +3596,7 @@
         </w:tc>
         <w:tc>
           <w:tcPr>
-            <w:tcW w:w="1381" w:type="pct"/>
+            <w:tcW w:w="1063" w:type="pct"/>
           </w:tcPr>
           <w:p>
             <w:pPr>
@@ -3621,7 +3621,7 @@
         </w:tc>
         <w:tc>
           <w:tcPr>
-            <w:tcW w:w="1236" w:type="pct"/>
+            <w:tcW w:w="1213" w:type="pct"/>
           </w:tcPr>
           <w:p>
             <w:pPr>
@@ -3646,7 +3646,7 @@
         </w:tc>
         <w:tc>
           <w:tcPr>
-            <w:tcW w:w="1268" w:type="pct"/>
+            <w:tcW w:w="1817" w:type="pct"/>
           </w:tcPr>
           <w:p>
             <w:pPr>
@@ -3673,7 +3673,7 @@
       <w:tr>
         <w:tc>
           <w:tcPr>
-            <w:tcW w:w="1115" w:type="pct"/>
+            <w:tcW w:w="907" w:type="pct"/>
           </w:tcPr>
           <w:p>
             <w:pPr>
@@ -3717,7 +3717,7 @@
         </w:tc>
         <w:tc>
           <w:tcPr>
-            <w:tcW w:w="1381" w:type="pct"/>
+            <w:tcW w:w="1063" w:type="pct"/>
           </w:tcPr>
           <w:p>
             <w:pPr>
@@ -3812,7 +3812,7 @@
         </w:tc>
         <w:tc>
           <w:tcPr>
-            <w:tcW w:w="1236" w:type="pct"/>
+            <w:tcW w:w="1213" w:type="pct"/>
           </w:tcPr>
           <w:p>
             <w:pPr>
@@ -3839,7 +3839,7 @@
         </w:tc>
         <w:tc>
           <w:tcPr>
-            <w:tcW w:w="1268" w:type="pct"/>
+            <w:tcW w:w="1817" w:type="pct"/>
           </w:tcPr>
           <w:p>
             <w:pPr>
@@ -3858,15 +3858,7 @@
                 <w:sz w:val="24"/>
                 <w:szCs w:val="24"/>
               </w:rPr>
-              <w:t xml:space="preserve">Дает возможность создать пустой </w:t>
-            </w:r>
-            <w:r>
-              <w:rPr>
-                <w:sz w:val="24"/>
-                <w:szCs w:val="24"/>
-              </w:rPr>
-              <w:lastRenderedPageBreak/>
-              <w:t xml:space="preserve">трехмерный документ детали </w:t>
+              <w:t xml:space="preserve">Дает возможность создать пустой трехмерный документ детали </w:t>
             </w:r>
           </w:p>
         </w:tc>
@@ -3874,7 +3866,7 @@
       <w:tr>
         <w:tc>
           <w:tcPr>
-            <w:tcW w:w="1115" w:type="pct"/>
+            <w:tcW w:w="907" w:type="pct"/>
           </w:tcPr>
           <w:p>
             <w:pPr>
@@ -3896,7 +3888,6 @@
                 <w:sz w:val="24"/>
                 <w:szCs w:val="24"/>
               </w:rPr>
-              <w:lastRenderedPageBreak/>
               <w:t>GetPart</w:t>
             </w:r>
             <w:proofErr w:type="spellEnd"/>
@@ -3919,7 +3910,7 @@
         </w:tc>
         <w:tc>
           <w:tcPr>
-            <w:tcW w:w="1381" w:type="pct"/>
+            <w:tcW w:w="1063" w:type="pct"/>
           </w:tcPr>
           <w:p>
             <w:pPr>
@@ -3967,7 +3958,7 @@
         </w:tc>
         <w:tc>
           <w:tcPr>
-            <w:tcW w:w="1236" w:type="pct"/>
+            <w:tcW w:w="1213" w:type="pct"/>
           </w:tcPr>
           <w:p>
             <w:pPr>
@@ -4001,7 +3992,7 @@
         </w:tc>
         <w:tc>
           <w:tcPr>
-            <w:tcW w:w="1268" w:type="pct"/>
+            <w:tcW w:w="1817" w:type="pct"/>
           </w:tcPr>
           <w:p>
             <w:pPr>
@@ -4033,18 +4024,11 @@
           <w:szCs w:val="28"/>
         </w:rPr>
       </w:pPr>
-    </w:p>
-    <w:p>
-      <w:pPr>
-        <w:spacing w:after="0"/>
-        <w:rPr>
-          <w:szCs w:val="28"/>
-        </w:rPr>
-      </w:pPr>
-      <w:r>
-        <w:rPr>
-          <w:szCs w:val="28"/>
-        </w:rPr>
+      <w:r>
+        <w:rPr>
+          <w:szCs w:val="28"/>
+        </w:rPr>
+        <w:lastRenderedPageBreak/>
         <w:t xml:space="preserve">Таблица 1.4 – Используемые методы интерфейсов </w:t>
       </w:r>
       <w:proofErr w:type="spellStart"/>
@@ -4713,14 +4697,14 @@
         <w:tblLook w:val="04A0" w:firstRow="1" w:lastRow="0" w:firstColumn="1" w:lastColumn="0" w:noHBand="0" w:noVBand="1"/>
       </w:tblPr>
       <w:tblGrid>
-        <w:gridCol w:w="3114"/>
-        <w:gridCol w:w="3115"/>
-        <w:gridCol w:w="3115"/>
+        <w:gridCol w:w="1838"/>
+        <w:gridCol w:w="1985"/>
+        <w:gridCol w:w="5521"/>
       </w:tblGrid>
       <w:tr>
         <w:tc>
           <w:tcPr>
-            <w:tcW w:w="3114" w:type="dxa"/>
+            <w:tcW w:w="1838" w:type="dxa"/>
           </w:tcPr>
           <w:p>
             <w:pPr>
@@ -4742,7 +4726,7 @@
         </w:tc>
         <w:tc>
           <w:tcPr>
-            <w:tcW w:w="3115" w:type="dxa"/>
+            <w:tcW w:w="1985" w:type="dxa"/>
           </w:tcPr>
           <w:p>
             <w:pPr>
@@ -4764,7 +4748,7 @@
         </w:tc>
         <w:tc>
           <w:tcPr>
-            <w:tcW w:w="3115" w:type="dxa"/>
+            <w:tcW w:w="5521" w:type="dxa"/>
           </w:tcPr>
           <w:p>
             <w:pPr>
@@ -4788,7 +4772,7 @@
       <w:tr>
         <w:tc>
           <w:tcPr>
-            <w:tcW w:w="3114" w:type="dxa"/>
+            <w:tcW w:w="1838" w:type="dxa"/>
           </w:tcPr>
           <w:p>
             <w:pPr>
@@ -4812,7 +4796,7 @@
         </w:tc>
         <w:tc>
           <w:tcPr>
-            <w:tcW w:w="3115" w:type="dxa"/>
+            <w:tcW w:w="1985" w:type="dxa"/>
           </w:tcPr>
           <w:p>
             <w:pPr>
@@ -4836,7 +4820,7 @@
         </w:tc>
         <w:tc>
           <w:tcPr>
-            <w:tcW w:w="3115" w:type="dxa"/>
+            <w:tcW w:w="5521" w:type="dxa"/>
           </w:tcPr>
           <w:p>
             <w:pPr>
@@ -4860,7 +4844,7 @@
       <w:tr>
         <w:tc>
           <w:tcPr>
-            <w:tcW w:w="3114" w:type="dxa"/>
+            <w:tcW w:w="1838" w:type="dxa"/>
           </w:tcPr>
           <w:p>
             <w:pPr>
@@ -4886,7 +4870,7 @@
         </w:tc>
         <w:tc>
           <w:tcPr>
-            <w:tcW w:w="3115" w:type="dxa"/>
+            <w:tcW w:w="1985" w:type="dxa"/>
           </w:tcPr>
           <w:p>
             <w:pPr>
@@ -4910,7 +4894,7 @@
         </w:tc>
         <w:tc>
           <w:tcPr>
-            <w:tcW w:w="3115" w:type="dxa"/>
+            <w:tcW w:w="5521" w:type="dxa"/>
           </w:tcPr>
           <w:p>
             <w:pPr>
@@ -4976,14 +4960,14 @@
         <w:tblLook w:val="04A0" w:firstRow="1" w:lastRow="0" w:firstColumn="1" w:lastColumn="0" w:noHBand="0" w:noVBand="1"/>
       </w:tblPr>
       <w:tblGrid>
-        <w:gridCol w:w="3114"/>
-        <w:gridCol w:w="3115"/>
-        <w:gridCol w:w="3115"/>
+        <w:gridCol w:w="1696"/>
+        <w:gridCol w:w="1843"/>
+        <w:gridCol w:w="5805"/>
       </w:tblGrid>
       <w:tr>
         <w:tc>
           <w:tcPr>
-            <w:tcW w:w="3114" w:type="dxa"/>
+            <w:tcW w:w="1696" w:type="dxa"/>
           </w:tcPr>
           <w:p>
             <w:pPr>
@@ -5007,7 +4991,7 @@
         </w:tc>
         <w:tc>
           <w:tcPr>
-            <w:tcW w:w="3115" w:type="dxa"/>
+            <w:tcW w:w="1843" w:type="dxa"/>
           </w:tcPr>
           <w:p>
             <w:pPr>
@@ -5031,7 +5015,7 @@
         </w:tc>
         <w:tc>
           <w:tcPr>
-            <w:tcW w:w="3115" w:type="dxa"/>
+            <w:tcW w:w="5805" w:type="dxa"/>
           </w:tcPr>
           <w:p>
             <w:pPr>
@@ -5057,7 +5041,7 @@
       <w:tr>
         <w:tc>
           <w:tcPr>
-            <w:tcW w:w="3114" w:type="dxa"/>
+            <w:tcW w:w="1696" w:type="dxa"/>
           </w:tcPr>
           <w:p>
             <w:pPr>
@@ -5081,7 +5065,7 @@
         </w:tc>
         <w:tc>
           <w:tcPr>
-            <w:tcW w:w="3115" w:type="dxa"/>
+            <w:tcW w:w="1843" w:type="dxa"/>
           </w:tcPr>
           <w:p>
             <w:pPr>
@@ -5107,7 +5091,7 @@
         </w:tc>
         <w:tc>
           <w:tcPr>
-            <w:tcW w:w="3115" w:type="dxa"/>
+            <w:tcW w:w="5805" w:type="dxa"/>
           </w:tcPr>
           <w:tbl>
             <w:tblPr>
@@ -5123,7 +5107,7 @@
             </w:tblPr>
             <w:tblGrid>
               <w:gridCol w:w="81"/>
-              <w:gridCol w:w="2818"/>
+              <w:gridCol w:w="4842"/>
             </w:tblGrid>
             <w:tr>
               <w:trPr>
@@ -5200,7 +5184,7 @@
       <w:tr>
         <w:tc>
           <w:tcPr>
-            <w:tcW w:w="3114" w:type="dxa"/>
+            <w:tcW w:w="1696" w:type="dxa"/>
           </w:tcPr>
           <w:p>
             <w:pPr>
@@ -5226,7 +5210,7 @@
         </w:tc>
         <w:tc>
           <w:tcPr>
-            <w:tcW w:w="3115" w:type="dxa"/>
+            <w:tcW w:w="1843" w:type="dxa"/>
           </w:tcPr>
           <w:p>
             <w:pPr>
@@ -5252,7 +5236,7 @@
         </w:tc>
         <w:tc>
           <w:tcPr>
-            <w:tcW w:w="3115" w:type="dxa"/>
+            <w:tcW w:w="5805" w:type="dxa"/>
           </w:tcPr>
           <w:p>
             <w:pPr>
@@ -5270,16 +5254,7 @@
                 <w:sz w:val="24"/>
                 <w:szCs w:val="24"/>
               </w:rPr>
-              <w:t xml:space="preserve">Определяет направление построения стенок </w:t>
-            </w:r>
-            <w:r>
-              <w:rPr>
-                <w:rFonts w:cs="Times New Roman"/>
-                <w:sz w:val="24"/>
-                <w:szCs w:val="24"/>
-              </w:rPr>
-              <w:lastRenderedPageBreak/>
-              <w:t>относительно базового тела (внутрь заготовки).</w:t>
+              <w:t>Определяет направление построения стенок относительно базового тела (внутрь заготовки).</w:t>
             </w:r>
           </w:p>
         </w:tc>
@@ -5351,10 +5326,10 @@
         <w:tblLook w:val="04A0" w:firstRow="1" w:lastRow="0" w:firstColumn="1" w:lastColumn="0" w:noHBand="0" w:noVBand="1"/>
       </w:tblPr>
       <w:tblGrid>
-        <w:gridCol w:w="2336"/>
-        <w:gridCol w:w="2336"/>
-        <w:gridCol w:w="2336"/>
-        <w:gridCol w:w="2337"/>
+        <w:gridCol w:w="1555"/>
+        <w:gridCol w:w="1559"/>
+        <w:gridCol w:w="2268"/>
+        <w:gridCol w:w="3963"/>
       </w:tblGrid>
       <w:tr>
         <w:trPr>
@@ -5362,7 +5337,7 @@
         </w:trPr>
         <w:tc>
           <w:tcPr>
-            <w:tcW w:w="2336" w:type="dxa"/>
+            <w:tcW w:w="1555" w:type="dxa"/>
           </w:tcPr>
           <w:p>
             <w:pPr>
@@ -5386,7 +5361,7 @@
         </w:tc>
         <w:tc>
           <w:tcPr>
-            <w:tcW w:w="2336" w:type="dxa"/>
+            <w:tcW w:w="1559" w:type="dxa"/>
           </w:tcPr>
           <w:p>
             <w:pPr>
@@ -5410,7 +5385,7 @@
         </w:tc>
         <w:tc>
           <w:tcPr>
-            <w:tcW w:w="2336" w:type="dxa"/>
+            <w:tcW w:w="2268" w:type="dxa"/>
           </w:tcPr>
           <w:p>
             <w:pPr>
@@ -5434,7 +5409,7 @@
         </w:tc>
         <w:tc>
           <w:tcPr>
-            <w:tcW w:w="2337" w:type="dxa"/>
+            <w:tcW w:w="3963" w:type="dxa"/>
           </w:tcPr>
           <w:p>
             <w:pPr>
@@ -5463,7 +5438,7 @@
         </w:trPr>
         <w:tc>
           <w:tcPr>
-            <w:tcW w:w="2336" w:type="dxa"/>
+            <w:tcW w:w="1555" w:type="dxa"/>
           </w:tcPr>
           <w:p>
             <w:pPr>
@@ -5507,7 +5482,7 @@
         </w:tc>
         <w:tc>
           <w:tcPr>
-            <w:tcW w:w="2336" w:type="dxa"/>
+            <w:tcW w:w="1559" w:type="dxa"/>
           </w:tcPr>
           <w:p>
             <w:pPr>
@@ -5530,7 +5505,7 @@
         </w:tc>
         <w:tc>
           <w:tcPr>
-            <w:tcW w:w="2336" w:type="dxa"/>
+            <w:tcW w:w="2268" w:type="dxa"/>
           </w:tcPr>
           <w:p>
             <w:pPr>
@@ -5556,7 +5531,7 @@
         </w:tc>
         <w:tc>
           <w:tcPr>
-            <w:tcW w:w="2337" w:type="dxa"/>
+            <w:tcW w:w="3963" w:type="dxa"/>
           </w:tcPr>
           <w:p>
             <w:pPr>
@@ -5585,7 +5560,7 @@
         </w:trPr>
         <w:tc>
           <w:tcPr>
-            <w:tcW w:w="2336" w:type="dxa"/>
+            <w:tcW w:w="1555" w:type="dxa"/>
           </w:tcPr>
           <w:p>
             <w:pPr>
@@ -5629,7 +5604,7 @@
         </w:tc>
         <w:tc>
           <w:tcPr>
-            <w:tcW w:w="2336" w:type="dxa"/>
+            <w:tcW w:w="1559" w:type="dxa"/>
           </w:tcPr>
           <w:p>
             <w:pPr>
@@ -5652,7 +5627,7 @@
         </w:tc>
         <w:tc>
           <w:tcPr>
-            <w:tcW w:w="2336" w:type="dxa"/>
+            <w:tcW w:w="2268" w:type="dxa"/>
           </w:tcPr>
           <w:p>
             <w:pPr>
@@ -5678,7 +5653,7 @@
         </w:tc>
         <w:tc>
           <w:tcPr>
-            <w:tcW w:w="2337" w:type="dxa"/>
+            <w:tcW w:w="3963" w:type="dxa"/>
           </w:tcPr>
           <w:p>
             <w:pPr>
@@ -5712,27 +5687,6 @@
           <w:szCs w:val="28"/>
         </w:rPr>
       </w:pPr>
-    </w:p>
-    <w:p>
-      <w:pPr>
-        <w:spacing w:line="278" w:lineRule="auto"/>
-        <w:jc w:val="left"/>
-        <w:rPr>
-          <w:rFonts w:cs="Times New Roman"/>
-          <w:b/>
-          <w:bCs/>
-          <w:szCs w:val="28"/>
-        </w:rPr>
-      </w:pPr>
-      <w:r>
-        <w:rPr>
-          <w:rFonts w:cs="Times New Roman"/>
-          <w:b/>
-          <w:bCs/>
-          <w:szCs w:val="28"/>
-        </w:rPr>
-        <w:br w:type="page"/>
-      </w:r>
     </w:p>
     <w:p>
       <w:pPr>
@@ -9245,9 +9199,9 @@
         </w:rPr>
         <w:lastRenderedPageBreak/>
         <w:drawing>
-          <wp:inline distT="0" distB="0" distL="0" distR="0" wp14:anchorId="6C83B15C" wp14:editId="15FC5374">
-            <wp:extent cx="5213350" cy="6438899"/>
-            <wp:effectExtent l="0" t="0" r="6350" b="635"/>
+          <wp:inline distT="0" distB="0" distL="0" distR="0" wp14:anchorId="6C83B15C" wp14:editId="462F60A2">
+            <wp:extent cx="5212837" cy="6216650"/>
+            <wp:effectExtent l="0" t="0" r="6985" b="6350"/>
             <wp:docPr id="188327570" name="Рисунок 1"/>
             <wp:cNvGraphicFramePr>
               <a:graphicFrameLocks xmlns:a="http://schemas.openxmlformats.org/drawingml/2006/main" noChangeAspect="1"/>
@@ -9269,7 +9223,7 @@
                   <pic:spPr bwMode="auto">
                     <a:xfrm>
                       <a:off x="0" y="0"/>
-                      <a:ext cx="5213350" cy="6438899"/>
+                      <a:ext cx="5212837" cy="6216650"/>
                     </a:xfrm>
                     <a:prstGeom prst="rect">
                       <a:avLst/>
@@ -9624,6 +9578,17 @@
     <w:p>
       <w:pPr>
         <w:ind w:firstLine="708"/>
+        <w:rPr>
+          <w:lang w:val="en-US"/>
+        </w:rPr>
+      </w:pPr>
+    </w:p>
+    <w:p>
+      <w:pPr>
+        <w:ind w:firstLine="708"/>
+        <w:rPr>
+          <w:lang w:val="en-US"/>
+        </w:rPr>
       </w:pPr>
     </w:p>
     <w:p>
@@ -9660,9 +9625,9 @@
         <w:tblLook w:val="04A0" w:firstRow="1" w:lastRow="0" w:firstColumn="1" w:lastColumn="0" w:noHBand="0" w:noVBand="1"/>
       </w:tblPr>
       <w:tblGrid>
-        <w:gridCol w:w="3965"/>
-        <w:gridCol w:w="2221"/>
-        <w:gridCol w:w="3159"/>
+        <w:gridCol w:w="3217"/>
+        <w:gridCol w:w="2166"/>
+        <w:gridCol w:w="3962"/>
       </w:tblGrid>
       <w:tr>
         <w:trPr>
@@ -9671,7 +9636,7 @@
         </w:trPr>
         <w:tc>
           <w:tcPr>
-            <w:tcW w:w="2121" w:type="pct"/>
+            <w:tcW w:w="1721" w:type="pct"/>
           </w:tcPr>
           <w:p>
             <w:pPr>
@@ -9696,7 +9661,7 @@
         </w:tc>
         <w:tc>
           <w:tcPr>
-            <w:tcW w:w="1188" w:type="pct"/>
+            <w:tcW w:w="1159" w:type="pct"/>
           </w:tcPr>
           <w:p>
             <w:pPr>
@@ -9721,7 +9686,7 @@
         </w:tc>
         <w:tc>
           <w:tcPr>
-            <w:tcW w:w="1690" w:type="pct"/>
+            <w:tcW w:w="2120" w:type="pct"/>
           </w:tcPr>
           <w:p>
             <w:pPr>
@@ -9753,7 +9718,7 @@
         </w:trPr>
         <w:tc>
           <w:tcPr>
-            <w:tcW w:w="2121" w:type="pct"/>
+            <w:tcW w:w="1721" w:type="pct"/>
           </w:tcPr>
           <w:p>
             <w:pPr>
@@ -9797,7 +9762,7 @@
         </w:tc>
         <w:tc>
           <w:tcPr>
-            <w:tcW w:w="1188" w:type="pct"/>
+            <w:tcW w:w="1159" w:type="pct"/>
           </w:tcPr>
           <w:p>
             <w:pPr>
@@ -9825,7 +9790,7 @@
         </w:tc>
         <w:tc>
           <w:tcPr>
-            <w:tcW w:w="1690" w:type="pct"/>
+            <w:tcW w:w="2120" w:type="pct"/>
           </w:tcPr>
           <w:p>
             <w:pPr>
@@ -9857,7 +9822,7 @@
         </w:trPr>
         <w:tc>
           <w:tcPr>
-            <w:tcW w:w="2121" w:type="pct"/>
+            <w:tcW w:w="1721" w:type="pct"/>
           </w:tcPr>
           <w:p>
             <w:pPr>
@@ -9901,7 +9866,7 @@
         </w:tc>
         <w:tc>
           <w:tcPr>
-            <w:tcW w:w="1188" w:type="pct"/>
+            <w:tcW w:w="1159" w:type="pct"/>
           </w:tcPr>
           <w:p>
             <w:pPr>
@@ -9929,7 +9894,7 @@
         </w:tc>
         <w:tc>
           <w:tcPr>
-            <w:tcW w:w="1690" w:type="pct"/>
+            <w:tcW w:w="2120" w:type="pct"/>
           </w:tcPr>
           <w:p>
             <w:pPr>
@@ -9961,7 +9926,7 @@
         </w:trPr>
         <w:tc>
           <w:tcPr>
-            <w:tcW w:w="2121" w:type="pct"/>
+            <w:tcW w:w="1721" w:type="pct"/>
           </w:tcPr>
           <w:p>
             <w:pPr>
@@ -10037,7 +10002,7 @@
         </w:tc>
         <w:tc>
           <w:tcPr>
-            <w:tcW w:w="1188" w:type="pct"/>
+            <w:tcW w:w="1159" w:type="pct"/>
           </w:tcPr>
           <w:p>
             <w:pPr>
@@ -10064,7 +10029,7 @@
         </w:tc>
         <w:tc>
           <w:tcPr>
-            <w:tcW w:w="1690" w:type="pct"/>
+            <w:tcW w:w="2120" w:type="pct"/>
           </w:tcPr>
           <w:p>
             <w:pPr>
@@ -10096,7 +10061,7 @@
         </w:trPr>
         <w:tc>
           <w:tcPr>
-            <w:tcW w:w="2121" w:type="pct"/>
+            <w:tcW w:w="1721" w:type="pct"/>
           </w:tcPr>
           <w:p>
             <w:pPr>
@@ -10146,7 +10111,7 @@
         </w:tc>
         <w:tc>
           <w:tcPr>
-            <w:tcW w:w="1188" w:type="pct"/>
+            <w:tcW w:w="1159" w:type="pct"/>
           </w:tcPr>
           <w:p>
             <w:pPr>
@@ -10173,7 +10138,7 @@
         </w:tc>
         <w:tc>
           <w:tcPr>
-            <w:tcW w:w="1690" w:type="pct"/>
+            <w:tcW w:w="2120" w:type="pct"/>
           </w:tcPr>
           <w:p>
             <w:pPr>
@@ -10205,7 +10170,7 @@
         </w:trPr>
         <w:tc>
           <w:tcPr>
-            <w:tcW w:w="2121" w:type="pct"/>
+            <w:tcW w:w="1721" w:type="pct"/>
           </w:tcPr>
           <w:p>
             <w:pPr>
@@ -10281,7 +10246,7 @@
         </w:tc>
         <w:tc>
           <w:tcPr>
-            <w:tcW w:w="1188" w:type="pct"/>
+            <w:tcW w:w="1159" w:type="pct"/>
           </w:tcPr>
           <w:p>
             <w:pPr>
@@ -10308,7 +10273,7 @@
         </w:tc>
         <w:tc>
           <w:tcPr>
-            <w:tcW w:w="1690" w:type="pct"/>
+            <w:tcW w:w="2120" w:type="pct"/>
           </w:tcPr>
           <w:p>
             <w:pPr>
@@ -10340,7 +10305,7 @@
         </w:trPr>
         <w:tc>
           <w:tcPr>
-            <w:tcW w:w="2121" w:type="pct"/>
+            <w:tcW w:w="1721" w:type="pct"/>
           </w:tcPr>
           <w:p>
             <w:pPr>
@@ -10414,7 +10379,7 @@
         </w:tc>
         <w:tc>
           <w:tcPr>
-            <w:tcW w:w="1188" w:type="pct"/>
+            <w:tcW w:w="1159" w:type="pct"/>
           </w:tcPr>
           <w:p>
             <w:pPr>
@@ -10441,7 +10406,7 @@
         </w:tc>
         <w:tc>
           <w:tcPr>
-            <w:tcW w:w="1690" w:type="pct"/>
+            <w:tcW w:w="2120" w:type="pct"/>
           </w:tcPr>
           <w:p>
             <w:pPr>
@@ -10473,7 +10438,7 @@
         </w:trPr>
         <w:tc>
           <w:tcPr>
-            <w:tcW w:w="2121" w:type="pct"/>
+            <w:tcW w:w="1721" w:type="pct"/>
           </w:tcPr>
           <w:p>
             <w:pPr>
@@ -10547,7 +10512,7 @@
         </w:tc>
         <w:tc>
           <w:tcPr>
-            <w:tcW w:w="1188" w:type="pct"/>
+            <w:tcW w:w="1159" w:type="pct"/>
           </w:tcPr>
           <w:p>
             <w:pPr>
@@ -10574,7 +10539,7 @@
         </w:tc>
         <w:tc>
           <w:tcPr>
-            <w:tcW w:w="1690" w:type="pct"/>
+            <w:tcW w:w="2120" w:type="pct"/>
           </w:tcPr>
           <w:p>
             <w:pPr>
@@ -10606,7 +10571,7 @@
         </w:trPr>
         <w:tc>
           <w:tcPr>
-            <w:tcW w:w="2121" w:type="pct"/>
+            <w:tcW w:w="1721" w:type="pct"/>
           </w:tcPr>
           <w:p>
             <w:pPr>
@@ -10656,7 +10621,7 @@
         </w:tc>
         <w:tc>
           <w:tcPr>
-            <w:tcW w:w="1188" w:type="pct"/>
+            <w:tcW w:w="1159" w:type="pct"/>
           </w:tcPr>
           <w:p>
             <w:pPr>
@@ -10683,7 +10648,7 @@
         </w:tc>
         <w:tc>
           <w:tcPr>
-            <w:tcW w:w="1690" w:type="pct"/>
+            <w:tcW w:w="2120" w:type="pct"/>
           </w:tcPr>
           <w:p>
             <w:pPr>
@@ -10712,7 +10677,7 @@
         </w:trPr>
         <w:tc>
           <w:tcPr>
-            <w:tcW w:w="2121" w:type="pct"/>
+            <w:tcW w:w="1721" w:type="pct"/>
           </w:tcPr>
           <w:p>
             <w:pPr>
@@ -10762,7 +10727,7 @@
         </w:tc>
         <w:tc>
           <w:tcPr>
-            <w:tcW w:w="1188" w:type="pct"/>
+            <w:tcW w:w="1159" w:type="pct"/>
           </w:tcPr>
           <w:p>
             <w:pPr>
@@ -10789,7 +10754,7 @@
         </w:tc>
         <w:tc>
           <w:tcPr>
-            <w:tcW w:w="1690" w:type="pct"/>
+            <w:tcW w:w="2120" w:type="pct"/>
           </w:tcPr>
           <w:p>
             <w:pPr>
@@ -10821,7 +10786,7 @@
         </w:trPr>
         <w:tc>
           <w:tcPr>
-            <w:tcW w:w="2121" w:type="pct"/>
+            <w:tcW w:w="1721" w:type="pct"/>
           </w:tcPr>
           <w:p>
             <w:pPr>
@@ -10864,7 +10829,7 @@
         </w:tc>
         <w:tc>
           <w:tcPr>
-            <w:tcW w:w="1188" w:type="pct"/>
+            <w:tcW w:w="1159" w:type="pct"/>
           </w:tcPr>
           <w:p>
             <w:pPr>
@@ -10891,7 +10856,7 @@
         </w:tc>
         <w:tc>
           <w:tcPr>
-            <w:tcW w:w="1690" w:type="pct"/>
+            <w:tcW w:w="2120" w:type="pct"/>
           </w:tcPr>
           <w:p>
             <w:pPr>
@@ -10956,7 +10921,7 @@
         </w:trPr>
         <w:tc>
           <w:tcPr>
-            <w:tcW w:w="2121" w:type="pct"/>
+            <w:tcW w:w="1721" w:type="pct"/>
           </w:tcPr>
           <w:p>
             <w:pPr>
@@ -10999,7 +10964,7 @@
         </w:tc>
         <w:tc>
           <w:tcPr>
-            <w:tcW w:w="1188" w:type="pct"/>
+            <w:tcW w:w="1159" w:type="pct"/>
           </w:tcPr>
           <w:p>
             <w:pPr>
@@ -11026,7 +10991,7 @@
         </w:tc>
         <w:tc>
           <w:tcPr>
-            <w:tcW w:w="1690" w:type="pct"/>
+            <w:tcW w:w="2120" w:type="pct"/>
           </w:tcPr>
           <w:p>
             <w:pPr>
@@ -11053,51 +11018,15 @@
     <w:p>
       <w:pPr>
         <w:spacing w:after="0"/>
-        <w:jc w:val="center"/>
         <w:rPr>
           <w:rFonts w:cs="Times New Roman"/>
           <w:b/>
           <w:bCs/>
           <w:szCs w:val="28"/>
+          <w:lang w:val="en-US"/>
         </w:rPr>
       </w:pPr>
       <w:bookmarkStart w:id="18" w:name="_Toc240922651"/>
-    </w:p>
-    <w:p>
-      <w:pPr>
-        <w:spacing w:after="0"/>
-        <w:jc w:val="center"/>
-        <w:rPr>
-          <w:rFonts w:cs="Times New Roman"/>
-          <w:b/>
-          <w:bCs/>
-          <w:szCs w:val="28"/>
-        </w:rPr>
-      </w:pPr>
-    </w:p>
-    <w:p>
-      <w:pPr>
-        <w:spacing w:after="0"/>
-        <w:jc w:val="center"/>
-        <w:rPr>
-          <w:rFonts w:cs="Times New Roman"/>
-          <w:b/>
-          <w:bCs/>
-          <w:szCs w:val="28"/>
-        </w:rPr>
-      </w:pPr>
-    </w:p>
-    <w:p>
-      <w:pPr>
-        <w:spacing w:after="0"/>
-        <w:jc w:val="center"/>
-        <w:rPr>
-          <w:rFonts w:cs="Times New Roman"/>
-          <w:b/>
-          <w:bCs/>
-          <w:szCs w:val="28"/>
-        </w:rPr>
-      </w:pPr>
     </w:p>
     <w:p>
       <w:pPr>
@@ -11114,7 +11043,6 @@
         <w:rPr>
           <w:szCs w:val="28"/>
         </w:rPr>
-        <w:lastRenderedPageBreak/>
         <w:t xml:space="preserve">Таблица 3.3 – Свойства класса </w:t>
       </w:r>
       <w:r>
@@ -11141,9 +11069,9 @@
         <w:tblLook w:val="04A0" w:firstRow="1" w:lastRow="0" w:firstColumn="1" w:lastColumn="0" w:noHBand="0" w:noVBand="1"/>
       </w:tblPr>
       <w:tblGrid>
-        <w:gridCol w:w="3114"/>
-        <w:gridCol w:w="3115"/>
-        <w:gridCol w:w="3115"/>
+        <w:gridCol w:w="1838"/>
+        <w:gridCol w:w="2126"/>
+        <w:gridCol w:w="5380"/>
       </w:tblGrid>
       <w:tr>
         <w:trPr>
@@ -11151,7 +11079,7 @@
         </w:trPr>
         <w:tc>
           <w:tcPr>
-            <w:tcW w:w="3114" w:type="dxa"/>
+            <w:tcW w:w="1838" w:type="dxa"/>
           </w:tcPr>
           <w:p>
             <w:pPr>
@@ -11173,7 +11101,7 @@
         </w:tc>
         <w:tc>
           <w:tcPr>
-            <w:tcW w:w="3115" w:type="dxa"/>
+            <w:tcW w:w="2126" w:type="dxa"/>
           </w:tcPr>
           <w:p>
             <w:pPr>
@@ -11195,7 +11123,7 @@
         </w:tc>
         <w:tc>
           <w:tcPr>
-            <w:tcW w:w="3115" w:type="dxa"/>
+            <w:tcW w:w="5380" w:type="dxa"/>
           </w:tcPr>
           <w:p>
             <w:pPr>
@@ -11224,7 +11152,7 @@
         </w:trPr>
         <w:tc>
           <w:tcPr>
-            <w:tcW w:w="3114" w:type="dxa"/>
+            <w:tcW w:w="1838" w:type="dxa"/>
           </w:tcPr>
           <w:p>
             <w:pPr>
@@ -11255,7 +11183,7 @@
         </w:tc>
         <w:tc>
           <w:tcPr>
-            <w:tcW w:w="3115" w:type="dxa"/>
+            <w:tcW w:w="2126" w:type="dxa"/>
           </w:tcPr>
           <w:p>
             <w:pPr>
@@ -11279,7 +11207,7 @@
         </w:tc>
         <w:tc>
           <w:tcPr>
-            <w:tcW w:w="3115" w:type="dxa"/>
+            <w:tcW w:w="5380" w:type="dxa"/>
           </w:tcPr>
           <w:p>
             <w:pPr>
@@ -11308,7 +11236,7 @@
         </w:trPr>
         <w:tc>
           <w:tcPr>
-            <w:tcW w:w="3114" w:type="dxa"/>
+            <w:tcW w:w="1838" w:type="dxa"/>
           </w:tcPr>
           <w:p>
             <w:pPr>
@@ -11339,7 +11267,7 @@
         </w:tc>
         <w:tc>
           <w:tcPr>
-            <w:tcW w:w="3115" w:type="dxa"/>
+            <w:tcW w:w="2126" w:type="dxa"/>
           </w:tcPr>
           <w:p>
             <w:pPr>
@@ -11363,7 +11291,7 @@
         </w:tc>
         <w:tc>
           <w:tcPr>
-            <w:tcW w:w="3115" w:type="dxa"/>
+            <w:tcW w:w="5380" w:type="dxa"/>
           </w:tcPr>
           <w:p>
             <w:pPr>
@@ -11392,7 +11320,7 @@
         </w:trPr>
         <w:tc>
           <w:tcPr>
-            <w:tcW w:w="3114" w:type="dxa"/>
+            <w:tcW w:w="1838" w:type="dxa"/>
           </w:tcPr>
           <w:p>
             <w:pPr>
@@ -11423,7 +11351,7 @@
         </w:tc>
         <w:tc>
           <w:tcPr>
-            <w:tcW w:w="3115" w:type="dxa"/>
+            <w:tcW w:w="2126" w:type="dxa"/>
           </w:tcPr>
           <w:p>
             <w:pPr>
@@ -11447,7 +11375,7 @@
         </w:tc>
         <w:tc>
           <w:tcPr>
-            <w:tcW w:w="3115" w:type="dxa"/>
+            <w:tcW w:w="5380" w:type="dxa"/>
           </w:tcPr>
           <w:p>
             <w:pPr>
@@ -11476,7 +11404,7 @@
         </w:trPr>
         <w:tc>
           <w:tcPr>
-            <w:tcW w:w="3114" w:type="dxa"/>
+            <w:tcW w:w="1838" w:type="dxa"/>
           </w:tcPr>
           <w:p>
             <w:pPr>
@@ -11507,7 +11435,7 @@
         </w:tc>
         <w:tc>
           <w:tcPr>
-            <w:tcW w:w="3115" w:type="dxa"/>
+            <w:tcW w:w="2126" w:type="dxa"/>
           </w:tcPr>
           <w:p>
             <w:pPr>
@@ -11531,7 +11459,7 @@
         </w:tc>
         <w:tc>
           <w:tcPr>
-            <w:tcW w:w="3115" w:type="dxa"/>
+            <w:tcW w:w="5380" w:type="dxa"/>
           </w:tcPr>
           <w:p>
             <w:pPr>
@@ -11560,7 +11488,7 @@
         </w:trPr>
         <w:tc>
           <w:tcPr>
-            <w:tcW w:w="3114" w:type="dxa"/>
+            <w:tcW w:w="1838" w:type="dxa"/>
           </w:tcPr>
           <w:p>
             <w:pPr>
@@ -11591,7 +11519,7 @@
         </w:tc>
         <w:tc>
           <w:tcPr>
-            <w:tcW w:w="3115" w:type="dxa"/>
+            <w:tcW w:w="2126" w:type="dxa"/>
           </w:tcPr>
           <w:p>
             <w:pPr>
@@ -11615,7 +11543,7 @@
         </w:tc>
         <w:tc>
           <w:tcPr>
-            <w:tcW w:w="3115" w:type="dxa"/>
+            <w:tcW w:w="5380" w:type="dxa"/>
           </w:tcPr>
           <w:p>
             <w:pPr>
@@ -11647,22 +11575,23 @@
         </w:trPr>
         <w:tc>
           <w:tcPr>
-            <w:tcW w:w="3114" w:type="dxa"/>
-          </w:tcPr>
-          <w:p>
-            <w:pPr>
-              <w:spacing w:line="240" w:lineRule="auto"/>
-              <w:jc w:val="center"/>
-              <w:rPr>
-                <w:sz w:val="24"/>
-                <w:szCs w:val="24"/>
-              </w:rPr>
-            </w:pPr>
-            <w:r>
-              <w:rPr>
-                <w:sz w:val="24"/>
-                <w:szCs w:val="24"/>
-              </w:rPr>
+            <w:tcW w:w="1838" w:type="dxa"/>
+          </w:tcPr>
+          <w:p>
+            <w:pPr>
+              <w:spacing w:line="240" w:lineRule="auto"/>
+              <w:jc w:val="center"/>
+              <w:rPr>
+                <w:sz w:val="24"/>
+                <w:szCs w:val="24"/>
+              </w:rPr>
+            </w:pPr>
+            <w:r>
+              <w:rPr>
+                <w:sz w:val="24"/>
+                <w:szCs w:val="24"/>
+              </w:rPr>
+              <w:lastRenderedPageBreak/>
               <w:t>_</w:t>
             </w:r>
             <w:proofErr w:type="spellStart"/>
@@ -11678,7 +11607,7 @@
         </w:tc>
         <w:tc>
           <w:tcPr>
-            <w:tcW w:w="3115" w:type="dxa"/>
+            <w:tcW w:w="2126" w:type="dxa"/>
           </w:tcPr>
           <w:p>
             <w:pPr>
@@ -11702,7 +11631,7 @@
         </w:tc>
         <w:tc>
           <w:tcPr>
-            <w:tcW w:w="3115" w:type="dxa"/>
+            <w:tcW w:w="5380" w:type="dxa"/>
           </w:tcPr>
           <w:p>
             <w:pPr>
@@ -11731,7 +11660,7 @@
         </w:trPr>
         <w:tc>
           <w:tcPr>
-            <w:tcW w:w="3114" w:type="dxa"/>
+            <w:tcW w:w="1838" w:type="dxa"/>
           </w:tcPr>
           <w:p>
             <w:pPr>
@@ -11762,7 +11691,7 @@
         </w:tc>
         <w:tc>
           <w:tcPr>
-            <w:tcW w:w="3115" w:type="dxa"/>
+            <w:tcW w:w="2126" w:type="dxa"/>
           </w:tcPr>
           <w:p>
             <w:pPr>
@@ -11786,7 +11715,7 @@
         </w:tc>
         <w:tc>
           <w:tcPr>
-            <w:tcW w:w="3115" w:type="dxa"/>
+            <w:tcW w:w="5380" w:type="dxa"/>
           </w:tcPr>
           <w:p>
             <w:pPr>
@@ -11815,7 +11744,7 @@
         </w:trPr>
         <w:tc>
           <w:tcPr>
-            <w:tcW w:w="3114" w:type="dxa"/>
+            <w:tcW w:w="1838" w:type="dxa"/>
           </w:tcPr>
           <w:p>
             <w:pPr>
@@ -11837,7 +11766,7 @@
         </w:tc>
         <w:tc>
           <w:tcPr>
-            <w:tcW w:w="3115" w:type="dxa"/>
+            <w:tcW w:w="2126" w:type="dxa"/>
           </w:tcPr>
           <w:p>
             <w:pPr>
@@ -11861,7 +11790,7 @@
         </w:tc>
         <w:tc>
           <w:tcPr>
-            <w:tcW w:w="3115" w:type="dxa"/>
+            <w:tcW w:w="5380" w:type="dxa"/>
           </w:tcPr>
           <w:p>
             <w:pPr>
@@ -11951,8 +11880,8 @@
       <w:tblGrid>
         <w:gridCol w:w="2562"/>
         <w:gridCol w:w="1323"/>
-        <w:gridCol w:w="2206"/>
-        <w:gridCol w:w="3253"/>
+        <w:gridCol w:w="2064"/>
+        <w:gridCol w:w="3395"/>
       </w:tblGrid>
       <w:tr>
         <w:trPr>
@@ -12004,7 +11933,7 @@
         </w:tc>
         <w:tc>
           <w:tcPr>
-            <w:tcW w:w="2206" w:type="dxa"/>
+            <w:tcW w:w="2064" w:type="dxa"/>
           </w:tcPr>
           <w:p>
             <w:pPr>
@@ -12026,7 +11955,7 @@
         </w:tc>
         <w:tc>
           <w:tcPr>
-            <w:tcW w:w="3253" w:type="dxa"/>
+            <w:tcW w:w="3395" w:type="dxa"/>
           </w:tcPr>
           <w:p>
             <w:pPr>
@@ -12125,7 +12054,7 @@
         </w:tc>
         <w:tc>
           <w:tcPr>
-            <w:tcW w:w="2206" w:type="dxa"/>
+            <w:tcW w:w="2064" w:type="dxa"/>
           </w:tcPr>
           <w:p>
             <w:pPr>
@@ -12147,7 +12076,7 @@
         </w:tc>
         <w:tc>
           <w:tcPr>
-            <w:tcW w:w="3253" w:type="dxa"/>
+            <w:tcW w:w="3395" w:type="dxa"/>
           </w:tcPr>
           <w:p>
             <w:pPr>
@@ -12257,7 +12186,7 @@
         </w:tc>
         <w:tc>
           <w:tcPr>
-            <w:tcW w:w="2206" w:type="dxa"/>
+            <w:tcW w:w="2064" w:type="dxa"/>
           </w:tcPr>
           <w:p>
             <w:pPr>
@@ -12281,7 +12210,7 @@
         </w:tc>
         <w:tc>
           <w:tcPr>
-            <w:tcW w:w="3253" w:type="dxa"/>
+            <w:tcW w:w="3395" w:type="dxa"/>
           </w:tcPr>
           <w:p>
             <w:pPr>
@@ -12388,7 +12317,7 @@
         </w:tc>
         <w:tc>
           <w:tcPr>
-            <w:tcW w:w="2206" w:type="dxa"/>
+            <w:tcW w:w="2064" w:type="dxa"/>
           </w:tcPr>
           <w:p>
             <w:pPr>
@@ -12412,7 +12341,7 @@
         </w:tc>
         <w:tc>
           <w:tcPr>
-            <w:tcW w:w="3253" w:type="dxa"/>
+            <w:tcW w:w="3395" w:type="dxa"/>
           </w:tcPr>
           <w:p>
             <w:pPr>
@@ -12496,7 +12425,7 @@
         </w:tc>
         <w:tc>
           <w:tcPr>
-            <w:tcW w:w="2206" w:type="dxa"/>
+            <w:tcW w:w="2064" w:type="dxa"/>
           </w:tcPr>
           <w:p>
             <w:pPr>
@@ -12520,7 +12449,7 @@
         </w:tc>
         <w:tc>
           <w:tcPr>
-            <w:tcW w:w="3253" w:type="dxa"/>
+            <w:tcW w:w="3395" w:type="dxa"/>
           </w:tcPr>
           <w:p>
             <w:pPr>
@@ -12588,7 +12517,7 @@
         </w:tc>
         <w:tc>
           <w:tcPr>
-            <w:tcW w:w="2206" w:type="dxa"/>
+            <w:tcW w:w="2064" w:type="dxa"/>
           </w:tcPr>
           <w:p>
             <w:pPr>
@@ -12612,7 +12541,7 @@
         </w:tc>
         <w:tc>
           <w:tcPr>
-            <w:tcW w:w="3253" w:type="dxa"/>
+            <w:tcW w:w="3395" w:type="dxa"/>
           </w:tcPr>
           <w:p>
             <w:pPr>
@@ -12648,65 +12577,28 @@
     <w:p>
       <w:pPr>
         <w:spacing w:after="0"/>
-        <w:jc w:val="center"/>
         <w:rPr>
           <w:rFonts w:cs="Times New Roman"/>
           <w:b/>
           <w:bCs/>
           <w:szCs w:val="28"/>
+          <w:lang w:val="en-US"/>
         </w:rPr>
       </w:pPr>
     </w:p>
     <w:p>
       <w:pPr>
         <w:spacing w:after="0"/>
-        <w:jc w:val="center"/>
-        <w:rPr>
-          <w:rFonts w:cs="Times New Roman"/>
-          <w:b/>
-          <w:bCs/>
-          <w:szCs w:val="28"/>
+        <w:rPr>
+          <w:szCs w:val="28"/>
+          <w:lang w:eastAsia="ru-RU"/>
         </w:rPr>
       </w:pPr>
-    </w:p>
-    <w:p>
-      <w:pPr>
-        <w:spacing w:after="0"/>
-        <w:jc w:val="center"/>
-        <w:rPr>
-          <w:rFonts w:cs="Times New Roman"/>
-          <w:b/>
-          <w:bCs/>
-          <w:szCs w:val="28"/>
-        </w:rPr>
-      </w:pPr>
-    </w:p>
-    <w:p>
-      <w:pPr>
-        <w:spacing w:after="0"/>
-        <w:jc w:val="center"/>
-        <w:rPr>
-          <w:rFonts w:cs="Times New Roman"/>
-          <w:b/>
-          <w:bCs/>
-          <w:szCs w:val="28"/>
-        </w:rPr>
-      </w:pPr>
-    </w:p>
-    <w:p>
-      <w:pPr>
-        <w:spacing w:after="0"/>
+      <w:r>
         <w:rPr>
           <w:szCs w:val="28"/>
           <w:lang w:eastAsia="ru-RU"/>
         </w:rPr>
-      </w:pPr>
-      <w:r>
-        <w:rPr>
-          <w:szCs w:val="28"/>
-          <w:lang w:eastAsia="ru-RU"/>
-        </w:rPr>
-        <w:lastRenderedPageBreak/>
         <w:t xml:space="preserve">Таблица 3.5 – </w:t>
       </w:r>
       <w:r>
@@ -12735,9 +12627,9 @@
       </w:tblPr>
       <w:tblGrid>
         <w:gridCol w:w="1506"/>
-        <w:gridCol w:w="2605"/>
-        <w:gridCol w:w="1980"/>
-        <w:gridCol w:w="3260"/>
+        <w:gridCol w:w="2175"/>
+        <w:gridCol w:w="1843"/>
+        <w:gridCol w:w="3827"/>
       </w:tblGrid>
       <w:tr>
         <w:tc>
@@ -12763,7 +12655,7 @@
         </w:tc>
         <w:tc>
           <w:tcPr>
-            <w:tcW w:w="2605" w:type="dxa"/>
+            <w:tcW w:w="2175" w:type="dxa"/>
           </w:tcPr>
           <w:p>
             <w:pPr>
@@ -12786,7 +12678,7 @@
         </w:tc>
         <w:tc>
           <w:tcPr>
-            <w:tcW w:w="1980" w:type="dxa"/>
+            <w:tcW w:w="1843" w:type="dxa"/>
           </w:tcPr>
           <w:p>
             <w:pPr>
@@ -12807,7 +12699,7 @@
         </w:tc>
         <w:tc>
           <w:tcPr>
-            <w:tcW w:w="3260" w:type="dxa"/>
+            <w:tcW w:w="3827" w:type="dxa"/>
           </w:tcPr>
           <w:p>
             <w:pPr>
@@ -12862,7 +12754,7 @@
         </w:tc>
         <w:tc>
           <w:tcPr>
-            <w:tcW w:w="2605" w:type="dxa"/>
+            <w:tcW w:w="2175" w:type="dxa"/>
           </w:tcPr>
           <w:p>
             <w:pPr>
@@ -12914,7 +12806,7 @@
         </w:tc>
         <w:tc>
           <w:tcPr>
-            <w:tcW w:w="1980" w:type="dxa"/>
+            <w:tcW w:w="1843" w:type="dxa"/>
           </w:tcPr>
           <w:p>
             <w:pPr>
@@ -12937,7 +12829,7 @@
         </w:tc>
         <w:tc>
           <w:tcPr>
-            <w:tcW w:w="3260" w:type="dxa"/>
+            <w:tcW w:w="3827" w:type="dxa"/>
           </w:tcPr>
           <w:p>
             <w:pPr>
@@ -13058,7 +12950,7 @@
         </w:tc>
         <w:tc>
           <w:tcPr>
-            <w:tcW w:w="2605" w:type="dxa"/>
+            <w:tcW w:w="2175" w:type="dxa"/>
           </w:tcPr>
           <w:p>
             <w:pPr>
@@ -13124,7 +13016,7 @@
         </w:tc>
         <w:tc>
           <w:tcPr>
-            <w:tcW w:w="1980" w:type="dxa"/>
+            <w:tcW w:w="1843" w:type="dxa"/>
           </w:tcPr>
           <w:p>
             <w:pPr>
@@ -13146,7 +13038,7 @@
         </w:tc>
         <w:tc>
           <w:tcPr>
-            <w:tcW w:w="3260" w:type="dxa"/>
+            <w:tcW w:w="3827" w:type="dxa"/>
           </w:tcPr>
           <w:p>
             <w:pPr>
@@ -13287,7 +13179,7 @@
         </w:tc>
         <w:tc>
           <w:tcPr>
-            <w:tcW w:w="2605" w:type="dxa"/>
+            <w:tcW w:w="2175" w:type="dxa"/>
           </w:tcPr>
           <w:p>
             <w:pPr>
@@ -13357,7 +13249,7 @@
         </w:tc>
         <w:tc>
           <w:tcPr>
-            <w:tcW w:w="1980" w:type="dxa"/>
+            <w:tcW w:w="1843" w:type="dxa"/>
           </w:tcPr>
           <w:p>
             <w:pPr>
@@ -13380,7 +13272,7 @@
         </w:tc>
         <w:tc>
           <w:tcPr>
-            <w:tcW w:w="3260" w:type="dxa"/>
+            <w:tcW w:w="3827" w:type="dxa"/>
           </w:tcPr>
           <w:p>
             <w:pPr>
@@ -13422,6 +13314,7 @@
                 <w:sz w:val="24"/>
                 <w:szCs w:val="24"/>
               </w:rPr>
+              <w:lastRenderedPageBreak/>
               <w:t>CutSpeakerHoles</w:t>
             </w:r>
             <w:proofErr w:type="spellEnd"/>
@@ -13444,7 +13337,7 @@
         </w:tc>
         <w:tc>
           <w:tcPr>
-            <w:tcW w:w="2605" w:type="dxa"/>
+            <w:tcW w:w="2175" w:type="dxa"/>
           </w:tcPr>
           <w:p>
             <w:pPr>
@@ -13556,7 +13449,7 @@
         </w:tc>
         <w:tc>
           <w:tcPr>
-            <w:tcW w:w="1980" w:type="dxa"/>
+            <w:tcW w:w="1843" w:type="dxa"/>
           </w:tcPr>
           <w:p>
             <w:pPr>
@@ -13578,7 +13471,7 @@
         </w:tc>
         <w:tc>
           <w:tcPr>
-            <w:tcW w:w="3260" w:type="dxa"/>
+            <w:tcW w:w="3827" w:type="dxa"/>
           </w:tcPr>
           <w:p>
             <w:pPr>
@@ -13701,9 +13594,9 @@
       </w:tblPr>
       <w:tblGrid>
         <w:gridCol w:w="2429"/>
-        <w:gridCol w:w="2351"/>
+        <w:gridCol w:w="2243"/>
         <w:gridCol w:w="1771"/>
-        <w:gridCol w:w="2793"/>
+        <w:gridCol w:w="2902"/>
       </w:tblGrid>
       <w:tr>
         <w:trPr>
@@ -13733,7 +13626,7 @@
         </w:tc>
         <w:tc>
           <w:tcPr>
-            <w:tcW w:w="2351" w:type="dxa"/>
+            <w:tcW w:w="2243" w:type="dxa"/>
           </w:tcPr>
           <w:p>
             <w:pPr>
@@ -13777,7 +13670,7 @@
         </w:tc>
         <w:tc>
           <w:tcPr>
-            <w:tcW w:w="2793" w:type="dxa"/>
+            <w:tcW w:w="2902" w:type="dxa"/>
           </w:tcPr>
           <w:p>
             <w:pPr>
@@ -13844,7 +13737,7 @@
         </w:tc>
         <w:tc>
           <w:tcPr>
-            <w:tcW w:w="2351" w:type="dxa"/>
+            <w:tcW w:w="2243" w:type="dxa"/>
           </w:tcPr>
           <w:p>
             <w:pPr>
@@ -13890,7 +13783,7 @@
         </w:tc>
         <w:tc>
           <w:tcPr>
-            <w:tcW w:w="2793" w:type="dxa"/>
+            <w:tcW w:w="2902" w:type="dxa"/>
           </w:tcPr>
           <w:p>
             <w:pPr>
@@ -13962,7 +13855,7 @@
         </w:tc>
         <w:tc>
           <w:tcPr>
-            <w:tcW w:w="2351" w:type="dxa"/>
+            <w:tcW w:w="2243" w:type="dxa"/>
           </w:tcPr>
           <w:p>
             <w:pPr>
@@ -14006,7 +13899,7 @@
         </w:tc>
         <w:tc>
           <w:tcPr>
-            <w:tcW w:w="2793" w:type="dxa"/>
+            <w:tcW w:w="2902" w:type="dxa"/>
           </w:tcPr>
           <w:p>
             <w:pPr>
@@ -14073,7 +13966,7 @@
         </w:tc>
         <w:tc>
           <w:tcPr>
-            <w:tcW w:w="2351" w:type="dxa"/>
+            <w:tcW w:w="2243" w:type="dxa"/>
           </w:tcPr>
           <w:p>
             <w:pPr>
@@ -14176,7 +14069,7 @@
         </w:tc>
         <w:tc>
           <w:tcPr>
-            <w:tcW w:w="2793" w:type="dxa"/>
+            <w:tcW w:w="2902" w:type="dxa"/>
           </w:tcPr>
           <w:p>
             <w:pPr>
@@ -14250,7 +14143,7 @@
         </w:tc>
         <w:tc>
           <w:tcPr>
-            <w:tcW w:w="2351" w:type="dxa"/>
+            <w:tcW w:w="2243" w:type="dxa"/>
           </w:tcPr>
           <w:p>
             <w:pPr>
@@ -14374,7 +14267,7 @@
         </w:tc>
         <w:tc>
           <w:tcPr>
-            <w:tcW w:w="2793" w:type="dxa"/>
+            <w:tcW w:w="2902" w:type="dxa"/>
           </w:tcPr>
           <w:p>
             <w:pPr>
@@ -14464,7 +14357,7 @@
         </w:tc>
         <w:tc>
           <w:tcPr>
-            <w:tcW w:w="2351" w:type="dxa"/>
+            <w:tcW w:w="2243" w:type="dxa"/>
           </w:tcPr>
           <w:p>
             <w:pPr>
@@ -14530,7 +14423,7 @@
         </w:tc>
         <w:tc>
           <w:tcPr>
-            <w:tcW w:w="2793" w:type="dxa"/>
+            <w:tcW w:w="2902" w:type="dxa"/>
           </w:tcPr>
           <w:p>
             <w:pPr>
@@ -14555,15 +14448,7 @@
                 <w:sz w:val="24"/>
                 <w:szCs w:val="24"/>
               </w:rPr>
-              <w:t xml:space="preserve"> замкнутый </w:t>
-            </w:r>
-            <w:r>
-              <w:rPr>
-                <w:sz w:val="24"/>
-                <w:szCs w:val="24"/>
-              </w:rPr>
-              <w:lastRenderedPageBreak/>
-              <w:t>прямоугольный контур</w:t>
+              <w:t xml:space="preserve"> замкнутый прямоугольный контур</w:t>
             </w:r>
             <w:r>
               <w:rPr>
@@ -14606,7 +14491,6 @@
                 <w:sz w:val="24"/>
                 <w:szCs w:val="24"/>
               </w:rPr>
-              <w:lastRenderedPageBreak/>
               <w:t>ExtrudeFace</w:t>
             </w:r>
             <w:proofErr w:type="spellEnd"/>
@@ -14629,7 +14513,7 @@
         </w:tc>
         <w:tc>
           <w:tcPr>
-            <w:tcW w:w="2351" w:type="dxa"/>
+            <w:tcW w:w="2243" w:type="dxa"/>
           </w:tcPr>
           <w:p>
             <w:pPr>
@@ -14705,7 +14589,7 @@
         </w:tc>
         <w:tc>
           <w:tcPr>
-            <w:tcW w:w="2793" w:type="dxa"/>
+            <w:tcW w:w="2902" w:type="dxa"/>
           </w:tcPr>
           <w:p>
             <w:pPr>
@@ -14772,7 +14656,7 @@
         </w:tc>
         <w:tc>
           <w:tcPr>
-            <w:tcW w:w="2351" w:type="dxa"/>
+            <w:tcW w:w="2243" w:type="dxa"/>
           </w:tcPr>
           <w:p>
             <w:pPr>
@@ -14875,7 +14759,7 @@
         </w:tc>
         <w:tc>
           <w:tcPr>
-            <w:tcW w:w="2793" w:type="dxa"/>
+            <w:tcW w:w="2902" w:type="dxa"/>
           </w:tcPr>
           <w:p>
             <w:pPr>
@@ -14956,7 +14840,7 @@
         </w:tc>
         <w:tc>
           <w:tcPr>
-            <w:tcW w:w="2351" w:type="dxa"/>
+            <w:tcW w:w="2243" w:type="dxa"/>
           </w:tcPr>
           <w:p>
             <w:pPr>
@@ -15059,7 +14943,7 @@
         </w:tc>
         <w:tc>
           <w:tcPr>
-            <w:tcW w:w="2793" w:type="dxa"/>
+            <w:tcW w:w="2902" w:type="dxa"/>
           </w:tcPr>
           <w:p>
             <w:pPr>

--- a/docs/ПС ОРСАПР.docx
+++ b/docs/ПС ОРСАПР.docx
@@ -9578,17 +9578,11 @@
     <w:p>
       <w:pPr>
         <w:ind w:firstLine="708"/>
-        <w:rPr>
-          <w:lang w:val="en-US"/>
-        </w:rPr>
       </w:pPr>
     </w:p>
     <w:p>
       <w:pPr>
         <w:ind w:firstLine="708"/>
-        <w:rPr>
-          <w:lang w:val="en-US"/>
-        </w:rPr>
       </w:pPr>
     </w:p>
     <w:p>
@@ -11023,7 +11017,6 @@
           <w:b/>
           <w:bCs/>
           <w:szCs w:val="28"/>
-          <w:lang w:val="en-US"/>
         </w:rPr>
       </w:pPr>
       <w:bookmarkStart w:id="18" w:name="_Toc240922651"/>
@@ -12582,7 +12575,6 @@
           <w:b/>
           <w:bCs/>
           <w:szCs w:val="28"/>
-          <w:lang w:val="en-US"/>
         </w:rPr>
       </w:pPr>
     </w:p>
@@ -15019,10 +15011,66 @@
     <w:p/>
     <w:p>
       <w:pPr>
-        <w:jc w:val="center"/>
+        <w:ind w:firstLine="708"/>
+        <w:rPr>
+          <w:szCs w:val="28"/>
+        </w:rPr>
       </w:pPr>
       <w:r>
-        <w:t>будет</w:t>
+        <w:rPr>
+          <w:szCs w:val="28"/>
+        </w:rPr>
+        <w:t xml:space="preserve">Макет пользовательского интерфейс представляет собой форму для ввода параметров. Построение модели осуществляется нажатием на кнопку «Построить». В контейнере «Предупреждения» </w:t>
+      </w:r>
+      <w:r>
+        <w:rPr>
+          <w:szCs w:val="28"/>
+        </w:rPr>
+        <w:t>отображаются</w:t>
+      </w:r>
+      <w:r>
+        <w:rPr>
+          <w:szCs w:val="28"/>
+        </w:rPr>
+        <w:t xml:space="preserve"> ошибки</w:t>
+      </w:r>
+      <w:r>
+        <w:rPr>
+          <w:szCs w:val="28"/>
+        </w:rPr>
+        <w:t>, возникшие</w:t>
+      </w:r>
+      <w:r>
+        <w:rPr>
+          <w:szCs w:val="28"/>
+        </w:rPr>
+        <w:t xml:space="preserve"> при вводе</w:t>
+      </w:r>
+      <w:r>
+        <w:rPr>
+          <w:szCs w:val="28"/>
+        </w:rPr>
+        <w:t xml:space="preserve"> и проверке</w:t>
+      </w:r>
+      <w:r>
+        <w:rPr>
+          <w:szCs w:val="28"/>
+        </w:rPr>
+        <w:t xml:space="preserve"> значений параметров.</w:t>
+      </w:r>
+    </w:p>
+    <w:p>
+      <w:pPr>
+        <w:ind w:firstLine="708"/>
+        <w:rPr>
+          <w:szCs w:val="28"/>
+        </w:rPr>
+      </w:pPr>
+      <w:r>
+        <w:rPr>
+          <w:szCs w:val="28"/>
+        </w:rPr>
+        <w:t>На рисунке 3.2 представлен макет пользовательского интерфейса.</w:t>
       </w:r>
     </w:p>
     <w:p>

--- a/docs/ПС ОРСАПР.docx
+++ b/docs/ПС ОРСАПР.docx
@@ -15020,43 +15020,7 @@
         <w:rPr>
           <w:szCs w:val="28"/>
         </w:rPr>
-        <w:t xml:space="preserve">Макет пользовательского интерфейс представляет собой форму для ввода параметров. Построение модели осуществляется нажатием на кнопку «Построить». В контейнере «Предупреждения» </w:t>
-      </w:r>
-      <w:r>
-        <w:rPr>
-          <w:szCs w:val="28"/>
-        </w:rPr>
-        <w:t>отображаются</w:t>
-      </w:r>
-      <w:r>
-        <w:rPr>
-          <w:szCs w:val="28"/>
-        </w:rPr>
-        <w:t xml:space="preserve"> ошибки</w:t>
-      </w:r>
-      <w:r>
-        <w:rPr>
-          <w:szCs w:val="28"/>
-        </w:rPr>
-        <w:t>, возникшие</w:t>
-      </w:r>
-      <w:r>
-        <w:rPr>
-          <w:szCs w:val="28"/>
-        </w:rPr>
-        <w:t xml:space="preserve"> при вводе</w:t>
-      </w:r>
-      <w:r>
-        <w:rPr>
-          <w:szCs w:val="28"/>
-        </w:rPr>
-        <w:t xml:space="preserve"> и проверке</w:t>
-      </w:r>
-      <w:r>
-        <w:rPr>
-          <w:szCs w:val="28"/>
-        </w:rPr>
-        <w:t xml:space="preserve"> значений параметров.</w:t>
+        <w:t>Макет пользовательского интерфейс представляет собой форму для ввода параметров. Построение модели осуществляется нажатием на кнопку «Построить». В контейнере «Предупреждения» отображаются ошибки, возникшие при вводе и проверке значений параметров.</w:t>
       </w:r>
     </w:p>
     <w:p>
@@ -15072,6 +15036,28 @@
         </w:rPr>
         <w:t>На рисунке 3.2 представлен макет пользовательского интерфейса.</w:t>
       </w:r>
+    </w:p>
+    <w:p>
+      <w:pPr>
+        <w:jc w:val="center"/>
+        <w:rPr>
+          <w:szCs w:val="28"/>
+        </w:rPr>
+      </w:pPr>
+      <w:r>
+        <w:rPr>
+          <w:szCs w:val="28"/>
+        </w:rPr>
+        <w:t>Рисунок 3.2 – Макет пользовательского интерфейса</w:t>
+      </w:r>
+    </w:p>
+    <w:p>
+      <w:pPr>
+        <w:ind w:firstLine="708"/>
+        <w:rPr>
+          <w:szCs w:val="28"/>
+        </w:rPr>
+      </w:pPr>
     </w:p>
     <w:p>
       <w:pPr>

--- a/docs/ПС ОРСАПР.docx
+++ b/docs/ПС ОРСАПР.docx
@@ -3043,8 +3043,8 @@
       </w:tblPr>
       <w:tblGrid>
         <w:gridCol w:w="1838"/>
-        <w:gridCol w:w="3686"/>
-        <w:gridCol w:w="3821"/>
+        <w:gridCol w:w="3544"/>
+        <w:gridCol w:w="3963"/>
       </w:tblGrid>
       <w:tr>
         <w:trPr>
@@ -3077,7 +3077,7 @@
         </w:tc>
         <w:tc>
           <w:tcPr>
-            <w:tcW w:w="3686" w:type="dxa"/>
+            <w:tcW w:w="3544" w:type="dxa"/>
           </w:tcPr>
           <w:p>
             <w:pPr>
@@ -3102,7 +3102,7 @@
         </w:tc>
         <w:tc>
           <w:tcPr>
-            <w:tcW w:w="3821" w:type="dxa"/>
+            <w:tcW w:w="3963" w:type="dxa"/>
           </w:tcPr>
           <w:p>
             <w:pPr>
@@ -3173,7 +3173,7 @@
         </w:tc>
         <w:tc>
           <w:tcPr>
-            <w:tcW w:w="3686" w:type="dxa"/>
+            <w:tcW w:w="3544" w:type="dxa"/>
           </w:tcPr>
           <w:p>
             <w:pPr>
@@ -3198,7 +3198,7 @@
         </w:tc>
         <w:tc>
           <w:tcPr>
-            <w:tcW w:w="3821" w:type="dxa"/>
+            <w:tcW w:w="3963" w:type="dxa"/>
           </w:tcPr>
           <w:p>
             <w:pPr>
@@ -3278,7 +3278,7 @@
         </w:tc>
         <w:tc>
           <w:tcPr>
-            <w:tcW w:w="3686" w:type="dxa"/>
+            <w:tcW w:w="3544" w:type="dxa"/>
           </w:tcPr>
           <w:p>
             <w:pPr>
@@ -3305,7 +3305,7 @@
         </w:tc>
         <w:tc>
           <w:tcPr>
-            <w:tcW w:w="3821" w:type="dxa"/>
+            <w:tcW w:w="3963" w:type="dxa"/>
           </w:tcPr>
           <w:p>
             <w:pPr>
@@ -3366,9 +3366,9 @@
         <w:tblLook w:val="04A0" w:firstRow="1" w:lastRow="0" w:firstColumn="1" w:lastColumn="0" w:noHBand="0" w:noVBand="1"/>
       </w:tblPr>
       <w:tblGrid>
-        <w:gridCol w:w="2196"/>
-        <w:gridCol w:w="1977"/>
-        <w:gridCol w:w="5172"/>
+        <w:gridCol w:w="2121"/>
+        <w:gridCol w:w="1843"/>
+        <w:gridCol w:w="5381"/>
       </w:tblGrid>
       <w:tr>
         <w:trPr>
@@ -3376,7 +3376,7 @@
         </w:trPr>
         <w:tc>
           <w:tcPr>
-            <w:tcW w:w="1175" w:type="pct"/>
+            <w:tcW w:w="1135" w:type="pct"/>
           </w:tcPr>
           <w:p>
             <w:pPr>
@@ -3401,7 +3401,7 @@
         </w:tc>
         <w:tc>
           <w:tcPr>
-            <w:tcW w:w="1058" w:type="pct"/>
+            <w:tcW w:w="986" w:type="pct"/>
           </w:tcPr>
           <w:p>
             <w:pPr>
@@ -3426,7 +3426,7 @@
         </w:tc>
         <w:tc>
           <w:tcPr>
-            <w:tcW w:w="2767" w:type="pct"/>
+            <w:tcW w:w="2879" w:type="pct"/>
           </w:tcPr>
           <w:p>
             <w:pPr>
@@ -3456,7 +3456,7 @@
         </w:trPr>
         <w:tc>
           <w:tcPr>
-            <w:tcW w:w="1175" w:type="pct"/>
+            <w:tcW w:w="1135" w:type="pct"/>
           </w:tcPr>
           <w:p>
             <w:pPr>
@@ -3484,7 +3484,7 @@
         </w:tc>
         <w:tc>
           <w:tcPr>
-            <w:tcW w:w="1058" w:type="pct"/>
+            <w:tcW w:w="986" w:type="pct"/>
           </w:tcPr>
           <w:p>
             <w:pPr>
@@ -3512,7 +3512,7 @@
         </w:tc>
         <w:tc>
           <w:tcPr>
-            <w:tcW w:w="2767" w:type="pct"/>
+            <w:tcW w:w="2879" w:type="pct"/>
           </w:tcPr>
           <w:p>
             <w:pPr>
@@ -11036,7 +11036,25 @@
         <w:rPr>
           <w:szCs w:val="28"/>
         </w:rPr>
-        <w:t xml:space="preserve">Таблица 3.3 – Свойства класса </w:t>
+        <w:t>Начало т</w:t>
+      </w:r>
+      <w:r>
+        <w:rPr>
+          <w:szCs w:val="28"/>
+        </w:rPr>
+        <w:t>аблиц</w:t>
+      </w:r>
+      <w:r>
+        <w:rPr>
+          <w:szCs w:val="28"/>
+        </w:rPr>
+        <w:t>ы</w:t>
+      </w:r>
+      <w:r>
+        <w:rPr>
+          <w:szCs w:val="28"/>
+        </w:rPr>
+        <w:t xml:space="preserve"> 3.3 – Свойства класса </w:t>
       </w:r>
       <w:r>
         <w:rPr>
@@ -11562,6 +11580,28 @@
           </w:p>
         </w:tc>
       </w:tr>
+    </w:tbl>
+    <w:p>
+      <w:pPr>
+        <w:spacing w:after="0"/>
+      </w:pPr>
+      <w:r>
+        <w:lastRenderedPageBreak/>
+        <w:t>Продолжение таблицы 3.3</w:t>
+      </w:r>
+    </w:p>
+    <w:tbl>
+      <w:tblPr>
+        <w:tblStyle w:val="af6"/>
+        <w:tblW w:w="0" w:type="auto"/>
+        <w:jc w:val="center"/>
+        <w:tblLook w:val="04A0" w:firstRow="1" w:lastRow="0" w:firstColumn="1" w:lastColumn="0" w:noHBand="0" w:noVBand="1"/>
+      </w:tblPr>
+      <w:tblGrid>
+        <w:gridCol w:w="1838"/>
+        <w:gridCol w:w="2126"/>
+        <w:gridCol w:w="5380"/>
+      </w:tblGrid>
       <w:tr>
         <w:trPr>
           <w:jc w:val="center"/>
@@ -11584,7 +11624,6 @@
                 <w:sz w:val="24"/>
                 <w:szCs w:val="24"/>
               </w:rPr>
-              <w:lastRenderedPageBreak/>
               <w:t>_</w:t>
             </w:r>
             <w:proofErr w:type="spellStart"/>
@@ -12591,7 +12630,28 @@
           <w:szCs w:val="28"/>
           <w:lang w:eastAsia="ru-RU"/>
         </w:rPr>
-        <w:t xml:space="preserve">Таблица 3.5 – </w:t>
+        <w:t>Начало т</w:t>
+      </w:r>
+      <w:r>
+        <w:rPr>
+          <w:szCs w:val="28"/>
+          <w:lang w:eastAsia="ru-RU"/>
+        </w:rPr>
+        <w:t>аблиц</w:t>
+      </w:r>
+      <w:r>
+        <w:rPr>
+          <w:szCs w:val="28"/>
+          <w:lang w:eastAsia="ru-RU"/>
+        </w:rPr>
+        <w:t>ы</w:t>
+      </w:r>
+      <w:r>
+        <w:rPr>
+          <w:szCs w:val="28"/>
+          <w:lang w:eastAsia="ru-RU"/>
+        </w:rPr>
+        <w:t xml:space="preserve"> 3.5 – </w:t>
       </w:r>
       <w:r>
         <w:rPr>
@@ -13129,6 +13189,31 @@
           </w:p>
         </w:tc>
       </w:tr>
+    </w:tbl>
+    <w:p/>
+    <w:p/>
+    <w:p>
+      <w:pPr>
+        <w:spacing w:after="0"/>
+      </w:pPr>
+      <w:r>
+        <w:lastRenderedPageBreak/>
+        <w:t>Продолжение таблицы 3.5</w:t>
+      </w:r>
+    </w:p>
+    <w:tbl>
+      <w:tblPr>
+        <w:tblStyle w:val="af6"/>
+        <w:tblW w:w="9351" w:type="dxa"/>
+        <w:tblLayout w:type="fixed"/>
+        <w:tblLook w:val="04A0" w:firstRow="1" w:lastRow="0" w:firstColumn="1" w:lastColumn="0" w:noHBand="0" w:noVBand="1"/>
+      </w:tblPr>
+      <w:tblGrid>
+        <w:gridCol w:w="1506"/>
+        <w:gridCol w:w="2317"/>
+        <w:gridCol w:w="1842"/>
+        <w:gridCol w:w="3686"/>
+      </w:tblGrid>
       <w:tr>
         <w:tc>
           <w:tcPr>
@@ -13171,7 +13256,7 @@
         </w:tc>
         <w:tc>
           <w:tcPr>
-            <w:tcW w:w="2175" w:type="dxa"/>
+            <w:tcW w:w="2317" w:type="dxa"/>
           </w:tcPr>
           <w:p>
             <w:pPr>
@@ -13241,7 +13326,7 @@
         </w:tc>
         <w:tc>
           <w:tcPr>
-            <w:tcW w:w="1843" w:type="dxa"/>
+            <w:tcW w:w="1842" w:type="dxa"/>
           </w:tcPr>
           <w:p>
             <w:pPr>
@@ -13264,7 +13349,7 @@
         </w:tc>
         <w:tc>
           <w:tcPr>
-            <w:tcW w:w="3827" w:type="dxa"/>
+            <w:tcW w:w="3686" w:type="dxa"/>
           </w:tcPr>
           <w:p>
             <w:pPr>
@@ -13306,7 +13391,6 @@
                 <w:sz w:val="24"/>
                 <w:szCs w:val="24"/>
               </w:rPr>
-              <w:lastRenderedPageBreak/>
               <w:t>CutSpeakerHoles</w:t>
             </w:r>
             <w:proofErr w:type="spellEnd"/>
@@ -13329,7 +13413,7 @@
         </w:tc>
         <w:tc>
           <w:tcPr>
-            <w:tcW w:w="2175" w:type="dxa"/>
+            <w:tcW w:w="2317" w:type="dxa"/>
           </w:tcPr>
           <w:p>
             <w:pPr>
@@ -13441,7 +13525,7 @@
         </w:tc>
         <w:tc>
           <w:tcPr>
-            <w:tcW w:w="1843" w:type="dxa"/>
+            <w:tcW w:w="1842" w:type="dxa"/>
           </w:tcPr>
           <w:p>
             <w:pPr>
@@ -13463,7 +13547,7 @@
         </w:tc>
         <w:tc>
           <w:tcPr>
-            <w:tcW w:w="3827" w:type="dxa"/>
+            <w:tcW w:w="3686" w:type="dxa"/>
           </w:tcPr>
           <w:p>
             <w:pPr>

--- a/docs/ПС ОРСАПР.docx
+++ b/docs/ПС ОРСАПР.docx
@@ -790,7 +790,6 @@
         </w:rPr>
         <w:t xml:space="preserve"> </w:t>
       </w:r>
-      <w:proofErr w:type="spellStart"/>
       <w:r>
         <w:rPr>
           <w:rFonts w:eastAsia="Times New Roman" w:cs="Times New Roman"/>
@@ -798,17 +797,7 @@
           <w:szCs w:val="28"/>
           <w:lang w:eastAsia="ru-RU"/>
         </w:rPr>
-        <w:t>Калентьев</w:t>
-      </w:r>
-      <w:proofErr w:type="spellEnd"/>
-      <w:r>
-        <w:rPr>
-          <w:rFonts w:eastAsia="Times New Roman" w:cs="Times New Roman"/>
-          <w:color w:val="000000"/>
-          <w:szCs w:val="28"/>
-          <w:lang w:eastAsia="ru-RU"/>
-        </w:rPr>
-        <w:t xml:space="preserve"> А.А.</w:t>
+        <w:t>Калентьев А.А.</w:t>
       </w:r>
     </w:p>
     <w:p>
@@ -2524,27 +2513,7 @@
           <w:szCs w:val="28"/>
           <w:lang w:eastAsia="ru-RU"/>
         </w:rPr>
-        <w:t>встречаются Autodesk </w:t>
-      </w:r>
-      <w:proofErr w:type="spellStart"/>
-      <w:r>
-        <w:rPr>
-          <w:rFonts w:eastAsia="Times New Roman" w:cs="Times New Roman"/>
-          <w:color w:val="000000"/>
-          <w:szCs w:val="28"/>
-          <w:lang w:eastAsia="ru-RU"/>
-        </w:rPr>
-        <w:t>Inventor</w:t>
-      </w:r>
-      <w:proofErr w:type="spellEnd"/>
-      <w:r>
-        <w:rPr>
-          <w:rFonts w:eastAsia="Times New Roman" w:cs="Times New Roman"/>
-          <w:color w:val="000000"/>
-          <w:szCs w:val="28"/>
-          <w:lang w:eastAsia="ru-RU"/>
-        </w:rPr>
-        <w:t>, SOLIDWORKS и другие.</w:t>
+        <w:t>встречаются Autodesk Inventor, SOLIDWORKS и другие.</w:t>
       </w:r>
     </w:p>
     <w:p>
@@ -2573,27 +2542,7 @@
           <w:szCs w:val="28"/>
           <w:lang w:eastAsia="ru-RU"/>
         </w:rPr>
-        <w:t xml:space="preserve">В рамках дисциплины </w:t>
-      </w:r>
-      <w:proofErr w:type="gramStart"/>
-      <w:r>
-        <w:rPr>
-          <w:rFonts w:eastAsia="Times New Roman" w:cs="Times New Roman"/>
-          <w:color w:val="000000"/>
-          <w:szCs w:val="28"/>
-          <w:lang w:eastAsia="ru-RU"/>
-        </w:rPr>
-        <w:t>выбор</w:t>
-      </w:r>
-      <w:proofErr w:type="gramEnd"/>
-      <w:r>
-        <w:rPr>
-          <w:rFonts w:eastAsia="Times New Roman" w:cs="Times New Roman"/>
-          <w:color w:val="000000"/>
-          <w:szCs w:val="28"/>
-          <w:lang w:eastAsia="ru-RU"/>
-        </w:rPr>
-        <w:t xml:space="preserve"> данной САПР объясняется наличием описания API на русском языке и доступность учебной версии САПР без необходимости получать одобрения от компании.</w:t>
+        <w:t>В рамках дисциплины выбор данной САПР объясняется наличием описания API на русском языке и доступность учебной версии САПР без необходимости получать одобрения от компании.</w:t>
       </w:r>
     </w:p>
     <w:p>
@@ -2686,26 +2635,11 @@
       <w:r>
         <w:t>(</w:t>
       </w:r>
-      <w:proofErr w:type="spellStart"/>
-      <w:r>
-        <w:fldChar w:fldCharType="begin"/>
-      </w:r>
-      <w:r>
-        <w:instrText>HYPERLINK "https://ru.wikipedia.org/wiki/%D0%90%D0%B1%D0%B1%D1%80%D0%B5%D0%B2%D0%B8%D0%B0%D1%82%D1%83%D1%80%D0%B0" \o "Аббревиатура"</w:instrText>
-      </w:r>
-      <w:r>
-        <w:fldChar w:fldCharType="separate"/>
-      </w:r>
-      <w:r>
-        <w:t>аббр</w:t>
-      </w:r>
-      <w:proofErr w:type="spellEnd"/>
-      <w:r>
-        <w:t>.</w:t>
-      </w:r>
-      <w:r>
-        <w:fldChar w:fldCharType="end"/>
-      </w:r>
+      <w:hyperlink r:id="rId8" w:tooltip="Аббревиатура" w:history="1">
+        <w:r>
+          <w:t>аббр.</w:t>
+        </w:r>
+      </w:hyperlink>
       <w:r>
         <w:t xml:space="preserve"> о</w:t>
       </w:r>
@@ -2715,7 +2649,7 @@
       <w:r>
         <w:t xml:space="preserve"> </w:t>
       </w:r>
-      <w:hyperlink r:id="rId8" w:tooltip="Английский язык" w:history="1">
+      <w:hyperlink r:id="rId9" w:tooltip="Английский язык" w:history="1">
         <w:r>
           <w:t>англ.</w:t>
         </w:r>
@@ -2796,15 +2730,7 @@
         <w:t>омпас</w:t>
       </w:r>
       <w:r>
-        <w:t xml:space="preserve">-3D является </w:t>
-      </w:r>
-      <w:proofErr w:type="spellStart"/>
-      <w:r>
-        <w:t>KompasObject</w:t>
-      </w:r>
-      <w:proofErr w:type="spellEnd"/>
-      <w:r>
-        <w:t>. Получить указатель на этот интерфейс (на интерфейс приложения API 5) можно при работе под управлением внешнего приложения (контроллера) – после вызова стандартной системной функции. Методы этого интерфейса реализуют наиболее общие функции работы с документами системы, системными настройками, файлами, а также дают возможность получить указатели на другие интерфейсы.</w:t>
+        <w:t>-3D является KompasObject. Получить указатель на этот интерфейс (на интерфейс приложения API 5) можно при работе под управлением внешнего приложения (контроллера) – после вызова стандартной системной функции. Методы этого интерфейса реализуют наиболее общие функции работы с документами системы, системными настройками, файлами, а также дают возможность получить указатели на другие интерфейсы.</w:t>
       </w:r>
     </w:p>
     <w:p>
@@ -2838,15 +2764,7 @@
         <w:spacing w:after="0"/>
       </w:pPr>
       <w:r>
-        <w:t xml:space="preserve">– </w:t>
-      </w:r>
-      <w:proofErr w:type="spellStart"/>
-      <w:r>
-        <w:t>KompasObject</w:t>
-      </w:r>
-      <w:proofErr w:type="spellEnd"/>
-      <w:r>
-        <w:t xml:space="preserve"> – главный интерфейс API системы «Компас-3D», реализующий общие функции работы и доступ к структурам;</w:t>
+        <w:t>– KompasObject – главный интерфейс API системы «Компас-3D», реализующий общие функции работы и доступ к структурам;</w:t>
       </w:r>
     </w:p>
     <w:p>
@@ -2868,15 +2786,7 @@
         <w:spacing w:after="0"/>
       </w:pPr>
       <w:r>
-        <w:t xml:space="preserve">– </w:t>
-      </w:r>
-      <w:proofErr w:type="spellStart"/>
-      <w:r>
-        <w:t>ksPart</w:t>
-      </w:r>
-      <w:proofErr w:type="spellEnd"/>
-      <w:r>
-        <w:t xml:space="preserve"> – интерфейс для работы с компонентами детали, телами и добавлением технологических операций;</w:t>
+        <w:t>– ksPart – интерфейс для работы с компонентами детали, телами и добавлением технологических операций;</w:t>
       </w:r>
     </w:p>
     <w:p>
@@ -2893,13 +2803,8 @@
       <w:r>
         <w:t xml:space="preserve"> </w:t>
       </w:r>
-      <w:proofErr w:type="spellStart"/>
-      <w:r>
-        <w:t>ksEntity</w:t>
-      </w:r>
-      <w:proofErr w:type="spellEnd"/>
-      <w:r>
-        <w:t xml:space="preserve"> – обобщенный интерфейс для создания любых элементов модели (эскизов, плоскостей, операций выдавливания и оболочек);</w:t>
+      <w:r>
+        <w:t>ksEntity – обобщенный интерфейс для создания любых элементов модели (эскизов, плоскостей, операций выдавливания и оболочек);</w:t>
       </w:r>
     </w:p>
     <w:p>
@@ -2909,15 +2814,7 @@
         </w:tabs>
       </w:pPr>
       <w:r>
-        <w:t xml:space="preserve">– </w:t>
-      </w:r>
-      <w:proofErr w:type="spellStart"/>
-      <w:r>
-        <w:t>ksEskizDef</w:t>
-      </w:r>
-      <w:proofErr w:type="spellEnd"/>
-      <w:r>
-        <w:t xml:space="preserve"> – интерфейс редактирования и параметризации двумерных эскизов;</w:t>
+        <w:t>– ksEskizDef – интерфейс редактирования и параметризации двумерных эскизов;</w:t>
       </w:r>
     </w:p>
     <w:p>
@@ -2928,15 +2825,7 @@
         <w:spacing w:after="0"/>
       </w:pPr>
       <w:r>
-        <w:t xml:space="preserve">– </w:t>
-      </w:r>
-      <w:proofErr w:type="spellStart"/>
-      <w:r>
-        <w:t>ksExtrusionParam</w:t>
-      </w:r>
-      <w:proofErr w:type="spellEnd"/>
-      <w:r>
-        <w:t xml:space="preserve"> – интерфейс настройки параметров твердотельного выдавливания </w:t>
+        <w:t xml:space="preserve">– ksExtrusionParam – интерфейс настройки параметров твердотельного выдавливания </w:t>
       </w:r>
       <w:r>
         <w:t>д</w:t>
@@ -2971,15 +2860,7 @@
         <w:spacing w:after="0"/>
       </w:pPr>
       <w:r>
-        <w:t xml:space="preserve">– </w:t>
-      </w:r>
-      <w:proofErr w:type="spellStart"/>
-      <w:r>
-        <w:t>ksShellParam</w:t>
-      </w:r>
-      <w:proofErr w:type="spellEnd"/>
-      <w:r>
-        <w:t xml:space="preserve"> – интерфейс параметров технологической операции создания тонкостенной оболочки ко</w:t>
+        <w:t>– ksShellParam – интерфейс параметров технологической операции создания тонкостенной оболочки ко</w:t>
       </w:r>
       <w:r>
         <w:t>рпуса колонки</w:t>
@@ -3026,13 +2907,8 @@
         <w:spacing w:after="0"/>
       </w:pPr>
       <w:r>
-        <w:t xml:space="preserve">Таблица 1.1 – Используемые методы интерфейса </w:t>
-      </w:r>
-      <w:proofErr w:type="spellStart"/>
-      <w:r>
-        <w:t>KompasObject</w:t>
-      </w:r>
-      <w:proofErr w:type="spellEnd"/>
+        <w:t>Таблица 1.1 – Используемые методы интерфейса KompasObject</w:t>
+      </w:r>
     </w:p>
     <w:tbl>
       <w:tblPr>
@@ -3151,23 +3027,7 @@
                 <w:sz w:val="24"/>
                 <w:szCs w:val="24"/>
               </w:rPr>
-              <w:t>Document3</w:t>
-            </w:r>
-            <w:proofErr w:type="gramStart"/>
-            <w:r>
-              <w:rPr>
-                <w:sz w:val="24"/>
-                <w:szCs w:val="24"/>
-              </w:rPr>
-              <w:t>D(</w:t>
-            </w:r>
-            <w:proofErr w:type="gramEnd"/>
-            <w:r>
-              <w:rPr>
-                <w:sz w:val="24"/>
-                <w:szCs w:val="24"/>
-              </w:rPr>
-              <w:t>)</w:t>
+              <w:t>Document3D()</w:t>
             </w:r>
           </w:p>
         </w:tc>
@@ -3249,30 +3109,12 @@
                 <w:szCs w:val="24"/>
               </w:rPr>
             </w:pPr>
-            <w:proofErr w:type="spellStart"/>
-            <w:proofErr w:type="gramStart"/>
-            <w:r>
-              <w:rPr>
-                <w:sz w:val="24"/>
-                <w:szCs w:val="24"/>
-              </w:rPr>
-              <w:t>Quit</w:t>
-            </w:r>
-            <w:proofErr w:type="spellEnd"/>
-            <w:r>
-              <w:rPr>
-                <w:sz w:val="24"/>
-                <w:szCs w:val="24"/>
-              </w:rPr>
-              <w:t>(</w:t>
-            </w:r>
-            <w:proofErr w:type="gramEnd"/>
-            <w:r>
-              <w:rPr>
-                <w:sz w:val="24"/>
-                <w:szCs w:val="24"/>
-              </w:rPr>
-              <w:t>)</w:t>
+            <w:r>
+              <w:rPr>
+                <w:sz w:val="24"/>
+                <w:szCs w:val="24"/>
+              </w:rPr>
+              <w:t>Quit()</w:t>
             </w:r>
           </w:p>
         </w:tc>
@@ -3292,7 +3134,6 @@
                 <w:szCs w:val="24"/>
               </w:rPr>
             </w:pPr>
-            <w:proofErr w:type="spellStart"/>
             <w:r>
               <w:rPr>
                 <w:sz w:val="24"/>
@@ -3300,7 +3141,6 @@
               </w:rPr>
               <w:t>void</w:t>
             </w:r>
-            <w:proofErr w:type="spellEnd"/>
           </w:p>
         </w:tc>
         <w:tc>
@@ -3471,7 +3311,6 @@
                 <w:lang w:val="en-US"/>
               </w:rPr>
             </w:pPr>
-            <w:proofErr w:type="spellStart"/>
             <w:r>
               <w:rPr>
                 <w:sz w:val="24"/>
@@ -3479,7 +3318,6 @@
               </w:rPr>
               <w:t>invisibleMode</w:t>
             </w:r>
-            <w:proofErr w:type="spellEnd"/>
           </w:p>
         </w:tc>
         <w:tc>
@@ -3499,7 +3337,6 @@
                 <w:lang w:val="en-US"/>
               </w:rPr>
             </w:pPr>
-            <w:proofErr w:type="spellStart"/>
             <w:r>
               <w:rPr>
                 <w:sz w:val="24"/>
@@ -3507,7 +3344,6 @@
               </w:rPr>
               <w:t>WordBool</w:t>
             </w:r>
-            <w:proofErr w:type="spellEnd"/>
           </w:p>
         </w:tc>
         <w:tc>
@@ -3688,30 +3524,12 @@
                 <w:lang w:val="en-US"/>
               </w:rPr>
             </w:pPr>
-            <w:proofErr w:type="spellStart"/>
-            <w:proofErr w:type="gramStart"/>
-            <w:r>
-              <w:rPr>
-                <w:sz w:val="24"/>
-                <w:szCs w:val="24"/>
-              </w:rPr>
-              <w:t>Create</w:t>
-            </w:r>
-            <w:proofErr w:type="spellEnd"/>
-            <w:r>
-              <w:rPr>
-                <w:sz w:val="24"/>
-                <w:szCs w:val="24"/>
-              </w:rPr>
-              <w:t>(</w:t>
-            </w:r>
-            <w:proofErr w:type="gramEnd"/>
-            <w:r>
-              <w:rPr>
-                <w:sz w:val="24"/>
-                <w:szCs w:val="24"/>
-              </w:rPr>
-              <w:t>)</w:t>
+            <w:r>
+              <w:rPr>
+                <w:sz w:val="24"/>
+                <w:szCs w:val="24"/>
+              </w:rPr>
+              <w:t>Create()</w:t>
             </w:r>
           </w:p>
         </w:tc>
@@ -3731,37 +3549,12 @@
                 <w:szCs w:val="24"/>
               </w:rPr>
             </w:pPr>
-            <w:proofErr w:type="spellStart"/>
-            <w:r>
-              <w:rPr>
-                <w:sz w:val="24"/>
-                <w:szCs w:val="24"/>
-              </w:rPr>
-              <w:t>invisible</w:t>
-            </w:r>
-            <w:proofErr w:type="spellEnd"/>
-            <w:r>
-              <w:rPr>
-                <w:sz w:val="24"/>
-                <w:szCs w:val="24"/>
-              </w:rPr>
-              <w:t xml:space="preserve"> (</w:t>
-            </w:r>
-            <w:proofErr w:type="spellStart"/>
-            <w:r>
-              <w:rPr>
-                <w:sz w:val="24"/>
-                <w:szCs w:val="24"/>
-              </w:rPr>
-              <w:t>bool</w:t>
-            </w:r>
-            <w:proofErr w:type="spellEnd"/>
-            <w:r>
-              <w:rPr>
-                <w:sz w:val="24"/>
-                <w:szCs w:val="24"/>
-              </w:rPr>
-              <w:t>)</w:t>
+            <w:r>
+              <w:rPr>
+                <w:sz w:val="24"/>
+                <w:szCs w:val="24"/>
+              </w:rPr>
+              <w:t>invisible (bool)</w:t>
             </w:r>
           </w:p>
           <w:p>
@@ -3776,37 +3569,12 @@
                 <w:szCs w:val="24"/>
               </w:rPr>
             </w:pPr>
-            <w:proofErr w:type="spellStart"/>
-            <w:r>
-              <w:rPr>
-                <w:sz w:val="24"/>
-                <w:szCs w:val="24"/>
-              </w:rPr>
-              <w:t>typeDoc</w:t>
-            </w:r>
-            <w:proofErr w:type="spellEnd"/>
-            <w:r>
-              <w:rPr>
-                <w:sz w:val="24"/>
-                <w:szCs w:val="24"/>
-              </w:rPr>
-              <w:t xml:space="preserve"> (</w:t>
-            </w:r>
-            <w:proofErr w:type="spellStart"/>
-            <w:r>
-              <w:rPr>
-                <w:sz w:val="24"/>
-                <w:szCs w:val="24"/>
-              </w:rPr>
-              <w:t>bool</w:t>
-            </w:r>
-            <w:proofErr w:type="spellEnd"/>
-            <w:r>
-              <w:rPr>
-                <w:sz w:val="24"/>
-                <w:szCs w:val="24"/>
-              </w:rPr>
-              <w:t>)</w:t>
+            <w:r>
+              <w:rPr>
+                <w:sz w:val="24"/>
+                <w:szCs w:val="24"/>
+              </w:rPr>
+              <w:t>typeDoc (bool)</w:t>
             </w:r>
           </w:p>
         </w:tc>
@@ -3826,7 +3594,6 @@
                 <w:szCs w:val="24"/>
               </w:rPr>
             </w:pPr>
-            <w:proofErr w:type="spellStart"/>
             <w:r>
               <w:rPr>
                 <w:sz w:val="24"/>
@@ -3834,7 +3601,6 @@
               </w:rPr>
               <w:t>bool</w:t>
             </w:r>
-            <w:proofErr w:type="spellEnd"/>
           </w:p>
         </w:tc>
         <w:tc>
@@ -3881,30 +3647,12 @@
                 <w:lang w:val="en-US"/>
               </w:rPr>
             </w:pPr>
-            <w:proofErr w:type="spellStart"/>
-            <w:proofErr w:type="gramStart"/>
-            <w:r>
-              <w:rPr>
-                <w:sz w:val="24"/>
-                <w:szCs w:val="24"/>
-              </w:rPr>
-              <w:t>GetPart</w:t>
-            </w:r>
-            <w:proofErr w:type="spellEnd"/>
-            <w:r>
-              <w:rPr>
-                <w:sz w:val="24"/>
-                <w:szCs w:val="24"/>
-              </w:rPr>
-              <w:t>(</w:t>
-            </w:r>
-            <w:proofErr w:type="gramEnd"/>
-            <w:r>
-              <w:rPr>
-                <w:sz w:val="24"/>
-                <w:szCs w:val="24"/>
-              </w:rPr>
-              <w:t>)</w:t>
+            <w:r>
+              <w:rPr>
+                <w:sz w:val="24"/>
+                <w:szCs w:val="24"/>
+              </w:rPr>
+              <w:t>GetPart()</w:t>
             </w:r>
           </w:p>
         </w:tc>
@@ -3922,37 +3670,12 @@
                 <w:lang w:val="en-US"/>
               </w:rPr>
             </w:pPr>
-            <w:proofErr w:type="spellStart"/>
-            <w:r>
-              <w:rPr>
-                <w:sz w:val="24"/>
-                <w:szCs w:val="24"/>
-              </w:rPr>
-              <w:t>type</w:t>
-            </w:r>
-            <w:proofErr w:type="spellEnd"/>
-            <w:r>
-              <w:rPr>
-                <w:sz w:val="24"/>
-                <w:szCs w:val="24"/>
-              </w:rPr>
-              <w:t xml:space="preserve"> (</w:t>
-            </w:r>
-            <w:proofErr w:type="spellStart"/>
-            <w:r>
-              <w:rPr>
-                <w:sz w:val="24"/>
-                <w:szCs w:val="24"/>
-              </w:rPr>
-              <w:t>int</w:t>
-            </w:r>
-            <w:proofErr w:type="spellEnd"/>
-            <w:r>
-              <w:rPr>
-                <w:sz w:val="24"/>
-                <w:szCs w:val="24"/>
-              </w:rPr>
-              <w:t>)</w:t>
+            <w:r>
+              <w:rPr>
+                <w:sz w:val="24"/>
+                <w:szCs w:val="24"/>
+              </w:rPr>
+              <w:t>type (int)</w:t>
             </w:r>
           </w:p>
         </w:tc>
@@ -3977,17 +3700,8 @@
                 <w:sz w:val="24"/>
                 <w:szCs w:val="24"/>
               </w:rPr>
-              <w:t xml:space="preserve">Указатель на </w:t>
-            </w:r>
-            <w:proofErr w:type="spellStart"/>
-            <w:r>
-              <w:rPr>
-                <w:sz w:val="24"/>
-                <w:szCs w:val="24"/>
-              </w:rPr>
-              <w:t>ksPart</w:t>
-            </w:r>
-            <w:proofErr w:type="spellEnd"/>
+              <w:t>Указатель на ksPart</w:t>
+            </w:r>
           </w:p>
         </w:tc>
         <w:tc>
@@ -4029,30 +3743,8 @@
           <w:szCs w:val="28"/>
         </w:rPr>
         <w:lastRenderedPageBreak/>
-        <w:t xml:space="preserve">Таблица 1.4 – Используемые методы интерфейсов </w:t>
-      </w:r>
-      <w:proofErr w:type="spellStart"/>
-      <w:r>
-        <w:rPr>
-          <w:szCs w:val="28"/>
-        </w:rPr>
-        <w:t>ksPart</w:t>
-      </w:r>
-      <w:proofErr w:type="spellEnd"/>
-      <w:r>
-        <w:rPr>
-          <w:szCs w:val="28"/>
-        </w:rPr>
-        <w:t xml:space="preserve"> и </w:t>
-      </w:r>
-      <w:proofErr w:type="spellStart"/>
-      <w:r>
-        <w:rPr>
-          <w:szCs w:val="28"/>
-        </w:rPr>
-        <w:t>ksEntity</w:t>
-      </w:r>
-      <w:proofErr w:type="spellEnd"/>
+        <w:t>Таблица 1.4 – Используемые методы интерфейсов ksPart и ksEntity</w:t>
+      </w:r>
     </w:p>
     <w:tbl>
       <w:tblPr>
@@ -4200,7 +3892,6 @@
                 <w:szCs w:val="24"/>
               </w:rPr>
             </w:pPr>
-            <w:proofErr w:type="spellStart"/>
             <w:r>
               <w:rPr>
                 <w:sz w:val="24"/>
@@ -4208,7 +3899,6 @@
               </w:rPr>
               <w:t>ksPart</w:t>
             </w:r>
-            <w:proofErr w:type="spellEnd"/>
           </w:p>
         </w:tc>
         <w:tc>
@@ -4224,30 +3914,12 @@
                 <w:szCs w:val="24"/>
               </w:rPr>
             </w:pPr>
-            <w:proofErr w:type="spellStart"/>
-            <w:proofErr w:type="gramStart"/>
-            <w:r>
-              <w:rPr>
-                <w:sz w:val="24"/>
-                <w:szCs w:val="24"/>
-              </w:rPr>
-              <w:t>NewEntity</w:t>
-            </w:r>
-            <w:proofErr w:type="spellEnd"/>
-            <w:r>
-              <w:rPr>
-                <w:sz w:val="24"/>
-                <w:szCs w:val="24"/>
-              </w:rPr>
-              <w:t>(</w:t>
-            </w:r>
-            <w:proofErr w:type="gramEnd"/>
-            <w:r>
-              <w:rPr>
-                <w:sz w:val="24"/>
-                <w:szCs w:val="24"/>
-              </w:rPr>
-              <w:t>)</w:t>
+            <w:r>
+              <w:rPr>
+                <w:sz w:val="24"/>
+                <w:szCs w:val="24"/>
+              </w:rPr>
+              <w:t>NewEntity()</w:t>
             </w:r>
           </w:p>
         </w:tc>
@@ -4264,37 +3936,12 @@
                 <w:szCs w:val="24"/>
               </w:rPr>
             </w:pPr>
-            <w:proofErr w:type="spellStart"/>
-            <w:r>
-              <w:rPr>
-                <w:sz w:val="24"/>
-                <w:szCs w:val="24"/>
-              </w:rPr>
-              <w:t>type</w:t>
-            </w:r>
-            <w:proofErr w:type="spellEnd"/>
-            <w:r>
-              <w:rPr>
-                <w:sz w:val="24"/>
-                <w:szCs w:val="24"/>
-              </w:rPr>
-              <w:t xml:space="preserve"> (</w:t>
-            </w:r>
-            <w:proofErr w:type="spellStart"/>
-            <w:r>
-              <w:rPr>
-                <w:sz w:val="24"/>
-                <w:szCs w:val="24"/>
-              </w:rPr>
-              <w:t>int</w:t>
-            </w:r>
-            <w:proofErr w:type="spellEnd"/>
-            <w:r>
-              <w:rPr>
-                <w:sz w:val="24"/>
-                <w:szCs w:val="24"/>
-              </w:rPr>
-              <w:t>)</w:t>
+            <w:r>
+              <w:rPr>
+                <w:sz w:val="24"/>
+                <w:szCs w:val="24"/>
+              </w:rPr>
+              <w:t>type (int)</w:t>
             </w:r>
           </w:p>
         </w:tc>
@@ -4311,7 +3958,6 @@
                 <w:szCs w:val="24"/>
               </w:rPr>
             </w:pPr>
-            <w:proofErr w:type="spellStart"/>
             <w:r>
               <w:rPr>
                 <w:sz w:val="24"/>
@@ -4319,7 +3965,6 @@
               </w:rPr>
               <w:t>ksEntity</w:t>
             </w:r>
-            <w:proofErr w:type="spellEnd"/>
           </w:p>
         </w:tc>
         <w:tc>
@@ -4376,7 +4021,6 @@
                 <w:szCs w:val="24"/>
               </w:rPr>
             </w:pPr>
-            <w:proofErr w:type="spellStart"/>
             <w:r>
               <w:rPr>
                 <w:sz w:val="24"/>
@@ -4384,7 +4028,6 @@
               </w:rPr>
               <w:t>ksEntity</w:t>
             </w:r>
-            <w:proofErr w:type="spellEnd"/>
           </w:p>
         </w:tc>
         <w:tc>
@@ -4400,30 +4043,12 @@
                 <w:szCs w:val="24"/>
               </w:rPr>
             </w:pPr>
-            <w:proofErr w:type="spellStart"/>
-            <w:proofErr w:type="gramStart"/>
-            <w:r>
-              <w:rPr>
-                <w:sz w:val="24"/>
-                <w:szCs w:val="24"/>
-              </w:rPr>
-              <w:t>GetDefinition</w:t>
-            </w:r>
-            <w:proofErr w:type="spellEnd"/>
-            <w:r>
-              <w:rPr>
-                <w:sz w:val="24"/>
-                <w:szCs w:val="24"/>
-              </w:rPr>
-              <w:t>(</w:t>
-            </w:r>
-            <w:proofErr w:type="gramEnd"/>
-            <w:r>
-              <w:rPr>
-                <w:sz w:val="24"/>
-                <w:szCs w:val="24"/>
-              </w:rPr>
-              <w:t>)</w:t>
+            <w:r>
+              <w:rPr>
+                <w:sz w:val="24"/>
+                <w:szCs w:val="24"/>
+              </w:rPr>
+              <w:t>GetDefinition()</w:t>
             </w:r>
           </w:p>
         </w:tc>
@@ -4490,7 +4115,6 @@
               </w:rPr>
               <w:t xml:space="preserve">Возвращает интерфейс конкретных параметров объекта (например, </w:t>
             </w:r>
-            <w:proofErr w:type="spellStart"/>
             <w:r>
               <w:rPr>
                 <w:sz w:val="24"/>
@@ -4498,29 +4122,12 @@
               </w:rPr>
               <w:t>ksShellParam</w:t>
             </w:r>
-            <w:proofErr w:type="spellEnd"/>
-            <w:r>
-              <w:rPr>
-                <w:sz w:val="24"/>
-                <w:szCs w:val="24"/>
-              </w:rPr>
-              <w:t xml:space="preserve"> или </w:t>
-            </w:r>
-            <w:proofErr w:type="spellStart"/>
-            <w:r>
-              <w:rPr>
-                <w:sz w:val="24"/>
-                <w:szCs w:val="24"/>
-              </w:rPr>
-              <w:t>ksExtrusionParam</w:t>
-            </w:r>
-            <w:proofErr w:type="spellEnd"/>
-            <w:r>
-              <w:rPr>
-                <w:sz w:val="24"/>
-                <w:szCs w:val="24"/>
-              </w:rPr>
-              <w:t>).</w:t>
+            <w:r>
+              <w:rPr>
+                <w:sz w:val="24"/>
+                <w:szCs w:val="24"/>
+              </w:rPr>
+              <w:t xml:space="preserve"> или ksExtrusionParam).</w:t>
             </w:r>
           </w:p>
         </w:tc>
@@ -4542,7 +4149,6 @@
                 <w:szCs w:val="24"/>
               </w:rPr>
             </w:pPr>
-            <w:proofErr w:type="spellStart"/>
             <w:r>
               <w:rPr>
                 <w:sz w:val="24"/>
@@ -4550,7 +4156,6 @@
               </w:rPr>
               <w:t>ksEntity</w:t>
             </w:r>
-            <w:proofErr w:type="spellEnd"/>
           </w:p>
         </w:tc>
         <w:tc>
@@ -4566,30 +4171,12 @@
                 <w:szCs w:val="24"/>
               </w:rPr>
             </w:pPr>
-            <w:proofErr w:type="spellStart"/>
-            <w:proofErr w:type="gramStart"/>
-            <w:r>
-              <w:rPr>
-                <w:sz w:val="24"/>
-                <w:szCs w:val="24"/>
-              </w:rPr>
-              <w:t>Create</w:t>
-            </w:r>
-            <w:proofErr w:type="spellEnd"/>
-            <w:r>
-              <w:rPr>
-                <w:sz w:val="24"/>
-                <w:szCs w:val="24"/>
-              </w:rPr>
-              <w:t>(</w:t>
-            </w:r>
-            <w:proofErr w:type="gramEnd"/>
-            <w:r>
-              <w:rPr>
-                <w:sz w:val="24"/>
-                <w:szCs w:val="24"/>
-              </w:rPr>
-              <w:t>)</w:t>
+            <w:r>
+              <w:rPr>
+                <w:sz w:val="24"/>
+                <w:szCs w:val="24"/>
+              </w:rPr>
+              <w:t>Create()</w:t>
             </w:r>
           </w:p>
         </w:tc>
@@ -4627,7 +4214,6 @@
                 <w:szCs w:val="24"/>
               </w:rPr>
             </w:pPr>
-            <w:proofErr w:type="spellStart"/>
             <w:r>
               <w:rPr>
                 <w:sz w:val="24"/>
@@ -4635,7 +4221,6 @@
               </w:rPr>
               <w:t>bool</w:t>
             </w:r>
-            <w:proofErr w:type="spellEnd"/>
           </w:p>
         </w:tc>
         <w:tc>
@@ -4679,16 +4264,8 @@
         <w:rPr>
           <w:szCs w:val="28"/>
         </w:rPr>
-        <w:t xml:space="preserve">Таблица 1.5 — Используемые свойства интерфейса </w:t>
-      </w:r>
-      <w:proofErr w:type="spellStart"/>
-      <w:r>
-        <w:rPr>
-          <w:szCs w:val="28"/>
-        </w:rPr>
-        <w:t>ksExtrusionParam</w:t>
-      </w:r>
-      <w:proofErr w:type="spellEnd"/>
+        <w:t>Таблица 1.5 — Используемые свойства интерфейса ksExtrusionParam</w:t>
+      </w:r>
     </w:p>
     <w:tbl>
       <w:tblPr>
@@ -4783,7 +4360,6 @@
                 <w:szCs w:val="24"/>
               </w:rPr>
             </w:pPr>
-            <w:proofErr w:type="spellStart"/>
             <w:r>
               <w:rPr>
                 <w:sz w:val="24"/>
@@ -4791,7 +4367,6 @@
               </w:rPr>
               <w:t>direction</w:t>
             </w:r>
-            <w:proofErr w:type="spellEnd"/>
           </w:p>
         </w:tc>
         <w:tc>
@@ -4807,7 +4382,6 @@
                 <w:szCs w:val="24"/>
               </w:rPr>
             </w:pPr>
-            <w:proofErr w:type="spellStart"/>
             <w:r>
               <w:rPr>
                 <w:sz w:val="24"/>
@@ -4815,7 +4389,6 @@
               </w:rPr>
               <w:t>short</w:t>
             </w:r>
-            <w:proofErr w:type="spellEnd"/>
           </w:p>
         </w:tc>
         <w:tc>
@@ -4856,7 +4429,6 @@
                 <w:lang w:val="en-US"/>
               </w:rPr>
             </w:pPr>
-            <w:proofErr w:type="spellStart"/>
             <w:r>
               <w:rPr>
                 <w:sz w:val="24"/>
@@ -4865,7 +4437,6 @@
               </w:rPr>
               <w:t>whatOut</w:t>
             </w:r>
-            <w:proofErr w:type="spellEnd"/>
           </w:p>
         </w:tc>
         <w:tc>
@@ -4942,16 +4513,8 @@
         <w:rPr>
           <w:szCs w:val="28"/>
         </w:rPr>
-        <w:t xml:space="preserve"> Используемые свойства интерфейса параметров оболочки </w:t>
-      </w:r>
-      <w:proofErr w:type="spellStart"/>
-      <w:r>
-        <w:rPr>
-          <w:szCs w:val="28"/>
-        </w:rPr>
-        <w:t>ksShellParam</w:t>
-      </w:r>
-      <w:proofErr w:type="spellEnd"/>
+        <w:t xml:space="preserve"> Используемые свойства интерфейса параметров оболочки ksShellParam</w:t>
+      </w:r>
     </w:p>
     <w:tbl>
       <w:tblPr>
@@ -5077,7 +4640,6 @@
                 <w:szCs w:val="24"/>
               </w:rPr>
             </w:pPr>
-            <w:proofErr w:type="spellStart"/>
             <w:r>
               <w:rPr>
                 <w:rFonts w:cs="Times New Roman"/>
@@ -5086,7 +4648,6 @@
               </w:rPr>
               <w:t>double</w:t>
             </w:r>
-            <w:proofErr w:type="spellEnd"/>
           </w:p>
         </w:tc>
         <w:tc>
@@ -5196,7 +4757,6 @@
                 <w:szCs w:val="24"/>
               </w:rPr>
             </w:pPr>
-            <w:proofErr w:type="spellStart"/>
             <w:r>
               <w:rPr>
                 <w:rFonts w:cs="Times New Roman"/>
@@ -5205,7 +4765,6 @@
               </w:rPr>
               <w:t>shellType</w:t>
             </w:r>
-            <w:proofErr w:type="spellEnd"/>
           </w:p>
         </w:tc>
         <w:tc>
@@ -5222,7 +4781,6 @@
                 <w:szCs w:val="24"/>
               </w:rPr>
             </w:pPr>
-            <w:proofErr w:type="spellStart"/>
             <w:r>
               <w:rPr>
                 <w:rFonts w:cs="Times New Roman"/>
@@ -5231,7 +4789,6 @@
               </w:rPr>
               <w:t>short</w:t>
             </w:r>
-            <w:proofErr w:type="spellEnd"/>
           </w:p>
         </w:tc>
         <w:tc>
@@ -5307,16 +4864,8 @@
         <w:rPr>
           <w:szCs w:val="28"/>
         </w:rPr>
-        <w:t xml:space="preserve">Используемые методы интерфейса </w:t>
-      </w:r>
-      <w:proofErr w:type="spellStart"/>
-      <w:r>
-        <w:rPr>
-          <w:szCs w:val="28"/>
-        </w:rPr>
-        <w:t>ksEskizDef</w:t>
-      </w:r>
-      <w:proofErr w:type="spellEnd"/>
+        <w:t>Используемые методы интерфейса ksEskizDef</w:t>
+      </w:r>
     </w:p>
     <w:tbl>
       <w:tblPr>
@@ -5450,33 +4999,13 @@
                 <w:szCs w:val="24"/>
               </w:rPr>
             </w:pPr>
-            <w:proofErr w:type="spellStart"/>
-            <w:proofErr w:type="gramStart"/>
             <w:r>
               <w:rPr>
                 <w:rFonts w:cs="Times New Roman"/>
                 <w:sz w:val="24"/>
                 <w:szCs w:val="24"/>
               </w:rPr>
-              <w:t>BeginEdit</w:t>
-            </w:r>
-            <w:proofErr w:type="spellEnd"/>
-            <w:r>
-              <w:rPr>
-                <w:rFonts w:cs="Times New Roman"/>
-                <w:sz w:val="24"/>
-                <w:szCs w:val="24"/>
-              </w:rPr>
-              <w:t>(</w:t>
-            </w:r>
-            <w:proofErr w:type="gramEnd"/>
-            <w:r>
-              <w:rPr>
-                <w:rFonts w:cs="Times New Roman"/>
-                <w:sz w:val="24"/>
-                <w:szCs w:val="24"/>
-              </w:rPr>
-              <w:t>)</w:t>
+              <w:t>BeginEdit()</w:t>
             </w:r>
           </w:p>
         </w:tc>
@@ -5572,33 +5101,13 @@
                 <w:szCs w:val="24"/>
               </w:rPr>
             </w:pPr>
-            <w:proofErr w:type="spellStart"/>
-            <w:proofErr w:type="gramStart"/>
             <w:r>
               <w:rPr>
                 <w:rFonts w:cs="Times New Roman"/>
                 <w:sz w:val="24"/>
                 <w:szCs w:val="24"/>
               </w:rPr>
-              <w:t>EndEdit</w:t>
-            </w:r>
-            <w:proofErr w:type="spellEnd"/>
-            <w:r>
-              <w:rPr>
-                <w:rFonts w:cs="Times New Roman"/>
-                <w:sz w:val="24"/>
-                <w:szCs w:val="24"/>
-              </w:rPr>
-              <w:t>(</w:t>
-            </w:r>
-            <w:proofErr w:type="gramEnd"/>
-            <w:r>
-              <w:rPr>
-                <w:rFonts w:cs="Times New Roman"/>
-                <w:sz w:val="24"/>
-                <w:szCs w:val="24"/>
-              </w:rPr>
-              <w:t>)</w:t>
+              <w:t>EndEdit()</w:t>
             </w:r>
           </w:p>
         </w:tc>
@@ -5772,7 +5281,6 @@
         </w:rPr>
         <w:t xml:space="preserve"> </w:t>
       </w:r>
-      <w:proofErr w:type="spellStart"/>
       <w:r>
         <w:rPr>
           <w:rFonts w:ascii="Times New Roman" w:hAnsi="Times New Roman" w:cs="Times New Roman"/>
@@ -5785,7 +5293,6 @@
         </w:rPr>
         <w:t>MultiCAD</w:t>
       </w:r>
-      <w:proofErr w:type="spellEnd"/>
       <w:r>
         <w:rPr>
           <w:rFonts w:ascii="Times New Roman" w:hAnsi="Times New Roman" w:cs="Times New Roman"/>
@@ -5847,15 +5354,7 @@
         <w:ind w:left="0" w:firstLine="709"/>
       </w:pPr>
       <w:r>
-        <w:t xml:space="preserve">Платформа </w:t>
-      </w:r>
-      <w:proofErr w:type="spellStart"/>
-      <w:r>
-        <w:t>nanoCAD</w:t>
-      </w:r>
-      <w:proofErr w:type="spellEnd"/>
-      <w:r>
-        <w:t xml:space="preserve"> изначально развивалась как отечественная высокопроизводительная альтернатива AutoCAD для двумерного проектирования и оформления чертежей, но в современных версиях обзавелась мощным ядром для прямого параметрического 3D-моделирования.</w:t>
+        <w:t>Платформа nanoCAD изначально развивалась как отечественная высокопроизводительная альтернатива AutoCAD для двумерного проектирования и оформления чертежей, но в современных версиях обзавелась мощным ядром для прямого параметрического 3D-моделирования.</w:t>
       </w:r>
       <w:r>
         <w:t xml:space="preserve"> </w:t>
@@ -5868,23 +5367,7 @@
         <w:ind w:left="0" w:firstLine="709"/>
       </w:pPr>
       <w:r>
-        <w:t xml:space="preserve">Внешний вид </w:t>
-      </w:r>
-      <w:proofErr w:type="spellStart"/>
-      <w:r>
-        <w:t>nanoCAD</w:t>
-      </w:r>
-      <w:proofErr w:type="spellEnd"/>
-      <w:r>
-        <w:t xml:space="preserve"> классический для CAD-систем: он предлагает на выбор стандартную современную ленту (</w:t>
-      </w:r>
-      <w:proofErr w:type="spellStart"/>
-      <w:r>
-        <w:t>Ribbon</w:t>
-      </w:r>
-      <w:proofErr w:type="spellEnd"/>
-      <w:r>
-        <w:t>) или классические панели инструментов. В 3D-модуле пользователю доступны дерево построения (история операций), интерактивный видовой куб (Локатор) для быстрого вращения сцены и панели свойств объектов. Визуальный стиль интерфейса максимально привычен для инженеров.</w:t>
+        <w:t>Внешний вид nanoCAD классический для CAD-систем: он предлагает на выбор стандартную современную ленту (Ribbon) или классические панели инструментов. В 3D-модуле пользователю доступны дерево построения (история операций), интерактивный видовой куб (Локатор) для быстрого вращения сцены и панели свойств объектов. Визуальный стиль интерфейса максимально привычен для инженеров.</w:t>
       </w:r>
     </w:p>
     <w:p>
@@ -5894,45 +5377,13 @@
         <w:ind w:left="0" w:firstLine="709"/>
       </w:pPr>
       <w:r>
-        <w:t xml:space="preserve">Для написания плагинов на C# используется интерфейс MultiCAD.NET API. Его ключевая фишка — кроссплатформенность на уровне исходного кода: код, написанный под </w:t>
-      </w:r>
-      <w:proofErr w:type="spellStart"/>
-      <w:r>
-        <w:t>MultiCAD</w:t>
-      </w:r>
-      <w:proofErr w:type="spellEnd"/>
-      <w:r>
-        <w:t xml:space="preserve">, с минимальными правками может компилироваться и работать как внутри </w:t>
-      </w:r>
-      <w:proofErr w:type="spellStart"/>
-      <w:r>
-        <w:t>nanoCAD</w:t>
-      </w:r>
-      <w:proofErr w:type="spellEnd"/>
-      <w:r>
-        <w:t>, так и внутри зарубежного AutoCAD.</w:t>
+        <w:t>Для написания плагинов на C# используется интерфейс MultiCAD.NET API. Его ключевая фишка — кроссплатформенность на уровне исходного кода: код, написанный под MultiCAD, с минимальными правками может компилироваться и работать как внутри nanoCAD, так и внутри зарубежного AutoCAD.</w:t>
       </w:r>
       <w:r>
         <w:t xml:space="preserve"> </w:t>
       </w:r>
       <w:r>
-        <w:t>На C# через MultiCAD.NET можно создавать так называемые «пользовательские параметрические объекты» (</w:t>
-      </w:r>
-      <w:proofErr w:type="spellStart"/>
-      <w:r>
-        <w:t>custom</w:t>
-      </w:r>
-      <w:proofErr w:type="spellEnd"/>
-      <w:r>
-        <w:t xml:space="preserve"> </w:t>
-      </w:r>
-      <w:proofErr w:type="spellStart"/>
-      <w:r>
-        <w:t>objects</w:t>
-      </w:r>
-      <w:proofErr w:type="spellEnd"/>
-      <w:r>
-        <w:t>).</w:t>
+        <w:t>На C# через MultiCAD.NET можно создавать так называемые «пользовательские параметрические объекты» (custom objects).</w:t>
       </w:r>
     </w:p>
     <w:p>
@@ -5948,15 +5399,7 @@
         <w:t xml:space="preserve">на рисунке 1.1 </w:t>
       </w:r>
       <w:r>
-        <w:t xml:space="preserve">представлен пример интерфейса </w:t>
-      </w:r>
-      <w:proofErr w:type="spellStart"/>
-      <w:r>
-        <w:t>nanoCAD</w:t>
-      </w:r>
-      <w:proofErr w:type="spellEnd"/>
-      <w:r>
-        <w:t>:</w:t>
+        <w:t>представлен пример интерфейса nanoCAD:</w:t>
       </w:r>
     </w:p>
     <w:p>
@@ -5988,7 +5431,7 @@
                     <pic:cNvPicPr/>
                   </pic:nvPicPr>
                   <pic:blipFill>
-                    <a:blip r:embed="rId9">
+                    <a:blip r:embed="rId10">
                       <a:extLst>
                         <a:ext uri="{28A0092B-C50C-407E-A947-70E740481C1C}">
                           <a14:useLocalDpi xmlns:a14="http://schemas.microsoft.com/office/drawing/2010/main" val="0"/>
@@ -6043,14 +5486,12 @@
         </w:rPr>
         <w:t xml:space="preserve"> </w:t>
       </w:r>
-      <w:proofErr w:type="spellStart"/>
       <w:r>
         <w:rPr>
           <w:lang w:val="en-US"/>
         </w:rPr>
         <w:t>nanoCAD</w:t>
       </w:r>
-      <w:proofErr w:type="spellEnd"/>
     </w:p>
     <w:p>
       <w:pPr>
@@ -6144,7 +5585,7 @@
         <w:spacing w:after="0"/>
         <w:ind w:left="0" w:firstLine="708"/>
       </w:pPr>
-      <w:hyperlink r:id="rId10" w:tgtFrame="_blank" w:history="1">
+      <w:hyperlink r:id="rId11" w:tgtFrame="_blank" w:history="1">
         <w:r>
           <w:rPr>
             <w:rStyle w:val="ac"/>
@@ -6155,15 +5596,7 @@
         </w:r>
       </w:hyperlink>
       <w:r>
-        <w:t xml:space="preserve"> от компании «Топ Системы» — это одна из самых совершенных и мощных российских систем автоматизированного проектирования тяжелого класса. Её фундаментальное отличие от Компаса и </w:t>
-      </w:r>
-      <w:proofErr w:type="spellStart"/>
-      <w:r>
-        <w:t>nanoCAD</w:t>
-      </w:r>
-      <w:proofErr w:type="spellEnd"/>
-      <w:r>
-        <w:t xml:space="preserve"> заключается в тотальной параметризации, которая заложена глубоко в архитектуру программы.</w:t>
+        <w:t xml:space="preserve"> от компании «Топ Системы» — это одна из самых совершенных и мощных российских систем автоматизированного проектирования тяжелого класса. Её фундаментальное отличие от Компаса и nanoCAD заключается в тотальной параметризации, которая заложена глубоко в архитектуру программы.</w:t>
       </w:r>
       <w:r>
         <w:t xml:space="preserve"> </w:t>
@@ -6246,7 +5679,7 @@
                     <pic:cNvPicPr/>
                   </pic:nvPicPr>
                   <pic:blipFill>
-                    <a:blip r:embed="rId11">
+                    <a:blip r:embed="rId12">
                       <a:extLst>
                         <a:ext uri="{28A0092B-C50C-407E-A947-70E740481C1C}">
                           <a14:useLocalDpi xmlns:a14="http://schemas.microsoft.com/office/drawing/2010/main" val="0"/>
@@ -6676,7 +6109,6 @@
         </w:rPr>
         <w:t xml:space="preserve">: </w:t>
       </w:r>
-      <w:proofErr w:type="spellStart"/>
       <w:r>
         <w:rPr>
           <w:rFonts w:cs="Times New Roman"/>
@@ -6692,7 +6124,6 @@
         </w:rPr>
         <w:t>min</w:t>
       </w:r>
-      <w:proofErr w:type="spellEnd"/>
       <w:r>
         <w:rPr>
           <w:rFonts w:cs="Times New Roman"/>
@@ -6706,7 +6137,6 @@
         </w:rPr>
         <w:t xml:space="preserve">= </w:t>
       </w:r>
-      <w:proofErr w:type="gramStart"/>
       <w:r>
         <w:rPr>
           <w:rFonts w:cs="Times New Roman"/>
@@ -6718,14 +6148,7 @@
         <w:rPr>
           <w:rFonts w:cs="Times New Roman"/>
         </w:rPr>
-        <w:t>(</w:t>
-      </w:r>
-      <w:proofErr w:type="gramEnd"/>
-      <w:r>
-        <w:rPr>
-          <w:rFonts w:cs="Times New Roman"/>
-        </w:rPr>
-        <w:t xml:space="preserve">200; </w:t>
+        <w:t xml:space="preserve">(200; </w:t>
       </w:r>
       <w:r>
         <w:rPr>
@@ -6951,7 +6374,6 @@
         </w:rPr>
         <w:t xml:space="preserve">: </w:t>
       </w:r>
-      <w:proofErr w:type="spellStart"/>
       <w:r>
         <w:rPr>
           <w:rFonts w:cs="Times New Roman"/>
@@ -6967,14 +6389,12 @@
         </w:rPr>
         <w:t>min</w:t>
       </w:r>
-      <w:proofErr w:type="spellEnd"/>
       <w:r>
         <w:rPr>
           <w:rFonts w:cs="Times New Roman"/>
         </w:rPr>
         <w:t xml:space="preserve"> = </w:t>
       </w:r>
-      <w:proofErr w:type="gramStart"/>
       <w:r>
         <w:rPr>
           <w:rFonts w:cs="Times New Roman"/>
@@ -6986,14 +6406,7 @@
         <w:rPr>
           <w:rFonts w:cs="Times New Roman"/>
         </w:rPr>
-        <w:t>(</w:t>
-      </w:r>
-      <w:proofErr w:type="gramEnd"/>
-      <w:r>
-        <w:rPr>
-          <w:rFonts w:cs="Times New Roman"/>
-        </w:rPr>
-        <w:t xml:space="preserve">150; </w:t>
+        <w:t xml:space="preserve">(150; </w:t>
       </w:r>
       <w:r>
         <w:rPr>
@@ -8329,7 +7742,6 @@
         </w:rPr>
         <w:t xml:space="preserve"> = </w:t>
       </w:r>
-      <w:proofErr w:type="gramStart"/>
       <w:r>
         <w:rPr>
           <w:rFonts w:cs="Times New Roman"/>
@@ -8343,15 +7755,7 @@
           <w:rFonts w:cs="Times New Roman"/>
           <w:szCs w:val="28"/>
         </w:rPr>
-        <w:t>(</w:t>
-      </w:r>
-      <w:proofErr w:type="gramEnd"/>
-      <w:r>
-        <w:rPr>
-          <w:rFonts w:cs="Times New Roman"/>
-          <w:szCs w:val="28"/>
-        </w:rPr>
-        <w:t>250;</w:t>
+        <w:t>(250;</w:t>
       </w:r>
       <w:r>
         <w:rPr>
@@ -8748,7 +8152,6 @@
         </w:rPr>
         <w:t xml:space="preserve"> = </w:t>
       </w:r>
-      <w:proofErr w:type="gramStart"/>
       <w:r>
         <w:rPr>
           <w:rFonts w:cs="Times New Roman"/>
@@ -8762,15 +8165,7 @@
           <w:rFonts w:cs="Times New Roman"/>
           <w:szCs w:val="28"/>
         </w:rPr>
-        <w:t>(</w:t>
-      </w:r>
-      <w:proofErr w:type="gramEnd"/>
-      <w:r>
-        <w:rPr>
-          <w:rFonts w:cs="Times New Roman"/>
-          <w:szCs w:val="28"/>
-        </w:rPr>
-        <w:t xml:space="preserve">190; </w:t>
+        <w:t xml:space="preserve">(190; </w:t>
       </w:r>
       <w:r>
         <w:rPr>
@@ -9034,7 +8429,7 @@
                     <pic:cNvPicPr/>
                   </pic:nvPicPr>
                   <pic:blipFill>
-                    <a:blip r:embed="rId12"/>
+                    <a:blip r:embed="rId13"/>
                     <a:stretch>
                       <a:fillRect/>
                     </a:stretch>
@@ -9193,6 +8588,7 @@
         <w:spacing w:after="0"/>
         <w:jc w:val="center"/>
       </w:pPr>
+      <w:commentRangeStart w:id="18"/>
       <w:r>
         <w:rPr>
           <w:noProof/>
@@ -9214,7 +8610,7 @@
                     <pic:cNvPicPr/>
                   </pic:nvPicPr>
                   <pic:blipFill rotWithShape="1">
-                    <a:blip r:embed="rId13"/>
+                    <a:blip r:embed="rId14"/>
                     <a:srcRect l="3135" t="3013" r="8109" b="1507"/>
                     <a:stretch>
                       <a:fillRect/>
@@ -9243,6 +8639,15 @@
           </wp:inline>
         </w:drawing>
       </w:r>
+      <w:commentRangeEnd w:id="18"/>
+      <w:r>
+        <w:rPr>
+          <w:rStyle w:val="af2"/>
+          <w:sz w:val="28"/>
+          <w:szCs w:val="22"/>
+        </w:rPr>
+        <w:commentReference w:id="18"/>
+      </w:r>
     </w:p>
     <w:p>
       <w:pPr>
@@ -9296,7 +8701,6 @@
         </w:rPr>
         <w:t xml:space="preserve">Таблица 3.1 – Свойства класса </w:t>
       </w:r>
-      <w:proofErr w:type="spellStart"/>
       <w:r>
         <w:rPr>
           <w:szCs w:val="28"/>
@@ -9304,7 +8708,6 @@
         </w:rPr>
         <w:t>MainForm</w:t>
       </w:r>
-      <w:proofErr w:type="spellEnd"/>
     </w:p>
     <w:tbl>
       <w:tblPr>
@@ -9444,7 +8847,6 @@
                 <w:lang w:val="en-US"/>
               </w:rPr>
             </w:pPr>
-            <w:proofErr w:type="spellStart"/>
             <w:r>
               <w:rPr>
                 <w:sz w:val="24"/>
@@ -9452,7 +8854,6 @@
               </w:rPr>
               <w:t>AudioSpeakerBuilder</w:t>
             </w:r>
-            <w:proofErr w:type="spellEnd"/>
           </w:p>
         </w:tc>
         <w:tc>
@@ -9505,17 +8906,8 @@
                 <w:sz w:val="24"/>
                 <w:szCs w:val="24"/>
               </w:rPr>
-              <w:t>_</w:t>
-            </w:r>
-            <w:proofErr w:type="spellStart"/>
-            <w:r>
-              <w:rPr>
-                <w:sz w:val="24"/>
-                <w:szCs w:val="24"/>
-              </w:rPr>
-              <w:t>parameters</w:t>
-            </w:r>
-            <w:proofErr w:type="spellEnd"/>
+              <w:t>_parameters</w:t>
+            </w:r>
           </w:p>
         </w:tc>
         <w:tc>
@@ -9536,7 +8928,6 @@
                 <w:lang w:val="en-US"/>
               </w:rPr>
             </w:pPr>
-            <w:proofErr w:type="spellStart"/>
             <w:r>
               <w:rPr>
                 <w:sz w:val="24"/>
@@ -9544,7 +8935,6 @@
               </w:rPr>
               <w:t>SpeakerParameters</w:t>
             </w:r>
-            <w:proofErr w:type="spellEnd"/>
           </w:p>
         </w:tc>
         <w:tc>
@@ -9602,14 +8992,12 @@
         </w:rPr>
         <w:t xml:space="preserve">класса </w:t>
       </w:r>
-      <w:proofErr w:type="spellStart"/>
       <w:r>
         <w:rPr>
           <w:lang w:val="en-US"/>
         </w:rPr>
         <w:t>MainForm</w:t>
       </w:r>
-      <w:proofErr w:type="spellEnd"/>
     </w:p>
     <w:tbl>
       <w:tblPr>
@@ -9727,8 +9115,6 @@
                 <w:lang w:val="en-US"/>
               </w:rPr>
             </w:pPr>
-            <w:proofErr w:type="spellStart"/>
-            <w:proofErr w:type="gramStart"/>
             <w:r>
               <w:rPr>
                 <w:sz w:val="24"/>
@@ -9736,21 +9122,12 @@
               </w:rPr>
               <w:t>BuildModel</w:t>
             </w:r>
-            <w:proofErr w:type="spellEnd"/>
-            <w:r>
-              <w:rPr>
-                <w:sz w:val="24"/>
-                <w:szCs w:val="24"/>
-              </w:rPr>
-              <w:t>(</w:t>
-            </w:r>
-            <w:proofErr w:type="gramEnd"/>
-            <w:r>
-              <w:rPr>
-                <w:sz w:val="24"/>
-                <w:szCs w:val="24"/>
-              </w:rPr>
-              <w:t>)</w:t>
+            <w:r>
+              <w:rPr>
+                <w:sz w:val="24"/>
+                <w:szCs w:val="24"/>
+              </w:rPr>
+              <w:t>()</w:t>
             </w:r>
           </w:p>
         </w:tc>
@@ -9771,7 +9148,6 @@
                 <w:lang w:val="en-US"/>
               </w:rPr>
             </w:pPr>
-            <w:proofErr w:type="spellStart"/>
             <w:r>
               <w:rPr>
                 <w:sz w:val="24"/>
@@ -9779,7 +9155,6 @@
               </w:rPr>
               <w:t>void</w:t>
             </w:r>
-            <w:proofErr w:type="spellEnd"/>
           </w:p>
         </w:tc>
         <w:tc>
@@ -9831,8 +9206,6 @@
                 <w:lang w:val="en-US"/>
               </w:rPr>
             </w:pPr>
-            <w:proofErr w:type="spellStart"/>
-            <w:proofErr w:type="gramStart"/>
             <w:r>
               <w:rPr>
                 <w:sz w:val="24"/>
@@ -9840,21 +9213,12 @@
               </w:rPr>
               <w:t>FirstValidate</w:t>
             </w:r>
-            <w:proofErr w:type="spellEnd"/>
-            <w:r>
-              <w:rPr>
-                <w:sz w:val="24"/>
-                <w:szCs w:val="24"/>
-              </w:rPr>
-              <w:t>(</w:t>
-            </w:r>
-            <w:proofErr w:type="gramEnd"/>
-            <w:r>
-              <w:rPr>
-                <w:sz w:val="24"/>
-                <w:szCs w:val="24"/>
-              </w:rPr>
-              <w:t>)</w:t>
+            <w:r>
+              <w:rPr>
+                <w:sz w:val="24"/>
+                <w:szCs w:val="24"/>
+              </w:rPr>
+              <w:t>()</w:t>
             </w:r>
           </w:p>
         </w:tc>
@@ -9875,7 +9239,6 @@
                 <w:lang w:val="en-US"/>
               </w:rPr>
             </w:pPr>
-            <w:proofErr w:type="spellStart"/>
             <w:r>
               <w:rPr>
                 <w:sz w:val="24"/>
@@ -9883,7 +9246,6 @@
               </w:rPr>
               <w:t>void</w:t>
             </w:r>
-            <w:proofErr w:type="spellEnd"/>
           </w:p>
         </w:tc>
         <w:tc>
@@ -9934,21 +9296,12 @@
                 <w:szCs w:val="24"/>
               </w:rPr>
             </w:pPr>
-            <w:proofErr w:type="spellStart"/>
-            <w:r>
-              <w:rPr>
-                <w:sz w:val="24"/>
-                <w:szCs w:val="24"/>
-              </w:rPr>
-              <w:t>TextBox</w:t>
-            </w:r>
-            <w:proofErr w:type="spellEnd"/>
-            <w:r>
-              <w:rPr>
-                <w:sz w:val="24"/>
-                <w:szCs w:val="24"/>
-              </w:rPr>
-              <w:t>_</w:t>
+            <w:r>
+              <w:rPr>
+                <w:sz w:val="24"/>
+                <w:szCs w:val="24"/>
+              </w:rPr>
+              <w:t>TextBox_</w:t>
             </w:r>
             <w:r>
               <w:rPr>
@@ -9963,34 +9316,15 @@
                 <w:sz w:val="24"/>
                 <w:szCs w:val="24"/>
               </w:rPr>
-              <w:t>_</w:t>
-            </w:r>
-            <w:proofErr w:type="spellStart"/>
-            <w:proofErr w:type="gramStart"/>
-            <w:r>
-              <w:rPr>
-                <w:sz w:val="24"/>
-                <w:szCs w:val="24"/>
-              </w:rPr>
-              <w:t>Leave</w:t>
-            </w:r>
-            <w:proofErr w:type="spellEnd"/>
+              <w:t>_Leave</w:t>
+            </w:r>
             <w:r>
               <w:rPr>
                 <w:sz w:val="24"/>
                 <w:szCs w:val="24"/>
                 <w:lang w:val="en-US"/>
               </w:rPr>
-              <w:t>(</w:t>
-            </w:r>
-            <w:proofErr w:type="gramEnd"/>
-            <w:r>
-              <w:rPr>
-                <w:sz w:val="24"/>
-                <w:szCs w:val="24"/>
-                <w:lang w:val="en-US"/>
-              </w:rPr>
-              <w:t>)</w:t>
+              <w:t>()</w:t>
             </w:r>
           </w:p>
         </w:tc>
@@ -10010,7 +9344,6 @@
                 <w:szCs w:val="24"/>
               </w:rPr>
             </w:pPr>
-            <w:proofErr w:type="spellStart"/>
             <w:r>
               <w:rPr>
                 <w:sz w:val="24"/>
@@ -10018,7 +9351,6 @@
               </w:rPr>
               <w:t>void</w:t>
             </w:r>
-            <w:proofErr w:type="spellEnd"/>
           </w:p>
         </w:tc>
         <w:tc>
@@ -10069,37 +9401,19 @@
                 <w:szCs w:val="24"/>
               </w:rPr>
             </w:pPr>
-            <w:proofErr w:type="spellStart"/>
-            <w:r>
-              <w:rPr>
-                <w:sz w:val="24"/>
-                <w:szCs w:val="24"/>
-              </w:rPr>
-              <w:t>TextBox_D_</w:t>
-            </w:r>
-            <w:proofErr w:type="gramStart"/>
-            <w:r>
-              <w:rPr>
-                <w:sz w:val="24"/>
-                <w:szCs w:val="24"/>
-              </w:rPr>
-              <w:t>Leave</w:t>
-            </w:r>
-            <w:proofErr w:type="spellEnd"/>
-            <w:r>
-              <w:rPr>
-                <w:sz w:val="24"/>
-                <w:szCs w:val="24"/>
-              </w:rPr>
-              <w:t>(</w:t>
-            </w:r>
-            <w:proofErr w:type="gramEnd"/>
-            <w:r>
-              <w:rPr>
-                <w:sz w:val="24"/>
-                <w:szCs w:val="24"/>
-              </w:rPr>
-              <w:t>)</w:t>
+            <w:r>
+              <w:rPr>
+                <w:sz w:val="24"/>
+                <w:szCs w:val="24"/>
+              </w:rPr>
+              <w:t>TextBox_D_Leave</w:t>
+            </w:r>
+            <w:r>
+              <w:rPr>
+                <w:sz w:val="24"/>
+                <w:szCs w:val="24"/>
+              </w:rPr>
+              <w:t>()</w:t>
             </w:r>
           </w:p>
         </w:tc>
@@ -10119,7 +9433,6 @@
                 <w:szCs w:val="24"/>
               </w:rPr>
             </w:pPr>
-            <w:proofErr w:type="spellStart"/>
             <w:r>
               <w:rPr>
                 <w:sz w:val="24"/>
@@ -10127,7 +9440,6 @@
               </w:rPr>
               <w:t>void</w:t>
             </w:r>
-            <w:proofErr w:type="spellEnd"/>
           </w:p>
         </w:tc>
         <w:tc>
@@ -10178,21 +9490,12 @@
                 <w:szCs w:val="24"/>
               </w:rPr>
             </w:pPr>
-            <w:proofErr w:type="spellStart"/>
-            <w:r>
-              <w:rPr>
-                <w:sz w:val="24"/>
-                <w:szCs w:val="24"/>
-              </w:rPr>
-              <w:t>TextBox</w:t>
-            </w:r>
-            <w:proofErr w:type="spellEnd"/>
-            <w:r>
-              <w:rPr>
-                <w:sz w:val="24"/>
-                <w:szCs w:val="24"/>
-              </w:rPr>
-              <w:t>_</w:t>
+            <w:r>
+              <w:rPr>
+                <w:sz w:val="24"/>
+                <w:szCs w:val="24"/>
+              </w:rPr>
+              <w:t>TextBox_</w:t>
             </w:r>
             <w:r>
               <w:rPr>
@@ -10207,34 +9510,15 @@
                 <w:sz w:val="24"/>
                 <w:szCs w:val="24"/>
               </w:rPr>
-              <w:t>_</w:t>
-            </w:r>
-            <w:proofErr w:type="spellStart"/>
-            <w:proofErr w:type="gramStart"/>
-            <w:r>
-              <w:rPr>
-                <w:sz w:val="24"/>
-                <w:szCs w:val="24"/>
-              </w:rPr>
-              <w:t>Leave</w:t>
-            </w:r>
-            <w:proofErr w:type="spellEnd"/>
+              <w:t>_Leave</w:t>
+            </w:r>
             <w:r>
               <w:rPr>
                 <w:sz w:val="24"/>
                 <w:szCs w:val="24"/>
                 <w:lang w:val="en-US"/>
               </w:rPr>
-              <w:t>(</w:t>
-            </w:r>
-            <w:proofErr w:type="gramEnd"/>
-            <w:r>
-              <w:rPr>
-                <w:sz w:val="24"/>
-                <w:szCs w:val="24"/>
-                <w:lang w:val="en-US"/>
-              </w:rPr>
-              <w:t>)</w:t>
+              <w:t>()</w:t>
             </w:r>
           </w:p>
         </w:tc>
@@ -10254,7 +9538,6 @@
                 <w:szCs w:val="24"/>
               </w:rPr>
             </w:pPr>
-            <w:proofErr w:type="spellStart"/>
             <w:r>
               <w:rPr>
                 <w:sz w:val="24"/>
@@ -10262,7 +9545,6 @@
               </w:rPr>
               <w:t>void</w:t>
             </w:r>
-            <w:proofErr w:type="spellEnd"/>
           </w:p>
         </w:tc>
         <w:tc>
@@ -10313,21 +9595,12 @@
                 <w:szCs w:val="24"/>
               </w:rPr>
             </w:pPr>
-            <w:proofErr w:type="spellStart"/>
-            <w:r>
-              <w:rPr>
-                <w:sz w:val="24"/>
-                <w:szCs w:val="24"/>
-              </w:rPr>
-              <w:t>TextBox</w:t>
-            </w:r>
-            <w:proofErr w:type="spellEnd"/>
-            <w:r>
-              <w:rPr>
-                <w:sz w:val="24"/>
-                <w:szCs w:val="24"/>
-              </w:rPr>
-              <w:t>_</w:t>
+            <w:r>
+              <w:rPr>
+                <w:sz w:val="24"/>
+                <w:szCs w:val="24"/>
+              </w:rPr>
+              <w:t>TextBox_</w:t>
             </w:r>
             <w:r>
               <w:rPr>
@@ -10342,32 +9615,7 @@
                 <w:sz w:val="24"/>
                 <w:szCs w:val="24"/>
               </w:rPr>
-              <w:t>_</w:t>
-            </w:r>
-            <w:proofErr w:type="spellStart"/>
-            <w:proofErr w:type="gramStart"/>
-            <w:r>
-              <w:rPr>
-                <w:sz w:val="24"/>
-                <w:szCs w:val="24"/>
-              </w:rPr>
-              <w:t>Leave</w:t>
-            </w:r>
-            <w:proofErr w:type="spellEnd"/>
-            <w:r>
-              <w:rPr>
-                <w:sz w:val="24"/>
-                <w:szCs w:val="24"/>
-              </w:rPr>
-              <w:t>(</w:t>
-            </w:r>
-            <w:proofErr w:type="gramEnd"/>
-            <w:r>
-              <w:rPr>
-                <w:sz w:val="24"/>
-                <w:szCs w:val="24"/>
-              </w:rPr>
-              <w:t>)</w:t>
+              <w:t>_Leave()</w:t>
             </w:r>
           </w:p>
         </w:tc>
@@ -10387,7 +9635,6 @@
                 <w:szCs w:val="24"/>
               </w:rPr>
             </w:pPr>
-            <w:proofErr w:type="spellStart"/>
             <w:r>
               <w:rPr>
                 <w:sz w:val="24"/>
@@ -10395,7 +9642,6 @@
               </w:rPr>
               <w:t>void</w:t>
             </w:r>
-            <w:proofErr w:type="spellEnd"/>
           </w:p>
         </w:tc>
         <w:tc>
@@ -10446,21 +9692,12 @@
                 <w:szCs w:val="24"/>
               </w:rPr>
             </w:pPr>
-            <w:proofErr w:type="spellStart"/>
-            <w:r>
-              <w:rPr>
-                <w:sz w:val="24"/>
-                <w:szCs w:val="24"/>
-              </w:rPr>
-              <w:t>TextBox</w:t>
-            </w:r>
-            <w:proofErr w:type="spellEnd"/>
-            <w:r>
-              <w:rPr>
-                <w:sz w:val="24"/>
-                <w:szCs w:val="24"/>
-              </w:rPr>
-              <w:t>_</w:t>
+            <w:r>
+              <w:rPr>
+                <w:sz w:val="24"/>
+                <w:szCs w:val="24"/>
+              </w:rPr>
+              <w:t>TextBox_</w:t>
             </w:r>
             <w:r>
               <w:rPr>
@@ -10475,32 +9712,7 @@
                 <w:sz w:val="24"/>
                 <w:szCs w:val="24"/>
               </w:rPr>
-              <w:t>_</w:t>
-            </w:r>
-            <w:proofErr w:type="spellStart"/>
-            <w:proofErr w:type="gramStart"/>
-            <w:r>
-              <w:rPr>
-                <w:sz w:val="24"/>
-                <w:szCs w:val="24"/>
-              </w:rPr>
-              <w:t>Leave</w:t>
-            </w:r>
-            <w:proofErr w:type="spellEnd"/>
-            <w:r>
-              <w:rPr>
-                <w:sz w:val="24"/>
-                <w:szCs w:val="24"/>
-              </w:rPr>
-              <w:t>(</w:t>
-            </w:r>
-            <w:proofErr w:type="gramEnd"/>
-            <w:r>
-              <w:rPr>
-                <w:sz w:val="24"/>
-                <w:szCs w:val="24"/>
-              </w:rPr>
-              <w:t>)</w:t>
+              <w:t>_Leave()</w:t>
             </w:r>
           </w:p>
         </w:tc>
@@ -10520,7 +9732,6 @@
                 <w:szCs w:val="24"/>
               </w:rPr>
             </w:pPr>
-            <w:proofErr w:type="spellStart"/>
             <w:r>
               <w:rPr>
                 <w:sz w:val="24"/>
@@ -10528,7 +9739,6 @@
               </w:rPr>
               <w:t>void</w:t>
             </w:r>
-            <w:proofErr w:type="spellEnd"/>
           </w:p>
         </w:tc>
         <w:tc>
@@ -10579,37 +9789,12 @@
                 <w:szCs w:val="24"/>
               </w:rPr>
             </w:pPr>
-            <w:proofErr w:type="spellStart"/>
-            <w:r>
-              <w:rPr>
-                <w:sz w:val="24"/>
-                <w:szCs w:val="24"/>
-              </w:rPr>
-              <w:t>TextBox_T_</w:t>
-            </w:r>
-            <w:proofErr w:type="gramStart"/>
-            <w:r>
-              <w:rPr>
-                <w:sz w:val="24"/>
-                <w:szCs w:val="24"/>
-              </w:rPr>
-              <w:t>Leave</w:t>
-            </w:r>
-            <w:proofErr w:type="spellEnd"/>
-            <w:r>
-              <w:rPr>
-                <w:sz w:val="24"/>
-                <w:szCs w:val="24"/>
-              </w:rPr>
-              <w:t>(</w:t>
-            </w:r>
-            <w:proofErr w:type="gramEnd"/>
-            <w:r>
-              <w:rPr>
-                <w:sz w:val="24"/>
-                <w:szCs w:val="24"/>
-              </w:rPr>
-              <w:t>)</w:t>
+            <w:r>
+              <w:rPr>
+                <w:sz w:val="24"/>
+                <w:szCs w:val="24"/>
+              </w:rPr>
+              <w:t>TextBox_T_Leave()</w:t>
             </w:r>
           </w:p>
         </w:tc>
@@ -10629,7 +9814,6 @@
                 <w:szCs w:val="24"/>
               </w:rPr>
             </w:pPr>
-            <w:proofErr w:type="spellStart"/>
             <w:r>
               <w:rPr>
                 <w:sz w:val="24"/>
@@ -10637,7 +9821,6 @@
               </w:rPr>
               <w:t>void</w:t>
             </w:r>
-            <w:proofErr w:type="spellEnd"/>
           </w:p>
         </w:tc>
         <w:tc>
@@ -10685,37 +9868,12 @@
                 <w:szCs w:val="24"/>
               </w:rPr>
             </w:pPr>
-            <w:proofErr w:type="spellStart"/>
-            <w:r>
-              <w:rPr>
-                <w:sz w:val="24"/>
-                <w:szCs w:val="24"/>
-              </w:rPr>
-              <w:t>TextBox_</w:t>
-            </w:r>
-            <w:proofErr w:type="gramStart"/>
-            <w:r>
-              <w:rPr>
-                <w:sz w:val="24"/>
-                <w:szCs w:val="24"/>
-              </w:rPr>
-              <w:t>OnlyDigitKeyPress</w:t>
-            </w:r>
-            <w:proofErr w:type="spellEnd"/>
-            <w:r>
-              <w:rPr>
-                <w:sz w:val="24"/>
-                <w:szCs w:val="24"/>
-              </w:rPr>
-              <w:t>(</w:t>
-            </w:r>
-            <w:proofErr w:type="gramEnd"/>
-            <w:r>
-              <w:rPr>
-                <w:sz w:val="24"/>
-                <w:szCs w:val="24"/>
-              </w:rPr>
-              <w:t>)</w:t>
+            <w:r>
+              <w:rPr>
+                <w:sz w:val="24"/>
+                <w:szCs w:val="24"/>
+              </w:rPr>
+              <w:t>TextBox_OnlyDigitKeyPress()</w:t>
             </w:r>
           </w:p>
         </w:tc>
@@ -10735,7 +9893,6 @@
                 <w:szCs w:val="24"/>
               </w:rPr>
             </w:pPr>
-            <w:proofErr w:type="spellStart"/>
             <w:r>
               <w:rPr>
                 <w:sz w:val="24"/>
@@ -10743,7 +9900,6 @@
               </w:rPr>
               <w:t>void</w:t>
             </w:r>
-            <w:proofErr w:type="spellEnd"/>
           </w:p>
         </w:tc>
         <w:tc>
@@ -10794,30 +9950,12 @@
                 <w:szCs w:val="24"/>
               </w:rPr>
             </w:pPr>
-            <w:proofErr w:type="spellStart"/>
-            <w:proofErr w:type="gramStart"/>
-            <w:r>
-              <w:rPr>
-                <w:sz w:val="24"/>
-                <w:szCs w:val="24"/>
-              </w:rPr>
-              <w:t>UpdateDynamicLimits</w:t>
-            </w:r>
-            <w:proofErr w:type="spellEnd"/>
-            <w:r>
-              <w:rPr>
-                <w:sz w:val="24"/>
-                <w:szCs w:val="24"/>
-              </w:rPr>
-              <w:t>(</w:t>
-            </w:r>
-            <w:proofErr w:type="gramEnd"/>
-            <w:r>
-              <w:rPr>
-                <w:sz w:val="24"/>
-                <w:szCs w:val="24"/>
-              </w:rPr>
-              <w:t>)</w:t>
+            <w:r>
+              <w:rPr>
+                <w:sz w:val="24"/>
+                <w:szCs w:val="24"/>
+              </w:rPr>
+              <w:t>UpdateDynamicLimits()</w:t>
             </w:r>
           </w:p>
         </w:tc>
@@ -10837,7 +9975,6 @@
                 <w:szCs w:val="24"/>
               </w:rPr>
             </w:pPr>
-            <w:proofErr w:type="spellStart"/>
             <w:r>
               <w:rPr>
                 <w:sz w:val="24"/>
@@ -10845,7 +9982,6 @@
               </w:rPr>
               <w:t>void</w:t>
             </w:r>
-            <w:proofErr w:type="spellEnd"/>
           </w:p>
         </w:tc>
         <w:tc>
@@ -10868,43 +10004,7 @@
                 <w:sz w:val="24"/>
                 <w:szCs w:val="24"/>
               </w:rPr>
-              <w:t xml:space="preserve">Динамически пересчитывает </w:t>
-            </w:r>
-            <w:proofErr w:type="spellStart"/>
-            <w:r>
-              <w:rPr>
-                <w:rFonts w:eastAsia="Times New Roman" w:cs="Times New Roman"/>
-                <w:sz w:val="24"/>
-                <w:szCs w:val="24"/>
-              </w:rPr>
-              <w:t>min</w:t>
-            </w:r>
-            <w:proofErr w:type="spellEnd"/>
-            <w:r>
-              <w:rPr>
-                <w:rFonts w:eastAsia="Times New Roman" w:cs="Times New Roman"/>
-                <w:sz w:val="24"/>
-                <w:szCs w:val="24"/>
-              </w:rPr>
-              <w:t>/</w:t>
-            </w:r>
-            <w:proofErr w:type="spellStart"/>
-            <w:r>
-              <w:rPr>
-                <w:rFonts w:eastAsia="Times New Roman" w:cs="Times New Roman"/>
-                <w:sz w:val="24"/>
-                <w:szCs w:val="24"/>
-              </w:rPr>
-              <w:t>max</w:t>
-            </w:r>
-            <w:proofErr w:type="spellEnd"/>
-            <w:r>
-              <w:rPr>
-                <w:rFonts w:eastAsia="Times New Roman" w:cs="Times New Roman"/>
-                <w:sz w:val="24"/>
-                <w:szCs w:val="24"/>
-              </w:rPr>
-              <w:t xml:space="preserve"> границы зависимых параметров на лету согласно формулам из ТЗ</w:t>
+              <w:t>Динамически пересчитывает min/max границы зависимых параметров на лету согласно формулам из ТЗ</w:t>
             </w:r>
           </w:p>
         </w:tc>
@@ -10929,30 +10029,12 @@
                 <w:szCs w:val="24"/>
               </w:rPr>
             </w:pPr>
-            <w:proofErr w:type="spellStart"/>
-            <w:proofErr w:type="gramStart"/>
-            <w:r>
-              <w:rPr>
-                <w:sz w:val="24"/>
-                <w:szCs w:val="24"/>
-              </w:rPr>
-              <w:t>SetColors</w:t>
-            </w:r>
-            <w:proofErr w:type="spellEnd"/>
-            <w:r>
-              <w:rPr>
-                <w:sz w:val="24"/>
-                <w:szCs w:val="24"/>
-              </w:rPr>
-              <w:t>(</w:t>
-            </w:r>
-            <w:proofErr w:type="gramEnd"/>
-            <w:r>
-              <w:rPr>
-                <w:sz w:val="24"/>
-                <w:szCs w:val="24"/>
-              </w:rPr>
-              <w:t>)</w:t>
+            <w:r>
+              <w:rPr>
+                <w:sz w:val="24"/>
+                <w:szCs w:val="24"/>
+              </w:rPr>
+              <w:t>SetColors()</w:t>
             </w:r>
           </w:p>
         </w:tc>
@@ -10972,7 +10054,6 @@
                 <w:szCs w:val="24"/>
               </w:rPr>
             </w:pPr>
-            <w:proofErr w:type="spellStart"/>
             <w:r>
               <w:rPr>
                 <w:sz w:val="24"/>
@@ -10980,7 +10061,6 @@
               </w:rPr>
               <w:t>void</w:t>
             </w:r>
-            <w:proofErr w:type="spellEnd"/>
           </w:p>
         </w:tc>
         <w:tc>
@@ -11019,7 +10099,7 @@
           <w:szCs w:val="28"/>
         </w:rPr>
       </w:pPr>
-      <w:bookmarkStart w:id="18" w:name="_Toc240922651"/>
+      <w:bookmarkStart w:id="19" w:name="_Toc240922651"/>
     </w:p>
     <w:p>
       <w:pPr>
@@ -11063,14 +10143,12 @@
         </w:rPr>
         <w:t>Speaker</w:t>
       </w:r>
-      <w:proofErr w:type="spellStart"/>
       <w:r>
         <w:rPr>
           <w:szCs w:val="28"/>
         </w:rPr>
         <w:t>Parameters</w:t>
       </w:r>
-      <w:proofErr w:type="spellEnd"/>
     </w:p>
     <w:tbl>
       <w:tblPr>
@@ -11179,17 +10257,8 @@
                 <w:sz w:val="24"/>
                 <w:szCs w:val="24"/>
               </w:rPr>
-              <w:t>_</w:t>
-            </w:r>
-            <w:proofErr w:type="spellStart"/>
-            <w:r>
-              <w:rPr>
-                <w:sz w:val="24"/>
-                <w:szCs w:val="24"/>
-              </w:rPr>
-              <w:t>height</w:t>
-            </w:r>
-            <w:proofErr w:type="spellEnd"/>
+              <w:t>_height</w:t>
+            </w:r>
           </w:p>
         </w:tc>
         <w:tc>
@@ -11205,7 +10274,6 @@
                 <w:szCs w:val="24"/>
               </w:rPr>
             </w:pPr>
-            <w:proofErr w:type="spellStart"/>
             <w:r>
               <w:rPr>
                 <w:sz w:val="24"/>
@@ -11213,7 +10281,6 @@
               </w:rPr>
               <w:t>double</w:t>
             </w:r>
-            <w:proofErr w:type="spellEnd"/>
           </w:p>
         </w:tc>
         <w:tc>
@@ -11263,17 +10330,8 @@
                 <w:sz w:val="24"/>
                 <w:szCs w:val="24"/>
               </w:rPr>
-              <w:t>_</w:t>
-            </w:r>
-            <w:proofErr w:type="spellStart"/>
-            <w:r>
-              <w:rPr>
-                <w:sz w:val="24"/>
-                <w:szCs w:val="24"/>
-              </w:rPr>
-              <w:t>depth</w:t>
-            </w:r>
-            <w:proofErr w:type="spellEnd"/>
+              <w:t>_depth</w:t>
+            </w:r>
           </w:p>
         </w:tc>
         <w:tc>
@@ -11289,7 +10347,6 @@
                 <w:szCs w:val="24"/>
               </w:rPr>
             </w:pPr>
-            <w:proofErr w:type="spellStart"/>
             <w:r>
               <w:rPr>
                 <w:sz w:val="24"/>
@@ -11297,7 +10354,6 @@
               </w:rPr>
               <w:t>double</w:t>
             </w:r>
-            <w:proofErr w:type="spellEnd"/>
           </w:p>
         </w:tc>
         <w:tc>
@@ -11347,17 +10403,8 @@
                 <w:sz w:val="24"/>
                 <w:szCs w:val="24"/>
               </w:rPr>
-              <w:t>_</w:t>
-            </w:r>
-            <w:proofErr w:type="spellStart"/>
-            <w:r>
-              <w:rPr>
-                <w:sz w:val="24"/>
-                <w:szCs w:val="24"/>
-              </w:rPr>
-              <w:t>width</w:t>
-            </w:r>
-            <w:proofErr w:type="spellEnd"/>
+              <w:t>_width</w:t>
+            </w:r>
           </w:p>
         </w:tc>
         <w:tc>
@@ -11373,7 +10420,6 @@
                 <w:szCs w:val="24"/>
               </w:rPr>
             </w:pPr>
-            <w:proofErr w:type="spellStart"/>
             <w:r>
               <w:rPr>
                 <w:sz w:val="24"/>
@@ -11381,7 +10427,6 @@
               </w:rPr>
               <w:t>double</w:t>
             </w:r>
-            <w:proofErr w:type="spellEnd"/>
           </w:p>
         </w:tc>
         <w:tc>
@@ -11431,17 +10476,8 @@
                 <w:sz w:val="24"/>
                 <w:szCs w:val="24"/>
               </w:rPr>
-              <w:t>_</w:t>
-            </w:r>
-            <w:proofErr w:type="spellStart"/>
-            <w:r>
-              <w:rPr>
-                <w:sz w:val="24"/>
-                <w:szCs w:val="24"/>
-              </w:rPr>
-              <w:t>lowerDiameter</w:t>
-            </w:r>
-            <w:proofErr w:type="spellEnd"/>
+              <w:t>_lowerDiameter</w:t>
+            </w:r>
           </w:p>
         </w:tc>
         <w:tc>
@@ -11457,7 +10493,6 @@
                 <w:szCs w:val="24"/>
               </w:rPr>
             </w:pPr>
-            <w:proofErr w:type="spellStart"/>
             <w:r>
               <w:rPr>
                 <w:sz w:val="24"/>
@@ -11465,7 +10500,6 @@
               </w:rPr>
               <w:t>double</w:t>
             </w:r>
-            <w:proofErr w:type="spellEnd"/>
           </w:p>
         </w:tc>
         <w:tc>
@@ -11515,17 +10549,8 @@
                 <w:sz w:val="24"/>
                 <w:szCs w:val="24"/>
               </w:rPr>
-              <w:t>_</w:t>
-            </w:r>
-            <w:proofErr w:type="spellStart"/>
-            <w:r>
-              <w:rPr>
-                <w:sz w:val="24"/>
-                <w:szCs w:val="24"/>
-              </w:rPr>
-              <w:t>upperDiameter</w:t>
-            </w:r>
-            <w:proofErr w:type="spellEnd"/>
+              <w:t>_upperDiameter</w:t>
+            </w:r>
           </w:p>
         </w:tc>
         <w:tc>
@@ -11541,7 +10566,6 @@
                 <w:szCs w:val="24"/>
               </w:rPr>
             </w:pPr>
-            <w:proofErr w:type="spellStart"/>
             <w:r>
               <w:rPr>
                 <w:sz w:val="24"/>
@@ -11549,7 +10573,6 @@
               </w:rPr>
               <w:t>double</w:t>
             </w:r>
-            <w:proofErr w:type="spellEnd"/>
           </w:p>
         </w:tc>
         <w:tc>
@@ -11624,17 +10647,8 @@
                 <w:sz w:val="24"/>
                 <w:szCs w:val="24"/>
               </w:rPr>
-              <w:t>_</w:t>
-            </w:r>
-            <w:proofErr w:type="spellStart"/>
-            <w:r>
-              <w:rPr>
-                <w:sz w:val="24"/>
-                <w:szCs w:val="24"/>
-              </w:rPr>
-              <w:t>wallThickness</w:t>
-            </w:r>
-            <w:proofErr w:type="spellEnd"/>
+              <w:t>_wallThickness</w:t>
+            </w:r>
           </w:p>
         </w:tc>
         <w:tc>
@@ -11650,7 +10664,6 @@
                 <w:szCs w:val="24"/>
               </w:rPr>
             </w:pPr>
-            <w:proofErr w:type="spellStart"/>
             <w:r>
               <w:rPr>
                 <w:sz w:val="24"/>
@@ -11658,7 +10671,6 @@
               </w:rPr>
               <w:t>double</w:t>
             </w:r>
-            <w:proofErr w:type="spellEnd"/>
           </w:p>
         </w:tc>
         <w:tc>
@@ -11708,17 +10720,8 @@
                 <w:sz w:val="24"/>
                 <w:szCs w:val="24"/>
               </w:rPr>
-              <w:t>_</w:t>
-            </w:r>
-            <w:proofErr w:type="spellStart"/>
-            <w:r>
-              <w:rPr>
-                <w:sz w:val="24"/>
-                <w:szCs w:val="24"/>
-              </w:rPr>
-              <w:t>gap</w:t>
-            </w:r>
-            <w:proofErr w:type="spellEnd"/>
+              <w:t>_gap</w:t>
+            </w:r>
           </w:p>
         </w:tc>
         <w:tc>
@@ -11877,30 +10880,8 @@
         <w:rPr>
           <w:szCs w:val="28"/>
         </w:rPr>
-        <w:t>Методы и свойства-</w:t>
-      </w:r>
-      <w:proofErr w:type="spellStart"/>
-      <w:r>
-        <w:rPr>
-          <w:szCs w:val="28"/>
-        </w:rPr>
-        <w:t>аксессоры</w:t>
-      </w:r>
-      <w:proofErr w:type="spellEnd"/>
-      <w:r>
-        <w:rPr>
-          <w:szCs w:val="28"/>
-        </w:rPr>
-        <w:t xml:space="preserve"> класса </w:t>
-      </w:r>
-      <w:proofErr w:type="spellStart"/>
-      <w:r>
-        <w:rPr>
-          <w:szCs w:val="28"/>
-        </w:rPr>
-        <w:t>SpeakerParameters</w:t>
-      </w:r>
-      <w:proofErr w:type="spellEnd"/>
+        <w:t>Методы и свойства-аксессоры класса SpeakerParameters</w:t>
+      </w:r>
     </w:p>
     <w:tbl>
       <w:tblPr>
@@ -12027,7 +11008,6 @@
                 <w:szCs w:val="24"/>
               </w:rPr>
             </w:pPr>
-            <w:proofErr w:type="gramStart"/>
             <w:r>
               <w:rPr>
                 <w:sz w:val="24"/>
@@ -12036,29 +11016,12 @@
               </w:rPr>
               <w:t>Speaker</w:t>
             </w:r>
-            <w:proofErr w:type="spellStart"/>
-            <w:r>
-              <w:rPr>
-                <w:sz w:val="24"/>
-                <w:szCs w:val="24"/>
-              </w:rPr>
-              <w:t>Parameters</w:t>
-            </w:r>
-            <w:proofErr w:type="spellEnd"/>
-            <w:r>
-              <w:rPr>
-                <w:sz w:val="24"/>
-                <w:szCs w:val="24"/>
-              </w:rPr>
-              <w:t>(</w:t>
-            </w:r>
-            <w:proofErr w:type="gramEnd"/>
-            <w:r>
-              <w:rPr>
-                <w:sz w:val="24"/>
-                <w:szCs w:val="24"/>
-              </w:rPr>
-              <w:t>)</w:t>
+            <w:r>
+              <w:rPr>
+                <w:sz w:val="24"/>
+                <w:szCs w:val="24"/>
+              </w:rPr>
+              <w:t>Parameters()</w:t>
             </w:r>
           </w:p>
         </w:tc>
@@ -12148,7 +11111,6 @@
                 <w:szCs w:val="24"/>
               </w:rPr>
             </w:pPr>
-            <w:proofErr w:type="spellStart"/>
             <w:r>
               <w:rPr>
                 <w:sz w:val="24"/>
@@ -12156,41 +11118,22 @@
               </w:rPr>
               <w:t>CheckDependent</w:t>
             </w:r>
-            <w:proofErr w:type="spellEnd"/>
-          </w:p>
-          <w:p>
-            <w:pPr>
-              <w:spacing w:line="240" w:lineRule="auto"/>
-              <w:jc w:val="center"/>
-              <w:rPr>
-                <w:sz w:val="24"/>
-                <w:szCs w:val="24"/>
-              </w:rPr>
-            </w:pPr>
-            <w:proofErr w:type="spellStart"/>
-            <w:proofErr w:type="gramStart"/>
-            <w:r>
-              <w:rPr>
-                <w:sz w:val="24"/>
-                <w:szCs w:val="24"/>
-              </w:rPr>
-              <w:t>ParametersValue</w:t>
-            </w:r>
-            <w:proofErr w:type="spellEnd"/>
-            <w:r>
-              <w:rPr>
-                <w:sz w:val="24"/>
-                <w:szCs w:val="24"/>
-              </w:rPr>
-              <w:t>(</w:t>
-            </w:r>
-            <w:proofErr w:type="gramEnd"/>
-            <w:r>
-              <w:rPr>
-                <w:sz w:val="24"/>
-                <w:szCs w:val="24"/>
-              </w:rPr>
-              <w:t>)</w:t>
+          </w:p>
+          <w:p>
+            <w:pPr>
+              <w:spacing w:line="240" w:lineRule="auto"/>
+              <w:jc w:val="center"/>
+              <w:rPr>
+                <w:sz w:val="24"/>
+                <w:szCs w:val="24"/>
+              </w:rPr>
+            </w:pPr>
+            <w:r>
+              <w:rPr>
+                <w:sz w:val="24"/>
+                <w:szCs w:val="24"/>
+              </w:rPr>
+              <w:t>ParametersValue()</w:t>
             </w:r>
           </w:p>
         </w:tc>
@@ -12229,7 +11172,6 @@
                 <w:szCs w:val="24"/>
               </w:rPr>
             </w:pPr>
-            <w:proofErr w:type="spellStart"/>
             <w:r>
               <w:rPr>
                 <w:sz w:val="24"/>
@@ -12237,7 +11179,6 @@
               </w:rPr>
               <w:t>bool</w:t>
             </w:r>
-            <w:proofErr w:type="spellEnd"/>
           </w:p>
         </w:tc>
         <w:tc>
@@ -12282,47 +11223,13 @@
                 <w:szCs w:val="24"/>
               </w:rPr>
             </w:pPr>
-            <w:proofErr w:type="spellStart"/>
-            <w:r>
-              <w:rPr>
-                <w:sz w:val="24"/>
-                <w:szCs w:val="24"/>
-              </w:rPr>
-              <w:t>Height</w:t>
-            </w:r>
-            <w:proofErr w:type="spellEnd"/>
-            <w:r>
-              <w:rPr>
-                <w:sz w:val="24"/>
-                <w:szCs w:val="24"/>
-              </w:rPr>
-              <w:t xml:space="preserve"> / </w:t>
-            </w:r>
-            <w:proofErr w:type="spellStart"/>
-            <w:r>
-              <w:rPr>
-                <w:sz w:val="24"/>
-                <w:szCs w:val="24"/>
-              </w:rPr>
-              <w:t>Depth</w:t>
-            </w:r>
-            <w:proofErr w:type="spellEnd"/>
-            <w:r>
-              <w:rPr>
-                <w:sz w:val="24"/>
-                <w:szCs w:val="24"/>
-              </w:rPr>
-              <w:t xml:space="preserve"> / </w:t>
-            </w:r>
-            <w:proofErr w:type="spellStart"/>
-            <w:r>
-              <w:rPr>
-                <w:sz w:val="24"/>
-                <w:szCs w:val="24"/>
-              </w:rPr>
-              <w:t>Width</w:t>
-            </w:r>
-            <w:proofErr w:type="spellEnd"/>
+            <w:r>
+              <w:rPr>
+                <w:sz w:val="24"/>
+                <w:szCs w:val="24"/>
+              </w:rPr>
+              <w:t>Height / Depth / Width</w:t>
+            </w:r>
           </w:p>
         </w:tc>
         <w:tc>
@@ -12360,7 +11267,6 @@
                 <w:szCs w:val="24"/>
               </w:rPr>
             </w:pPr>
-            <w:proofErr w:type="spellStart"/>
             <w:r>
               <w:rPr>
                 <w:sz w:val="24"/>
@@ -12368,7 +11274,6 @@
               </w:rPr>
               <w:t>double</w:t>
             </w:r>
-            <w:proofErr w:type="spellEnd"/>
           </w:p>
         </w:tc>
         <w:tc>
@@ -12413,31 +11318,13 @@
                 <w:szCs w:val="24"/>
               </w:rPr>
             </w:pPr>
-            <w:proofErr w:type="spellStart"/>
-            <w:r>
-              <w:rPr>
-                <w:sz w:val="24"/>
-                <w:szCs w:val="24"/>
-              </w:rPr>
-              <w:t>LowerDiameter</w:t>
-            </w:r>
-            <w:proofErr w:type="spellEnd"/>
-            <w:r>
-              <w:rPr>
-                <w:sz w:val="24"/>
-                <w:szCs w:val="24"/>
-              </w:rPr>
-              <w:t xml:space="preserve"> / </w:t>
-            </w:r>
-            <w:proofErr w:type="spellStart"/>
-            <w:r>
-              <w:rPr>
-                <w:sz w:val="24"/>
-                <w:szCs w:val="24"/>
-              </w:rPr>
-              <w:t>UpperDiameter</w:t>
-            </w:r>
-            <w:proofErr w:type="spellEnd"/>
+            <w:r>
+              <w:rPr>
+                <w:sz w:val="24"/>
+                <w:szCs w:val="24"/>
+              </w:rPr>
+              <w:t>LowerDiameter / UpperDiameter</w:t>
+            </w:r>
           </w:p>
         </w:tc>
         <w:tc>
@@ -12468,7 +11355,6 @@
                 <w:szCs w:val="24"/>
               </w:rPr>
             </w:pPr>
-            <w:proofErr w:type="spellStart"/>
             <w:r>
               <w:rPr>
                 <w:sz w:val="24"/>
@@ -12476,7 +11362,6 @@
               </w:rPr>
               <w:t>double</w:t>
             </w:r>
-            <w:proofErr w:type="spellEnd"/>
           </w:p>
         </w:tc>
         <w:tc>
@@ -12521,7 +11406,6 @@
                 <w:szCs w:val="24"/>
               </w:rPr>
             </w:pPr>
-            <w:proofErr w:type="spellStart"/>
             <w:r>
               <w:rPr>
                 <w:sz w:val="24"/>
@@ -12529,7 +11413,6 @@
               </w:rPr>
               <w:t>WallThickness</w:t>
             </w:r>
-            <w:proofErr w:type="spellEnd"/>
           </w:p>
         </w:tc>
         <w:tc>
@@ -12560,7 +11443,6 @@
                 <w:szCs w:val="24"/>
               </w:rPr>
             </w:pPr>
-            <w:proofErr w:type="spellStart"/>
             <w:r>
               <w:rPr>
                 <w:sz w:val="24"/>
@@ -12568,7 +11450,6 @@
               </w:rPr>
               <w:t>double</w:t>
             </w:r>
-            <w:proofErr w:type="spellEnd"/>
           </w:p>
         </w:tc>
         <w:tc>
@@ -12658,17 +11539,8 @@
           <w:szCs w:val="28"/>
           <w:lang w:eastAsia="ru-RU"/>
         </w:rPr>
-        <w:t xml:space="preserve">Методы класса </w:t>
-      </w:r>
-      <w:proofErr w:type="spellStart"/>
-      <w:r>
-        <w:rPr>
-          <w:szCs w:val="28"/>
-          <w:lang w:eastAsia="ru-RU"/>
-        </w:rPr>
-        <w:t>AudioSpeakerBuilder</w:t>
-      </w:r>
-      <w:proofErr w:type="spellEnd"/>
+        <w:t>Методы класса AudioSpeakerBuilder</w:t>
+      </w:r>
     </w:p>
     <w:tbl>
       <w:tblPr>
@@ -12791,17 +11663,8 @@
                 <w:sz w:val="24"/>
                 <w:szCs w:val="24"/>
               </w:rPr>
-              <w:t>_</w:t>
-            </w:r>
-            <w:proofErr w:type="spellStart"/>
-            <w:r>
-              <w:rPr>
-                <w:sz w:val="24"/>
-                <w:szCs w:val="24"/>
-              </w:rPr>
-              <w:t>wrapper</w:t>
-            </w:r>
-            <w:proofErr w:type="spellEnd"/>
+              <w:t>_wrapper</w:t>
+            </w:r>
           </w:p>
         </w:tc>
         <w:tc>
@@ -12818,41 +11681,32 @@
                 <w:szCs w:val="24"/>
               </w:rPr>
             </w:pPr>
-            <w:proofErr w:type="spellStart"/>
             <w:r>
               <w:rPr>
                 <w:rFonts w:eastAsia="Times New Roman" w:cs="Times New Roman"/>
                 <w:sz w:val="24"/>
                 <w:szCs w:val="24"/>
               </w:rPr>
-              <w:t>parameters</w:t>
-            </w:r>
-            <w:proofErr w:type="spellEnd"/>
+              <w:t xml:space="preserve">parameters </w:t>
+            </w:r>
+            <w:commentRangeStart w:id="20"/>
             <w:r>
               <w:rPr>
                 <w:rFonts w:eastAsia="Times New Roman" w:cs="Times New Roman"/>
                 <w:sz w:val="24"/>
                 <w:szCs w:val="24"/>
               </w:rPr>
-              <w:t xml:space="preserve"> (</w:t>
-            </w:r>
-            <w:proofErr w:type="spellStart"/>
-            <w:r>
-              <w:rPr>
+              <w:t>(SpeakerParameters)</w:t>
+            </w:r>
+            <w:commentRangeEnd w:id="20"/>
+            <w:r>
+              <w:rPr>
+                <w:rStyle w:val="af2"/>
                 <w:rFonts w:eastAsia="Times New Roman" w:cs="Times New Roman"/>
                 <w:sz w:val="24"/>
                 <w:szCs w:val="24"/>
               </w:rPr>
-              <w:t>SpeakerParameters</w:t>
-            </w:r>
-            <w:proofErr w:type="spellEnd"/>
-            <w:r>
-              <w:rPr>
-                <w:rFonts w:eastAsia="Times New Roman" w:cs="Times New Roman"/>
-                <w:sz w:val="24"/>
-                <w:szCs w:val="24"/>
-              </w:rPr>
-              <w:t>)</w:t>
+              <w:commentReference w:id="20"/>
             </w:r>
           </w:p>
         </w:tc>
@@ -12973,30 +11827,12 @@
                 <w:szCs w:val="24"/>
               </w:rPr>
             </w:pPr>
-            <w:proofErr w:type="spellStart"/>
-            <w:proofErr w:type="gramStart"/>
-            <w:r>
-              <w:rPr>
-                <w:sz w:val="24"/>
-                <w:szCs w:val="24"/>
-              </w:rPr>
-              <w:t>BuildMainBox</w:t>
-            </w:r>
-            <w:proofErr w:type="spellEnd"/>
-            <w:r>
-              <w:rPr>
-                <w:sz w:val="24"/>
-                <w:szCs w:val="24"/>
-              </w:rPr>
-              <w:t>(</w:t>
-            </w:r>
-            <w:proofErr w:type="gramEnd"/>
-            <w:r>
-              <w:rPr>
-                <w:sz w:val="24"/>
-                <w:szCs w:val="24"/>
-              </w:rPr>
-              <w:t>)</w:t>
+            <w:r>
+              <w:rPr>
+                <w:sz w:val="24"/>
+                <w:szCs w:val="24"/>
+              </w:rPr>
+              <w:t>BuildMainBox()</w:t>
             </w:r>
           </w:p>
         </w:tc>
@@ -13022,27 +11858,7 @@
                 <w:szCs w:val="24"/>
                 <w:lang w:val="en-US"/>
               </w:rPr>
-              <w:t>part (</w:t>
-            </w:r>
-            <w:proofErr w:type="spellStart"/>
-            <w:r>
-              <w:rPr>
-                <w:rFonts w:eastAsia="Times New Roman" w:cs="Times New Roman"/>
-                <w:sz w:val="24"/>
-                <w:szCs w:val="24"/>
-                <w:lang w:val="en-US"/>
-              </w:rPr>
-              <w:t>ksPart</w:t>
-            </w:r>
-            <w:proofErr w:type="spellEnd"/>
-            <w:r>
-              <w:rPr>
-                <w:rFonts w:eastAsia="Times New Roman" w:cs="Times New Roman"/>
-                <w:sz w:val="24"/>
-                <w:szCs w:val="24"/>
-                <w:lang w:val="en-US"/>
-              </w:rPr>
-              <w:t>), w (double),</w:t>
+              <w:t>part (ksPart), w (double),</w:t>
             </w:r>
           </w:p>
           <w:p>
@@ -13227,30 +12043,12 @@
                 <w:szCs w:val="24"/>
               </w:rPr>
             </w:pPr>
-            <w:proofErr w:type="spellStart"/>
-            <w:proofErr w:type="gramStart"/>
-            <w:r>
-              <w:rPr>
-                <w:sz w:val="24"/>
-                <w:szCs w:val="24"/>
-              </w:rPr>
-              <w:t>ApplyShellOperation</w:t>
-            </w:r>
-            <w:proofErr w:type="spellEnd"/>
-            <w:r>
-              <w:rPr>
-                <w:sz w:val="24"/>
-                <w:szCs w:val="24"/>
-              </w:rPr>
-              <w:t>(</w:t>
-            </w:r>
-            <w:proofErr w:type="gramEnd"/>
-            <w:r>
-              <w:rPr>
-                <w:sz w:val="24"/>
-                <w:szCs w:val="24"/>
-              </w:rPr>
-              <w:t>)</w:t>
+            <w:r>
+              <w:rPr>
+                <w:sz w:val="24"/>
+                <w:szCs w:val="24"/>
+              </w:rPr>
+              <w:t>ApplyShellOperation()</w:t>
             </w:r>
           </w:p>
         </w:tc>
@@ -13268,59 +12066,13 @@
                 <w:lang w:val="en-US"/>
               </w:rPr>
             </w:pPr>
-            <w:proofErr w:type="spellStart"/>
             <w:r>
               <w:rPr>
                 <w:rFonts w:eastAsia="Times New Roman" w:cs="Times New Roman"/>
                 <w:sz w:val="24"/>
                 <w:szCs w:val="24"/>
               </w:rPr>
-              <w:t>part</w:t>
-            </w:r>
-            <w:proofErr w:type="spellEnd"/>
-            <w:r>
-              <w:rPr>
-                <w:rFonts w:eastAsia="Times New Roman" w:cs="Times New Roman"/>
-                <w:sz w:val="24"/>
-                <w:szCs w:val="24"/>
-              </w:rPr>
-              <w:t xml:space="preserve"> (</w:t>
-            </w:r>
-            <w:proofErr w:type="spellStart"/>
-            <w:r>
-              <w:rPr>
-                <w:rFonts w:eastAsia="Times New Roman" w:cs="Times New Roman"/>
-                <w:sz w:val="24"/>
-                <w:szCs w:val="24"/>
-              </w:rPr>
-              <w:t>ksPart</w:t>
-            </w:r>
-            <w:proofErr w:type="spellEnd"/>
-            <w:r>
-              <w:rPr>
-                <w:rFonts w:eastAsia="Times New Roman" w:cs="Times New Roman"/>
-                <w:sz w:val="24"/>
-                <w:szCs w:val="24"/>
-              </w:rPr>
-              <w:t>), t (</w:t>
-            </w:r>
-            <w:proofErr w:type="spellStart"/>
-            <w:r>
-              <w:rPr>
-                <w:rFonts w:eastAsia="Times New Roman" w:cs="Times New Roman"/>
-                <w:sz w:val="24"/>
-                <w:szCs w:val="24"/>
-              </w:rPr>
-              <w:t>double</w:t>
-            </w:r>
-            <w:proofErr w:type="spellEnd"/>
-            <w:r>
-              <w:rPr>
-                <w:rFonts w:eastAsia="Times New Roman" w:cs="Times New Roman"/>
-                <w:sz w:val="24"/>
-                <w:szCs w:val="24"/>
-              </w:rPr>
-              <w:t>)</w:t>
+              <w:t>part (ksPart), t (double)</w:t>
             </w:r>
           </w:p>
         </w:tc>
@@ -13384,30 +12136,12 @@
                 <w:szCs w:val="24"/>
               </w:rPr>
             </w:pPr>
-            <w:proofErr w:type="spellStart"/>
-            <w:proofErr w:type="gramStart"/>
-            <w:r>
-              <w:rPr>
-                <w:sz w:val="24"/>
-                <w:szCs w:val="24"/>
-              </w:rPr>
-              <w:t>CutSpeakerHoles</w:t>
-            </w:r>
-            <w:proofErr w:type="spellEnd"/>
-            <w:r>
-              <w:rPr>
-                <w:sz w:val="24"/>
-                <w:szCs w:val="24"/>
-              </w:rPr>
-              <w:t>(</w:t>
-            </w:r>
-            <w:proofErr w:type="gramEnd"/>
-            <w:r>
-              <w:rPr>
-                <w:sz w:val="24"/>
-                <w:szCs w:val="24"/>
-              </w:rPr>
-              <w:t>)</w:t>
+            <w:r>
+              <w:rPr>
+                <w:sz w:val="24"/>
+                <w:szCs w:val="24"/>
+              </w:rPr>
+              <w:t>CutSpeakerHoles()</w:t>
             </w:r>
           </w:p>
         </w:tc>
@@ -13426,100 +12160,52 @@
                 <w:lang w:val="en-US"/>
               </w:rPr>
             </w:pPr>
-            <w:proofErr w:type="spellStart"/>
             <w:r>
               <w:rPr>
                 <w:rFonts w:eastAsia="Times New Roman" w:cs="Times New Roman"/>
                 <w:sz w:val="24"/>
                 <w:szCs w:val="24"/>
               </w:rPr>
-              <w:t>part</w:t>
-            </w:r>
-            <w:proofErr w:type="spellEnd"/>
-            <w:r>
+              <w:t>part (ksPart),</w:t>
+            </w:r>
+          </w:p>
+          <w:p>
+            <w:pPr>
+              <w:spacing w:line="240" w:lineRule="auto"/>
+              <w:jc w:val="center"/>
               <w:rPr>
                 <w:rFonts w:eastAsia="Times New Roman" w:cs="Times New Roman"/>
                 <w:sz w:val="24"/>
                 <w:szCs w:val="24"/>
-              </w:rPr>
-              <w:t xml:space="preserve"> (</w:t>
-            </w:r>
-            <w:proofErr w:type="spellStart"/>
+                <w:lang w:val="en-US"/>
+              </w:rPr>
+            </w:pPr>
             <w:r>
               <w:rPr>
                 <w:rFonts w:eastAsia="Times New Roman" w:cs="Times New Roman"/>
                 <w:sz w:val="24"/>
                 <w:szCs w:val="24"/>
               </w:rPr>
-              <w:t>ksPart</w:t>
-            </w:r>
-            <w:proofErr w:type="spellEnd"/>
+              <w:t>parameters</w:t>
+            </w:r>
+          </w:p>
+          <w:p>
+            <w:pPr>
+              <w:jc w:val="center"/>
+              <w:rPr>
+                <w:rFonts w:cs="Times New Roman"/>
+                <w:sz w:val="24"/>
+                <w:szCs w:val="24"/>
+                <w:lang w:val="en-US"/>
+              </w:rPr>
+            </w:pPr>
             <w:r>
               <w:rPr>
                 <w:rFonts w:eastAsia="Times New Roman" w:cs="Times New Roman"/>
                 <w:sz w:val="24"/>
                 <w:szCs w:val="24"/>
               </w:rPr>
-              <w:t>),</w:t>
-            </w:r>
-          </w:p>
-          <w:p>
-            <w:pPr>
-              <w:spacing w:line="240" w:lineRule="auto"/>
-              <w:jc w:val="center"/>
-              <w:rPr>
-                <w:rFonts w:eastAsia="Times New Roman" w:cs="Times New Roman"/>
-                <w:sz w:val="24"/>
-                <w:szCs w:val="24"/>
-                <w:lang w:val="en-US"/>
-              </w:rPr>
-            </w:pPr>
-            <w:proofErr w:type="spellStart"/>
-            <w:r>
-              <w:rPr>
-                <w:rFonts w:eastAsia="Times New Roman" w:cs="Times New Roman"/>
-                <w:sz w:val="24"/>
-                <w:szCs w:val="24"/>
-              </w:rPr>
-              <w:t>parameters</w:t>
-            </w:r>
-            <w:proofErr w:type="spellEnd"/>
-          </w:p>
-          <w:p>
-            <w:pPr>
-              <w:jc w:val="center"/>
-              <w:rPr>
-                <w:rFonts w:cs="Times New Roman"/>
-                <w:sz w:val="24"/>
-                <w:szCs w:val="24"/>
-                <w:lang w:val="en-US"/>
-              </w:rPr>
-            </w:pPr>
-            <w:r>
-              <w:rPr>
-                <w:rFonts w:eastAsia="Times New Roman" w:cs="Times New Roman"/>
-                <w:sz w:val="24"/>
-                <w:szCs w:val="24"/>
-              </w:rPr>
-              <w:t>(</w:t>
-            </w:r>
-            <w:proofErr w:type="spellStart"/>
-            <w:r>
-              <w:rPr>
-                <w:rFonts w:eastAsia="Times New Roman" w:cs="Times New Roman"/>
-                <w:sz w:val="24"/>
-                <w:szCs w:val="24"/>
-              </w:rPr>
-              <w:t>SpeakerParameters</w:t>
-            </w:r>
-            <w:proofErr w:type="spellEnd"/>
-            <w:r>
-              <w:rPr>
-                <w:rFonts w:eastAsia="Times New Roman" w:cs="Times New Roman"/>
-                <w:sz w:val="24"/>
-                <w:szCs w:val="24"/>
-              </w:rPr>
-              <w:t>)</w:t>
+              <w:t>(SpeakerParameters)</w:t>
             </w:r>
           </w:p>
         </w:tc>
@@ -13650,16 +12336,8 @@
         <w:rPr>
           <w:szCs w:val="28"/>
         </w:rPr>
-        <w:t xml:space="preserve">Таблица 3.6 – Методы класса </w:t>
-      </w:r>
-      <w:proofErr w:type="spellStart"/>
-      <w:r>
-        <w:rPr>
-          <w:szCs w:val="28"/>
-        </w:rPr>
-        <w:t>KompasWrapper</w:t>
-      </w:r>
-      <w:proofErr w:type="spellEnd"/>
+        <w:t>Таблица 3.6 – Методы класса KompasWrapper</w:t>
+      </w:r>
     </w:p>
     <w:tbl>
       <w:tblPr>
@@ -13784,30 +12462,12 @@
                 <w:szCs w:val="24"/>
               </w:rPr>
             </w:pPr>
-            <w:proofErr w:type="spellStart"/>
-            <w:proofErr w:type="gramStart"/>
-            <w:r>
-              <w:rPr>
-                <w:sz w:val="24"/>
-                <w:szCs w:val="24"/>
-              </w:rPr>
-              <w:t>OpenCAD</w:t>
-            </w:r>
-            <w:proofErr w:type="spellEnd"/>
-            <w:r>
-              <w:rPr>
-                <w:sz w:val="24"/>
-                <w:szCs w:val="24"/>
-              </w:rPr>
-              <w:t>(</w:t>
-            </w:r>
-            <w:proofErr w:type="gramEnd"/>
-            <w:r>
-              <w:rPr>
-                <w:sz w:val="24"/>
-                <w:szCs w:val="24"/>
-              </w:rPr>
-              <w:t>)</w:t>
+            <w:r>
+              <w:rPr>
+                <w:sz w:val="24"/>
+                <w:szCs w:val="24"/>
+              </w:rPr>
+              <w:t>OpenCAD()</w:t>
             </w:r>
           </w:p>
         </w:tc>
@@ -13846,7 +12506,6 @@
                 <w:szCs w:val="24"/>
               </w:rPr>
             </w:pPr>
-            <w:proofErr w:type="spellStart"/>
             <w:r>
               <w:rPr>
                 <w:sz w:val="24"/>
@@ -13854,7 +12513,6 @@
               </w:rPr>
               <w:t>void</w:t>
             </w:r>
-            <w:proofErr w:type="spellEnd"/>
           </w:p>
         </w:tc>
         <w:tc>
@@ -13909,23 +12567,7 @@
                 <w:sz w:val="24"/>
                 <w:szCs w:val="24"/>
               </w:rPr>
-              <w:t>CreateDocument3</w:t>
-            </w:r>
-            <w:proofErr w:type="gramStart"/>
-            <w:r>
-              <w:rPr>
-                <w:sz w:val="24"/>
-                <w:szCs w:val="24"/>
-              </w:rPr>
-              <w:t>D(</w:t>
-            </w:r>
-            <w:proofErr w:type="gramEnd"/>
-            <w:r>
-              <w:rPr>
-                <w:sz w:val="24"/>
-                <w:szCs w:val="24"/>
-              </w:rPr>
-              <w:t>)</w:t>
+              <w:t>CreateDocument3D()</w:t>
             </w:r>
           </w:p>
         </w:tc>
@@ -14013,30 +12655,12 @@
                 <w:szCs w:val="24"/>
               </w:rPr>
             </w:pPr>
-            <w:proofErr w:type="spellStart"/>
-            <w:proofErr w:type="gramStart"/>
-            <w:r>
-              <w:rPr>
-                <w:sz w:val="24"/>
-                <w:szCs w:val="24"/>
-              </w:rPr>
-              <w:t>CreateSketch</w:t>
-            </w:r>
-            <w:proofErr w:type="spellEnd"/>
-            <w:r>
-              <w:rPr>
-                <w:sz w:val="24"/>
-                <w:szCs w:val="24"/>
-              </w:rPr>
-              <w:t>(</w:t>
-            </w:r>
-            <w:proofErr w:type="gramEnd"/>
-            <w:r>
-              <w:rPr>
-                <w:sz w:val="24"/>
-                <w:szCs w:val="24"/>
-              </w:rPr>
-              <w:t>)</w:t>
+            <w:r>
+              <w:rPr>
+                <w:sz w:val="24"/>
+                <w:szCs w:val="24"/>
+              </w:rPr>
+              <w:t>CreateSketch()</w:t>
             </w:r>
           </w:p>
         </w:tc>
@@ -14053,69 +12677,12 @@
                 <w:szCs w:val="24"/>
               </w:rPr>
             </w:pPr>
-            <w:proofErr w:type="spellStart"/>
-            <w:r>
-              <w:rPr>
-                <w:sz w:val="24"/>
-                <w:szCs w:val="24"/>
-              </w:rPr>
-              <w:t>part</w:t>
-            </w:r>
-            <w:proofErr w:type="spellEnd"/>
-            <w:r>
-              <w:rPr>
-                <w:sz w:val="24"/>
-                <w:szCs w:val="24"/>
-              </w:rPr>
-              <w:t xml:space="preserve"> (</w:t>
-            </w:r>
-            <w:proofErr w:type="spellStart"/>
-            <w:r>
-              <w:rPr>
-                <w:sz w:val="24"/>
-                <w:szCs w:val="24"/>
-              </w:rPr>
-              <w:t>ksPart</w:t>
-            </w:r>
-            <w:proofErr w:type="spellEnd"/>
-            <w:r>
-              <w:rPr>
-                <w:sz w:val="24"/>
-                <w:szCs w:val="24"/>
-              </w:rPr>
-              <w:t xml:space="preserve">), </w:t>
-            </w:r>
-            <w:proofErr w:type="spellStart"/>
-            <w:r>
-              <w:rPr>
-                <w:sz w:val="24"/>
-                <w:szCs w:val="24"/>
-              </w:rPr>
-              <w:t>planeType</w:t>
-            </w:r>
-            <w:proofErr w:type="spellEnd"/>
-            <w:r>
-              <w:rPr>
-                <w:sz w:val="24"/>
-                <w:szCs w:val="24"/>
-              </w:rPr>
-              <w:t xml:space="preserve"> (</w:t>
-            </w:r>
-            <w:proofErr w:type="spellStart"/>
-            <w:r>
-              <w:rPr>
-                <w:sz w:val="24"/>
-                <w:szCs w:val="24"/>
-              </w:rPr>
-              <w:t>short</w:t>
-            </w:r>
-            <w:proofErr w:type="spellEnd"/>
-            <w:r>
-              <w:rPr>
-                <w:sz w:val="24"/>
-                <w:szCs w:val="24"/>
-              </w:rPr>
-              <w:t>)</w:t>
+            <w:r>
+              <w:rPr>
+                <w:sz w:val="24"/>
+                <w:szCs w:val="24"/>
+              </w:rPr>
+              <w:t>part (ksPart), planeType (short)</w:t>
             </w:r>
           </w:p>
         </w:tc>
@@ -14132,7 +12699,6 @@
                 <w:szCs w:val="24"/>
               </w:rPr>
             </w:pPr>
-            <w:proofErr w:type="spellStart"/>
             <w:r>
               <w:rPr>
                 <w:sz w:val="24"/>
@@ -14140,7 +12706,6 @@
               </w:rPr>
               <w:t>ksEntity</w:t>
             </w:r>
-            <w:proofErr w:type="spellEnd"/>
           </w:p>
         </w:tc>
         <w:tc>
@@ -14190,30 +12755,12 @@
                 <w:szCs w:val="24"/>
               </w:rPr>
             </w:pPr>
-            <w:proofErr w:type="spellStart"/>
-            <w:proofErr w:type="gramStart"/>
-            <w:r>
-              <w:rPr>
-                <w:sz w:val="24"/>
-                <w:szCs w:val="24"/>
-              </w:rPr>
-              <w:t>CreateCircle</w:t>
-            </w:r>
-            <w:proofErr w:type="spellEnd"/>
-            <w:r>
-              <w:rPr>
-                <w:sz w:val="24"/>
-                <w:szCs w:val="24"/>
-              </w:rPr>
-              <w:t>(</w:t>
-            </w:r>
-            <w:proofErr w:type="gramEnd"/>
-            <w:r>
-              <w:rPr>
-                <w:sz w:val="24"/>
-                <w:szCs w:val="24"/>
-              </w:rPr>
-              <w:t>)</w:t>
+            <w:r>
+              <w:rPr>
+                <w:sz w:val="24"/>
+                <w:szCs w:val="24"/>
+              </w:rPr>
+              <w:t>CreateCircle()</w:t>
             </w:r>
           </w:p>
         </w:tc>
@@ -14237,25 +12784,23 @@
                 <w:szCs w:val="24"/>
                 <w:lang w:val="en-US"/>
               </w:rPr>
-              <w:t>sketch (</w:t>
-            </w:r>
-            <w:proofErr w:type="spellStart"/>
+              <w:t>sketch (ksEskizDef), xc</w:t>
+            </w:r>
             <w:r>
               <w:rPr>
                 <w:sz w:val="24"/>
                 <w:szCs w:val="24"/>
                 <w:lang w:val="en-US"/>
               </w:rPr>
-              <w:t>ksEskizDef</w:t>
-            </w:r>
-            <w:proofErr w:type="spellEnd"/>
+              <w:t xml:space="preserve"> </w:t>
+            </w:r>
             <w:r>
               <w:rPr>
                 <w:sz w:val="24"/>
                 <w:szCs w:val="24"/>
                 <w:lang w:val="en-US"/>
               </w:rPr>
-              <w:t>), xc</w:t>
+              <w:t>(double)</w:t>
             </w:r>
             <w:r>
               <w:rPr>
@@ -14263,6 +12808,14 @@
                 <w:szCs w:val="24"/>
                 <w:lang w:val="en-US"/>
               </w:rPr>
+              <w:t>, yc</w:t>
+            </w:r>
+            <w:r>
+              <w:rPr>
+                <w:sz w:val="24"/>
+                <w:szCs w:val="24"/>
+                <w:lang w:val="en-US"/>
+              </w:rPr>
               <w:t xml:space="preserve"> </w:t>
             </w:r>
             <w:r>
@@ -14279,40 +12832,6 @@
                 <w:szCs w:val="24"/>
                 <w:lang w:val="en-US"/>
               </w:rPr>
-              <w:t xml:space="preserve">, </w:t>
-            </w:r>
-            <w:proofErr w:type="spellStart"/>
-            <w:r>
-              <w:rPr>
-                <w:sz w:val="24"/>
-                <w:szCs w:val="24"/>
-                <w:lang w:val="en-US"/>
-              </w:rPr>
-              <w:t>yc</w:t>
-            </w:r>
-            <w:proofErr w:type="spellEnd"/>
-            <w:r>
-              <w:rPr>
-                <w:sz w:val="24"/>
-                <w:szCs w:val="24"/>
-                <w:lang w:val="en-US"/>
-              </w:rPr>
-              <w:t xml:space="preserve"> </w:t>
-            </w:r>
-            <w:r>
-              <w:rPr>
-                <w:sz w:val="24"/>
-                <w:szCs w:val="24"/>
-                <w:lang w:val="en-US"/>
-              </w:rPr>
-              <w:t>(double)</w:t>
-            </w:r>
-            <w:r>
-              <w:rPr>
-                <w:sz w:val="24"/>
-                <w:szCs w:val="24"/>
-                <w:lang w:val="en-US"/>
-              </w:rPr>
               <w:t>, rad (double)</w:t>
             </w:r>
           </w:p>
@@ -14330,7 +12849,6 @@
                 <w:szCs w:val="24"/>
               </w:rPr>
             </w:pPr>
-            <w:proofErr w:type="spellStart"/>
             <w:r>
               <w:rPr>
                 <w:sz w:val="24"/>
@@ -14338,7 +12856,6 @@
               </w:rPr>
               <w:t>void</w:t>
             </w:r>
-            <w:proofErr w:type="spellEnd"/>
           </w:p>
         </w:tc>
         <w:tc>
@@ -14354,21 +12871,12 @@
                 <w:szCs w:val="24"/>
               </w:rPr>
             </w:pPr>
-            <w:proofErr w:type="spellStart"/>
-            <w:r>
-              <w:rPr>
-                <w:sz w:val="24"/>
-                <w:szCs w:val="24"/>
-              </w:rPr>
-              <w:t>Отрисовывает</w:t>
-            </w:r>
-            <w:proofErr w:type="spellEnd"/>
-            <w:r>
-              <w:rPr>
-                <w:sz w:val="24"/>
-                <w:szCs w:val="24"/>
-              </w:rPr>
-              <w:t xml:space="preserve"> окружность </w:t>
+            <w:r>
+              <w:rPr>
+                <w:sz w:val="24"/>
+                <w:szCs w:val="24"/>
+              </w:rPr>
+              <w:t xml:space="preserve">Отрисовывает окружность </w:t>
             </w:r>
             <w:r>
               <w:rPr>
@@ -14404,30 +12912,12 @@
                 <w:szCs w:val="24"/>
               </w:rPr>
             </w:pPr>
-            <w:proofErr w:type="spellStart"/>
-            <w:proofErr w:type="gramStart"/>
-            <w:r>
-              <w:rPr>
-                <w:sz w:val="24"/>
-                <w:szCs w:val="24"/>
-              </w:rPr>
-              <w:t>CreateRectangle</w:t>
-            </w:r>
-            <w:proofErr w:type="spellEnd"/>
-            <w:r>
-              <w:rPr>
-                <w:sz w:val="24"/>
-                <w:szCs w:val="24"/>
-              </w:rPr>
-              <w:t>(</w:t>
-            </w:r>
-            <w:proofErr w:type="gramEnd"/>
-            <w:r>
-              <w:rPr>
-                <w:sz w:val="24"/>
-                <w:szCs w:val="24"/>
-              </w:rPr>
-              <w:t>)</w:t>
+            <w:r>
+              <w:rPr>
+                <w:sz w:val="24"/>
+                <w:szCs w:val="24"/>
+              </w:rPr>
+              <w:t>CreateRectangle()</w:t>
             </w:r>
           </w:p>
         </w:tc>
@@ -14451,25 +12941,7 @@
                 <w:szCs w:val="24"/>
                 <w:lang w:val="en-US"/>
               </w:rPr>
-              <w:t>sketch (</w:t>
-            </w:r>
-            <w:proofErr w:type="spellStart"/>
-            <w:r>
-              <w:rPr>
-                <w:sz w:val="24"/>
-                <w:szCs w:val="24"/>
-                <w:lang w:val="en-US"/>
-              </w:rPr>
-              <w:t>ksEskizDef</w:t>
-            </w:r>
-            <w:proofErr w:type="spellEnd"/>
-            <w:r>
-              <w:rPr>
-                <w:sz w:val="24"/>
-                <w:szCs w:val="24"/>
-                <w:lang w:val="en-US"/>
-              </w:rPr>
-              <w:t>), x1, y1, x2, y2 (double)</w:t>
+              <w:t>sketch (ksEskizDef), x1, y1, x2, y2 (double)</w:t>
             </w:r>
           </w:p>
         </w:tc>
@@ -14486,7 +12958,6 @@
                 <w:szCs w:val="24"/>
               </w:rPr>
             </w:pPr>
-            <w:proofErr w:type="spellStart"/>
             <w:r>
               <w:rPr>
                 <w:sz w:val="24"/>
@@ -14494,7 +12965,6 @@
               </w:rPr>
               <w:t>void</w:t>
             </w:r>
-            <w:proofErr w:type="spellEnd"/>
           </w:p>
         </w:tc>
         <w:tc>
@@ -14510,21 +12980,12 @@
                 <w:szCs w:val="24"/>
               </w:rPr>
             </w:pPr>
-            <w:proofErr w:type="spellStart"/>
-            <w:r>
-              <w:rPr>
-                <w:sz w:val="24"/>
-                <w:szCs w:val="24"/>
-              </w:rPr>
-              <w:t>Отрисовывает</w:t>
-            </w:r>
-            <w:proofErr w:type="spellEnd"/>
-            <w:r>
-              <w:rPr>
-                <w:sz w:val="24"/>
-                <w:szCs w:val="24"/>
-              </w:rPr>
-              <w:t xml:space="preserve"> замкнутый прямоугольный контур</w:t>
+            <w:r>
+              <w:rPr>
+                <w:sz w:val="24"/>
+                <w:szCs w:val="24"/>
+              </w:rPr>
+              <w:t>Отрисовывает замкнутый прямоугольный контур</w:t>
             </w:r>
             <w:r>
               <w:rPr>
@@ -14560,30 +13021,12 @@
                 <w:szCs w:val="24"/>
               </w:rPr>
             </w:pPr>
-            <w:proofErr w:type="spellStart"/>
-            <w:proofErr w:type="gramStart"/>
-            <w:r>
-              <w:rPr>
-                <w:sz w:val="24"/>
-                <w:szCs w:val="24"/>
-              </w:rPr>
-              <w:t>ExtrudeFace</w:t>
-            </w:r>
-            <w:proofErr w:type="spellEnd"/>
-            <w:r>
-              <w:rPr>
-                <w:sz w:val="24"/>
-                <w:szCs w:val="24"/>
-              </w:rPr>
-              <w:t>(</w:t>
-            </w:r>
-            <w:proofErr w:type="gramEnd"/>
-            <w:r>
-              <w:rPr>
-                <w:sz w:val="24"/>
-                <w:szCs w:val="24"/>
-              </w:rPr>
-              <w:t>)</w:t>
+            <w:r>
+              <w:rPr>
+                <w:sz w:val="24"/>
+                <w:szCs w:val="24"/>
+              </w:rPr>
+              <w:t>ExtrudeFace()</w:t>
             </w:r>
           </w:p>
         </w:tc>
@@ -14601,41 +13044,13 @@
                 <w:lang w:val="en-US"/>
               </w:rPr>
             </w:pPr>
-            <w:proofErr w:type="spellStart"/>
             <w:r>
               <w:rPr>
                 <w:sz w:val="24"/>
                 <w:szCs w:val="24"/>
                 <w:lang w:val="en-US"/>
               </w:rPr>
-              <w:t>sketchEntity</w:t>
-            </w:r>
-            <w:proofErr w:type="spellEnd"/>
-            <w:r>
-              <w:rPr>
-                <w:sz w:val="24"/>
-                <w:szCs w:val="24"/>
-                <w:lang w:val="en-US"/>
-              </w:rPr>
-              <w:t xml:space="preserve"> (</w:t>
-            </w:r>
-            <w:proofErr w:type="spellStart"/>
-            <w:r>
-              <w:rPr>
-                <w:sz w:val="24"/>
-                <w:szCs w:val="24"/>
-                <w:lang w:val="en-US"/>
-              </w:rPr>
-              <w:t>ksEntity</w:t>
-            </w:r>
-            <w:proofErr w:type="spellEnd"/>
-            <w:r>
-              <w:rPr>
-                <w:sz w:val="24"/>
-                <w:szCs w:val="24"/>
-                <w:lang w:val="en-US"/>
-              </w:rPr>
-              <w:t>), length (double)</w:t>
+              <w:t>sketchEntity (ksEntity), length (double)</w:t>
             </w:r>
           </w:p>
         </w:tc>
@@ -14652,7 +13067,6 @@
                 <w:szCs w:val="24"/>
               </w:rPr>
             </w:pPr>
-            <w:proofErr w:type="spellStart"/>
             <w:r>
               <w:rPr>
                 <w:sz w:val="24"/>
@@ -14660,7 +13074,6 @@
               </w:rPr>
               <w:t>void</w:t>
             </w:r>
-            <w:proofErr w:type="spellEnd"/>
           </w:p>
         </w:tc>
         <w:tc>
@@ -14703,30 +13116,12 @@
                 <w:szCs w:val="24"/>
               </w:rPr>
             </w:pPr>
-            <w:proofErr w:type="spellStart"/>
-            <w:proofErr w:type="gramStart"/>
-            <w:r>
-              <w:rPr>
-                <w:sz w:val="24"/>
-                <w:szCs w:val="24"/>
-              </w:rPr>
-              <w:t>CutExtrudeFace</w:t>
-            </w:r>
-            <w:proofErr w:type="spellEnd"/>
-            <w:r>
-              <w:rPr>
-                <w:sz w:val="24"/>
-                <w:szCs w:val="24"/>
-              </w:rPr>
-              <w:t>(</w:t>
-            </w:r>
-            <w:proofErr w:type="gramEnd"/>
-            <w:r>
-              <w:rPr>
-                <w:sz w:val="24"/>
-                <w:szCs w:val="24"/>
-              </w:rPr>
-              <w:t>)</w:t>
+            <w:r>
+              <w:rPr>
+                <w:sz w:val="24"/>
+                <w:szCs w:val="24"/>
+              </w:rPr>
+              <w:t>CutExtrudeFace()</w:t>
             </w:r>
           </w:p>
         </w:tc>
@@ -14743,69 +13138,12 @@
                 <w:szCs w:val="24"/>
               </w:rPr>
             </w:pPr>
-            <w:proofErr w:type="spellStart"/>
-            <w:r>
-              <w:rPr>
-                <w:sz w:val="24"/>
-                <w:szCs w:val="24"/>
-              </w:rPr>
-              <w:t>sketchEntity</w:t>
-            </w:r>
-            <w:proofErr w:type="spellEnd"/>
-            <w:r>
-              <w:rPr>
-                <w:sz w:val="24"/>
-                <w:szCs w:val="24"/>
-              </w:rPr>
-              <w:t xml:space="preserve"> (</w:t>
-            </w:r>
-            <w:proofErr w:type="spellStart"/>
-            <w:r>
-              <w:rPr>
-                <w:sz w:val="24"/>
-                <w:szCs w:val="24"/>
-              </w:rPr>
-              <w:t>ksEntity</w:t>
-            </w:r>
-            <w:proofErr w:type="spellEnd"/>
-            <w:r>
-              <w:rPr>
-                <w:sz w:val="24"/>
-                <w:szCs w:val="24"/>
-              </w:rPr>
-              <w:t xml:space="preserve">), </w:t>
-            </w:r>
-            <w:proofErr w:type="spellStart"/>
-            <w:r>
-              <w:rPr>
-                <w:sz w:val="24"/>
-                <w:szCs w:val="24"/>
-              </w:rPr>
-              <w:t>length</w:t>
-            </w:r>
-            <w:proofErr w:type="spellEnd"/>
-            <w:r>
-              <w:rPr>
-                <w:sz w:val="24"/>
-                <w:szCs w:val="24"/>
-              </w:rPr>
-              <w:t xml:space="preserve"> (</w:t>
-            </w:r>
-            <w:proofErr w:type="spellStart"/>
-            <w:r>
-              <w:rPr>
-                <w:sz w:val="24"/>
-                <w:szCs w:val="24"/>
-              </w:rPr>
-              <w:t>double</w:t>
-            </w:r>
-            <w:proofErr w:type="spellEnd"/>
-            <w:r>
-              <w:rPr>
-                <w:sz w:val="24"/>
-                <w:szCs w:val="24"/>
-              </w:rPr>
-              <w:t>)</w:t>
+            <w:r>
+              <w:rPr>
+                <w:sz w:val="24"/>
+                <w:szCs w:val="24"/>
+              </w:rPr>
+              <w:t>sketchEntity (ksEntity), length (double)</w:t>
             </w:r>
           </w:p>
         </w:tc>
@@ -14822,7 +13160,6 @@
                 <w:szCs w:val="24"/>
               </w:rPr>
             </w:pPr>
-            <w:proofErr w:type="spellStart"/>
             <w:r>
               <w:rPr>
                 <w:sz w:val="24"/>
@@ -14830,7 +13167,6 @@
               </w:rPr>
               <w:t>void</w:t>
             </w:r>
-            <w:proofErr w:type="spellEnd"/>
           </w:p>
         </w:tc>
         <w:tc>
@@ -14887,30 +13223,12 @@
                 <w:szCs w:val="24"/>
               </w:rPr>
             </w:pPr>
-            <w:proofErr w:type="spellStart"/>
-            <w:proofErr w:type="gramStart"/>
-            <w:r>
-              <w:rPr>
-                <w:sz w:val="24"/>
-                <w:szCs w:val="24"/>
-              </w:rPr>
-              <w:t>ApplyShellOperation</w:t>
-            </w:r>
-            <w:proofErr w:type="spellEnd"/>
-            <w:r>
-              <w:rPr>
-                <w:sz w:val="24"/>
-                <w:szCs w:val="24"/>
-              </w:rPr>
-              <w:t>(</w:t>
-            </w:r>
-            <w:proofErr w:type="gramEnd"/>
-            <w:r>
-              <w:rPr>
-                <w:sz w:val="24"/>
-                <w:szCs w:val="24"/>
-              </w:rPr>
-              <w:t>)</w:t>
+            <w:r>
+              <w:rPr>
+                <w:sz w:val="24"/>
+                <w:szCs w:val="24"/>
+              </w:rPr>
+              <w:t>ApplyShellOperation()</w:t>
             </w:r>
           </w:p>
         </w:tc>
@@ -14927,69 +13245,12 @@
                 <w:szCs w:val="24"/>
               </w:rPr>
             </w:pPr>
-            <w:proofErr w:type="spellStart"/>
-            <w:r>
-              <w:rPr>
-                <w:sz w:val="24"/>
-                <w:szCs w:val="24"/>
-              </w:rPr>
-              <w:t>part</w:t>
-            </w:r>
-            <w:proofErr w:type="spellEnd"/>
-            <w:r>
-              <w:rPr>
-                <w:sz w:val="24"/>
-                <w:szCs w:val="24"/>
-              </w:rPr>
-              <w:t xml:space="preserve"> (</w:t>
-            </w:r>
-            <w:proofErr w:type="spellStart"/>
-            <w:r>
-              <w:rPr>
-                <w:sz w:val="24"/>
-                <w:szCs w:val="24"/>
-              </w:rPr>
-              <w:t>ksPart</w:t>
-            </w:r>
-            <w:proofErr w:type="spellEnd"/>
-            <w:r>
-              <w:rPr>
-                <w:sz w:val="24"/>
-                <w:szCs w:val="24"/>
-              </w:rPr>
-              <w:t xml:space="preserve">), </w:t>
-            </w:r>
-            <w:proofErr w:type="spellStart"/>
-            <w:r>
-              <w:rPr>
-                <w:sz w:val="24"/>
-                <w:szCs w:val="24"/>
-              </w:rPr>
-              <w:t>thickness</w:t>
-            </w:r>
-            <w:proofErr w:type="spellEnd"/>
-            <w:r>
-              <w:rPr>
-                <w:sz w:val="24"/>
-                <w:szCs w:val="24"/>
-              </w:rPr>
-              <w:t xml:space="preserve"> (</w:t>
-            </w:r>
-            <w:proofErr w:type="spellStart"/>
-            <w:r>
-              <w:rPr>
-                <w:sz w:val="24"/>
-                <w:szCs w:val="24"/>
-              </w:rPr>
-              <w:t>double</w:t>
-            </w:r>
-            <w:proofErr w:type="spellEnd"/>
-            <w:r>
-              <w:rPr>
-                <w:sz w:val="24"/>
-                <w:szCs w:val="24"/>
-              </w:rPr>
-              <w:t>)</w:t>
+            <w:r>
+              <w:rPr>
+                <w:sz w:val="24"/>
+                <w:szCs w:val="24"/>
+              </w:rPr>
+              <w:t>part (ksPart), thickness (double)</w:t>
             </w:r>
           </w:p>
         </w:tc>
@@ -15006,7 +13267,6 @@
                 <w:szCs w:val="24"/>
               </w:rPr>
             </w:pPr>
-            <w:proofErr w:type="spellStart"/>
             <w:r>
               <w:rPr>
                 <w:sz w:val="24"/>
@@ -15014,7 +13274,6 @@
               </w:rPr>
               <w:t>void</w:t>
             </w:r>
-            <w:proofErr w:type="spellEnd"/>
           </w:p>
         </w:tc>
         <w:tc>
@@ -15076,8 +13335,8 @@
           <w:szCs w:val="28"/>
         </w:rPr>
       </w:pPr>
-      <w:bookmarkStart w:id="19" w:name="_Toc243409837"/>
-      <w:bookmarkEnd w:id="18"/>
+      <w:bookmarkStart w:id="21" w:name="_Toc243409837"/>
+      <w:bookmarkEnd w:id="19"/>
       <w:r>
         <w:rPr>
           <w:rFonts w:ascii="Times New Roman" w:hAnsi="Times New Roman" w:cs="Times New Roman"/>
@@ -15090,7 +13349,7 @@
         <w:lastRenderedPageBreak/>
         <w:t>3.2 Макет пользовательского интерфейса</w:t>
       </w:r>
-      <w:bookmarkEnd w:id="19"/>
+      <w:bookmarkEnd w:id="21"/>
     </w:p>
     <w:p/>
     <w:p>
@@ -15166,8 +13425,8 @@
           <w:szCs w:val="28"/>
         </w:rPr>
       </w:pPr>
-      <w:bookmarkStart w:id="20" w:name="_Toc98348481"/>
-      <w:bookmarkStart w:id="21" w:name="_Toc243409838"/>
+      <w:bookmarkStart w:id="22" w:name="_Toc98348481"/>
+      <w:bookmarkStart w:id="23" w:name="_Toc243409838"/>
       <w:r>
         <w:rPr>
           <w:rFonts w:ascii="Times New Roman" w:hAnsi="Times New Roman" w:cs="Times New Roman"/>
@@ -15180,8 +13439,8 @@
         <w:lastRenderedPageBreak/>
         <w:t>Список использованных источников</w:t>
       </w:r>
-      <w:bookmarkEnd w:id="20"/>
-      <w:bookmarkEnd w:id="21"/>
+      <w:bookmarkEnd w:id="22"/>
+      <w:bookmarkEnd w:id="23"/>
     </w:p>
     <w:p>
       <w:pPr>
@@ -15203,37 +13462,12 @@
           <w:szCs w:val="28"/>
         </w:rPr>
       </w:pPr>
-      <w:proofErr w:type="spellStart"/>
-      <w:r>
-        <w:rPr>
-          <w:rFonts w:cs="Times New Roman"/>
-          <w:szCs w:val="28"/>
-        </w:rPr>
-        <w:t>Кидрук</w:t>
-      </w:r>
-      <w:proofErr w:type="spellEnd"/>
-      <w:r>
-        <w:rPr>
-          <w:rFonts w:cs="Times New Roman"/>
-          <w:szCs w:val="28"/>
-        </w:rPr>
-        <w:t xml:space="preserve"> Максим. КОМПАС-3D V10 на 100% / М. </w:t>
-      </w:r>
-      <w:proofErr w:type="spellStart"/>
-      <w:r>
-        <w:rPr>
-          <w:rFonts w:cs="Times New Roman"/>
-          <w:szCs w:val="28"/>
-        </w:rPr>
-        <w:t>Кидрук</w:t>
-      </w:r>
-      <w:proofErr w:type="spellEnd"/>
-      <w:r>
-        <w:rPr>
-          <w:rFonts w:cs="Times New Roman"/>
-          <w:szCs w:val="28"/>
-        </w:rPr>
-        <w:t>. – СПб.: Питер, 2009 – 560 с</w:t>
+      <w:r>
+        <w:rPr>
+          <w:rFonts w:cs="Times New Roman"/>
+          <w:szCs w:val="28"/>
+        </w:rPr>
+        <w:t>Кидрук Максим. КОМПАС-3D V10 на 100% / М. Кидрук. – СПб.: Питер, 2009 – 560 с</w:t>
       </w:r>
       <w:r>
         <w:rPr>
@@ -15274,21 +13508,7 @@
         <w:rPr>
           <w:szCs w:val="28"/>
         </w:rPr>
-        <w:t xml:space="preserve">Использование системы трёхмерного моделирования в программе КОМПАС-3D – </w:t>
-      </w:r>
-      <w:proofErr w:type="spellStart"/>
-      <w:r>
-        <w:rPr>
-          <w:szCs w:val="28"/>
-        </w:rPr>
-        <w:t>Мультиурок</w:t>
-      </w:r>
-      <w:proofErr w:type="spellEnd"/>
-      <w:r>
-        <w:rPr>
-          <w:szCs w:val="28"/>
-        </w:rPr>
-        <w:t xml:space="preserve">. [Электронный ресурс]. – Режим доступа: </w:t>
+        <w:t xml:space="preserve">Использование системы трёхмерного моделирования в программе КОМПАС-3D – Мультиурок. [Электронный ресурс]. – Режим доступа: </w:t>
       </w:r>
       <w:r>
         <w:rPr>
@@ -15303,7 +13523,6 @@
         </w:rPr>
         <w:t>://</w:t>
       </w:r>
-      <w:proofErr w:type="spellStart"/>
       <w:r>
         <w:rPr>
           <w:szCs w:val="28"/>
@@ -15311,14 +13530,12 @@
         </w:rPr>
         <w:t>multiurok</w:t>
       </w:r>
-      <w:proofErr w:type="spellEnd"/>
       <w:r>
         <w:rPr>
           <w:szCs w:val="28"/>
         </w:rPr>
         <w:t>.</w:t>
       </w:r>
-      <w:proofErr w:type="spellStart"/>
       <w:r>
         <w:rPr>
           <w:szCs w:val="28"/>
@@ -15326,7 +13543,6 @@
         </w:rPr>
         <w:t>ru</w:t>
       </w:r>
-      <w:proofErr w:type="spellEnd"/>
       <w:r>
         <w:rPr>
           <w:szCs w:val="28"/>
@@ -15346,7 +13562,6 @@
         </w:rPr>
         <w:t>/</w:t>
       </w:r>
-      <w:proofErr w:type="spellStart"/>
       <w:r>
         <w:rPr>
           <w:szCs w:val="28"/>
@@ -15354,14 +13569,12 @@
         </w:rPr>
         <w:t>ispolzovanie</w:t>
       </w:r>
-      <w:proofErr w:type="spellEnd"/>
       <w:r>
         <w:rPr>
           <w:szCs w:val="28"/>
         </w:rPr>
         <w:t>-</w:t>
       </w:r>
-      <w:proofErr w:type="spellStart"/>
       <w:r>
         <w:rPr>
           <w:szCs w:val="28"/>
@@ -15369,14 +13582,12 @@
         </w:rPr>
         <w:t>sistemy</w:t>
       </w:r>
-      <w:proofErr w:type="spellEnd"/>
       <w:r>
         <w:rPr>
           <w:szCs w:val="28"/>
         </w:rPr>
         <w:t>-</w:t>
       </w:r>
-      <w:proofErr w:type="spellStart"/>
       <w:r>
         <w:rPr>
           <w:szCs w:val="28"/>
@@ -15384,14 +13595,12 @@
         </w:rPr>
         <w:t>triokhmernogo</w:t>
       </w:r>
-      <w:proofErr w:type="spellEnd"/>
       <w:r>
         <w:rPr>
           <w:szCs w:val="28"/>
         </w:rPr>
         <w:t>-</w:t>
       </w:r>
-      <w:proofErr w:type="spellStart"/>
       <w:r>
         <w:rPr>
           <w:szCs w:val="28"/>
@@ -15399,7 +13608,6 @@
         </w:rPr>
         <w:t>modelirovaniia</w:t>
       </w:r>
-      <w:proofErr w:type="spellEnd"/>
       <w:r>
         <w:rPr>
           <w:szCs w:val="28"/>
@@ -15485,21 +13693,7 @@
         <w:rPr>
           <w:szCs w:val="28"/>
         </w:rPr>
-        <w:t xml:space="preserve">Норсеев, С. А. Работа с API КОМПАС-3D. Урок 7. Знакомство с API 7 [Электронный ресурс] / С. А. Норсеев // </w:t>
-      </w:r>
-      <w:proofErr w:type="spellStart"/>
-      <w:r>
-        <w:rPr>
-          <w:szCs w:val="28"/>
-        </w:rPr>
-        <w:t>Хабр</w:t>
-      </w:r>
-      <w:proofErr w:type="spellEnd"/>
-      <w:r>
-        <w:rPr>
-          <w:szCs w:val="28"/>
-        </w:rPr>
-        <w:t xml:space="preserve">. — 2018. — Режим доступа: https://habr.com (дата обращения: </w:t>
+        <w:t xml:space="preserve">Норсеев, С. А. Работа с API КОМПАС-3D. Урок 7. Знакомство с API 7 [Электронный ресурс] / С. А. Норсеев // Хабр. — 2018. — Режим доступа: https://habr.com (дата обращения: </w:t>
       </w:r>
       <w:r>
         <w:rPr>
@@ -15573,21 +13767,7 @@
         <w:rPr>
           <w:szCs w:val="28"/>
         </w:rPr>
-        <w:t>Руководство пользователя KOMPAS-</w:t>
-      </w:r>
-      <w:proofErr w:type="spellStart"/>
-      <w:r>
-        <w:rPr>
-          <w:szCs w:val="28"/>
-        </w:rPr>
-        <w:t>Invisible</w:t>
-      </w:r>
-      <w:proofErr w:type="spellEnd"/>
-      <w:r>
-        <w:rPr>
-          <w:szCs w:val="28"/>
-        </w:rPr>
-        <w:t xml:space="preserve"> (API КОМПАС-3D) [Электронный ресурс] // Официальный сайт АСКОН. — Режим доступа: https://kompas.ru (дата обращения: </w:t>
+        <w:t xml:space="preserve">Руководство пользователя KOMPAS-Invisible (API КОМПАС-3D) [Электронный ресурс] // Официальный сайт АСКОН. — Режим доступа: https://kompas.ru (дата обращения: </w:t>
       </w:r>
       <w:r>
         <w:rPr>
@@ -15753,7 +13933,7 @@
         </w:rPr>
         <w:t xml:space="preserve"> </w:t>
       </w:r>
-      <w:hyperlink r:id="rId14" w:history="1">
+      <w:hyperlink r:id="rId19" w:history="1">
         <w:r>
           <w:rPr>
             <w:rStyle w:val="ac"/>
@@ -15784,7 +13964,6 @@
           </w:rPr>
           <w:t>.</w:t>
         </w:r>
-        <w:proofErr w:type="spellStart"/>
         <w:r>
           <w:rPr>
             <w:rStyle w:val="ac"/>
@@ -15793,7 +13972,6 @@
           </w:rPr>
           <w:t>tflexcad</w:t>
         </w:r>
-        <w:proofErr w:type="spellEnd"/>
         <w:r>
           <w:rPr>
             <w:rStyle w:val="ac"/>
@@ -15801,7 +13979,6 @@
           </w:rPr>
           <w:t>.</w:t>
         </w:r>
-        <w:proofErr w:type="spellStart"/>
         <w:r>
           <w:rPr>
             <w:rStyle w:val="ac"/>
@@ -15810,7 +13987,6 @@
           </w:rPr>
           <w:t>ru</w:t>
         </w:r>
-        <w:proofErr w:type="spellEnd"/>
         <w:r>
           <w:rPr>
             <w:rStyle w:val="ac"/>
@@ -15908,7 +14084,6 @@
           </w:rPr>
           <w:t>.</w:t>
         </w:r>
-        <w:proofErr w:type="spellStart"/>
         <w:r>
           <w:rPr>
             <w:rStyle w:val="ac"/>
@@ -15917,7 +14092,6 @@
           </w:rPr>
           <w:t>htm</w:t>
         </w:r>
-        <w:proofErr w:type="spellEnd"/>
       </w:hyperlink>
       <w:r>
         <w:rPr>
@@ -15977,7 +14151,6 @@
         <w:lastRenderedPageBreak/>
         <w:t xml:space="preserve">Документация по средствам расширения </w:t>
       </w:r>
-      <w:proofErr w:type="spellStart"/>
       <w:r>
         <w:rPr>
           <w:szCs w:val="28"/>
@@ -15985,14 +14158,12 @@
         </w:rPr>
         <w:t>nanoCAD</w:t>
       </w:r>
-      <w:proofErr w:type="spellEnd"/>
       <w:r>
         <w:rPr>
           <w:szCs w:val="28"/>
         </w:rPr>
         <w:t xml:space="preserve"> (</w:t>
       </w:r>
-      <w:proofErr w:type="spellStart"/>
       <w:r>
         <w:rPr>
           <w:szCs w:val="28"/>
@@ -16000,7 +14171,6 @@
         </w:rPr>
         <w:t>MultiCAD</w:t>
       </w:r>
-      <w:proofErr w:type="spellEnd"/>
       <w:r>
         <w:rPr>
           <w:szCs w:val="28"/>
@@ -16051,7 +14221,7 @@
         </w:rPr>
         <w:t xml:space="preserve">доступа: </w:t>
       </w:r>
-      <w:hyperlink r:id="rId15" w:anchor="!nanocad_25_help/idh_api/a/%D0%9F%D1%80%D0%BE%D0%B3%D1%80%D0%B0%D0%BC%D0%BC%D0%BD%D1%8B%D0%B5_%D1%81%D1%80%D0%B5%D0%B4%D1%81%D1%82%D0%B2%D0%B0" w:history="1">
+      <w:hyperlink r:id="rId20" w:anchor="!nanocad_25_help/idh_api/a/%D0%9F%D1%80%D0%BE%D0%B3%D1%80%D0%B0%D0%BC%D0%BC%D0%BD%D1%8B%D0%B5_%D1%81%D1%80%D0%B5%D0%B4%D1%81%D1%82%D0%B2%D0%B0" w:history="1">
         <w:r>
           <w:rPr>
             <w:rStyle w:val="ac"/>
@@ -16075,7 +14245,7 @@
       </w:pPr>
     </w:p>
     <w:sectPr>
-      <w:footerReference w:type="default" r:id="rId16"/>
+      <w:footerReference w:type="default" r:id="rId21"/>
       <w:pgSz w:w="11906" w:h="16838"/>
       <w:pgMar w:top="1134" w:right="850" w:bottom="1134" w:left="1701" w:header="708" w:footer="708" w:gutter="0"/>
       <w:cols w:space="708"/>
@@ -16084,6 +14254,112 @@
     </w:sectPr>
   </w:body>
 </w:document>
+</file>
+
+<file path=word/comments.xml><?xml version="1.0" encoding="utf-8"?>
+<w:comments xmlns:wpc="http://schemas.microsoft.com/office/word/2010/wordprocessingCanvas" xmlns:cx="http://schemas.microsoft.com/office/drawing/2014/chartex" xmlns:cx1="http://schemas.microsoft.com/office/drawing/2015/9/8/chartex" xmlns:cx2="http://schemas.microsoft.com/office/drawing/2015/10/21/chartex" xmlns:cx3="http://schemas.microsoft.com/office/drawing/2016/5/9/chartex" xmlns:cx4="http://schemas.microsoft.com/office/drawing/2016/5/10/chartex" xmlns:cx5="http://schemas.microsoft.com/office/drawing/2016/5/11/chartex" xmlns:cx6="http://schemas.microsoft.com/office/drawing/2016/5/12/chartex" xmlns:cx7="http://schemas.microsoft.com/office/drawing/2016/5/13/chartex" xmlns:cx8="http://schemas.microsoft.com/office/drawing/2016/5/14/chartex" xmlns:mc="http://schemas.openxmlformats.org/markup-compatibility/2006" xmlns:aink="http://schemas.microsoft.com/office/drawing/2016/ink" xmlns:am3d="http://schemas.microsoft.com/office/drawing/2017/model3d" xmlns:o="urn:schemas-microsoft-com:office:office" xmlns:oel="http://schemas.microsoft.com/office/2019/extlst" xmlns:r="http://schemas.openxmlformats.org/officeDocument/2006/relationships" xmlns:m="http://schemas.openxmlformats.org/officeDocument/2006/math" xmlns:v="urn:schemas-microsoft-com:vml" xmlns:wp14="http://schemas.microsoft.com/office/word/2010/wordprocessingDrawing" xmlns:wp="http://schemas.openxmlformats.org/drawingml/2006/wordprocessingDrawing" xmlns:w10="urn:schemas-microsoft-com:office:word" xmlns:w="http://schemas.openxmlformats.org/wordprocessingml/2006/main" xmlns:w14="http://schemas.microsoft.com/office/word/2010/wordml" xmlns:w15="http://schemas.microsoft.com/office/word/2012/wordml" xmlns:w16cex="http://schemas.microsoft.com/office/word/2018/wordml/cex" xmlns:w16cid="http://schemas.microsoft.com/office/word/2016/wordml/cid" xmlns:w16="http://schemas.microsoft.com/office/word/2018/wordml" xmlns:w16du="http://schemas.microsoft.com/office/word/2023/wordml/word16du" xmlns:w16sdtdh="http://schemas.microsoft.com/office/word/2020/wordml/sdtdatahash" xmlns:w16sdtfl="http://schemas.microsoft.com/office/word/2024/wordml/sdtformatlock" xmlns:w16se="http://schemas.microsoft.com/office/word/2015/wordml/symex" xmlns:wpg="http://schemas.microsoft.com/office/word/2010/wordprocessingGroup" xmlns:wpi="http://schemas.microsoft.com/office/word/2010/wordprocessingInk" xmlns:wne="http://schemas.microsoft.com/office/word/2006/wordml" xmlns:wps="http://schemas.microsoft.com/office/word/2010/wordprocessingShape" mc:Ignorable="w14 w15 w16se w16cid w16 w16cex w16sdtdh w16sdtfl w16du wp14">
+  <w:comment w:id="18" w:author="Kalentyev Alexey" w:date="2026-10-21T11:17:00Z" w:initials="KA">
+    <w:p>
+      <w:pPr>
+        <w:pStyle w:val="af3"/>
+      </w:pPr>
+      <w:r>
+        <w:rPr>
+          <w:rStyle w:val="af2"/>
+        </w:rPr>
+        <w:annotationRef/>
+      </w:r>
+      <w:r>
+        <w:t>Все композпозиции неправлиьно. Все элементы прижаты к левой границе.</w:t>
+      </w:r>
+    </w:p>
+    <w:p>
+      <w:pPr>
+        <w:pStyle w:val="af3"/>
+      </w:pPr>
+      <w:r>
+        <w:t>MainForm - FistValidate, UpdateDynamiLimits</w:t>
+      </w:r>
+    </w:p>
+    <w:p>
+      <w:pPr>
+        <w:pStyle w:val="af3"/>
+      </w:pPr>
+      <w:r>
+        <w:t>SpeakerParameters - const писать не обязательно, переименовать, зачем свойство?</w:t>
+      </w:r>
+    </w:p>
+    <w:p>
+      <w:pPr>
+        <w:pStyle w:val="af3"/>
+      </w:pPr>
+      <w:r>
+        <w:t>Свойства оформлены не корректно.</w:t>
+      </w:r>
+    </w:p>
+    <w:p>
+      <w:pPr>
+        <w:pStyle w:val="af3"/>
+      </w:pPr>
+      <w:r>
+        <w:t>Как валидация будет работать?</w:t>
+      </w:r>
+    </w:p>
+    <w:p>
+      <w:pPr>
+        <w:pStyle w:val="af3"/>
+      </w:pPr>
+      <w:r>
+        <w:t>AudioSpeakerBuilder - ksPart, поубирать привязки с САПР в Wrapper</w:t>
+      </w:r>
+    </w:p>
+    <w:p>
+      <w:pPr>
+        <w:pStyle w:val="af3"/>
+      </w:pPr>
+      <w:r>
+        <w:t>KompasWrapper - полей САПР нет, поправить.</w:t>
+      </w:r>
+    </w:p>
+  </w:comment>
+  <w:comment w:id="20" w:author="Kalentyev Alexey" w:date="2026-10-21T11:18:00Z" w:initials="KA">
+    <w:p>
+      <w:pPr>
+        <w:pStyle w:val="af3"/>
+      </w:pPr>
+      <w:r>
+        <w:rPr>
+          <w:rStyle w:val="af2"/>
+        </w:rPr>
+        <w:annotationRef/>
+      </w:r>
+      <w:r>
+        <w:t>Убрать</w:t>
+      </w:r>
+    </w:p>
+  </w:comment>
+</w:comments>
+</file>
+
+<file path=word/commentsExtended.xml><?xml version="1.0" encoding="utf-8"?>
+<w15:commentsEx xmlns:wpc="http://schemas.microsoft.com/office/word/2010/wordprocessingCanvas" xmlns:cx="http://schemas.microsoft.com/office/drawing/2014/chartex" xmlns:cx1="http://schemas.microsoft.com/office/drawing/2015/9/8/chartex" xmlns:cx2="http://schemas.microsoft.com/office/drawing/2015/10/21/chartex" xmlns:cx3="http://schemas.microsoft.com/office/drawing/2016/5/9/chartex" xmlns:cx4="http://schemas.microsoft.com/office/drawing/2016/5/10/chartex" xmlns:cx5="http://schemas.microsoft.com/office/drawing/2016/5/11/chartex" xmlns:cx6="http://schemas.microsoft.com/office/drawing/2016/5/12/chartex" xmlns:cx7="http://schemas.microsoft.com/office/drawing/2016/5/13/chartex" xmlns:cx8="http://schemas.microsoft.com/office/drawing/2016/5/14/chartex" xmlns:mc="http://schemas.openxmlformats.org/markup-compatibility/2006" xmlns:aink="http://schemas.microsoft.com/office/drawing/2016/ink" xmlns:am3d="http://schemas.microsoft.com/office/drawing/2017/model3d" xmlns:o="urn:schemas-microsoft-com:office:office" xmlns:oel="http://schemas.microsoft.com/office/2019/extlst" xmlns:r="http://schemas.openxmlformats.org/officeDocument/2006/relationships" xmlns:m="http://schemas.openxmlformats.org/officeDocument/2006/math" xmlns:v="urn:schemas-microsoft-com:vml" xmlns:wp14="http://schemas.microsoft.com/office/word/2010/wordprocessingDrawing" xmlns:wp="http://schemas.openxmlformats.org/drawingml/2006/wordprocessingDrawing" xmlns:w10="urn:schemas-microsoft-com:office:word" xmlns:w="http://schemas.openxmlformats.org/wordprocessingml/2006/main" xmlns:w14="http://schemas.microsoft.com/office/word/2010/wordml" xmlns:w15="http://schemas.microsoft.com/office/word/2012/wordml" xmlns:w16cex="http://schemas.microsoft.com/office/word/2018/wordml/cex" xmlns:w16cid="http://schemas.microsoft.com/office/word/2016/wordml/cid" xmlns:w16="http://schemas.microsoft.com/office/word/2018/wordml" xmlns:w16du="http://schemas.microsoft.com/office/word/2023/wordml/word16du" xmlns:w16sdtdh="http://schemas.microsoft.com/office/word/2020/wordml/sdtdatahash" xmlns:w16sdtfl="http://schemas.microsoft.com/office/word/2024/wordml/sdtformatlock" xmlns:w16se="http://schemas.microsoft.com/office/word/2015/wordml/symex" xmlns:wpg="http://schemas.microsoft.com/office/word/2010/wordprocessingGroup" xmlns:wpi="http://schemas.microsoft.com/office/word/2010/wordprocessingInk" xmlns:wne="http://schemas.microsoft.com/office/word/2006/wordml" xmlns:wps="http://schemas.microsoft.com/office/word/2010/wordprocessingShape" mc:Ignorable="w14 w15 w16se w16cid w16 w16cex w16sdtdh w16sdtfl w16du wp14">
+  <w15:commentEx w15:paraId="45EBA127" w15:done="0"/>
+  <w15:commentEx w15:paraId="0359A0DD" w15:done="0"/>
+</w15:commentsEx>
+</file>
+
+<file path=word/commentsExtensible.xml><?xml version="1.0" encoding="utf-8"?>
+<w16cex:commentsExtensible xmlns:wpc="http://schemas.microsoft.com/office/word/2010/wordprocessingCanvas" xmlns:cx="http://schemas.microsoft.com/office/drawing/2014/chartex" xmlns:cx1="http://schemas.microsoft.com/office/drawing/2015/9/8/chartex" xmlns:cx2="http://schemas.microsoft.com/office/drawing/2015/10/21/chartex" xmlns:cx3="http://schemas.microsoft.com/office/drawing/2016/5/9/chartex" xmlns:cx4="http://schemas.microsoft.com/office/drawing/2016/5/10/chartex" xmlns:cx5="http://schemas.microsoft.com/office/drawing/2016/5/11/chartex" xmlns:cx6="http://schemas.microsoft.com/office/drawing/2016/5/12/chartex" xmlns:cx7="http://schemas.microsoft.com/office/drawing/2016/5/13/chartex" xmlns:cx8="http://schemas.microsoft.com/office/drawing/2016/5/14/chartex" xmlns:cr="http://schemas.microsoft.com/office/comments/2020/reactions" xmlns:mc="http://schemas.openxmlformats.org/markup-compatibility/2006" xmlns:aink="http://schemas.microsoft.com/office/drawing/2016/ink" xmlns:am3d="http://schemas.microsoft.com/office/drawing/2017/model3d" xmlns:o="urn:schemas-microsoft-com:office:office" xmlns:oel="http://schemas.microsoft.com/office/2019/extlst" xmlns:r="http://schemas.openxmlformats.org/officeDocument/2006/relationships" xmlns:m="http://schemas.openxmlformats.org/officeDocument/2006/math" xmlns:v="urn:schemas-microsoft-com:vml" xmlns:wp14="http://schemas.microsoft.com/office/word/2010/wordprocessingDrawing" xmlns:wp="http://schemas.openxmlformats.org/drawingml/2006/wordprocessingDrawing" xmlns:w10="urn:schemas-microsoft-com:office:word" xmlns:w="http://schemas.openxmlformats.org/wordprocessingml/2006/main" xmlns:w14="http://schemas.microsoft.com/office/word/2010/wordml" xmlns:w15="http://schemas.microsoft.com/office/word/2012/wordml" xmlns:w16cex="http://schemas.microsoft.com/office/word/2018/wordml/cex" xmlns:w16cid="http://schemas.microsoft.com/office/word/2016/wordml/cid" xmlns:w16="http://schemas.microsoft.com/office/word/2018/wordml" xmlns:w16du="http://schemas.microsoft.com/office/word/2023/wordml/word16du" xmlns:w16sdtdh="http://schemas.microsoft.com/office/word/2020/wordml/sdtdatahash" xmlns:w16sdtfl="http://schemas.microsoft.com/office/word/2024/wordml/sdtformatlock" xmlns:w16se="http://schemas.microsoft.com/office/word/2015/wordml/symex" xmlns:wpg="http://schemas.microsoft.com/office/word/2010/wordprocessingGroup" xmlns:wpi="http://schemas.microsoft.com/office/word/2010/wordprocessingInk" xmlns:wne="http://schemas.microsoft.com/office/word/2006/wordml" xmlns:wps="http://schemas.microsoft.com/office/word/2010/wordprocessingShape" mc:Ignorable="w14 w15 w16se w16cid w16 w16cex w16sdtdh w16sdtfl cr w16du wp14">
+  <w16cex:commentExtensible w16cex:durableId="1474D13A" w16cex:dateUtc="2026-10-21T04:17:00Z"/>
+  <w16cex:commentExtensible w16cex:durableId="6AF7159E" w16cex:dateUtc="2026-10-21T04:18:00Z"/>
+</w16cex:commentsExtensible>
+</file>
+
+<file path=word/commentsIds.xml><?xml version="1.0" encoding="utf-8"?>
+<w16cid:commentsIds xmlns:wpc="http://schemas.microsoft.com/office/word/2010/wordprocessingCanvas" xmlns:cx="http://schemas.microsoft.com/office/drawing/2014/chartex" xmlns:cx1="http://schemas.microsoft.com/office/drawing/2015/9/8/chartex" xmlns:cx2="http://schemas.microsoft.com/office/drawing/2015/10/21/chartex" xmlns:cx3="http://schemas.microsoft.com/office/drawing/2016/5/9/chartex" xmlns:cx4="http://schemas.microsoft.com/office/drawing/2016/5/10/chartex" xmlns:cx5="http://schemas.microsoft.com/office/drawing/2016/5/11/chartex" xmlns:cx6="http://schemas.microsoft.com/office/drawing/2016/5/12/chartex" xmlns:cx7="http://schemas.microsoft.com/office/drawing/2016/5/13/chartex" xmlns:cx8="http://schemas.microsoft.com/office/drawing/2016/5/14/chartex" xmlns:mc="http://schemas.openxmlformats.org/markup-compatibility/2006" xmlns:aink="http://schemas.microsoft.com/office/drawing/2016/ink" xmlns:am3d="http://schemas.microsoft.com/office/drawing/2017/model3d" xmlns:o="urn:schemas-microsoft-com:office:office" xmlns:oel="http://schemas.microsoft.com/office/2019/extlst" xmlns:r="http://schemas.openxmlformats.org/officeDocument/2006/relationships" xmlns:m="http://schemas.openxmlformats.org/officeDocument/2006/math" xmlns:v="urn:schemas-microsoft-com:vml" xmlns:wp14="http://schemas.microsoft.com/office/word/2010/wordprocessingDrawing" xmlns:wp="http://schemas.openxmlformats.org/drawingml/2006/wordprocessingDrawing" xmlns:w10="urn:schemas-microsoft-com:office:word" xmlns:w="http://schemas.openxmlformats.org/wordprocessingml/2006/main" xmlns:w14="http://schemas.microsoft.com/office/word/2010/wordml" xmlns:w15="http://schemas.microsoft.com/office/word/2012/wordml" xmlns:w16cex="http://schemas.microsoft.com/office/word/2018/wordml/cex" xmlns:w16cid="http://schemas.microsoft.com/office/word/2016/wordml/cid" xmlns:w16="http://schemas.microsoft.com/office/word/2018/wordml" xmlns:w16du="http://schemas.microsoft.com/office/word/2023/wordml/word16du" xmlns:w16sdtdh="http://schemas.microsoft.com/office/word/2020/wordml/sdtdatahash" xmlns:w16sdtfl="http://schemas.microsoft.com/office/word/2024/wordml/sdtformatlock" xmlns:w16se="http://schemas.microsoft.com/office/word/2015/wordml/symex" xmlns:wpg="http://schemas.microsoft.com/office/word/2010/wordprocessingGroup" xmlns:wpi="http://schemas.microsoft.com/office/word/2010/wordprocessingInk" xmlns:wne="http://schemas.microsoft.com/office/word/2006/wordml" xmlns:wps="http://schemas.microsoft.com/office/word/2010/wordprocessingShape" mc:Ignorable="w14 w15 w16se w16cid w16 w16cex w16sdtdh w16sdtfl w16du wp14">
+  <w16cid:commentId w16cid:paraId="45EBA127" w16cid:durableId="1474D13A"/>
+  <w16cid:commentId w16cid:paraId="0359A0DD" w16cid:durableId="6AF7159E"/>
+</w16cid:commentsIds>
 </file>
 
 <file path=word/endnotes.xml><?xml version="1.0" encoding="utf-8"?>
@@ -16389,6 +14665,14 @@
     <w:abstractNumId w:val="0"/>
   </w:num>
 </w:numbering>
+</file>
+
+<file path=word/people.xml><?xml version="1.0" encoding="utf-8"?>
+<w15:people xmlns:wpc="http://schemas.microsoft.com/office/word/2010/wordprocessingCanvas" xmlns:cx="http://schemas.microsoft.com/office/drawing/2014/chartex" xmlns:cx1="http://schemas.microsoft.com/office/drawing/2015/9/8/chartex" xmlns:cx2="http://schemas.microsoft.com/office/drawing/2015/10/21/chartex" xmlns:cx3="http://schemas.microsoft.com/office/drawing/2016/5/9/chartex" xmlns:cx4="http://schemas.microsoft.com/office/drawing/2016/5/10/chartex" xmlns:cx5="http://schemas.microsoft.com/office/drawing/2016/5/11/chartex" xmlns:cx6="http://schemas.microsoft.com/office/drawing/2016/5/12/chartex" xmlns:cx7="http://schemas.microsoft.com/office/drawing/2016/5/13/chartex" xmlns:cx8="http://schemas.microsoft.com/office/drawing/2016/5/14/chartex" xmlns:mc="http://schemas.openxmlformats.org/markup-compatibility/2006" xmlns:aink="http://schemas.microsoft.com/office/drawing/2016/ink" xmlns:am3d="http://schemas.microsoft.com/office/drawing/2017/model3d" xmlns:o="urn:schemas-microsoft-com:office:office" xmlns:oel="http://schemas.microsoft.com/office/2019/extlst" xmlns:r="http://schemas.openxmlformats.org/officeDocument/2006/relationships" xmlns:m="http://schemas.openxmlformats.org/officeDocument/2006/math" xmlns:v="urn:schemas-microsoft-com:vml" xmlns:wp14="http://schemas.microsoft.com/office/word/2010/wordprocessingDrawing" xmlns:wp="http://schemas.openxmlformats.org/drawingml/2006/wordprocessingDrawing" xmlns:w10="urn:schemas-microsoft-com:office:word" xmlns:w="http://schemas.openxmlformats.org/wordprocessingml/2006/main" xmlns:w14="http://schemas.microsoft.com/office/word/2010/wordml" xmlns:w15="http://schemas.microsoft.com/office/word/2012/wordml" xmlns:w16cex="http://schemas.microsoft.com/office/word/2018/wordml/cex" xmlns:w16cid="http://schemas.microsoft.com/office/word/2016/wordml/cid" xmlns:w16="http://schemas.microsoft.com/office/word/2018/wordml" xmlns:w16du="http://schemas.microsoft.com/office/word/2023/wordml/word16du" xmlns:w16sdtdh="http://schemas.microsoft.com/office/word/2020/wordml/sdtdatahash" xmlns:w16sdtfl="http://schemas.microsoft.com/office/word/2024/wordml/sdtformatlock" xmlns:w16se="http://schemas.microsoft.com/office/word/2015/wordml/symex" xmlns:wpg="http://schemas.microsoft.com/office/word/2010/wordprocessingGroup" xmlns:wpi="http://schemas.microsoft.com/office/word/2010/wordprocessingInk" xmlns:wne="http://schemas.microsoft.com/office/word/2006/wordml" xmlns:wps="http://schemas.microsoft.com/office/word/2010/wordprocessingShape" mc:Ignorable="w14 w15 w16se w16cid w16 w16cex w16sdtdh w16sdtfl w16du wp14">
+  <w15:person w15:author="Kalentyev Alexey">
+    <w15:presenceInfo w15:providerId="Windows Live" w15:userId="da819b8650d7d997"/>
+  </w15:person>
+</w15:people>
 </file>
 
 <file path=word/styles.xml><?xml version="1.0" encoding="utf-8"?>
@@ -17539,6 +15823,43 @@
       </w:tblBorders>
     </w:tblPr>
   </w:style>
+  <w:style w:type="paragraph" w:styleId="af7">
+    <w:name w:val="annotation subject"/>
+    <w:basedOn w:val="af3"/>
+    <w:next w:val="af3"/>
+    <w:link w:val="af8"/>
+    <w:uiPriority w:val="99"/>
+    <w:semiHidden/>
+    <w:unhideWhenUsed/>
+    <w:rsid w:val="0019254C"/>
+    <w:pPr>
+      <w:jc w:val="both"/>
+    </w:pPr>
+    <w:rPr>
+      <w:rFonts w:ascii="Times New Roman" w:hAnsi="Times New Roman"/>
+      <w:b/>
+      <w:bCs/>
+      <w:kern w:val="0"/>
+      <w14:ligatures w14:val="none"/>
+    </w:rPr>
+  </w:style>
+  <w:style w:type="character" w:customStyle="1" w:styleId="af8">
+    <w:name w:val="Тема примечания Знак"/>
+    <w:basedOn w:val="af4"/>
+    <w:link w:val="af7"/>
+    <w:uiPriority w:val="99"/>
+    <w:semiHidden/>
+    <w:rsid w:val="0019254C"/>
+    <w:rPr>
+      <w:rFonts w:ascii="Times New Roman" w:hAnsi="Times New Roman"/>
+      <w:b/>
+      <w:bCs/>
+      <w:kern w:val="0"/>
+      <w:sz w:val="20"/>
+      <w:szCs w:val="20"/>
+      <w14:ligatures w14:val="none"/>
+    </w:rPr>
+  </w:style>
 </w:styles>
 </file>
 
